--- a/data/outputs/v2/Physics/SS1.2_Mechanical_Properties_of_Materials/Physics_Mechanical_Properties_of_Materials_CBE_LessonSequence.docx
+++ b/data/outputs/v2/Physics/SS1.2_Mechanical_Properties_of_Materials/Physics_Mechanical_Properties_of_Materials_CBE_LessonSequence.docx
@@ -2886,7 +2886,25 @@
             </w:tcMar>
             <w:vAlign w:val="top"/>
           </w:tcPr>
-          <w:p/>
+          <w:p>
+            <w:pPr>
+              <w:spacing w:after="40" w:before="0"/>
+              <w:jc w:val="left"/>
+            </w:pPr>
+            <w:r>
+              <w:rPr>
+                <w:rFonts w:ascii="Arial" w:cs="Arial" w:eastAsia="Arial" w:hAnsi="Arial"/>
+                <w:b w:val="false"/>
+                <w:bCs w:val="false"/>
+                <w:i w:val="false"/>
+                <w:iCs w:val="false"/>
+                <w:color w:val="000000"/>
+                <w:sz w:val="18"/>
+                <w:szCs w:val="18"/>
+              </w:rPr>
+              <w:t xml:space="preserve">Learners must not overstretch copper wire near faces — safety goggles should be worn during stretching activities. Masses should be added gently and never exceed 500 g in this exploration. Copper wire ends can be sharp; handle with care. If a rubber band snaps, direct it away from eyes. Teacher must demonstrate safe procedure before learners begin.</w:t>
+            </w:r>
+          </w:p>
         </w:tc>
       </w:tr>
     </w:tbl>
@@ -3260,7 +3278,7 @@
             <w:pPr>
               <w:spacing w:after="20" w:before="0"/>
             </w:pPr>
-            <w:hyperlink w:history="1" r:id="rIdb-dzbcxo95xyg6cdylxsx">
+            <w:hyperlink w:history="1" r:id="rIdkuzksmttrqazjvzwkes8c">
               <w:r>
                 <w:rPr>
                   <w:rFonts w:ascii="Arial" w:cs="Arial" w:eastAsia="Arial" w:hAnsi="Arial"/>
@@ -3293,7 +3311,7 @@
               <w:spacing w:after="10" w:before="0"/>
               <w:ind w:left="120"/>
             </w:pPr>
-            <w:hyperlink w:history="1" r:id="rIdzj7kknuxox10bnxlncn0w">
+            <w:hyperlink w:history="1" r:id="rIdyjvx82f4k9e5jakrcgosb">
               <w:r>
                 <w:rPr>
                   <w:rFonts w:ascii="Arial" w:cs="Arial" w:eastAsia="Arial" w:hAnsi="Arial"/>
@@ -3338,7 +3356,7 @@
             <w:pPr>
               <w:spacing w:after="20" w:before="0"/>
             </w:pPr>
-            <w:hyperlink w:history="1" r:id="rIduqvpgwachbrumbnt02r1d">
+            <w:hyperlink w:history="1" r:id="rIdnfs6rnazdz-tynnswhex-">
               <w:r>
                 <w:rPr>
                   <w:rFonts w:ascii="Arial" w:cs="Arial" w:eastAsia="Arial" w:hAnsi="Arial"/>
@@ -3371,7 +3389,7 @@
               <w:spacing w:after="10" w:before="0"/>
               <w:ind w:left="120"/>
             </w:pPr>
-            <w:hyperlink w:history="1" r:id="rIdohyfadvzew-q1yamwwqt5">
+            <w:hyperlink w:history="1" r:id="rIdhteywrshz19omoz6b-yui">
               <w:r>
                 <w:rPr>
                   <w:rFonts w:ascii="Arial" w:cs="Arial" w:eastAsia="Arial" w:hAnsi="Arial"/>
@@ -3566,7 +3584,7 @@
             <w:pPr>
               <w:spacing w:after="20" w:before="0"/>
             </w:pPr>
-            <w:hyperlink w:history="1" r:id="rIdxxl4i-w03i4hiwgpgicat">
+            <w:hyperlink w:history="1" r:id="rIdw7fjt2qoleudnzogamfkl">
               <w:r>
                 <w:rPr>
                   <w:rFonts w:ascii="Arial" w:cs="Arial" w:eastAsia="Arial" w:hAnsi="Arial"/>
@@ -3599,7 +3617,7 @@
               <w:spacing w:after="10" w:before="0"/>
               <w:ind w:left="120"/>
             </w:pPr>
-            <w:hyperlink w:history="1" r:id="rIdrggxoxswvfmnyavfbitv8">
+            <w:hyperlink w:history="1" r:id="rId6ah2_xfmlhgadgwyjiwlr">
               <w:r>
                 <w:rPr>
                   <w:rFonts w:ascii="Arial" w:cs="Arial" w:eastAsia="Arial" w:hAnsi="Arial"/>
@@ -3644,7 +3662,7 @@
             <w:pPr>
               <w:spacing w:after="20" w:before="0"/>
             </w:pPr>
-            <w:hyperlink w:history="1" r:id="rId7bm1-nsumrtoaxm4hbgvp">
+            <w:hyperlink w:history="1" r:id="rIdkawipnrwhnwaxfroysagm">
               <w:r>
                 <w:rPr>
                   <w:rFonts w:ascii="Arial" w:cs="Arial" w:eastAsia="Arial" w:hAnsi="Arial"/>
@@ -3677,7 +3695,7 @@
               <w:spacing w:after="10" w:before="0"/>
               <w:ind w:left="120"/>
             </w:pPr>
-            <w:hyperlink w:history="1" r:id="rIdfp17fijuqrz5b8bgrxcny">
+            <w:hyperlink w:history="1" r:id="rIdo3jwhd51sidj6dz8zl9a0">
               <w:r>
                 <w:rPr>
                   <w:rFonts w:ascii="Arial" w:cs="Arial" w:eastAsia="Arial" w:hAnsi="Arial"/>
@@ -3872,7 +3890,7 @@
             <w:pPr>
               <w:spacing w:after="20" w:before="0"/>
             </w:pPr>
-            <w:hyperlink w:history="1" r:id="rIdtgv71dg_uoabjsekgzbvb">
+            <w:hyperlink w:history="1" r:id="rIdupd6dojgujisbbcreqohq">
               <w:r>
                 <w:rPr>
                   <w:rFonts w:ascii="Arial" w:cs="Arial" w:eastAsia="Arial" w:hAnsi="Arial"/>
@@ -3905,7 +3923,7 @@
               <w:spacing w:after="10" w:before="0"/>
               <w:ind w:left="120"/>
             </w:pPr>
-            <w:hyperlink w:history="1" r:id="rId_caggo1dsdkzm_k2vrj1s">
+            <w:hyperlink w:history="1" r:id="rIdpbxp3-fmjipo2e0avokyb">
               <w:r>
                 <w:rPr>
                   <w:rFonts w:ascii="Arial" w:cs="Arial" w:eastAsia="Arial" w:hAnsi="Arial"/>
@@ -3950,7 +3968,7 @@
             <w:pPr>
               <w:spacing w:after="20" w:before="0"/>
             </w:pPr>
-            <w:hyperlink w:history="1" r:id="rId0-vwkleyvko6zmssznbfc">
+            <w:hyperlink w:history="1" r:id="rIdhxtrr86teavumwdabtkac">
               <w:r>
                 <w:rPr>
                   <w:rFonts w:ascii="Arial" w:cs="Arial" w:eastAsia="Arial" w:hAnsi="Arial"/>
@@ -3983,7 +4001,7 @@
               <w:spacing w:after="10" w:before="0"/>
               <w:ind w:left="120"/>
             </w:pPr>
-            <w:hyperlink w:history="1" r:id="rId0offdde8gfjqxkt3womxs">
+            <w:hyperlink w:history="1" r:id="rId3ymr3z6l4pxix_seffynr">
               <w:r>
                 <w:rPr>
                   <w:rFonts w:ascii="Arial" w:cs="Arial" w:eastAsia="Arial" w:hAnsi="Arial"/>
@@ -4178,7 +4196,7 @@
             <w:pPr>
               <w:spacing w:after="20" w:before="0"/>
             </w:pPr>
-            <w:hyperlink w:history="1" r:id="rIda4h7-m5slbuxscs96_kd0">
+            <w:hyperlink w:history="1" r:id="rId9dgobejr2rvh-z2ia3toc">
               <w:r>
                 <w:rPr>
                   <w:rFonts w:ascii="Arial" w:cs="Arial" w:eastAsia="Arial" w:hAnsi="Arial"/>
@@ -4211,7 +4229,7 @@
               <w:spacing w:after="10" w:before="0"/>
               <w:ind w:left="120"/>
             </w:pPr>
-            <w:hyperlink w:history="1" r:id="rIdxtvfqnls0vmz0vne_rnb7">
+            <w:hyperlink w:history="1" r:id="rId2b1sfogjbu45n9_zmdz98">
               <w:r>
                 <w:rPr>
                   <w:rFonts w:ascii="Arial" w:cs="Arial" w:eastAsia="Arial" w:hAnsi="Arial"/>
@@ -4256,7 +4274,7 @@
             <w:pPr>
               <w:spacing w:after="20" w:before="0"/>
             </w:pPr>
-            <w:hyperlink w:history="1" r:id="rId94vq43hnzobsgm0rkjuvh">
+            <w:hyperlink w:history="1" r:id="rIdf0wygtqqc1sgubc3pi1uv">
               <w:r>
                 <w:rPr>
                   <w:rFonts w:ascii="Arial" w:cs="Arial" w:eastAsia="Arial" w:hAnsi="Arial"/>
@@ -4289,7 +4307,7 @@
               <w:spacing w:after="10" w:before="0"/>
               <w:ind w:left="120"/>
             </w:pPr>
-            <w:hyperlink w:history="1" r:id="rIdpb01cakbvaknk2bo0iyti">
+            <w:hyperlink w:history="1" r:id="rIdflbt09ocikq7i-u20p3jj">
               <w:r>
                 <w:rPr>
                   <w:rFonts w:ascii="Arial" w:cs="Arial" w:eastAsia="Arial" w:hAnsi="Arial"/>
@@ -4484,7 +4502,7 @@
             <w:pPr>
               <w:spacing w:after="20" w:before="0"/>
             </w:pPr>
-            <w:hyperlink w:history="1" r:id="rId39yvyn1shksgyu1jj6yp2">
+            <w:hyperlink w:history="1" r:id="rIduxkkswtqoja3jd0wuzynd">
               <w:r>
                 <w:rPr>
                   <w:rFonts w:ascii="Arial" w:cs="Arial" w:eastAsia="Arial" w:hAnsi="Arial"/>
@@ -4517,7 +4535,7 @@
               <w:spacing w:after="10" w:before="0"/>
               <w:ind w:left="120"/>
             </w:pPr>
-            <w:hyperlink w:history="1" r:id="rId93g9tftjblbbib2-i9n--">
+            <w:hyperlink w:history="1" r:id="rIdwpmuy8mdi1tzum37me7jj">
               <w:r>
                 <w:rPr>
                   <w:rFonts w:ascii="Arial" w:cs="Arial" w:eastAsia="Arial" w:hAnsi="Arial"/>
@@ -4562,7 +4580,7 @@
             <w:pPr>
               <w:spacing w:after="20" w:before="0"/>
             </w:pPr>
-            <w:hyperlink w:history="1" r:id="rIdybmskufnvslhasfgspxcq">
+            <w:hyperlink w:history="1" r:id="rIdc5bekfcxoj-2vr6re5n4p">
               <w:r>
                 <w:rPr>
                   <w:rFonts w:ascii="Arial" w:cs="Arial" w:eastAsia="Arial" w:hAnsi="Arial"/>
@@ -4595,7 +4613,7 @@
               <w:spacing w:after="10" w:before="0"/>
               <w:ind w:left="120"/>
             </w:pPr>
-            <w:hyperlink w:history="1" r:id="rIdp-pjnpkiw2-lxqwy4ad84">
+            <w:hyperlink w:history="1" r:id="rIdv8z9svk30zpuw_ky7zl9b">
               <w:r>
                 <w:rPr>
                   <w:rFonts w:ascii="Arial" w:cs="Arial" w:eastAsia="Arial" w:hAnsi="Arial"/>
@@ -6034,32 +6052,32 @@
         <w:tc>
           <w:tcPr>
             <w:tcW w:type="dxa" w:w="1520"/>
-            <w:shd w:fill="F2F2F2" w:color="auto" w:val="clear"/>
-            <w:tcMar>
-              <w:top w:type="dxa" w:w="60"/>
-              <w:left w:type="dxa" w:w="120"/>
-              <w:bottom w:type="dxa" w:w="60"/>
-              <w:right w:type="dxa" w:w="120"/>
-            </w:tcMar>
-            <w:vAlign w:val="top"/>
-          </w:tcPr>
-          <w:p>
-            <w:pPr>
-              <w:spacing w:after="40" w:before="0"/>
-              <w:jc w:val="left"/>
-            </w:pPr>
-            <w:r>
-              <w:rPr>
-                <w:rFonts w:ascii="Arial" w:cs="Arial" w:eastAsia="Arial" w:hAnsi="Arial"/>
-                <w:b/>
-                <w:bCs/>
-                <w:i w:val="false"/>
-                <w:iCs w:val="false"/>
-                <w:color w:val="000000"/>
-                <w:sz w:val="18"/>
-                <w:szCs w:val="18"/>
-              </w:rPr>
-              <w:t xml:space="preserve">Phase 1 — PREDICT (15 minutes)</w:t>
+            <w:shd w:fill="EAD1F5" w:color="auto" w:val="clear"/>
+            <w:tcMar>
+              <w:top w:type="dxa" w:w="60"/>
+              <w:left w:type="dxa" w:w="120"/>
+              <w:bottom w:type="dxa" w:w="60"/>
+              <w:right w:type="dxa" w:w="120"/>
+            </w:tcMar>
+            <w:vAlign w:val="top"/>
+          </w:tcPr>
+          <w:p>
+            <w:pPr>
+              <w:spacing w:after="40" w:before="0"/>
+              <w:jc w:val="left"/>
+            </w:pPr>
+            <w:r>
+              <w:rPr>
+                <w:rFonts w:ascii="Arial" w:cs="Arial" w:eastAsia="Arial" w:hAnsi="Arial"/>
+                <w:b/>
+                <w:bCs/>
+                <w:i w:val="false"/>
+                <w:iCs w:val="false"/>
+                <w:color w:val="000000"/>
+                <w:sz w:val="18"/>
+                <w:szCs w:val="18"/>
+              </w:rPr>
+              <w:t xml:space="preserve">Predict Phase</w:t>
             </w:r>
           </w:p>
           <w:p>
@@ -6082,7 +6100,7 @@
             <w:pPr>
               <w:spacing w:after="20" w:before="0"/>
             </w:pPr>
-            <w:hyperlink w:history="1" r:id="rId-s6uie_llfic_-v43bkc3">
+            <w:hyperlink w:history="1" r:id="rIdu0ks2yhvvnhs1facactrw">
               <w:r>
                 <w:rPr>
                   <w:rFonts w:ascii="Arial" w:cs="Arial" w:eastAsia="Arial" w:hAnsi="Arial"/>
@@ -6115,7 +6133,7 @@
               <w:spacing w:after="10" w:before="0"/>
               <w:ind w:left="120"/>
             </w:pPr>
-            <w:hyperlink w:history="1" r:id="rId0hnabiskwd_rupbqejvv8">
+            <w:hyperlink w:history="1" r:id="rIde7ymh6w21etsy_woa7_0e">
               <w:r>
                 <w:rPr>
                   <w:rFonts w:ascii="Arial" w:cs="Arial" w:eastAsia="Arial" w:hAnsi="Arial"/>
@@ -6160,7 +6178,7 @@
             <w:pPr>
               <w:spacing w:after="20" w:before="0"/>
             </w:pPr>
-            <w:hyperlink w:history="1" r:id="rId_bussdygz2oixpyobodri">
+            <w:hyperlink w:history="1" r:id="rIdz7drgehyhsmifjwzezcbx">
               <w:r>
                 <w:rPr>
                   <w:rFonts w:ascii="Arial" w:cs="Arial" w:eastAsia="Arial" w:hAnsi="Arial"/>
@@ -6193,7 +6211,7 @@
               <w:spacing w:after="10" w:before="0"/>
               <w:ind w:left="120"/>
             </w:pPr>
-            <w:hyperlink w:history="1" r:id="rId-bqzlikqnvbv7exdcw5tj">
+            <w:hyperlink w:history="1" r:id="rId5quavriskcdwqh2xpbz86">
               <w:r>
                 <w:rPr>
                   <w:rFonts w:ascii="Arial" w:cs="Arial" w:eastAsia="Arial" w:hAnsi="Arial"/>
@@ -6568,32 +6586,32 @@
         <w:tc>
           <w:tcPr>
             <w:tcW w:type="dxa" w:w="1520"/>
-            <w:shd w:fill="F2F2F2" w:color="auto" w:val="clear"/>
-            <w:tcMar>
-              <w:top w:type="dxa" w:w="60"/>
-              <w:left w:type="dxa" w:w="120"/>
-              <w:bottom w:type="dxa" w:w="60"/>
-              <w:right w:type="dxa" w:w="120"/>
-            </w:tcMar>
-            <w:vAlign w:val="top"/>
-          </w:tcPr>
-          <w:p>
-            <w:pPr>
-              <w:spacing w:after="40" w:before="0"/>
-              <w:jc w:val="left"/>
-            </w:pPr>
-            <w:r>
-              <w:rPr>
-                <w:rFonts w:ascii="Arial" w:cs="Arial" w:eastAsia="Arial" w:hAnsi="Arial"/>
-                <w:b/>
-                <w:bCs/>
-                <w:i w:val="false"/>
-                <w:iCs w:val="false"/>
-                <w:color w:val="000000"/>
-                <w:sz w:val="18"/>
-                <w:szCs w:val="18"/>
-              </w:rPr>
-              <w:t xml:space="preserve">Phase 2 — OBSERVE (25 minutes)</w:t>
+            <w:shd w:fill="D9EEF1" w:color="auto" w:val="clear"/>
+            <w:tcMar>
+              <w:top w:type="dxa" w:w="60"/>
+              <w:left w:type="dxa" w:w="120"/>
+              <w:bottom w:type="dxa" w:w="60"/>
+              <w:right w:type="dxa" w:w="120"/>
+            </w:tcMar>
+            <w:vAlign w:val="top"/>
+          </w:tcPr>
+          <w:p>
+            <w:pPr>
+              <w:spacing w:after="40" w:before="0"/>
+              <w:jc w:val="left"/>
+            </w:pPr>
+            <w:r>
+              <w:rPr>
+                <w:rFonts w:ascii="Arial" w:cs="Arial" w:eastAsia="Arial" w:hAnsi="Arial"/>
+                <w:b/>
+                <w:bCs/>
+                <w:i w:val="false"/>
+                <w:iCs w:val="false"/>
+                <w:color w:val="000000"/>
+                <w:sz w:val="18"/>
+                <w:szCs w:val="18"/>
+              </w:rPr>
+              <w:t xml:space="preserve">Observe Phase</w:t>
             </w:r>
           </w:p>
           <w:p>
@@ -6616,7 +6634,7 @@
             <w:pPr>
               <w:spacing w:after="20" w:before="0"/>
             </w:pPr>
-            <w:hyperlink w:history="1" r:id="rIdgoqbrizn9kmc7huhdpskw">
+            <w:hyperlink w:history="1" r:id="rIdf3p5iiv1pcfe_8qny9zaa">
               <w:r>
                 <w:rPr>
                   <w:rFonts w:ascii="Arial" w:cs="Arial" w:eastAsia="Arial" w:hAnsi="Arial"/>
@@ -6649,7 +6667,7 @@
               <w:spacing w:after="10" w:before="0"/>
               <w:ind w:left="120"/>
             </w:pPr>
-            <w:hyperlink w:history="1" r:id="rIdubtrtm5gxdnwd1k9-8evc">
+            <w:hyperlink w:history="1" r:id="rIdn3iecpdm9cugznj4qrf4r">
               <w:r>
                 <w:rPr>
                   <w:rFonts w:ascii="Arial" w:cs="Arial" w:eastAsia="Arial" w:hAnsi="Arial"/>
@@ -6694,7 +6712,7 @@
             <w:pPr>
               <w:spacing w:after="20" w:before="0"/>
             </w:pPr>
-            <w:hyperlink w:history="1" r:id="rId2s9o5xmboaheivrpvvnr7">
+            <w:hyperlink w:history="1" r:id="rId-tmdye-t2nvvggsuznssv">
               <w:r>
                 <w:rPr>
                   <w:rFonts w:ascii="Arial" w:cs="Arial" w:eastAsia="Arial" w:hAnsi="Arial"/>
@@ -6727,7 +6745,7 @@
               <w:spacing w:after="10" w:before="0"/>
               <w:ind w:left="120"/>
             </w:pPr>
-            <w:hyperlink w:history="1" r:id="rIdvipqaahahdd55c8ngharh">
+            <w:hyperlink w:history="1" r:id="rIdx3xfigsdjhmfo14pbhnqq">
               <w:r>
                 <w:rPr>
                   <w:rFonts w:ascii="Arial" w:cs="Arial" w:eastAsia="Arial" w:hAnsi="Arial"/>
@@ -7414,32 +7432,32 @@
         <w:tc>
           <w:tcPr>
             <w:tcW w:type="dxa" w:w="1520"/>
-            <w:shd w:fill="F2F2F2" w:color="auto" w:val="clear"/>
-            <w:tcMar>
-              <w:top w:type="dxa" w:w="60"/>
-              <w:left w:type="dxa" w:w="120"/>
-              <w:bottom w:type="dxa" w:w="60"/>
-              <w:right w:type="dxa" w:w="120"/>
-            </w:tcMar>
-            <w:vAlign w:val="top"/>
-          </w:tcPr>
-          <w:p>
-            <w:pPr>
-              <w:spacing w:after="40" w:before="0"/>
-              <w:jc w:val="left"/>
-            </w:pPr>
-            <w:r>
-              <w:rPr>
-                <w:rFonts w:ascii="Arial" w:cs="Arial" w:eastAsia="Arial" w:hAnsi="Arial"/>
-                <w:b/>
-                <w:bCs/>
-                <w:i w:val="false"/>
-                <w:iCs w:val="false"/>
-                <w:color w:val="000000"/>
-                <w:sz w:val="18"/>
-                <w:szCs w:val="18"/>
-              </w:rPr>
-              <w:t xml:space="preserve">Phase 3 — EXPLAIN (20 minutes)</w:t>
+            <w:shd w:fill="E2EFDA" w:color="auto" w:val="clear"/>
+            <w:tcMar>
+              <w:top w:type="dxa" w:w="60"/>
+              <w:left w:type="dxa" w:w="120"/>
+              <w:bottom w:type="dxa" w:w="60"/>
+              <w:right w:type="dxa" w:w="120"/>
+            </w:tcMar>
+            <w:vAlign w:val="top"/>
+          </w:tcPr>
+          <w:p>
+            <w:pPr>
+              <w:spacing w:after="40" w:before="0"/>
+              <w:jc w:val="left"/>
+            </w:pPr>
+            <w:r>
+              <w:rPr>
+                <w:rFonts w:ascii="Arial" w:cs="Arial" w:eastAsia="Arial" w:hAnsi="Arial"/>
+                <w:b/>
+                <w:bCs/>
+                <w:i w:val="false"/>
+                <w:iCs w:val="false"/>
+                <w:color w:val="000000"/>
+                <w:sz w:val="18"/>
+                <w:szCs w:val="18"/>
+              </w:rPr>
+              <w:t xml:space="preserve">Explain Phase</w:t>
             </w:r>
           </w:p>
           <w:p>
@@ -7462,7 +7480,7 @@
             <w:pPr>
               <w:spacing w:after="20" w:before="0"/>
             </w:pPr>
-            <w:hyperlink w:history="1" r:id="rIdclfyizocmyoms_dfnyf6_">
+            <w:hyperlink w:history="1" r:id="rIdsxq1oda8lrx-coab9hp-i">
               <w:r>
                 <w:rPr>
                   <w:rFonts w:ascii="Arial" w:cs="Arial" w:eastAsia="Arial" w:hAnsi="Arial"/>
@@ -7495,7 +7513,7 @@
               <w:spacing w:after="10" w:before="0"/>
               <w:ind w:left="120"/>
             </w:pPr>
-            <w:hyperlink w:history="1" r:id="rIdyk14nechzyfn4o0vagx61">
+            <w:hyperlink w:history="1" r:id="rId_rmw0z6kl1kd9oa41yuer">
               <w:r>
                 <w:rPr>
                   <w:rFonts w:ascii="Arial" w:cs="Arial" w:eastAsia="Arial" w:hAnsi="Arial"/>
@@ -7540,7 +7558,7 @@
             <w:pPr>
               <w:spacing w:after="20" w:before="0"/>
             </w:pPr>
-            <w:hyperlink w:history="1" r:id="rIdbsdc_coirjepufftk5oxm">
+            <w:hyperlink w:history="1" r:id="rIdsww06ch7z5yzfwqr7yziv">
               <w:r>
                 <w:rPr>
                   <w:rFonts w:ascii="Arial" w:cs="Arial" w:eastAsia="Arial" w:hAnsi="Arial"/>
@@ -7573,7 +7591,7 @@
               <w:spacing w:after="10" w:before="0"/>
               <w:ind w:left="120"/>
             </w:pPr>
-            <w:hyperlink w:history="1" r:id="rId9xfqxlgsxx2_fadh1wgg4">
+            <w:hyperlink w:history="1" r:id="rIdpooqhtq2mxtce7bccou_d">
               <w:r>
                 <w:rPr>
                   <w:rFonts w:ascii="Arial" w:cs="Arial" w:eastAsia="Arial" w:hAnsi="Arial"/>
@@ -8007,32 +8025,32 @@
         <w:tc>
           <w:tcPr>
             <w:tcW w:type="dxa" w:w="1520"/>
-            <w:shd w:fill="F2F2F2" w:color="auto" w:val="clear"/>
-            <w:tcMar>
-              <w:top w:type="dxa" w:w="60"/>
-              <w:left w:type="dxa" w:w="120"/>
-              <w:bottom w:type="dxa" w:w="60"/>
-              <w:right w:type="dxa" w:w="120"/>
-            </w:tcMar>
-            <w:vAlign w:val="top"/>
-          </w:tcPr>
-          <w:p>
-            <w:pPr>
-              <w:spacing w:after="40" w:before="0"/>
-              <w:jc w:val="left"/>
-            </w:pPr>
-            <w:r>
-              <w:rPr>
-                <w:rFonts w:ascii="Arial" w:cs="Arial" w:eastAsia="Arial" w:hAnsi="Arial"/>
-                <w:b/>
-                <w:bCs/>
-                <w:i w:val="false"/>
-                <w:iCs w:val="false"/>
-                <w:color w:val="000000"/>
-                <w:sz w:val="18"/>
-                <w:szCs w:val="18"/>
-              </w:rPr>
-              <w:t xml:space="preserve">Phase 4 — DRIVING QUESTION BOARD (DQB) UPDATE (8 minutes)</w:t>
+            <w:shd w:fill="FCE4D6" w:color="auto" w:val="clear"/>
+            <w:tcMar>
+              <w:top w:type="dxa" w:w="60"/>
+              <w:left w:type="dxa" w:w="120"/>
+              <w:bottom w:type="dxa" w:w="60"/>
+              <w:right w:type="dxa" w:w="120"/>
+            </w:tcMar>
+            <w:vAlign w:val="top"/>
+          </w:tcPr>
+          <w:p>
+            <w:pPr>
+              <w:spacing w:after="40" w:before="0"/>
+              <w:jc w:val="left"/>
+            </w:pPr>
+            <w:r>
+              <w:rPr>
+                <w:rFonts w:ascii="Arial" w:cs="Arial" w:eastAsia="Arial" w:hAnsi="Arial"/>
+                <w:b/>
+                <w:bCs/>
+                <w:i w:val="false"/>
+                <w:iCs w:val="false"/>
+                <w:color w:val="000000"/>
+                <w:sz w:val="18"/>
+                <w:szCs w:val="18"/>
+              </w:rPr>
+              <w:t xml:space="preserve">Driving Question Board (DQB) Creation</w:t>
             </w:r>
           </w:p>
           <w:p>
@@ -8055,7 +8073,7 @@
             <w:pPr>
               <w:spacing w:after="20" w:before="0"/>
             </w:pPr>
-            <w:hyperlink w:history="1" r:id="rIdka_-rqoyjy4mrjg0_1aj1">
+            <w:hyperlink w:history="1" r:id="rIdj7u7zt_r1gfbvnvjyvy72">
               <w:r>
                 <w:rPr>
                   <w:rFonts w:ascii="Arial" w:cs="Arial" w:eastAsia="Arial" w:hAnsi="Arial"/>
@@ -8088,7 +8106,7 @@
               <w:spacing w:after="10" w:before="0"/>
               <w:ind w:left="120"/>
             </w:pPr>
-            <w:hyperlink w:history="1" r:id="rIdijvluvcsnr589gmyph_na">
+            <w:hyperlink w:history="1" r:id="rIdrejits_seosdt7s4to0gx">
               <w:r>
                 <w:rPr>
                   <w:rFonts w:ascii="Arial" w:cs="Arial" w:eastAsia="Arial" w:hAnsi="Arial"/>
@@ -8133,7 +8151,7 @@
             <w:pPr>
               <w:spacing w:after="20" w:before="0"/>
             </w:pPr>
-            <w:hyperlink w:history="1" r:id="rIdxavcve_mohru-qkid6zyc">
+            <w:hyperlink w:history="1" r:id="rId5yg2rd_nh1mr1-qw7wmee">
               <w:r>
                 <w:rPr>
                   <w:rFonts w:ascii="Arial" w:cs="Arial" w:eastAsia="Arial" w:hAnsi="Arial"/>
@@ -8166,7 +8184,7 @@
               <w:spacing w:after="10" w:before="0"/>
               <w:ind w:left="120"/>
             </w:pPr>
-            <w:hyperlink w:history="1" r:id="rIdws31wpgasstwzrjuvmayk">
+            <w:hyperlink w:history="1" r:id="rId5hryigaapkufzjjcrnl4f">
               <w:r>
                 <w:rPr>
                   <w:rFonts w:ascii="Arial" w:cs="Arial" w:eastAsia="Arial" w:hAnsi="Arial"/>
@@ -8505,32 +8523,32 @@
         <w:tc>
           <w:tcPr>
             <w:tcW w:type="dxa" w:w="1520"/>
-            <w:shd w:fill="F2F2F2" w:color="auto" w:val="clear"/>
-            <w:tcMar>
-              <w:top w:type="dxa" w:w="60"/>
-              <w:left w:type="dxa" w:w="120"/>
-              <w:bottom w:type="dxa" w:w="60"/>
-              <w:right w:type="dxa" w:w="120"/>
-            </w:tcMar>
-            <w:vAlign w:val="top"/>
-          </w:tcPr>
-          <w:p>
-            <w:pPr>
-              <w:spacing w:after="40" w:before="0"/>
-              <w:jc w:val="left"/>
-            </w:pPr>
-            <w:r>
-              <w:rPr>
-                <w:rFonts w:ascii="Arial" w:cs="Arial" w:eastAsia="Arial" w:hAnsi="Arial"/>
-                <w:b/>
-                <w:bCs/>
-                <w:i w:val="false"/>
-                <w:iCs w:val="false"/>
-                <w:color w:val="000000"/>
-                <w:sz w:val="18"/>
-                <w:szCs w:val="18"/>
-              </w:rPr>
-              <w:t xml:space="preserve">Phase 5 — MODEL BUILDING (12 minutes)</w:t>
+            <w:shd w:fill="D5E8F0" w:color="auto" w:val="clear"/>
+            <w:tcMar>
+              <w:top w:type="dxa" w:w="60"/>
+              <w:left w:type="dxa" w:w="120"/>
+              <w:bottom w:type="dxa" w:w="60"/>
+              <w:right w:type="dxa" w:w="120"/>
+            </w:tcMar>
+            <w:vAlign w:val="top"/>
+          </w:tcPr>
+          <w:p>
+            <w:pPr>
+              <w:spacing w:after="40" w:before="0"/>
+              <w:jc w:val="left"/>
+            </w:pPr>
+            <w:r>
+              <w:rPr>
+                <w:rFonts w:ascii="Arial" w:cs="Arial" w:eastAsia="Arial" w:hAnsi="Arial"/>
+                <w:b/>
+                <w:bCs/>
+                <w:i w:val="false"/>
+                <w:iCs w:val="false"/>
+                <w:color w:val="000000"/>
+                <w:sz w:val="18"/>
+                <w:szCs w:val="18"/>
+              </w:rPr>
+              <w:t xml:space="preserve">Model Building Phase</w:t>
             </w:r>
           </w:p>
           <w:p>
@@ -8553,7 +8571,7 @@
             <w:pPr>
               <w:spacing w:after="20" w:before="0"/>
             </w:pPr>
-            <w:hyperlink w:history="1" r:id="rIdr2yhegftp5tdpz8i6kgbz">
+            <w:hyperlink w:history="1" r:id="rIdffonkh2s41drzwlrt-mo-">
               <w:r>
                 <w:rPr>
                   <w:rFonts w:ascii="Arial" w:cs="Arial" w:eastAsia="Arial" w:hAnsi="Arial"/>
@@ -8586,7 +8604,7 @@
               <w:spacing w:after="10" w:before="0"/>
               <w:ind w:left="120"/>
             </w:pPr>
-            <w:hyperlink w:history="1" r:id="rIdjwz0cqsg9dqcgs-ieunoy">
+            <w:hyperlink w:history="1" r:id="rIdrzllemjfhhmv5q_bxwapd">
               <w:r>
                 <w:rPr>
                   <w:rFonts w:ascii="Arial" w:cs="Arial" w:eastAsia="Arial" w:hAnsi="Arial"/>
@@ -8631,7 +8649,7 @@
             <w:pPr>
               <w:spacing w:after="20" w:before="0"/>
             </w:pPr>
-            <w:hyperlink w:history="1" r:id="rIdz7gv8jvrelw8vlaby9nf_">
+            <w:hyperlink w:history="1" r:id="rIdyh4pdhpi2671h4su9kjgp">
               <w:r>
                 <w:rPr>
                   <w:rFonts w:ascii="Arial" w:cs="Arial" w:eastAsia="Arial" w:hAnsi="Arial"/>
@@ -8664,7 +8682,7 @@
               <w:spacing w:after="10" w:before="0"/>
               <w:ind w:left="120"/>
             </w:pPr>
-            <w:hyperlink w:history="1" r:id="rIdkgtzlnxjl8iqtioswrqq6">
+            <w:hyperlink w:history="1" r:id="rIdoapb6pluaupzup8ez2jfb">
               <w:r>
                 <w:rPr>
                   <w:rFonts w:ascii="Arial" w:cs="Arial" w:eastAsia="Arial" w:hAnsi="Arial"/>
@@ -10142,7 +10160,25 @@
             </w:tcMar>
             <w:vAlign w:val="top"/>
           </w:tcPr>
-          <w:p/>
+          <w:p>
+            <w:pPr>
+              <w:spacing w:after="40" w:before="0"/>
+              <w:jc w:val="left"/>
+            </w:pPr>
+            <w:r>
+              <w:rPr>
+                <w:rFonts w:ascii="Arial" w:cs="Arial" w:eastAsia="Arial" w:hAnsi="Arial"/>
+                <w:b w:val="false"/>
+                <w:bCs w:val="false"/>
+                <w:i w:val="false"/>
+                <w:iCs w:val="false"/>
+                <w:color w:val="000000"/>
+                <w:sz w:val="18"/>
+                <w:szCs w:val="18"/>
+              </w:rPr>
+              <w:t xml:space="preserve">No new practical equipment introduced in this lesson. If learners refer back to Lesson 2 springs, remind them that stretched springs recoil sharply — keep faces away from the line of stretch. All calculations use provided data; no live loading is performed. Learners with visual impairments should be paired with a peer reader for graph-interpretation tasks.</w:t>
+            </w:r>
+          </w:p>
         </w:tc>
       </w:tr>
     </w:tbl>
@@ -10516,7 +10552,7 @@
             <w:pPr>
               <w:spacing w:after="20" w:before="0"/>
             </w:pPr>
-            <w:hyperlink w:history="1" r:id="rIdcnsyffqi0wznga_knovdk">
+            <w:hyperlink w:history="1" r:id="rIdzj24l0id0gv4-j0w9mfdf">
               <w:r>
                 <w:rPr>
                   <w:rFonts w:ascii="Arial" w:cs="Arial" w:eastAsia="Arial" w:hAnsi="Arial"/>
@@ -10549,7 +10585,7 @@
               <w:spacing w:after="10" w:before="0"/>
               <w:ind w:left="120"/>
             </w:pPr>
-            <w:hyperlink w:history="1" r:id="rIdzrjthieue4we4wdxzhqkf">
+            <w:hyperlink w:history="1" r:id="rIdv02rn7ehm5budof4ez9k-">
               <w:r>
                 <w:rPr>
                   <w:rFonts w:ascii="Arial" w:cs="Arial" w:eastAsia="Arial" w:hAnsi="Arial"/>
@@ -10594,7 +10630,7 @@
             <w:pPr>
               <w:spacing w:after="20" w:before="0"/>
             </w:pPr>
-            <w:hyperlink w:history="1" r:id="rIdnz-e_1-pkr-ngsobfqeif">
+            <w:hyperlink w:history="1" r:id="rIdttdcsseqquhkqkwlk-5g1">
               <w:r>
                 <w:rPr>
                   <w:rFonts w:ascii="Arial" w:cs="Arial" w:eastAsia="Arial" w:hAnsi="Arial"/>
@@ -10627,7 +10663,7 @@
               <w:spacing w:after="10" w:before="0"/>
               <w:ind w:left="120"/>
             </w:pPr>
-            <w:hyperlink w:history="1" r:id="rIddk-mjxuypmthg3rgpd5h-">
+            <w:hyperlink w:history="1" r:id="rIdes4obxrcubpkjq3fqtkfa">
               <w:r>
                 <w:rPr>
                   <w:rFonts w:ascii="Arial" w:cs="Arial" w:eastAsia="Arial" w:hAnsi="Arial"/>
@@ -10822,7 +10858,7 @@
             <w:pPr>
               <w:spacing w:after="20" w:before="0"/>
             </w:pPr>
-            <w:hyperlink w:history="1" r:id="rId3msguupopxelvo9fkw94u">
+            <w:hyperlink w:history="1" r:id="rIdw_zbhktj-mrygygaxszxn">
               <w:r>
                 <w:rPr>
                   <w:rFonts w:ascii="Arial" w:cs="Arial" w:eastAsia="Arial" w:hAnsi="Arial"/>
@@ -10855,7 +10891,7 @@
               <w:spacing w:after="10" w:before="0"/>
               <w:ind w:left="120"/>
             </w:pPr>
-            <w:hyperlink w:history="1" r:id="rIdlyilecbnjztb7bdh5ymhc">
+            <w:hyperlink w:history="1" r:id="rId1e7ltyfs5gsrws00dv0jr">
               <w:r>
                 <w:rPr>
                   <w:rFonts w:ascii="Arial" w:cs="Arial" w:eastAsia="Arial" w:hAnsi="Arial"/>
@@ -10900,7 +10936,7 @@
             <w:pPr>
               <w:spacing w:after="20" w:before="0"/>
             </w:pPr>
-            <w:hyperlink w:history="1" r:id="rId6y1ymvk6v6bqvsibmmqsq">
+            <w:hyperlink w:history="1" r:id="rIddzhzjjeuxwl5__rn28hg8">
               <w:r>
                 <w:rPr>
                   <w:rFonts w:ascii="Arial" w:cs="Arial" w:eastAsia="Arial" w:hAnsi="Arial"/>
@@ -10933,7 +10969,7 @@
               <w:spacing w:after="10" w:before="0"/>
               <w:ind w:left="120"/>
             </w:pPr>
-            <w:hyperlink w:history="1" r:id="rIdpqutubzhricv4wymnw9mh">
+            <w:hyperlink w:history="1" r:id="rIdmctr1xmno98b3ad9sfvbf">
               <w:r>
                 <w:rPr>
                   <w:rFonts w:ascii="Arial" w:cs="Arial" w:eastAsia="Arial" w:hAnsi="Arial"/>
@@ -11128,7 +11164,7 @@
             <w:pPr>
               <w:spacing w:after="20" w:before="0"/>
             </w:pPr>
-            <w:hyperlink w:history="1" r:id="rIdbntuc4mt838zpnhndeksh">
+            <w:hyperlink w:history="1" r:id="rIdk3qmquc042vjpvttwczx5">
               <w:r>
                 <w:rPr>
                   <w:rFonts w:ascii="Arial" w:cs="Arial" w:eastAsia="Arial" w:hAnsi="Arial"/>
@@ -11161,7 +11197,7 @@
               <w:spacing w:after="10" w:before="0"/>
               <w:ind w:left="120"/>
             </w:pPr>
-            <w:hyperlink w:history="1" r:id="rId1ase-fnd0lnnqfltmklm5">
+            <w:hyperlink w:history="1" r:id="rIdxlrvehbgmw64xt5hmiym5">
               <w:r>
                 <w:rPr>
                   <w:rFonts w:ascii="Arial" w:cs="Arial" w:eastAsia="Arial" w:hAnsi="Arial"/>
@@ -11206,7 +11242,7 @@
             <w:pPr>
               <w:spacing w:after="20" w:before="0"/>
             </w:pPr>
-            <w:hyperlink w:history="1" r:id="rIdqxmil5kmnwgyayh1ycsyf">
+            <w:hyperlink w:history="1" r:id="rId5jowda-9oj1edtov_cytv">
               <w:r>
                 <w:rPr>
                   <w:rFonts w:ascii="Arial" w:cs="Arial" w:eastAsia="Arial" w:hAnsi="Arial"/>
@@ -11239,7 +11275,7 @@
               <w:spacing w:after="10" w:before="0"/>
               <w:ind w:left="120"/>
             </w:pPr>
-            <w:hyperlink w:history="1" r:id="rIdcfkqfwvpowjapt9eax4u_">
+            <w:hyperlink w:history="1" r:id="rIdqdmbymt-3x2-czgwj5zu0">
               <w:r>
                 <w:rPr>
                   <w:rFonts w:ascii="Arial" w:cs="Arial" w:eastAsia="Arial" w:hAnsi="Arial"/>
@@ -11434,7 +11470,7 @@
             <w:pPr>
               <w:spacing w:after="20" w:before="0"/>
             </w:pPr>
-            <w:hyperlink w:history="1" r:id="rIdb1yny2o_hhpj6kkulvp5r">
+            <w:hyperlink w:history="1" r:id="rIdahl48dc35otehjzb6gtsk">
               <w:r>
                 <w:rPr>
                   <w:rFonts w:ascii="Arial" w:cs="Arial" w:eastAsia="Arial" w:hAnsi="Arial"/>
@@ -11467,7 +11503,7 @@
               <w:spacing w:after="10" w:before="0"/>
               <w:ind w:left="120"/>
             </w:pPr>
-            <w:hyperlink w:history="1" r:id="rIdhseafkculmalcu9lcbhba">
+            <w:hyperlink w:history="1" r:id="rId0-xtnlwvduy_dmy05q0xj">
               <w:r>
                 <w:rPr>
                   <w:rFonts w:ascii="Arial" w:cs="Arial" w:eastAsia="Arial" w:hAnsi="Arial"/>
@@ -11512,7 +11548,7 @@
             <w:pPr>
               <w:spacing w:after="20" w:before="0"/>
             </w:pPr>
-            <w:hyperlink w:history="1" r:id="rIdl1-oiz5ozaoby93yjchks">
+            <w:hyperlink w:history="1" r:id="rId7kgwrqrase-f7diur7dgx">
               <w:r>
                 <w:rPr>
                   <w:rFonts w:ascii="Arial" w:cs="Arial" w:eastAsia="Arial" w:hAnsi="Arial"/>
@@ -11545,7 +11581,7 @@
               <w:spacing w:after="10" w:before="0"/>
               <w:ind w:left="120"/>
             </w:pPr>
-            <w:hyperlink w:history="1" r:id="rIdmy2jsmitxph2ttgmsyscs">
+            <w:hyperlink w:history="1" r:id="rId-9jrxhrlepsqt-knsby5d">
               <w:r>
                 <w:rPr>
                   <w:rFonts w:ascii="Arial" w:cs="Arial" w:eastAsia="Arial" w:hAnsi="Arial"/>
@@ -11740,7 +11776,7 @@
             <w:pPr>
               <w:spacing w:after="20" w:before="0"/>
             </w:pPr>
-            <w:hyperlink w:history="1" r:id="rId7nudp-gtgw6h466foa6eg">
+            <w:hyperlink w:history="1" r:id="rIdjx6mwhzzvcgb6liecxq7t">
               <w:r>
                 <w:rPr>
                   <w:rFonts w:ascii="Arial" w:cs="Arial" w:eastAsia="Arial" w:hAnsi="Arial"/>
@@ -11773,7 +11809,7 @@
               <w:spacing w:after="10" w:before="0"/>
               <w:ind w:left="120"/>
             </w:pPr>
-            <w:hyperlink w:history="1" r:id="rIdtfjdx1coivcqc9fwxk39c">
+            <w:hyperlink w:history="1" r:id="rIddquno7xjlhztijwfdflmz">
               <w:r>
                 <w:rPr>
                   <w:rFonts w:ascii="Arial" w:cs="Arial" w:eastAsia="Arial" w:hAnsi="Arial"/>
@@ -11818,7 +11854,7 @@
             <w:pPr>
               <w:spacing w:after="20" w:before="0"/>
             </w:pPr>
-            <w:hyperlink w:history="1" r:id="rIdqqypraj35ot98dc5zfejo">
+            <w:hyperlink w:history="1" r:id="rIdd62w4yhltgfe-dyobqabr">
               <w:r>
                 <w:rPr>
                   <w:rFonts w:ascii="Arial" w:cs="Arial" w:eastAsia="Arial" w:hAnsi="Arial"/>
@@ -11851,7 +11887,7 @@
               <w:spacing w:after="10" w:before="0"/>
               <w:ind w:left="120"/>
             </w:pPr>
-            <w:hyperlink w:history="1" r:id="rIdxzuz5mdvo_xymtov1tveq">
+            <w:hyperlink w:history="1" r:id="rId_ucuzummennkojskqobiv">
               <w:r>
                 <w:rPr>
                   <w:rFonts w:ascii="Arial" w:cs="Arial" w:eastAsia="Arial" w:hAnsi="Arial"/>
@@ -13290,32 +13326,32 @@
         <w:tc>
           <w:tcPr>
             <w:tcW w:type="dxa" w:w="1520"/>
-            <w:shd w:fill="F2F2F2" w:color="auto" w:val="clear"/>
-            <w:tcMar>
-              <w:top w:type="dxa" w:w="60"/>
-              <w:left w:type="dxa" w:w="120"/>
-              <w:bottom w:type="dxa" w:w="60"/>
-              <w:right w:type="dxa" w:w="120"/>
-            </w:tcMar>
-            <w:vAlign w:val="top"/>
-          </w:tcPr>
-          <w:p>
-            <w:pPr>
-              <w:spacing w:after="40" w:before="0"/>
-              <w:jc w:val="left"/>
-            </w:pPr>
-            <w:r>
-              <w:rPr>
-                <w:rFonts w:ascii="Arial" w:cs="Arial" w:eastAsia="Arial" w:hAnsi="Arial"/>
-                <w:b/>
-                <w:bCs/>
-                <w:i w:val="false"/>
-                <w:iCs w:val="false"/>
-                <w:color w:val="000000"/>
-                <w:sz w:val="18"/>
-                <w:szCs w:val="18"/>
-              </w:rPr>
-              <w:t xml:space="preserve">Phase 1 — Predict (10 minutes)</w:t>
+            <w:shd w:fill="EAD1F5" w:color="auto" w:val="clear"/>
+            <w:tcMar>
+              <w:top w:type="dxa" w:w="60"/>
+              <w:left w:type="dxa" w:w="120"/>
+              <w:bottom w:type="dxa" w:w="60"/>
+              <w:right w:type="dxa" w:w="120"/>
+            </w:tcMar>
+            <w:vAlign w:val="top"/>
+          </w:tcPr>
+          <w:p>
+            <w:pPr>
+              <w:spacing w:after="40" w:before="0"/>
+              <w:jc w:val="left"/>
+            </w:pPr>
+            <w:r>
+              <w:rPr>
+                <w:rFonts w:ascii="Arial" w:cs="Arial" w:eastAsia="Arial" w:hAnsi="Arial"/>
+                <w:b/>
+                <w:bCs/>
+                <w:i w:val="false"/>
+                <w:iCs w:val="false"/>
+                <w:color w:val="000000"/>
+                <w:sz w:val="18"/>
+                <w:szCs w:val="18"/>
+              </w:rPr>
+              <w:t xml:space="preserve">Predict Phase</w:t>
             </w:r>
           </w:p>
           <w:p>
@@ -13338,7 +13374,7 @@
             <w:pPr>
               <w:spacing w:after="20" w:before="0"/>
             </w:pPr>
-            <w:hyperlink w:history="1" r:id="rIdepdaun74v557pgjhdbaea">
+            <w:hyperlink w:history="1" r:id="rIdzelszpas4odg9hdhpfj2c">
               <w:r>
                 <w:rPr>
                   <w:rFonts w:ascii="Arial" w:cs="Arial" w:eastAsia="Arial" w:hAnsi="Arial"/>
@@ -13371,7 +13407,7 @@
               <w:spacing w:after="10" w:before="0"/>
               <w:ind w:left="120"/>
             </w:pPr>
-            <w:hyperlink w:history="1" r:id="rId4f86hbo0tzad9vch5p1iv">
+            <w:hyperlink w:history="1" r:id="rIdnpwkuda-mepzpkd6dv-o0">
               <w:r>
                 <w:rPr>
                   <w:rFonts w:ascii="Arial" w:cs="Arial" w:eastAsia="Arial" w:hAnsi="Arial"/>
@@ -13416,7 +13452,7 @@
             <w:pPr>
               <w:spacing w:after="20" w:before="0"/>
             </w:pPr>
-            <w:hyperlink w:history="1" r:id="rIdqgaffrkrrme2eb69env6k">
+            <w:hyperlink w:history="1" r:id="rIdvqh7aqwp5ea0mffmgulnm">
               <w:r>
                 <w:rPr>
                   <w:rFonts w:ascii="Arial" w:cs="Arial" w:eastAsia="Arial" w:hAnsi="Arial"/>
@@ -13449,7 +13485,7 @@
               <w:spacing w:after="10" w:before="0"/>
               <w:ind w:left="120"/>
             </w:pPr>
-            <w:hyperlink w:history="1" r:id="rIdqnrtkle55pbb0v9a8rkdj">
+            <w:hyperlink w:history="1" r:id="rIdaa6oh_ac45j0ohpbrpdte">
               <w:r>
                 <w:rPr>
                   <w:rFonts w:ascii="Arial" w:cs="Arial" w:eastAsia="Arial" w:hAnsi="Arial"/>
@@ -13596,32 +13632,32 @@
         <w:tc>
           <w:tcPr>
             <w:tcW w:type="dxa" w:w="1520"/>
-            <w:shd w:fill="F2F2F2" w:color="auto" w:val="clear"/>
-            <w:tcMar>
-              <w:top w:type="dxa" w:w="60"/>
-              <w:left w:type="dxa" w:w="120"/>
-              <w:bottom w:type="dxa" w:w="60"/>
-              <w:right w:type="dxa" w:w="120"/>
-            </w:tcMar>
-            <w:vAlign w:val="top"/>
-          </w:tcPr>
-          <w:p>
-            <w:pPr>
-              <w:spacing w:after="40" w:before="0"/>
-              <w:jc w:val="left"/>
-            </w:pPr>
-            <w:r>
-              <w:rPr>
-                <w:rFonts w:ascii="Arial" w:cs="Arial" w:eastAsia="Arial" w:hAnsi="Arial"/>
-                <w:b/>
-                <w:bCs/>
-                <w:i w:val="false"/>
-                <w:iCs w:val="false"/>
-                <w:color w:val="000000"/>
-                <w:sz w:val="18"/>
-                <w:szCs w:val="18"/>
-              </w:rPr>
-              <w:t xml:space="preserve">Phase 2 — Observe / Evidence-Gathering (30 minutes)</w:t>
+            <w:shd w:fill="D9EEF1" w:color="auto" w:val="clear"/>
+            <w:tcMar>
+              <w:top w:type="dxa" w:w="60"/>
+              <w:left w:type="dxa" w:w="120"/>
+              <w:bottom w:type="dxa" w:w="60"/>
+              <w:right w:type="dxa" w:w="120"/>
+            </w:tcMar>
+            <w:vAlign w:val="top"/>
+          </w:tcPr>
+          <w:p>
+            <w:pPr>
+              <w:spacing w:after="40" w:before="0"/>
+              <w:jc w:val="left"/>
+            </w:pPr>
+            <w:r>
+              <w:rPr>
+                <w:rFonts w:ascii="Arial" w:cs="Arial" w:eastAsia="Arial" w:hAnsi="Arial"/>
+                <w:b/>
+                <w:bCs/>
+                <w:i w:val="false"/>
+                <w:iCs w:val="false"/>
+                <w:color w:val="000000"/>
+                <w:sz w:val="18"/>
+                <w:szCs w:val="18"/>
+              </w:rPr>
+              <w:t xml:space="preserve">Observe Phase</w:t>
             </w:r>
           </w:p>
           <w:p>
@@ -13644,7 +13680,7 @@
             <w:pPr>
               <w:spacing w:after="20" w:before="0"/>
             </w:pPr>
-            <w:hyperlink w:history="1" r:id="rIddxkvb0c3ap6apr0w41_9p">
+            <w:hyperlink w:history="1" r:id="rIdipq7n-vg3irqgbu5bldw_">
               <w:r>
                 <w:rPr>
                   <w:rFonts w:ascii="Arial" w:cs="Arial" w:eastAsia="Arial" w:hAnsi="Arial"/>
@@ -13677,7 +13713,7 @@
               <w:spacing w:after="10" w:before="0"/>
               <w:ind w:left="120"/>
             </w:pPr>
-            <w:hyperlink w:history="1" r:id="rIdqszyfyombte6dmxckslg0">
+            <w:hyperlink w:history="1" r:id="rIdmwrpg68cicser7o5fzenp">
               <w:r>
                 <w:rPr>
                   <w:rFonts w:ascii="Arial" w:cs="Arial" w:eastAsia="Arial" w:hAnsi="Arial"/>
@@ -13722,7 +13758,7 @@
             <w:pPr>
               <w:spacing w:after="20" w:before="0"/>
             </w:pPr>
-            <w:hyperlink w:history="1" r:id="rIdnj-cb2nmsiz5s5wvb8qhk">
+            <w:hyperlink w:history="1" r:id="rIdje5rk-iojkgxahpmth3if">
               <w:r>
                 <w:rPr>
                   <w:rFonts w:ascii="Arial" w:cs="Arial" w:eastAsia="Arial" w:hAnsi="Arial"/>
@@ -13755,7 +13791,7 @@
               <w:spacing w:after="10" w:before="0"/>
               <w:ind w:left="120"/>
             </w:pPr>
-            <w:hyperlink w:history="1" r:id="rIdr5r6huban3cvyoebsu3-x">
+            <w:hyperlink w:history="1" r:id="rIdoccxczlpqkjnydpuig9kp">
               <w:r>
                 <w:rPr>
                   <w:rFonts w:ascii="Arial" w:cs="Arial" w:eastAsia="Arial" w:hAnsi="Arial"/>
@@ -13902,32 +13938,32 @@
         <w:tc>
           <w:tcPr>
             <w:tcW w:type="dxa" w:w="1520"/>
-            <w:shd w:fill="F2F2F2" w:color="auto" w:val="clear"/>
-            <w:tcMar>
-              <w:top w:type="dxa" w:w="60"/>
-              <w:left w:type="dxa" w:w="120"/>
-              <w:bottom w:type="dxa" w:w="60"/>
-              <w:right w:type="dxa" w:w="120"/>
-            </w:tcMar>
-            <w:vAlign w:val="top"/>
-          </w:tcPr>
-          <w:p>
-            <w:pPr>
-              <w:spacing w:after="40" w:before="0"/>
-              <w:jc w:val="left"/>
-            </w:pPr>
-            <w:r>
-              <w:rPr>
-                <w:rFonts w:ascii="Arial" w:cs="Arial" w:eastAsia="Arial" w:hAnsi="Arial"/>
-                <w:b/>
-                <w:bCs/>
-                <w:i w:val="false"/>
-                <w:iCs w:val="false"/>
-                <w:color w:val="000000"/>
-                <w:sz w:val="18"/>
-                <w:szCs w:val="18"/>
-              </w:rPr>
-              <w:t xml:space="preserve">Phase 3 — Explain (20 minutes)</w:t>
+            <w:shd w:fill="E2EFDA" w:color="auto" w:val="clear"/>
+            <w:tcMar>
+              <w:top w:type="dxa" w:w="60"/>
+              <w:left w:type="dxa" w:w="120"/>
+              <w:bottom w:type="dxa" w:w="60"/>
+              <w:right w:type="dxa" w:w="120"/>
+            </w:tcMar>
+            <w:vAlign w:val="top"/>
+          </w:tcPr>
+          <w:p>
+            <w:pPr>
+              <w:spacing w:after="40" w:before="0"/>
+              <w:jc w:val="left"/>
+            </w:pPr>
+            <w:r>
+              <w:rPr>
+                <w:rFonts w:ascii="Arial" w:cs="Arial" w:eastAsia="Arial" w:hAnsi="Arial"/>
+                <w:b/>
+                <w:bCs/>
+                <w:i w:val="false"/>
+                <w:iCs w:val="false"/>
+                <w:color w:val="000000"/>
+                <w:sz w:val="18"/>
+                <w:szCs w:val="18"/>
+              </w:rPr>
+              <w:t xml:space="preserve">Explain Phase</w:t>
             </w:r>
           </w:p>
           <w:p>
@@ -13950,7 +13986,7 @@
             <w:pPr>
               <w:spacing w:after="20" w:before="0"/>
             </w:pPr>
-            <w:hyperlink w:history="1" r:id="rIdym9bszyciinukyoxmgzxl">
+            <w:hyperlink w:history="1" r:id="rIdslqnv_lxfrx4drazrncwz">
               <w:r>
                 <w:rPr>
                   <w:rFonts w:ascii="Arial" w:cs="Arial" w:eastAsia="Arial" w:hAnsi="Arial"/>
@@ -13983,7 +14019,7 @@
               <w:spacing w:after="10" w:before="0"/>
               <w:ind w:left="120"/>
             </w:pPr>
-            <w:hyperlink w:history="1" r:id="rIdlp67vc8j2rhw0tfijai0k">
+            <w:hyperlink w:history="1" r:id="rIdu5tfo81bm5pzvfoiv74jo">
               <w:r>
                 <w:rPr>
                   <w:rFonts w:ascii="Arial" w:cs="Arial" w:eastAsia="Arial" w:hAnsi="Arial"/>
@@ -14028,7 +14064,7 @@
             <w:pPr>
               <w:spacing w:after="20" w:before="0"/>
             </w:pPr>
-            <w:hyperlink w:history="1" r:id="rIdp0g8dzsir5zwhow4yxgwx">
+            <w:hyperlink w:history="1" r:id="rId_5k5fxrjcqp1aonpcyggd">
               <w:r>
                 <w:rPr>
                   <w:rFonts w:ascii="Arial" w:cs="Arial" w:eastAsia="Arial" w:hAnsi="Arial"/>
@@ -14061,7 +14097,7 @@
               <w:spacing w:after="10" w:before="0"/>
               <w:ind w:left="120"/>
             </w:pPr>
-            <w:hyperlink w:history="1" r:id="rIdubkmlh1uzmu_3dj2aonng">
+            <w:hyperlink w:history="1" r:id="rIdriloczen0fetfomcb1him">
               <w:r>
                 <w:rPr>
                   <w:rFonts w:ascii="Arial" w:cs="Arial" w:eastAsia="Arial" w:hAnsi="Arial"/>
@@ -14208,32 +14244,32 @@
         <w:tc>
           <w:tcPr>
             <w:tcW w:type="dxa" w:w="1520"/>
-            <w:shd w:fill="F2F2F2" w:color="auto" w:val="clear"/>
-            <w:tcMar>
-              <w:top w:type="dxa" w:w="60"/>
-              <w:left w:type="dxa" w:w="120"/>
-              <w:bottom w:type="dxa" w:w="60"/>
-              <w:right w:type="dxa" w:w="120"/>
-            </w:tcMar>
-            <w:vAlign w:val="top"/>
-          </w:tcPr>
-          <w:p>
-            <w:pPr>
-              <w:spacing w:after="40" w:before="0"/>
-              <w:jc w:val="left"/>
-            </w:pPr>
-            <w:r>
-              <w:rPr>
-                <w:rFonts w:ascii="Arial" w:cs="Arial" w:eastAsia="Arial" w:hAnsi="Arial"/>
-                <w:b/>
-                <w:bCs/>
-                <w:i w:val="false"/>
-                <w:iCs w:val="false"/>
-                <w:color w:val="000000"/>
-                <w:sz w:val="18"/>
-                <w:szCs w:val="18"/>
-              </w:rPr>
-              <w:t xml:space="preserve">Phase 4 — Driving Question Board Update (10 minutes)</w:t>
+            <w:shd w:fill="FCE4D6" w:color="auto" w:val="clear"/>
+            <w:tcMar>
+              <w:top w:type="dxa" w:w="60"/>
+              <w:left w:type="dxa" w:w="120"/>
+              <w:bottom w:type="dxa" w:w="60"/>
+              <w:right w:type="dxa" w:w="120"/>
+            </w:tcMar>
+            <w:vAlign w:val="top"/>
+          </w:tcPr>
+          <w:p>
+            <w:pPr>
+              <w:spacing w:after="40" w:before="0"/>
+              <w:jc w:val="left"/>
+            </w:pPr>
+            <w:r>
+              <w:rPr>
+                <w:rFonts w:ascii="Arial" w:cs="Arial" w:eastAsia="Arial" w:hAnsi="Arial"/>
+                <w:b/>
+                <w:bCs/>
+                <w:i w:val="false"/>
+                <w:iCs w:val="false"/>
+                <w:color w:val="000000"/>
+                <w:sz w:val="18"/>
+                <w:szCs w:val="18"/>
+              </w:rPr>
+              <w:t xml:space="preserve">Driving Question Board (DQB) Creation</w:t>
             </w:r>
           </w:p>
           <w:p>
@@ -14256,7 +14292,7 @@
             <w:pPr>
               <w:spacing w:after="20" w:before="0"/>
             </w:pPr>
-            <w:hyperlink w:history="1" r:id="rIdagizsjirhkegn2jh78zxj">
+            <w:hyperlink w:history="1" r:id="rId1ybet7cl0fsw3phqvf_2p">
               <w:r>
                 <w:rPr>
                   <w:rFonts w:ascii="Arial" w:cs="Arial" w:eastAsia="Arial" w:hAnsi="Arial"/>
@@ -14289,7 +14325,7 @@
               <w:spacing w:after="10" w:before="0"/>
               <w:ind w:left="120"/>
             </w:pPr>
-            <w:hyperlink w:history="1" r:id="rId25rlmlztu3-ykdy53cxtr">
+            <w:hyperlink w:history="1" r:id="rIdtbso80caynuojaadbiubt">
               <w:r>
                 <w:rPr>
                   <w:rFonts w:ascii="Arial" w:cs="Arial" w:eastAsia="Arial" w:hAnsi="Arial"/>
@@ -14334,7 +14370,7 @@
             <w:pPr>
               <w:spacing w:after="20" w:before="0"/>
             </w:pPr>
-            <w:hyperlink w:history="1" r:id="rIdk1ko_lstuwt1lisx4ihjx">
+            <w:hyperlink w:history="1" r:id="rId1gz0eibmwq0o8uzkk3r9d">
               <w:r>
                 <w:rPr>
                   <w:rFonts w:ascii="Arial" w:cs="Arial" w:eastAsia="Arial" w:hAnsi="Arial"/>
@@ -14367,7 +14403,7 @@
               <w:spacing w:after="10" w:before="0"/>
               <w:ind w:left="120"/>
             </w:pPr>
-            <w:hyperlink w:history="1" r:id="rIdxgqbfvunzls4ywfscclko">
+            <w:hyperlink w:history="1" r:id="rIddgh9pl3dkqykjvmdhmnek">
               <w:r>
                 <w:rPr>
                   <w:rFonts w:ascii="Arial" w:cs="Arial" w:eastAsia="Arial" w:hAnsi="Arial"/>
@@ -14514,32 +14550,32 @@
         <w:tc>
           <w:tcPr>
             <w:tcW w:type="dxa" w:w="1520"/>
-            <w:shd w:fill="F2F2F2" w:color="auto" w:val="clear"/>
-            <w:tcMar>
-              <w:top w:type="dxa" w:w="60"/>
-              <w:left w:type="dxa" w:w="120"/>
-              <w:bottom w:type="dxa" w:w="60"/>
-              <w:right w:type="dxa" w:w="120"/>
-            </w:tcMar>
-            <w:vAlign w:val="top"/>
-          </w:tcPr>
-          <w:p>
-            <w:pPr>
-              <w:spacing w:after="40" w:before="0"/>
-              <w:jc w:val="left"/>
-            </w:pPr>
-            <w:r>
-              <w:rPr>
-                <w:rFonts w:ascii="Arial" w:cs="Arial" w:eastAsia="Arial" w:hAnsi="Arial"/>
-                <w:b/>
-                <w:bCs/>
-                <w:i w:val="false"/>
-                <w:iCs w:val="false"/>
-                <w:color w:val="000000"/>
-                <w:sz w:val="18"/>
-                <w:szCs w:val="18"/>
-              </w:rPr>
-              <w:t xml:space="preserve">Phase 5 — Model Building (10 minutes)</w:t>
+            <w:shd w:fill="D5E8F0" w:color="auto" w:val="clear"/>
+            <w:tcMar>
+              <w:top w:type="dxa" w:w="60"/>
+              <w:left w:type="dxa" w:w="120"/>
+              <w:bottom w:type="dxa" w:w="60"/>
+              <w:right w:type="dxa" w:w="120"/>
+            </w:tcMar>
+            <w:vAlign w:val="top"/>
+          </w:tcPr>
+          <w:p>
+            <w:pPr>
+              <w:spacing w:after="40" w:before="0"/>
+              <w:jc w:val="left"/>
+            </w:pPr>
+            <w:r>
+              <w:rPr>
+                <w:rFonts w:ascii="Arial" w:cs="Arial" w:eastAsia="Arial" w:hAnsi="Arial"/>
+                <w:b/>
+                <w:bCs/>
+                <w:i w:val="false"/>
+                <w:iCs w:val="false"/>
+                <w:color w:val="000000"/>
+                <w:sz w:val="18"/>
+                <w:szCs w:val="18"/>
+              </w:rPr>
+              <w:t xml:space="preserve">Model Building Phase</w:t>
             </w:r>
           </w:p>
           <w:p>
@@ -14562,7 +14598,7 @@
             <w:pPr>
               <w:spacing w:after="20" w:before="0"/>
             </w:pPr>
-            <w:hyperlink w:history="1" r:id="rIdcjw2yla-pkz1mk8g_yuww">
+            <w:hyperlink w:history="1" r:id="rIdifhzpv4eyqf64qc4k81kc">
               <w:r>
                 <w:rPr>
                   <w:rFonts w:ascii="Arial" w:cs="Arial" w:eastAsia="Arial" w:hAnsi="Arial"/>
@@ -14595,7 +14631,7 @@
               <w:spacing w:after="10" w:before="0"/>
               <w:ind w:left="120"/>
             </w:pPr>
-            <w:hyperlink w:history="1" r:id="rIdswkggiaear7szesontrj6">
+            <w:hyperlink w:history="1" r:id="rIdgo9vphyqb9a8q0eoikhlb">
               <w:r>
                 <w:rPr>
                   <w:rFonts w:ascii="Arial" w:cs="Arial" w:eastAsia="Arial" w:hAnsi="Arial"/>
@@ -14640,7 +14676,7 @@
             <w:pPr>
               <w:spacing w:after="20" w:before="0"/>
             </w:pPr>
-            <w:hyperlink w:history="1" r:id="rIdxyfjimpfjnhwrirgfoxqy">
+            <w:hyperlink w:history="1" r:id="rId_tuwx60vsq3jbd43zgejh">
               <w:r>
                 <w:rPr>
                   <w:rFonts w:ascii="Arial" w:cs="Arial" w:eastAsia="Arial" w:hAnsi="Arial"/>
@@ -14673,7 +14709,7 @@
               <w:spacing w:after="10" w:before="0"/>
               <w:ind w:left="120"/>
             </w:pPr>
-            <w:hyperlink w:history="1" r:id="rIdrd_tc4qr1uam0hunfs1m4">
+            <w:hyperlink w:history="1" r:id="rIdcr5ie5-og2kpjz-p1_zkl">
               <w:r>
                 <w:rPr>
                   <w:rFonts w:ascii="Arial" w:cs="Arial" w:eastAsia="Arial" w:hAnsi="Arial"/>
@@ -16207,32 +16243,32 @@
         <w:tc>
           <w:tcPr>
             <w:tcW w:type="dxa" w:w="1520"/>
-            <w:shd w:fill="F2F2F2" w:color="auto" w:val="clear"/>
-            <w:tcMar>
-              <w:top w:type="dxa" w:w="60"/>
-              <w:left w:type="dxa" w:w="120"/>
-              <w:bottom w:type="dxa" w:w="60"/>
-              <w:right w:type="dxa" w:w="120"/>
-            </w:tcMar>
-            <w:vAlign w:val="top"/>
-          </w:tcPr>
-          <w:p>
-            <w:pPr>
-              <w:spacing w:after="40" w:before="0"/>
-              <w:jc w:val="left"/>
-            </w:pPr>
-            <w:r>
-              <w:rPr>
-                <w:rFonts w:ascii="Arial" w:cs="Arial" w:eastAsia="Arial" w:hAnsi="Arial"/>
-                <w:b/>
-                <w:bCs/>
-                <w:i w:val="false"/>
-                <w:iCs w:val="false"/>
-                <w:color w:val="000000"/>
-                <w:sz w:val="18"/>
-                <w:szCs w:val="18"/>
-              </w:rPr>
-              <w:t xml:space="preserve">Phase 1 — PREDICT (15 minutes)</w:t>
+            <w:shd w:fill="EAD1F5" w:color="auto" w:val="clear"/>
+            <w:tcMar>
+              <w:top w:type="dxa" w:w="60"/>
+              <w:left w:type="dxa" w:w="120"/>
+              <w:bottom w:type="dxa" w:w="60"/>
+              <w:right w:type="dxa" w:w="120"/>
+            </w:tcMar>
+            <w:vAlign w:val="top"/>
+          </w:tcPr>
+          <w:p>
+            <w:pPr>
+              <w:spacing w:after="40" w:before="0"/>
+              <w:jc w:val="left"/>
+            </w:pPr>
+            <w:r>
+              <w:rPr>
+                <w:rFonts w:ascii="Arial" w:cs="Arial" w:eastAsia="Arial" w:hAnsi="Arial"/>
+                <w:b/>
+                <w:bCs/>
+                <w:i w:val="false"/>
+                <w:iCs w:val="false"/>
+                <w:color w:val="000000"/>
+                <w:sz w:val="18"/>
+                <w:szCs w:val="18"/>
+              </w:rPr>
+              <w:t xml:space="preserve">Predict Phase</w:t>
             </w:r>
           </w:p>
           <w:p>
@@ -16255,7 +16291,7 @@
             <w:pPr>
               <w:spacing w:after="20" w:before="0"/>
             </w:pPr>
-            <w:hyperlink w:history="1" r:id="rIdsr9y605p8vm7cnkzxouqa">
+            <w:hyperlink w:history="1" r:id="rId4vfpxdbou6ibwc-_ismhz">
               <w:r>
                 <w:rPr>
                   <w:rFonts w:ascii="Arial" w:cs="Arial" w:eastAsia="Arial" w:hAnsi="Arial"/>
@@ -16288,7 +16324,7 @@
               <w:spacing w:after="10" w:before="0"/>
               <w:ind w:left="120"/>
             </w:pPr>
-            <w:hyperlink w:history="1" r:id="rIdl9aqw3wiqz18zoaqdb64o">
+            <w:hyperlink w:history="1" r:id="rId9w1jvdwbtwx5egpkju5nk">
               <w:r>
                 <w:rPr>
                   <w:rFonts w:ascii="Arial" w:cs="Arial" w:eastAsia="Arial" w:hAnsi="Arial"/>
@@ -16333,7 +16369,7 @@
             <w:pPr>
               <w:spacing w:after="20" w:before="0"/>
             </w:pPr>
-            <w:hyperlink w:history="1" r:id="rIdmwpw4qxjez1d9j-vb5ozq">
+            <w:hyperlink w:history="1" r:id="rIdvv51iv1rj3swvn3x4pyyf">
               <w:r>
                 <w:rPr>
                   <w:rFonts w:ascii="Arial" w:cs="Arial" w:eastAsia="Arial" w:hAnsi="Arial"/>
@@ -16366,7 +16402,7 @@
               <w:spacing w:after="10" w:before="0"/>
               <w:ind w:left="120"/>
             </w:pPr>
-            <w:hyperlink w:history="1" r:id="rIdznrrcegadiqz40bgucpe_">
+            <w:hyperlink w:history="1" r:id="rIdrefunbl52gmshscjvxnfu">
               <w:r>
                 <w:rPr>
                   <w:rFonts w:ascii="Arial" w:cs="Arial" w:eastAsia="Arial" w:hAnsi="Arial"/>
@@ -16513,32 +16549,32 @@
         <w:tc>
           <w:tcPr>
             <w:tcW w:type="dxa" w:w="1520"/>
-            <w:shd w:fill="F2F2F2" w:color="auto" w:val="clear"/>
-            <w:tcMar>
-              <w:top w:type="dxa" w:w="60"/>
-              <w:left w:type="dxa" w:w="120"/>
-              <w:bottom w:type="dxa" w:w="60"/>
-              <w:right w:type="dxa" w:w="120"/>
-            </w:tcMar>
-            <w:vAlign w:val="top"/>
-          </w:tcPr>
-          <w:p>
-            <w:pPr>
-              <w:spacing w:after="40" w:before="0"/>
-              <w:jc w:val="left"/>
-            </w:pPr>
-            <w:r>
-              <w:rPr>
-                <w:rFonts w:ascii="Arial" w:cs="Arial" w:eastAsia="Arial" w:hAnsi="Arial"/>
-                <w:b/>
-                <w:bCs/>
-                <w:i w:val="false"/>
-                <w:iCs w:val="false"/>
-                <w:color w:val="000000"/>
-                <w:sz w:val="18"/>
-                <w:szCs w:val="18"/>
-              </w:rPr>
-              <w:t xml:space="preserve">Phase 2 — OBSERVE (25 minutes)</w:t>
+            <w:shd w:fill="D9EEF1" w:color="auto" w:val="clear"/>
+            <w:tcMar>
+              <w:top w:type="dxa" w:w="60"/>
+              <w:left w:type="dxa" w:w="120"/>
+              <w:bottom w:type="dxa" w:w="60"/>
+              <w:right w:type="dxa" w:w="120"/>
+            </w:tcMar>
+            <w:vAlign w:val="top"/>
+          </w:tcPr>
+          <w:p>
+            <w:pPr>
+              <w:spacing w:after="40" w:before="0"/>
+              <w:jc w:val="left"/>
+            </w:pPr>
+            <w:r>
+              <w:rPr>
+                <w:rFonts w:ascii="Arial" w:cs="Arial" w:eastAsia="Arial" w:hAnsi="Arial"/>
+                <w:b/>
+                <w:bCs/>
+                <w:i w:val="false"/>
+                <w:iCs w:val="false"/>
+                <w:color w:val="000000"/>
+                <w:sz w:val="18"/>
+                <w:szCs w:val="18"/>
+              </w:rPr>
+              <w:t xml:space="preserve">Observe Phase</w:t>
             </w:r>
           </w:p>
           <w:p>
@@ -16561,7 +16597,7 @@
             <w:pPr>
               <w:spacing w:after="20" w:before="0"/>
             </w:pPr>
-            <w:hyperlink w:history="1" r:id="rIdv3zqi8wysyw5ecxxh3pn0">
+            <w:hyperlink w:history="1" r:id="rIdeuwqg8zeueuzd6h3pnev6">
               <w:r>
                 <w:rPr>
                   <w:rFonts w:ascii="Arial" w:cs="Arial" w:eastAsia="Arial" w:hAnsi="Arial"/>
@@ -16594,7 +16630,7 @@
               <w:spacing w:after="10" w:before="0"/>
               <w:ind w:left="120"/>
             </w:pPr>
-            <w:hyperlink w:history="1" r:id="rIdvsrhauvodokapnvl33fw7">
+            <w:hyperlink w:history="1" r:id="rId7c2owzjrqucndkbrzlypn">
               <w:r>
                 <w:rPr>
                   <w:rFonts w:ascii="Arial" w:cs="Arial" w:eastAsia="Arial" w:hAnsi="Arial"/>
@@ -16639,7 +16675,7 @@
             <w:pPr>
               <w:spacing w:after="20" w:before="0"/>
             </w:pPr>
-            <w:hyperlink w:history="1" r:id="rId7kt559z-wtwbn_qlzmdnm">
+            <w:hyperlink w:history="1" r:id="rIddkjmvwnkhxrx4xqmelxhs">
               <w:r>
                 <w:rPr>
                   <w:rFonts w:ascii="Arial" w:cs="Arial" w:eastAsia="Arial" w:hAnsi="Arial"/>
@@ -16672,7 +16708,7 @@
               <w:spacing w:after="10" w:before="0"/>
               <w:ind w:left="120"/>
             </w:pPr>
-            <w:hyperlink w:history="1" r:id="rId_w9wfss8oxxn62j0cgkyz">
+            <w:hyperlink w:history="1" r:id="rIdnjqgbpehmowz-yyleyilg">
               <w:r>
                 <w:rPr>
                   <w:rFonts w:ascii="Arial" w:cs="Arial" w:eastAsia="Arial" w:hAnsi="Arial"/>
@@ -16819,32 +16855,32 @@
         <w:tc>
           <w:tcPr>
             <w:tcW w:type="dxa" w:w="1520"/>
-            <w:shd w:fill="F2F2F2" w:color="auto" w:val="clear"/>
-            <w:tcMar>
-              <w:top w:type="dxa" w:w="60"/>
-              <w:left w:type="dxa" w:w="120"/>
-              <w:bottom w:type="dxa" w:w="60"/>
-              <w:right w:type="dxa" w:w="120"/>
-            </w:tcMar>
-            <w:vAlign w:val="top"/>
-          </w:tcPr>
-          <w:p>
-            <w:pPr>
-              <w:spacing w:after="40" w:before="0"/>
-              <w:jc w:val="left"/>
-            </w:pPr>
-            <w:r>
-              <w:rPr>
-                <w:rFonts w:ascii="Arial" w:cs="Arial" w:eastAsia="Arial" w:hAnsi="Arial"/>
-                <w:b/>
-                <w:bCs/>
-                <w:i w:val="false"/>
-                <w:iCs w:val="false"/>
-                <w:color w:val="000000"/>
-                <w:sz w:val="18"/>
-                <w:szCs w:val="18"/>
-              </w:rPr>
-              <w:t xml:space="preserve">Phase 3 — EXPLAIN (20 minutes)</w:t>
+            <w:shd w:fill="E2EFDA" w:color="auto" w:val="clear"/>
+            <w:tcMar>
+              <w:top w:type="dxa" w:w="60"/>
+              <w:left w:type="dxa" w:w="120"/>
+              <w:bottom w:type="dxa" w:w="60"/>
+              <w:right w:type="dxa" w:w="120"/>
+            </w:tcMar>
+            <w:vAlign w:val="top"/>
+          </w:tcPr>
+          <w:p>
+            <w:pPr>
+              <w:spacing w:after="40" w:before="0"/>
+              <w:jc w:val="left"/>
+            </w:pPr>
+            <w:r>
+              <w:rPr>
+                <w:rFonts w:ascii="Arial" w:cs="Arial" w:eastAsia="Arial" w:hAnsi="Arial"/>
+                <w:b/>
+                <w:bCs/>
+                <w:i w:val="false"/>
+                <w:iCs w:val="false"/>
+                <w:color w:val="000000"/>
+                <w:sz w:val="18"/>
+                <w:szCs w:val="18"/>
+              </w:rPr>
+              <w:t xml:space="preserve">Explain Phase</w:t>
             </w:r>
           </w:p>
           <w:p>
@@ -16867,7 +16903,7 @@
             <w:pPr>
               <w:spacing w:after="20" w:before="0"/>
             </w:pPr>
-            <w:hyperlink w:history="1" r:id="rIdmrdys2tl98x-uqgbfkifz">
+            <w:hyperlink w:history="1" r:id="rIdejuexoipl5nnneafqmskj">
               <w:r>
                 <w:rPr>
                   <w:rFonts w:ascii="Arial" w:cs="Arial" w:eastAsia="Arial" w:hAnsi="Arial"/>
@@ -16900,7 +16936,7 @@
               <w:spacing w:after="10" w:before="0"/>
               <w:ind w:left="120"/>
             </w:pPr>
-            <w:hyperlink w:history="1" r:id="rIdptawsyngjjqbhm3slzm9l">
+            <w:hyperlink w:history="1" r:id="rIdoryffkyk1g2hltp1unri_">
               <w:r>
                 <w:rPr>
                   <w:rFonts w:ascii="Arial" w:cs="Arial" w:eastAsia="Arial" w:hAnsi="Arial"/>
@@ -16945,7 +16981,7 @@
             <w:pPr>
               <w:spacing w:after="20" w:before="0"/>
             </w:pPr>
-            <w:hyperlink w:history="1" r:id="rIdzmxu5pt4pr2bmkiyifzfo">
+            <w:hyperlink w:history="1" r:id="rIddafc-ha0s_ccdy3isnh9w">
               <w:r>
                 <w:rPr>
                   <w:rFonts w:ascii="Arial" w:cs="Arial" w:eastAsia="Arial" w:hAnsi="Arial"/>
@@ -16978,7 +17014,7 @@
               <w:spacing w:after="10" w:before="0"/>
               <w:ind w:left="120"/>
             </w:pPr>
-            <w:hyperlink w:history="1" r:id="rIdnz55wndakiz0jskqayipv">
+            <w:hyperlink w:history="1" r:id="rIdldp84mkjya4rogxqzzmde">
               <w:r>
                 <w:rPr>
                   <w:rFonts w:ascii="Arial" w:cs="Arial" w:eastAsia="Arial" w:hAnsi="Arial"/>
@@ -17125,32 +17161,32 @@
         <w:tc>
           <w:tcPr>
             <w:tcW w:type="dxa" w:w="1520"/>
-            <w:shd w:fill="F2F2F2" w:color="auto" w:val="clear"/>
-            <w:tcMar>
-              <w:top w:type="dxa" w:w="60"/>
-              <w:left w:type="dxa" w:w="120"/>
-              <w:bottom w:type="dxa" w:w="60"/>
-              <w:right w:type="dxa" w:w="120"/>
-            </w:tcMar>
-            <w:vAlign w:val="top"/>
-          </w:tcPr>
-          <w:p>
-            <w:pPr>
-              <w:spacing w:after="40" w:before="0"/>
-              <w:jc w:val="left"/>
-            </w:pPr>
-            <w:r>
-              <w:rPr>
-                <w:rFonts w:ascii="Arial" w:cs="Arial" w:eastAsia="Arial" w:hAnsi="Arial"/>
-                <w:b/>
-                <w:bCs/>
-                <w:i w:val="false"/>
-                <w:iCs w:val="false"/>
-                <w:color w:val="000000"/>
-                <w:sz w:val="18"/>
-                <w:szCs w:val="18"/>
-              </w:rPr>
-              <w:t xml:space="preserve">Phase 4 — DRIVING QUESTION BOARD Update (10 minutes)</w:t>
+            <w:shd w:fill="FCE4D6" w:color="auto" w:val="clear"/>
+            <w:tcMar>
+              <w:top w:type="dxa" w:w="60"/>
+              <w:left w:type="dxa" w:w="120"/>
+              <w:bottom w:type="dxa" w:w="60"/>
+              <w:right w:type="dxa" w:w="120"/>
+            </w:tcMar>
+            <w:vAlign w:val="top"/>
+          </w:tcPr>
+          <w:p>
+            <w:pPr>
+              <w:spacing w:after="40" w:before="0"/>
+              <w:jc w:val="left"/>
+            </w:pPr>
+            <w:r>
+              <w:rPr>
+                <w:rFonts w:ascii="Arial" w:cs="Arial" w:eastAsia="Arial" w:hAnsi="Arial"/>
+                <w:b/>
+                <w:bCs/>
+                <w:i w:val="false"/>
+                <w:iCs w:val="false"/>
+                <w:color w:val="000000"/>
+                <w:sz w:val="18"/>
+                <w:szCs w:val="18"/>
+              </w:rPr>
+              <w:t xml:space="preserve">Driving Question Board (DQB) Creation</w:t>
             </w:r>
           </w:p>
           <w:p>
@@ -17173,7 +17209,7 @@
             <w:pPr>
               <w:spacing w:after="20" w:before="0"/>
             </w:pPr>
-            <w:hyperlink w:history="1" r:id="rIdekuskgrdm_mgnjfj2senn">
+            <w:hyperlink w:history="1" r:id="rId4fbaeyr6rqfqzxpvoxbcx">
               <w:r>
                 <w:rPr>
                   <w:rFonts w:ascii="Arial" w:cs="Arial" w:eastAsia="Arial" w:hAnsi="Arial"/>
@@ -17206,7 +17242,7 @@
               <w:spacing w:after="10" w:before="0"/>
               <w:ind w:left="120"/>
             </w:pPr>
-            <w:hyperlink w:history="1" r:id="rId9rjmtwebrz_2w_ike9z9e">
+            <w:hyperlink w:history="1" r:id="rIdljivakzpp-06daux3rnf4">
               <w:r>
                 <w:rPr>
                   <w:rFonts w:ascii="Arial" w:cs="Arial" w:eastAsia="Arial" w:hAnsi="Arial"/>
@@ -17251,7 +17287,7 @@
             <w:pPr>
               <w:spacing w:after="20" w:before="0"/>
             </w:pPr>
-            <w:hyperlink w:history="1" r:id="rIdstbqbo5go3isxscbrgzek">
+            <w:hyperlink w:history="1" r:id="rIdrfatzgbw-zm5etlj-an4w">
               <w:r>
                 <w:rPr>
                   <w:rFonts w:ascii="Arial" w:cs="Arial" w:eastAsia="Arial" w:hAnsi="Arial"/>
@@ -17284,7 +17320,7 @@
               <w:spacing w:after="10" w:before="0"/>
               <w:ind w:left="120"/>
             </w:pPr>
-            <w:hyperlink w:history="1" r:id="rIdfgnvmxvy9cdtquljia6kl">
+            <w:hyperlink w:history="1" r:id="rIddzv3ziv1msp0setvsd04j">
               <w:r>
                 <w:rPr>
                   <w:rFonts w:ascii="Arial" w:cs="Arial" w:eastAsia="Arial" w:hAnsi="Arial"/>
@@ -17431,32 +17467,32 @@
         <w:tc>
           <w:tcPr>
             <w:tcW w:type="dxa" w:w="1520"/>
-            <w:shd w:fill="F2F2F2" w:color="auto" w:val="clear"/>
-            <w:tcMar>
-              <w:top w:type="dxa" w:w="60"/>
-              <w:left w:type="dxa" w:w="120"/>
-              <w:bottom w:type="dxa" w:w="60"/>
-              <w:right w:type="dxa" w:w="120"/>
-            </w:tcMar>
-            <w:vAlign w:val="top"/>
-          </w:tcPr>
-          <w:p>
-            <w:pPr>
-              <w:spacing w:after="40" w:before="0"/>
-              <w:jc w:val="left"/>
-            </w:pPr>
-            <w:r>
-              <w:rPr>
-                <w:rFonts w:ascii="Arial" w:cs="Arial" w:eastAsia="Arial" w:hAnsi="Arial"/>
-                <w:b/>
-                <w:bCs/>
-                <w:i w:val="false"/>
-                <w:iCs w:val="false"/>
-                <w:color w:val="000000"/>
-                <w:sz w:val="18"/>
-                <w:szCs w:val="18"/>
-              </w:rPr>
-              <w:t xml:space="preserve">Phase 5 — MODEL BUILDING (10 minutes)</w:t>
+            <w:shd w:fill="D5E8F0" w:color="auto" w:val="clear"/>
+            <w:tcMar>
+              <w:top w:type="dxa" w:w="60"/>
+              <w:left w:type="dxa" w:w="120"/>
+              <w:bottom w:type="dxa" w:w="60"/>
+              <w:right w:type="dxa" w:w="120"/>
+            </w:tcMar>
+            <w:vAlign w:val="top"/>
+          </w:tcPr>
+          <w:p>
+            <w:pPr>
+              <w:spacing w:after="40" w:before="0"/>
+              <w:jc w:val="left"/>
+            </w:pPr>
+            <w:r>
+              <w:rPr>
+                <w:rFonts w:ascii="Arial" w:cs="Arial" w:eastAsia="Arial" w:hAnsi="Arial"/>
+                <w:b/>
+                <w:bCs/>
+                <w:i w:val="false"/>
+                <w:iCs w:val="false"/>
+                <w:color w:val="000000"/>
+                <w:sz w:val="18"/>
+                <w:szCs w:val="18"/>
+              </w:rPr>
+              <w:t xml:space="preserve">Model Building Phase</w:t>
             </w:r>
           </w:p>
           <w:p>
@@ -17479,7 +17515,7 @@
             <w:pPr>
               <w:spacing w:after="20" w:before="0"/>
             </w:pPr>
-            <w:hyperlink w:history="1" r:id="rIdvqhlhuq-k9aih1zky8_ax">
+            <w:hyperlink w:history="1" r:id="rIda_cg5sp_lqhytqjnrqfbw">
               <w:r>
                 <w:rPr>
                   <w:rFonts w:ascii="Arial" w:cs="Arial" w:eastAsia="Arial" w:hAnsi="Arial"/>
@@ -17512,7 +17548,7 @@
               <w:spacing w:after="10" w:before="0"/>
               <w:ind w:left="120"/>
             </w:pPr>
-            <w:hyperlink w:history="1" r:id="rIdoedrtmltk-lh060hae0z2">
+            <w:hyperlink w:history="1" r:id="rId1hylfvkbtlvnt4sgkzywt">
               <w:r>
                 <w:rPr>
                   <w:rFonts w:ascii="Arial" w:cs="Arial" w:eastAsia="Arial" w:hAnsi="Arial"/>
@@ -17557,7 +17593,7 @@
             <w:pPr>
               <w:spacing w:after="20" w:before="0"/>
             </w:pPr>
-            <w:hyperlink w:history="1" r:id="rIdecrzjassf1axjqds6zqwy">
+            <w:hyperlink w:history="1" r:id="rIdy2x76tsghxlkczmjzoff_">
               <w:r>
                 <w:rPr>
                   <w:rFonts w:ascii="Arial" w:cs="Arial" w:eastAsia="Arial" w:hAnsi="Arial"/>
@@ -17590,7 +17626,7 @@
               <w:spacing w:after="10" w:before="0"/>
               <w:ind w:left="120"/>
             </w:pPr>
-            <w:hyperlink w:history="1" r:id="rIdi1xljjscz8_7ips_r1zp7">
+            <w:hyperlink w:history="1" r:id="rIdve-hgpijtyqzjtx0qjlza">
               <w:r>
                 <w:rPr>
                   <w:rFonts w:ascii="Arial" w:cs="Arial" w:eastAsia="Arial" w:hAnsi="Arial"/>
@@ -19143,32 +19179,32 @@
         <w:tc>
           <w:tcPr>
             <w:tcW w:type="dxa" w:w="1520"/>
-            <w:shd w:fill="F2F2F2" w:color="auto" w:val="clear"/>
-            <w:tcMar>
-              <w:top w:type="dxa" w:w="60"/>
-              <w:left w:type="dxa" w:w="120"/>
-              <w:bottom w:type="dxa" w:w="60"/>
-              <w:right w:type="dxa" w:w="120"/>
-            </w:tcMar>
-            <w:vAlign w:val="top"/>
-          </w:tcPr>
-          <w:p>
-            <w:pPr>
-              <w:spacing w:after="40" w:before="0"/>
-              <w:jc w:val="left"/>
-            </w:pPr>
-            <w:r>
-              <w:rPr>
-                <w:rFonts w:ascii="Arial" w:cs="Arial" w:eastAsia="Arial" w:hAnsi="Arial"/>
-                <w:b/>
-                <w:bCs/>
-                <w:i w:val="false"/>
-                <w:iCs w:val="false"/>
-                <w:color w:val="000000"/>
-                <w:sz w:val="18"/>
-                <w:szCs w:val="18"/>
-              </w:rPr>
-              <w:t xml:space="preserve">Phase 1 — Predict (Return to Phenomenon)</w:t>
+            <w:shd w:fill="EAD1F5" w:color="auto" w:val="clear"/>
+            <w:tcMar>
+              <w:top w:type="dxa" w:w="60"/>
+              <w:left w:type="dxa" w:w="120"/>
+              <w:bottom w:type="dxa" w:w="60"/>
+              <w:right w:type="dxa" w:w="120"/>
+            </w:tcMar>
+            <w:vAlign w:val="top"/>
+          </w:tcPr>
+          <w:p>
+            <w:pPr>
+              <w:spacing w:after="40" w:before="0"/>
+              <w:jc w:val="left"/>
+            </w:pPr>
+            <w:r>
+              <w:rPr>
+                <w:rFonts w:ascii="Arial" w:cs="Arial" w:eastAsia="Arial" w:hAnsi="Arial"/>
+                <w:b/>
+                <w:bCs/>
+                <w:i w:val="false"/>
+                <w:iCs w:val="false"/>
+                <w:color w:val="000000"/>
+                <w:sz w:val="18"/>
+                <w:szCs w:val="18"/>
+              </w:rPr>
+              <w:t xml:space="preserve">Predict Phase</w:t>
             </w:r>
           </w:p>
           <w:p>
@@ -19191,7 +19227,7 @@
             <w:pPr>
               <w:spacing w:after="20" w:before="0"/>
             </w:pPr>
-            <w:hyperlink w:history="1" r:id="rIdwtlo1pxeqthdgjyestmkw">
+            <w:hyperlink w:history="1" r:id="rIdw1fkef0obpdi1l6es8kor">
               <w:r>
                 <w:rPr>
                   <w:rFonts w:ascii="Arial" w:cs="Arial" w:eastAsia="Arial" w:hAnsi="Arial"/>
@@ -19224,7 +19260,7 @@
               <w:spacing w:after="10" w:before="0"/>
               <w:ind w:left="120"/>
             </w:pPr>
-            <w:hyperlink w:history="1" r:id="rIdz8okbsxhql3jpqcwl6vni">
+            <w:hyperlink w:history="1" r:id="rIdnvdiuqnqcnkltzkvopowq">
               <w:r>
                 <w:rPr>
                   <w:rFonts w:ascii="Arial" w:cs="Arial" w:eastAsia="Arial" w:hAnsi="Arial"/>
@@ -19269,7 +19305,7 @@
             <w:pPr>
               <w:spacing w:after="20" w:before="0"/>
             </w:pPr>
-            <w:hyperlink w:history="1" r:id="rIdgtk8dnoyw_k_exo4eaqrn">
+            <w:hyperlink w:history="1" r:id="rIdwyks3bgebrnlvkjrwhsrt">
               <w:r>
                 <w:rPr>
                   <w:rFonts w:ascii="Arial" w:cs="Arial" w:eastAsia="Arial" w:hAnsi="Arial"/>
@@ -19302,7 +19338,7 @@
               <w:spacing w:after="10" w:before="0"/>
               <w:ind w:left="120"/>
             </w:pPr>
-            <w:hyperlink w:history="1" r:id="rId8ux6tamdouhd5pdvin1im">
+            <w:hyperlink w:history="1" r:id="rIdabckxcnalgzzmowwjzfpm">
               <w:r>
                 <w:rPr>
                   <w:rFonts w:ascii="Arial" w:cs="Arial" w:eastAsia="Arial" w:hAnsi="Arial"/>
@@ -19449,32 +19485,32 @@
         <w:tc>
           <w:tcPr>
             <w:tcW w:type="dxa" w:w="1520"/>
-            <w:shd w:fill="F2F2F2" w:color="auto" w:val="clear"/>
-            <w:tcMar>
-              <w:top w:type="dxa" w:w="60"/>
-              <w:left w:type="dxa" w:w="120"/>
-              <w:bottom w:type="dxa" w:w="60"/>
-              <w:right w:type="dxa" w:w="120"/>
-            </w:tcMar>
-            <w:vAlign w:val="top"/>
-          </w:tcPr>
-          <w:p>
-            <w:pPr>
-              <w:spacing w:after="40" w:before="0"/>
-              <w:jc w:val="left"/>
-            </w:pPr>
-            <w:r>
-              <w:rPr>
-                <w:rFonts w:ascii="Arial" w:cs="Arial" w:eastAsia="Arial" w:hAnsi="Arial"/>
-                <w:b/>
-                <w:bCs/>
-                <w:i w:val="false"/>
-                <w:iCs w:val="false"/>
-                <w:color w:val="000000"/>
-                <w:sz w:val="18"/>
-                <w:szCs w:val="18"/>
-              </w:rPr>
-              <w:t xml:space="preserve">Phase 2 — Observe (Quantitative Energy Investigation)</w:t>
+            <w:shd w:fill="D9EEF1" w:color="auto" w:val="clear"/>
+            <w:tcMar>
+              <w:top w:type="dxa" w:w="60"/>
+              <w:left w:type="dxa" w:w="120"/>
+              <w:bottom w:type="dxa" w:w="60"/>
+              <w:right w:type="dxa" w:w="120"/>
+            </w:tcMar>
+            <w:vAlign w:val="top"/>
+          </w:tcPr>
+          <w:p>
+            <w:pPr>
+              <w:spacing w:after="40" w:before="0"/>
+              <w:jc w:val="left"/>
+            </w:pPr>
+            <w:r>
+              <w:rPr>
+                <w:rFonts w:ascii="Arial" w:cs="Arial" w:eastAsia="Arial" w:hAnsi="Arial"/>
+                <w:b/>
+                <w:bCs/>
+                <w:i w:val="false"/>
+                <w:iCs w:val="false"/>
+                <w:color w:val="000000"/>
+                <w:sz w:val="18"/>
+                <w:szCs w:val="18"/>
+              </w:rPr>
+              <w:t xml:space="preserve">Observe Phase</w:t>
             </w:r>
           </w:p>
           <w:p>
@@ -19497,7 +19533,7 @@
             <w:pPr>
               <w:spacing w:after="20" w:before="0"/>
             </w:pPr>
-            <w:hyperlink w:history="1" r:id="rIdxtaj0d8me7adu-g0awndo">
+            <w:hyperlink w:history="1" r:id="rIdd3ga79dbp5washjifo2xv">
               <w:r>
                 <w:rPr>
                   <w:rFonts w:ascii="Arial" w:cs="Arial" w:eastAsia="Arial" w:hAnsi="Arial"/>
@@ -19530,7 +19566,7 @@
               <w:spacing w:after="10" w:before="0"/>
               <w:ind w:left="120"/>
             </w:pPr>
-            <w:hyperlink w:history="1" r:id="rIdhmnsgyppsysgsvy5o6pec">
+            <w:hyperlink w:history="1" r:id="rIdrzriotapd1q9dntv3gzgp">
               <w:r>
                 <w:rPr>
                   <w:rFonts w:ascii="Arial" w:cs="Arial" w:eastAsia="Arial" w:hAnsi="Arial"/>
@@ -19575,7 +19611,7 @@
             <w:pPr>
               <w:spacing w:after="20" w:before="0"/>
             </w:pPr>
-            <w:hyperlink w:history="1" r:id="rId0s-nhe4kigxkwdog-x4vl">
+            <w:hyperlink w:history="1" r:id="rIdiwaa53zzcwk6_6tlvechm">
               <w:r>
                 <w:rPr>
                   <w:rFonts w:ascii="Arial" w:cs="Arial" w:eastAsia="Arial" w:hAnsi="Arial"/>
@@ -19608,7 +19644,7 @@
               <w:spacing w:after="10" w:before="0"/>
               <w:ind w:left="120"/>
             </w:pPr>
-            <w:hyperlink w:history="1" r:id="rIdt9hbuoes4nscewck_tbvp">
+            <w:hyperlink w:history="1" r:id="rId2jxrw_5buyomxolxajbmc">
               <w:r>
                 <w:rPr>
                   <w:rFonts w:ascii="Arial" w:cs="Arial" w:eastAsia="Arial" w:hAnsi="Arial"/>
@@ -19755,32 +19791,32 @@
         <w:tc>
           <w:tcPr>
             <w:tcW w:type="dxa" w:w="1520"/>
-            <w:shd w:fill="F2F2F2" w:color="auto" w:val="clear"/>
-            <w:tcMar>
-              <w:top w:type="dxa" w:w="60"/>
-              <w:left w:type="dxa" w:w="120"/>
-              <w:bottom w:type="dxa" w:w="60"/>
-              <w:right w:type="dxa" w:w="120"/>
-            </w:tcMar>
-            <w:vAlign w:val="top"/>
-          </w:tcPr>
-          <w:p>
-            <w:pPr>
-              <w:spacing w:after="40" w:before="0"/>
-              <w:jc w:val="left"/>
-            </w:pPr>
-            <w:r>
-              <w:rPr>
-                <w:rFonts w:ascii="Arial" w:cs="Arial" w:eastAsia="Arial" w:hAnsi="Arial"/>
-                <w:b/>
-                <w:bCs/>
-                <w:i w:val="false"/>
-                <w:iCs w:val="false"/>
-                <w:color w:val="000000"/>
-                <w:sz w:val="18"/>
-                <w:szCs w:val="18"/>
-              </w:rPr>
-              <w:t xml:space="preserve">Phase 3 — Explain (Sensemaking Discussion + Worked Examples)</w:t>
+            <w:shd w:fill="E2EFDA" w:color="auto" w:val="clear"/>
+            <w:tcMar>
+              <w:top w:type="dxa" w:w="60"/>
+              <w:left w:type="dxa" w:w="120"/>
+              <w:bottom w:type="dxa" w:w="60"/>
+              <w:right w:type="dxa" w:w="120"/>
+            </w:tcMar>
+            <w:vAlign w:val="top"/>
+          </w:tcPr>
+          <w:p>
+            <w:pPr>
+              <w:spacing w:after="40" w:before="0"/>
+              <w:jc w:val="left"/>
+            </w:pPr>
+            <w:r>
+              <w:rPr>
+                <w:rFonts w:ascii="Arial" w:cs="Arial" w:eastAsia="Arial" w:hAnsi="Arial"/>
+                <w:b/>
+                <w:bCs/>
+                <w:i w:val="false"/>
+                <w:iCs w:val="false"/>
+                <w:color w:val="000000"/>
+                <w:sz w:val="18"/>
+                <w:szCs w:val="18"/>
+              </w:rPr>
+              <w:t xml:space="preserve">Explain Phase</w:t>
             </w:r>
           </w:p>
           <w:p>
@@ -19803,7 +19839,7 @@
             <w:pPr>
               <w:spacing w:after="20" w:before="0"/>
             </w:pPr>
-            <w:hyperlink w:history="1" r:id="rId9j-ic9s-8aukde7bdw_t2">
+            <w:hyperlink w:history="1" r:id="rIdhfuqxs_-yqoppt_maadmh">
               <w:r>
                 <w:rPr>
                   <w:rFonts w:ascii="Arial" w:cs="Arial" w:eastAsia="Arial" w:hAnsi="Arial"/>
@@ -19836,7 +19872,7 @@
               <w:spacing w:after="10" w:before="0"/>
               <w:ind w:left="120"/>
             </w:pPr>
-            <w:hyperlink w:history="1" r:id="rIdr1iepyg_pegxryx2smfji">
+            <w:hyperlink w:history="1" r:id="rIdvyii0-di-5gxdzrule2zt">
               <w:r>
                 <w:rPr>
                   <w:rFonts w:ascii="Arial" w:cs="Arial" w:eastAsia="Arial" w:hAnsi="Arial"/>
@@ -19881,7 +19917,7 @@
             <w:pPr>
               <w:spacing w:after="20" w:before="0"/>
             </w:pPr>
-            <w:hyperlink w:history="1" r:id="rIdg0dyupr4yelvphkien-2g">
+            <w:hyperlink w:history="1" r:id="rIdb2p4yyk-u6nbfdpofiotc">
               <w:r>
                 <w:rPr>
                   <w:rFonts w:ascii="Arial" w:cs="Arial" w:eastAsia="Arial" w:hAnsi="Arial"/>
@@ -19914,7 +19950,7 @@
               <w:spacing w:after="10" w:before="0"/>
               <w:ind w:left="120"/>
             </w:pPr>
-            <w:hyperlink w:history="1" r:id="rId5wm4jrilzvj8fklbytrob">
+            <w:hyperlink w:history="1" r:id="rId-bmyjz2tui9mxmec4jafb">
               <w:r>
                 <w:rPr>
                   <w:rFonts w:ascii="Arial" w:cs="Arial" w:eastAsia="Arial" w:hAnsi="Arial"/>
@@ -20061,32 +20097,32 @@
         <w:tc>
           <w:tcPr>
             <w:tcW w:type="dxa" w:w="1520"/>
-            <w:shd w:fill="F2F2F2" w:color="auto" w:val="clear"/>
-            <w:tcMar>
-              <w:top w:type="dxa" w:w="60"/>
-              <w:left w:type="dxa" w:w="120"/>
-              <w:bottom w:type="dxa" w:w="60"/>
-              <w:right w:type="dxa" w:w="120"/>
-            </w:tcMar>
-            <w:vAlign w:val="top"/>
-          </w:tcPr>
-          <w:p>
-            <w:pPr>
-              <w:spacing w:after="40" w:before="0"/>
-              <w:jc w:val="left"/>
-            </w:pPr>
-            <w:r>
-              <w:rPr>
-                <w:rFonts w:ascii="Arial" w:cs="Arial" w:eastAsia="Arial" w:hAnsi="Arial"/>
-                <w:b/>
-                <w:bCs/>
-                <w:i w:val="false"/>
-                <w:iCs w:val="false"/>
-                <w:color w:val="000000"/>
-                <w:sz w:val="18"/>
-                <w:szCs w:val="18"/>
-              </w:rPr>
-              <w:t xml:space="preserve">Phase 4 — Driving Question Board (DQB) Completion</w:t>
+            <w:shd w:fill="FCE4D6" w:color="auto" w:val="clear"/>
+            <w:tcMar>
+              <w:top w:type="dxa" w:w="60"/>
+              <w:left w:type="dxa" w:w="120"/>
+              <w:bottom w:type="dxa" w:w="60"/>
+              <w:right w:type="dxa" w:w="120"/>
+            </w:tcMar>
+            <w:vAlign w:val="top"/>
+          </w:tcPr>
+          <w:p>
+            <w:pPr>
+              <w:spacing w:after="40" w:before="0"/>
+              <w:jc w:val="left"/>
+            </w:pPr>
+            <w:r>
+              <w:rPr>
+                <w:rFonts w:ascii="Arial" w:cs="Arial" w:eastAsia="Arial" w:hAnsi="Arial"/>
+                <w:b/>
+                <w:bCs/>
+                <w:i w:val="false"/>
+                <w:iCs w:val="false"/>
+                <w:color w:val="000000"/>
+                <w:sz w:val="18"/>
+                <w:szCs w:val="18"/>
+              </w:rPr>
+              <w:t xml:space="preserve">Driving Question Board (DQB) Creation</w:t>
             </w:r>
           </w:p>
           <w:p>
@@ -20109,7 +20145,7 @@
             <w:pPr>
               <w:spacing w:after="20" w:before="0"/>
             </w:pPr>
-            <w:hyperlink w:history="1" r:id="rId7tgmxq7c9ackfsaortxgj">
+            <w:hyperlink w:history="1" r:id="rIdff6skm3-sjfmvytrde1mb">
               <w:r>
                 <w:rPr>
                   <w:rFonts w:ascii="Arial" w:cs="Arial" w:eastAsia="Arial" w:hAnsi="Arial"/>
@@ -20142,7 +20178,7 @@
               <w:spacing w:after="10" w:before="0"/>
               <w:ind w:left="120"/>
             </w:pPr>
-            <w:hyperlink w:history="1" r:id="rIdnzt5xf9owtgz5rorpbbla">
+            <w:hyperlink w:history="1" r:id="rIdxvnh39hpz3s4v0zuzjcyg">
               <w:r>
                 <w:rPr>
                   <w:rFonts w:ascii="Arial" w:cs="Arial" w:eastAsia="Arial" w:hAnsi="Arial"/>
@@ -20187,7 +20223,7 @@
             <w:pPr>
               <w:spacing w:after="20" w:before="0"/>
             </w:pPr>
-            <w:hyperlink w:history="1" r:id="rIddumlydgucxxreqsb6xflp">
+            <w:hyperlink w:history="1" r:id="rIdfkw5htbv66zjrbf_z56sw">
               <w:r>
                 <w:rPr>
                   <w:rFonts w:ascii="Arial" w:cs="Arial" w:eastAsia="Arial" w:hAnsi="Arial"/>
@@ -20220,7 +20256,7 @@
               <w:spacing w:after="10" w:before="0"/>
               <w:ind w:left="120"/>
             </w:pPr>
-            <w:hyperlink w:history="1" r:id="rIduw7ku-wusue6rsyrtmwz1">
+            <w:hyperlink w:history="1" r:id="rIddmtchuvnugmchduulkoeb">
               <w:r>
                 <w:rPr>
                   <w:rFonts w:ascii="Arial" w:cs="Arial" w:eastAsia="Arial" w:hAnsi="Arial"/>
@@ -20367,32 +20403,32 @@
         <w:tc>
           <w:tcPr>
             <w:tcW w:type="dxa" w:w="1520"/>
-            <w:shd w:fill="F2F2F2" w:color="auto" w:val="clear"/>
-            <w:tcMar>
-              <w:top w:type="dxa" w:w="60"/>
-              <w:left w:type="dxa" w:w="120"/>
-              <w:bottom w:type="dxa" w:w="60"/>
-              <w:right w:type="dxa" w:w="120"/>
-            </w:tcMar>
-            <w:vAlign w:val="top"/>
-          </w:tcPr>
-          <w:p>
-            <w:pPr>
-              <w:spacing w:after="40" w:before="0"/>
-              <w:jc w:val="left"/>
-            </w:pPr>
-            <w:r>
-              <w:rPr>
-                <w:rFonts w:ascii="Arial" w:cs="Arial" w:eastAsia="Arial" w:hAnsi="Arial"/>
-                <w:b/>
-                <w:bCs/>
-                <w:i w:val="false"/>
-                <w:iCs w:val="false"/>
-                <w:color w:val="000000"/>
-                <w:sz w:val="18"/>
-                <w:szCs w:val="18"/>
-              </w:rPr>
-              <w:t xml:space="preserve">Phase 5 — Final Model Building + Final Explanation Writing</w:t>
+            <w:shd w:fill="D5E8F0" w:color="auto" w:val="clear"/>
+            <w:tcMar>
+              <w:top w:type="dxa" w:w="60"/>
+              <w:left w:type="dxa" w:w="120"/>
+              <w:bottom w:type="dxa" w:w="60"/>
+              <w:right w:type="dxa" w:w="120"/>
+            </w:tcMar>
+            <w:vAlign w:val="top"/>
+          </w:tcPr>
+          <w:p>
+            <w:pPr>
+              <w:spacing w:after="40" w:before="0"/>
+              <w:jc w:val="left"/>
+            </w:pPr>
+            <w:r>
+              <w:rPr>
+                <w:rFonts w:ascii="Arial" w:cs="Arial" w:eastAsia="Arial" w:hAnsi="Arial"/>
+                <w:b/>
+                <w:bCs/>
+                <w:i w:val="false"/>
+                <w:iCs w:val="false"/>
+                <w:color w:val="000000"/>
+                <w:sz w:val="18"/>
+                <w:szCs w:val="18"/>
+              </w:rPr>
+              <w:t xml:space="preserve">Model Building Phase</w:t>
             </w:r>
           </w:p>
           <w:p>
@@ -20415,7 +20451,7 @@
             <w:pPr>
               <w:spacing w:after="20" w:before="0"/>
             </w:pPr>
-            <w:hyperlink w:history="1" r:id="rIdk4zsbx5ksto2dtdqtw2_w">
+            <w:hyperlink w:history="1" r:id="rIdxikx2svqzsbloaw4kl2cp">
               <w:r>
                 <w:rPr>
                   <w:rFonts w:ascii="Arial" w:cs="Arial" w:eastAsia="Arial" w:hAnsi="Arial"/>
@@ -20448,7 +20484,7 @@
               <w:spacing w:after="10" w:before="0"/>
               <w:ind w:left="120"/>
             </w:pPr>
-            <w:hyperlink w:history="1" r:id="rId0dvt6q1jfwcyl32dr5qar">
+            <w:hyperlink w:history="1" r:id="rIdnuj82egntbc3qaxwywmpb">
               <w:r>
                 <w:rPr>
                   <w:rFonts w:ascii="Arial" w:cs="Arial" w:eastAsia="Arial" w:hAnsi="Arial"/>
@@ -20493,7 +20529,7 @@
             <w:pPr>
               <w:spacing w:after="20" w:before="0"/>
             </w:pPr>
-            <w:hyperlink w:history="1" r:id="rIdazl4m4rd5ubd5p6_rm_pp">
+            <w:hyperlink w:history="1" r:id="rIdhgbvtgqot2tjcfbxaesjo">
               <w:r>
                 <w:rPr>
                   <w:rFonts w:ascii="Arial" w:cs="Arial" w:eastAsia="Arial" w:hAnsi="Arial"/>
@@ -20526,7 +20562,7 @@
               <w:spacing w:after="10" w:before="0"/>
               <w:ind w:left="120"/>
             </w:pPr>
-            <w:hyperlink w:history="1" r:id="rIdbaribd0iwkzi8ecbzj1-2">
+            <w:hyperlink w:history="1" r:id="rIdkg7ggx_ah_tjz_2p3i7aq">
               <w:r>
                 <w:rPr>
                   <w:rFonts w:ascii="Arial" w:cs="Arial" w:eastAsia="Arial" w:hAnsi="Arial"/>

--- a/data/outputs/v2/Physics/SS1.2_Mechanical_Properties_of_Materials/Physics_Mechanical_Properties_of_Materials_CBE_LessonSequence.docx
+++ b/data/outputs/v2/Physics/SS1.2_Mechanical_Properties_of_Materials/Physics_Mechanical_Properties_of_Materials_CBE_LessonSequence.docx
@@ -3278,7 +3278,7 @@
             <w:pPr>
               <w:spacing w:after="20" w:before="0"/>
             </w:pPr>
-            <w:hyperlink w:history="1" r:id="rIdkuzksmttrqazjvzwkes8c">
+            <w:hyperlink w:history="1" r:id="rIdnpm5hyjleomosr6m_can-">
               <w:r>
                 <w:rPr>
                   <w:rFonts w:ascii="Arial" w:cs="Arial" w:eastAsia="Arial" w:hAnsi="Arial"/>
@@ -3311,7 +3311,7 @@
               <w:spacing w:after="10" w:before="0"/>
               <w:ind w:left="120"/>
             </w:pPr>
-            <w:hyperlink w:history="1" r:id="rIdyjvx82f4k9e5jakrcgosb">
+            <w:hyperlink w:history="1" r:id="rIdpyirsvthwxcy6tacg0shp">
               <w:r>
                 <w:rPr>
                   <w:rFonts w:ascii="Arial" w:cs="Arial" w:eastAsia="Arial" w:hAnsi="Arial"/>
@@ -3356,7 +3356,7 @@
             <w:pPr>
               <w:spacing w:after="20" w:before="0"/>
             </w:pPr>
-            <w:hyperlink w:history="1" r:id="rIdnfs6rnazdz-tynnswhex-">
+            <w:hyperlink w:history="1" r:id="rId2nxsu3qbdixnnbwx25-vg">
               <w:r>
                 <w:rPr>
                   <w:rFonts w:ascii="Arial" w:cs="Arial" w:eastAsia="Arial" w:hAnsi="Arial"/>
@@ -3389,7 +3389,7 @@
               <w:spacing w:after="10" w:before="0"/>
               <w:ind w:left="120"/>
             </w:pPr>
-            <w:hyperlink w:history="1" r:id="rIdhteywrshz19omoz6b-yui">
+            <w:hyperlink w:history="1" r:id="rId9liflx6k7jnmkao9ozsfj">
               <w:r>
                 <w:rPr>
                   <w:rFonts w:ascii="Arial" w:cs="Arial" w:eastAsia="Arial" w:hAnsi="Arial"/>
@@ -3584,7 +3584,7 @@
             <w:pPr>
               <w:spacing w:after="20" w:before="0"/>
             </w:pPr>
-            <w:hyperlink w:history="1" r:id="rIdw7fjt2qoleudnzogamfkl">
+            <w:hyperlink w:history="1" r:id="rIdpipkanj9wwtjcm5_f1uc6">
               <w:r>
                 <w:rPr>
                   <w:rFonts w:ascii="Arial" w:cs="Arial" w:eastAsia="Arial" w:hAnsi="Arial"/>
@@ -3617,7 +3617,7 @@
               <w:spacing w:after="10" w:before="0"/>
               <w:ind w:left="120"/>
             </w:pPr>
-            <w:hyperlink w:history="1" r:id="rId6ah2_xfmlhgadgwyjiwlr">
+            <w:hyperlink w:history="1" r:id="rIdststxmoeno7emridol3eu">
               <w:r>
                 <w:rPr>
                   <w:rFonts w:ascii="Arial" w:cs="Arial" w:eastAsia="Arial" w:hAnsi="Arial"/>
@@ -3662,7 +3662,7 @@
             <w:pPr>
               <w:spacing w:after="20" w:before="0"/>
             </w:pPr>
-            <w:hyperlink w:history="1" r:id="rIdkawipnrwhnwaxfroysagm">
+            <w:hyperlink w:history="1" r:id="rId-r32blyewaxqbygjfpatm">
               <w:r>
                 <w:rPr>
                   <w:rFonts w:ascii="Arial" w:cs="Arial" w:eastAsia="Arial" w:hAnsi="Arial"/>
@@ -3695,7 +3695,7 @@
               <w:spacing w:after="10" w:before="0"/>
               <w:ind w:left="120"/>
             </w:pPr>
-            <w:hyperlink w:history="1" r:id="rIdo3jwhd51sidj6dz8zl9a0">
+            <w:hyperlink w:history="1" r:id="rId0qht78illc8sy0dcexusy">
               <w:r>
                 <w:rPr>
                   <w:rFonts w:ascii="Arial" w:cs="Arial" w:eastAsia="Arial" w:hAnsi="Arial"/>
@@ -3890,7 +3890,7 @@
             <w:pPr>
               <w:spacing w:after="20" w:before="0"/>
             </w:pPr>
-            <w:hyperlink w:history="1" r:id="rIdupd6dojgujisbbcreqohq">
+            <w:hyperlink w:history="1" r:id="rIdaovz9k9074tm6hkly-hbq">
               <w:r>
                 <w:rPr>
                   <w:rFonts w:ascii="Arial" w:cs="Arial" w:eastAsia="Arial" w:hAnsi="Arial"/>
@@ -3923,7 +3923,7 @@
               <w:spacing w:after="10" w:before="0"/>
               <w:ind w:left="120"/>
             </w:pPr>
-            <w:hyperlink w:history="1" r:id="rIdpbxp3-fmjipo2e0avokyb">
+            <w:hyperlink w:history="1" r:id="rIdggjt3wplp80lqtq4r1q5-">
               <w:r>
                 <w:rPr>
                   <w:rFonts w:ascii="Arial" w:cs="Arial" w:eastAsia="Arial" w:hAnsi="Arial"/>
@@ -3968,7 +3968,7 @@
             <w:pPr>
               <w:spacing w:after="20" w:before="0"/>
             </w:pPr>
-            <w:hyperlink w:history="1" r:id="rIdhxtrr86teavumwdabtkac">
+            <w:hyperlink w:history="1" r:id="rIdwdl_dldeajq38asozb3dx">
               <w:r>
                 <w:rPr>
                   <w:rFonts w:ascii="Arial" w:cs="Arial" w:eastAsia="Arial" w:hAnsi="Arial"/>
@@ -4001,7 +4001,7 @@
               <w:spacing w:after="10" w:before="0"/>
               <w:ind w:left="120"/>
             </w:pPr>
-            <w:hyperlink w:history="1" r:id="rId3ymr3z6l4pxix_seffynr">
+            <w:hyperlink w:history="1" r:id="rIdrkntjzzp0yapp1xuichb8">
               <w:r>
                 <w:rPr>
                   <w:rFonts w:ascii="Arial" w:cs="Arial" w:eastAsia="Arial" w:hAnsi="Arial"/>
@@ -4196,7 +4196,7 @@
             <w:pPr>
               <w:spacing w:after="20" w:before="0"/>
             </w:pPr>
-            <w:hyperlink w:history="1" r:id="rId9dgobejr2rvh-z2ia3toc">
+            <w:hyperlink w:history="1" r:id="rIdjtwamtgpejeg2hjmtv_ta">
               <w:r>
                 <w:rPr>
                   <w:rFonts w:ascii="Arial" w:cs="Arial" w:eastAsia="Arial" w:hAnsi="Arial"/>
@@ -4229,7 +4229,7 @@
               <w:spacing w:after="10" w:before="0"/>
               <w:ind w:left="120"/>
             </w:pPr>
-            <w:hyperlink w:history="1" r:id="rId2b1sfogjbu45n9_zmdz98">
+            <w:hyperlink w:history="1" r:id="rId8ihf672mmbskh6mcjwel5">
               <w:r>
                 <w:rPr>
                   <w:rFonts w:ascii="Arial" w:cs="Arial" w:eastAsia="Arial" w:hAnsi="Arial"/>
@@ -4274,7 +4274,7 @@
             <w:pPr>
               <w:spacing w:after="20" w:before="0"/>
             </w:pPr>
-            <w:hyperlink w:history="1" r:id="rIdf0wygtqqc1sgubc3pi1uv">
+            <w:hyperlink w:history="1" r:id="rId9zng3xx8c8tesgzmrvvkc">
               <w:r>
                 <w:rPr>
                   <w:rFonts w:ascii="Arial" w:cs="Arial" w:eastAsia="Arial" w:hAnsi="Arial"/>
@@ -4307,7 +4307,7 @@
               <w:spacing w:after="10" w:before="0"/>
               <w:ind w:left="120"/>
             </w:pPr>
-            <w:hyperlink w:history="1" r:id="rIdflbt09ocikq7i-u20p3jj">
+            <w:hyperlink w:history="1" r:id="rIdkal4ajlcxzrrrthppckvh">
               <w:r>
                 <w:rPr>
                   <w:rFonts w:ascii="Arial" w:cs="Arial" w:eastAsia="Arial" w:hAnsi="Arial"/>
@@ -4502,7 +4502,7 @@
             <w:pPr>
               <w:spacing w:after="20" w:before="0"/>
             </w:pPr>
-            <w:hyperlink w:history="1" r:id="rIduxkkswtqoja3jd0wuzynd">
+            <w:hyperlink w:history="1" r:id="rIdrfkrkawqovbfli7f_o3qe">
               <w:r>
                 <w:rPr>
                   <w:rFonts w:ascii="Arial" w:cs="Arial" w:eastAsia="Arial" w:hAnsi="Arial"/>
@@ -4535,7 +4535,7 @@
               <w:spacing w:after="10" w:before="0"/>
               <w:ind w:left="120"/>
             </w:pPr>
-            <w:hyperlink w:history="1" r:id="rIdwpmuy8mdi1tzum37me7jj">
+            <w:hyperlink w:history="1" r:id="rIdgbr9onor4tcz-yintvatn">
               <w:r>
                 <w:rPr>
                   <w:rFonts w:ascii="Arial" w:cs="Arial" w:eastAsia="Arial" w:hAnsi="Arial"/>
@@ -4580,7 +4580,7 @@
             <w:pPr>
               <w:spacing w:after="20" w:before="0"/>
             </w:pPr>
-            <w:hyperlink w:history="1" r:id="rIdc5bekfcxoj-2vr6re5n4p">
+            <w:hyperlink w:history="1" r:id="rIdvtuwirwgaicl9jzxumeve">
               <w:r>
                 <w:rPr>
                   <w:rFonts w:ascii="Arial" w:cs="Arial" w:eastAsia="Arial" w:hAnsi="Arial"/>
@@ -4613,7 +4613,7 @@
               <w:spacing w:after="10" w:before="0"/>
               <w:ind w:left="120"/>
             </w:pPr>
-            <w:hyperlink w:history="1" r:id="rIdv8z9svk30zpuw_ky7zl9b">
+            <w:hyperlink w:history="1" r:id="rIdx6jjzfrn4_pmtbxiaahn3">
               <w:r>
                 <w:rPr>
                   <w:rFonts w:ascii="Arial" w:cs="Arial" w:eastAsia="Arial" w:hAnsi="Arial"/>
@@ -6100,7 +6100,7 @@
             <w:pPr>
               <w:spacing w:after="20" w:before="0"/>
             </w:pPr>
-            <w:hyperlink w:history="1" r:id="rIdu0ks2yhvvnhs1facactrw">
+            <w:hyperlink w:history="1" r:id="rIdtucdbwvhukm8dj-nmt86s">
               <w:r>
                 <w:rPr>
                   <w:rFonts w:ascii="Arial" w:cs="Arial" w:eastAsia="Arial" w:hAnsi="Arial"/>
@@ -6133,7 +6133,7 @@
               <w:spacing w:after="10" w:before="0"/>
               <w:ind w:left="120"/>
             </w:pPr>
-            <w:hyperlink w:history="1" r:id="rIde7ymh6w21etsy_woa7_0e">
+            <w:hyperlink w:history="1" r:id="rIdo6db5fpaaqm8plod7jool">
               <w:r>
                 <w:rPr>
                   <w:rFonts w:ascii="Arial" w:cs="Arial" w:eastAsia="Arial" w:hAnsi="Arial"/>
@@ -6178,7 +6178,7 @@
             <w:pPr>
               <w:spacing w:after="20" w:before="0"/>
             </w:pPr>
-            <w:hyperlink w:history="1" r:id="rIdz7drgehyhsmifjwzezcbx">
+            <w:hyperlink w:history="1" r:id="rIdyj6ew7xisrz-keooo2dqj">
               <w:r>
                 <w:rPr>
                   <w:rFonts w:ascii="Arial" w:cs="Arial" w:eastAsia="Arial" w:hAnsi="Arial"/>
@@ -6211,7 +6211,7 @@
               <w:spacing w:after="10" w:before="0"/>
               <w:ind w:left="120"/>
             </w:pPr>
-            <w:hyperlink w:history="1" r:id="rId5quavriskcdwqh2xpbz86">
+            <w:hyperlink w:history="1" r:id="rIdq1beqfzdsjawe-ififxjg">
               <w:r>
                 <w:rPr>
                   <w:rFonts w:ascii="Arial" w:cs="Arial" w:eastAsia="Arial" w:hAnsi="Arial"/>
@@ -6634,7 +6634,7 @@
             <w:pPr>
               <w:spacing w:after="20" w:before="0"/>
             </w:pPr>
-            <w:hyperlink w:history="1" r:id="rIdf3p5iiv1pcfe_8qny9zaa">
+            <w:hyperlink w:history="1" r:id="rIdnkilysq9pusig-noksvq1">
               <w:r>
                 <w:rPr>
                   <w:rFonts w:ascii="Arial" w:cs="Arial" w:eastAsia="Arial" w:hAnsi="Arial"/>
@@ -6667,7 +6667,7 @@
               <w:spacing w:after="10" w:before="0"/>
               <w:ind w:left="120"/>
             </w:pPr>
-            <w:hyperlink w:history="1" r:id="rIdn3iecpdm9cugznj4qrf4r">
+            <w:hyperlink w:history="1" r:id="rIdhx69mvkun0fspv-am29qr">
               <w:r>
                 <w:rPr>
                   <w:rFonts w:ascii="Arial" w:cs="Arial" w:eastAsia="Arial" w:hAnsi="Arial"/>
@@ -6712,7 +6712,7 @@
             <w:pPr>
               <w:spacing w:after="20" w:before="0"/>
             </w:pPr>
-            <w:hyperlink w:history="1" r:id="rId-tmdye-t2nvvggsuznssv">
+            <w:hyperlink w:history="1" r:id="rIdh_9xxtctrfj5o3lx0ek6i">
               <w:r>
                 <w:rPr>
                   <w:rFonts w:ascii="Arial" w:cs="Arial" w:eastAsia="Arial" w:hAnsi="Arial"/>
@@ -6745,7 +6745,7 @@
               <w:spacing w:after="10" w:before="0"/>
               <w:ind w:left="120"/>
             </w:pPr>
-            <w:hyperlink w:history="1" r:id="rIdx3xfigsdjhmfo14pbhnqq">
+            <w:hyperlink w:history="1" r:id="rIdv1tr_vc6wluyyiadiounw">
               <w:r>
                 <w:rPr>
                   <w:rFonts w:ascii="Arial" w:cs="Arial" w:eastAsia="Arial" w:hAnsi="Arial"/>
@@ -7480,7 +7480,7 @@
             <w:pPr>
               <w:spacing w:after="20" w:before="0"/>
             </w:pPr>
-            <w:hyperlink w:history="1" r:id="rIdsxq1oda8lrx-coab9hp-i">
+            <w:hyperlink w:history="1" r:id="rId6eua52zevlqmobg9-xn02">
               <w:r>
                 <w:rPr>
                   <w:rFonts w:ascii="Arial" w:cs="Arial" w:eastAsia="Arial" w:hAnsi="Arial"/>
@@ -7513,7 +7513,7 @@
               <w:spacing w:after="10" w:before="0"/>
               <w:ind w:left="120"/>
             </w:pPr>
-            <w:hyperlink w:history="1" r:id="rId_rmw0z6kl1kd9oa41yuer">
+            <w:hyperlink w:history="1" r:id="rIdwixyyw0tsz1jqbrm_2ms0">
               <w:r>
                 <w:rPr>
                   <w:rFonts w:ascii="Arial" w:cs="Arial" w:eastAsia="Arial" w:hAnsi="Arial"/>
@@ -7558,7 +7558,7 @@
             <w:pPr>
               <w:spacing w:after="20" w:before="0"/>
             </w:pPr>
-            <w:hyperlink w:history="1" r:id="rIdsww06ch7z5yzfwqr7yziv">
+            <w:hyperlink w:history="1" r:id="rIdecczpasgrwdkxd5v4u_u7">
               <w:r>
                 <w:rPr>
                   <w:rFonts w:ascii="Arial" w:cs="Arial" w:eastAsia="Arial" w:hAnsi="Arial"/>
@@ -7591,7 +7591,7 @@
               <w:spacing w:after="10" w:before="0"/>
               <w:ind w:left="120"/>
             </w:pPr>
-            <w:hyperlink w:history="1" r:id="rIdpooqhtq2mxtce7bccou_d">
+            <w:hyperlink w:history="1" r:id="rIddttlbta1xlsdydgdrlwna">
               <w:r>
                 <w:rPr>
                   <w:rFonts w:ascii="Arial" w:cs="Arial" w:eastAsia="Arial" w:hAnsi="Arial"/>
@@ -8073,7 +8073,7 @@
             <w:pPr>
               <w:spacing w:after="20" w:before="0"/>
             </w:pPr>
-            <w:hyperlink w:history="1" r:id="rIdj7u7zt_r1gfbvnvjyvy72">
+            <w:hyperlink w:history="1" r:id="rIdn6iiidwujphonsxm9zkgw">
               <w:r>
                 <w:rPr>
                   <w:rFonts w:ascii="Arial" w:cs="Arial" w:eastAsia="Arial" w:hAnsi="Arial"/>
@@ -8106,7 +8106,7 @@
               <w:spacing w:after="10" w:before="0"/>
               <w:ind w:left="120"/>
             </w:pPr>
-            <w:hyperlink w:history="1" r:id="rIdrejits_seosdt7s4to0gx">
+            <w:hyperlink w:history="1" r:id="rId65ntbe3dxraryjvp94hk2">
               <w:r>
                 <w:rPr>
                   <w:rFonts w:ascii="Arial" w:cs="Arial" w:eastAsia="Arial" w:hAnsi="Arial"/>
@@ -8151,7 +8151,7 @@
             <w:pPr>
               <w:spacing w:after="20" w:before="0"/>
             </w:pPr>
-            <w:hyperlink w:history="1" r:id="rId5yg2rd_nh1mr1-qw7wmee">
+            <w:hyperlink w:history="1" r:id="rIdz7ipssnph8srbombq-8bc">
               <w:r>
                 <w:rPr>
                   <w:rFonts w:ascii="Arial" w:cs="Arial" w:eastAsia="Arial" w:hAnsi="Arial"/>
@@ -8184,7 +8184,7 @@
               <w:spacing w:after="10" w:before="0"/>
               <w:ind w:left="120"/>
             </w:pPr>
-            <w:hyperlink w:history="1" r:id="rId5hryigaapkufzjjcrnl4f">
+            <w:hyperlink w:history="1" r:id="rId8sa4nqjezl2w2m45ranqx">
               <w:r>
                 <w:rPr>
                   <w:rFonts w:ascii="Arial" w:cs="Arial" w:eastAsia="Arial" w:hAnsi="Arial"/>
@@ -8571,7 +8571,7 @@
             <w:pPr>
               <w:spacing w:after="20" w:before="0"/>
             </w:pPr>
-            <w:hyperlink w:history="1" r:id="rIdffonkh2s41drzwlrt-mo-">
+            <w:hyperlink w:history="1" r:id="rIdyx18luxw-hwhnokxengnu">
               <w:r>
                 <w:rPr>
                   <w:rFonts w:ascii="Arial" w:cs="Arial" w:eastAsia="Arial" w:hAnsi="Arial"/>
@@ -8604,7 +8604,7 @@
               <w:spacing w:after="10" w:before="0"/>
               <w:ind w:left="120"/>
             </w:pPr>
-            <w:hyperlink w:history="1" r:id="rIdrzllemjfhhmv5q_bxwapd">
+            <w:hyperlink w:history="1" r:id="rIdcxekjehuorzbxnwbioskt">
               <w:r>
                 <w:rPr>
                   <w:rFonts w:ascii="Arial" w:cs="Arial" w:eastAsia="Arial" w:hAnsi="Arial"/>
@@ -8649,7 +8649,7 @@
             <w:pPr>
               <w:spacing w:after="20" w:before="0"/>
             </w:pPr>
-            <w:hyperlink w:history="1" r:id="rIdyh4pdhpi2671h4su9kjgp">
+            <w:hyperlink w:history="1" r:id="rId9ffgjx4suaj1tyg3csfzr">
               <w:r>
                 <w:rPr>
                   <w:rFonts w:ascii="Arial" w:cs="Arial" w:eastAsia="Arial" w:hAnsi="Arial"/>
@@ -8682,7 +8682,7 @@
               <w:spacing w:after="10" w:before="0"/>
               <w:ind w:left="120"/>
             </w:pPr>
-            <w:hyperlink w:history="1" r:id="rIdoapb6pluaupzup8ez2jfb">
+            <w:hyperlink w:history="1" r:id="rId6itd_-tpq4r4ofimae_4n">
               <w:r>
                 <w:rPr>
                   <w:rFonts w:ascii="Arial" w:cs="Arial" w:eastAsia="Arial" w:hAnsi="Arial"/>
@@ -10552,7 +10552,7 @@
             <w:pPr>
               <w:spacing w:after="20" w:before="0"/>
             </w:pPr>
-            <w:hyperlink w:history="1" r:id="rIdzj24l0id0gv4-j0w9mfdf">
+            <w:hyperlink w:history="1" r:id="rIdog5uqobvcvjqoucvbbo-b">
               <w:r>
                 <w:rPr>
                   <w:rFonts w:ascii="Arial" w:cs="Arial" w:eastAsia="Arial" w:hAnsi="Arial"/>
@@ -10585,7 +10585,7 @@
               <w:spacing w:after="10" w:before="0"/>
               <w:ind w:left="120"/>
             </w:pPr>
-            <w:hyperlink w:history="1" r:id="rIdv02rn7ehm5budof4ez9k-">
+            <w:hyperlink w:history="1" r:id="rId8collmelnucmdf-9sbsip">
               <w:r>
                 <w:rPr>
                   <w:rFonts w:ascii="Arial" w:cs="Arial" w:eastAsia="Arial" w:hAnsi="Arial"/>
@@ -10630,7 +10630,7 @@
             <w:pPr>
               <w:spacing w:after="20" w:before="0"/>
             </w:pPr>
-            <w:hyperlink w:history="1" r:id="rIdttdcsseqquhkqkwlk-5g1">
+            <w:hyperlink w:history="1" r:id="rId0k-e1uwfgmjlinul-3e6a">
               <w:r>
                 <w:rPr>
                   <w:rFonts w:ascii="Arial" w:cs="Arial" w:eastAsia="Arial" w:hAnsi="Arial"/>
@@ -10663,7 +10663,7 @@
               <w:spacing w:after="10" w:before="0"/>
               <w:ind w:left="120"/>
             </w:pPr>
-            <w:hyperlink w:history="1" r:id="rIdes4obxrcubpkjq3fqtkfa">
+            <w:hyperlink w:history="1" r:id="rIdc6gmqmkwpvbcwuwde3nv3">
               <w:r>
                 <w:rPr>
                   <w:rFonts w:ascii="Arial" w:cs="Arial" w:eastAsia="Arial" w:hAnsi="Arial"/>
@@ -10858,7 +10858,7 @@
             <w:pPr>
               <w:spacing w:after="20" w:before="0"/>
             </w:pPr>
-            <w:hyperlink w:history="1" r:id="rIdw_zbhktj-mrygygaxszxn">
+            <w:hyperlink w:history="1" r:id="rIdwo0mruoneh812t1kmnedp">
               <w:r>
                 <w:rPr>
                   <w:rFonts w:ascii="Arial" w:cs="Arial" w:eastAsia="Arial" w:hAnsi="Arial"/>
@@ -10891,7 +10891,7 @@
               <w:spacing w:after="10" w:before="0"/>
               <w:ind w:left="120"/>
             </w:pPr>
-            <w:hyperlink w:history="1" r:id="rId1e7ltyfs5gsrws00dv0jr">
+            <w:hyperlink w:history="1" r:id="rIds5bbvqqwpdqjqhbim1qad">
               <w:r>
                 <w:rPr>
                   <w:rFonts w:ascii="Arial" w:cs="Arial" w:eastAsia="Arial" w:hAnsi="Arial"/>
@@ -10936,7 +10936,7 @@
             <w:pPr>
               <w:spacing w:after="20" w:before="0"/>
             </w:pPr>
-            <w:hyperlink w:history="1" r:id="rIddzhzjjeuxwl5__rn28hg8">
+            <w:hyperlink w:history="1" r:id="rIdvm9ulaupzns9tbiadta1q">
               <w:r>
                 <w:rPr>
                   <w:rFonts w:ascii="Arial" w:cs="Arial" w:eastAsia="Arial" w:hAnsi="Arial"/>
@@ -10969,7 +10969,7 @@
               <w:spacing w:after="10" w:before="0"/>
               <w:ind w:left="120"/>
             </w:pPr>
-            <w:hyperlink w:history="1" r:id="rIdmctr1xmno98b3ad9sfvbf">
+            <w:hyperlink w:history="1" r:id="rId6nbxmt56eirdcsl5j3f2q">
               <w:r>
                 <w:rPr>
                   <w:rFonts w:ascii="Arial" w:cs="Arial" w:eastAsia="Arial" w:hAnsi="Arial"/>
@@ -11164,7 +11164,7 @@
             <w:pPr>
               <w:spacing w:after="20" w:before="0"/>
             </w:pPr>
-            <w:hyperlink w:history="1" r:id="rIdk3qmquc042vjpvttwczx5">
+            <w:hyperlink w:history="1" r:id="rIdj8lsvlxu4vmswomt1u9xe">
               <w:r>
                 <w:rPr>
                   <w:rFonts w:ascii="Arial" w:cs="Arial" w:eastAsia="Arial" w:hAnsi="Arial"/>
@@ -11197,7 +11197,7 @@
               <w:spacing w:after="10" w:before="0"/>
               <w:ind w:left="120"/>
             </w:pPr>
-            <w:hyperlink w:history="1" r:id="rIdxlrvehbgmw64xt5hmiym5">
+            <w:hyperlink w:history="1" r:id="rIdos-it2nl9kchohcqkjsvl">
               <w:r>
                 <w:rPr>
                   <w:rFonts w:ascii="Arial" w:cs="Arial" w:eastAsia="Arial" w:hAnsi="Arial"/>
@@ -11242,7 +11242,7 @@
             <w:pPr>
               <w:spacing w:after="20" w:before="0"/>
             </w:pPr>
-            <w:hyperlink w:history="1" r:id="rId5jowda-9oj1edtov_cytv">
+            <w:hyperlink w:history="1" r:id="rIdsgq8cq4fpcx8j2en9sh0d">
               <w:r>
                 <w:rPr>
                   <w:rFonts w:ascii="Arial" w:cs="Arial" w:eastAsia="Arial" w:hAnsi="Arial"/>
@@ -11275,7 +11275,7 @@
               <w:spacing w:after="10" w:before="0"/>
               <w:ind w:left="120"/>
             </w:pPr>
-            <w:hyperlink w:history="1" r:id="rIdqdmbymt-3x2-czgwj5zu0">
+            <w:hyperlink w:history="1" r:id="rIdes2jkg9bn58ybku63lw1u">
               <w:r>
                 <w:rPr>
                   <w:rFonts w:ascii="Arial" w:cs="Arial" w:eastAsia="Arial" w:hAnsi="Arial"/>
@@ -11470,7 +11470,7 @@
             <w:pPr>
               <w:spacing w:after="20" w:before="0"/>
             </w:pPr>
-            <w:hyperlink w:history="1" r:id="rIdahl48dc35otehjzb6gtsk">
+            <w:hyperlink w:history="1" r:id="rId2rvjl0npluclbyu32ypqe">
               <w:r>
                 <w:rPr>
                   <w:rFonts w:ascii="Arial" w:cs="Arial" w:eastAsia="Arial" w:hAnsi="Arial"/>
@@ -11503,7 +11503,7 @@
               <w:spacing w:after="10" w:before="0"/>
               <w:ind w:left="120"/>
             </w:pPr>
-            <w:hyperlink w:history="1" r:id="rId0-xtnlwvduy_dmy05q0xj">
+            <w:hyperlink w:history="1" r:id="rIdjsu1uzfroyveslq40igzk">
               <w:r>
                 <w:rPr>
                   <w:rFonts w:ascii="Arial" w:cs="Arial" w:eastAsia="Arial" w:hAnsi="Arial"/>
@@ -11548,7 +11548,7 @@
             <w:pPr>
               <w:spacing w:after="20" w:before="0"/>
             </w:pPr>
-            <w:hyperlink w:history="1" r:id="rId7kgwrqrase-f7diur7dgx">
+            <w:hyperlink w:history="1" r:id="rIdtr24twd3qaulgsazklpps">
               <w:r>
                 <w:rPr>
                   <w:rFonts w:ascii="Arial" w:cs="Arial" w:eastAsia="Arial" w:hAnsi="Arial"/>
@@ -11581,7 +11581,7 @@
               <w:spacing w:after="10" w:before="0"/>
               <w:ind w:left="120"/>
             </w:pPr>
-            <w:hyperlink w:history="1" r:id="rId-9jrxhrlepsqt-knsby5d">
+            <w:hyperlink w:history="1" r:id="rIdwdtyigzvupb-skehtejfm">
               <w:r>
                 <w:rPr>
                   <w:rFonts w:ascii="Arial" w:cs="Arial" w:eastAsia="Arial" w:hAnsi="Arial"/>
@@ -11776,7 +11776,7 @@
             <w:pPr>
               <w:spacing w:after="20" w:before="0"/>
             </w:pPr>
-            <w:hyperlink w:history="1" r:id="rIdjx6mwhzzvcgb6liecxq7t">
+            <w:hyperlink w:history="1" r:id="rId_nqouyfgplxqw93baua7j">
               <w:r>
                 <w:rPr>
                   <w:rFonts w:ascii="Arial" w:cs="Arial" w:eastAsia="Arial" w:hAnsi="Arial"/>
@@ -11809,7 +11809,7 @@
               <w:spacing w:after="10" w:before="0"/>
               <w:ind w:left="120"/>
             </w:pPr>
-            <w:hyperlink w:history="1" r:id="rIddquno7xjlhztijwfdflmz">
+            <w:hyperlink w:history="1" r:id="rIdxzljrjbnlgf0exilu9hlr">
               <w:r>
                 <w:rPr>
                   <w:rFonts w:ascii="Arial" w:cs="Arial" w:eastAsia="Arial" w:hAnsi="Arial"/>
@@ -11854,7 +11854,7 @@
             <w:pPr>
               <w:spacing w:after="20" w:before="0"/>
             </w:pPr>
-            <w:hyperlink w:history="1" r:id="rIdd62w4yhltgfe-dyobqabr">
+            <w:hyperlink w:history="1" r:id="rId5snldescwj_tuhej7hbqy">
               <w:r>
                 <w:rPr>
                   <w:rFonts w:ascii="Arial" w:cs="Arial" w:eastAsia="Arial" w:hAnsi="Arial"/>
@@ -11887,7 +11887,7 @@
               <w:spacing w:after="10" w:before="0"/>
               <w:ind w:left="120"/>
             </w:pPr>
-            <w:hyperlink w:history="1" r:id="rId_ucuzummennkojskqobiv">
+            <w:hyperlink w:history="1" r:id="rIdljxk3h5phps_lpyi4ltt2">
               <w:r>
                 <w:rPr>
                   <w:rFonts w:ascii="Arial" w:cs="Arial" w:eastAsia="Arial" w:hAnsi="Arial"/>
@@ -13374,7 +13374,7 @@
             <w:pPr>
               <w:spacing w:after="20" w:before="0"/>
             </w:pPr>
-            <w:hyperlink w:history="1" r:id="rIdzelszpas4odg9hdhpfj2c">
+            <w:hyperlink w:history="1" r:id="rIdqmmzrzqoboes3bfkfh4ex">
               <w:r>
                 <w:rPr>
                   <w:rFonts w:ascii="Arial" w:cs="Arial" w:eastAsia="Arial" w:hAnsi="Arial"/>
@@ -13407,7 +13407,7 @@
               <w:spacing w:after="10" w:before="0"/>
               <w:ind w:left="120"/>
             </w:pPr>
-            <w:hyperlink w:history="1" r:id="rIdnpwkuda-mepzpkd6dv-o0">
+            <w:hyperlink w:history="1" r:id="rIdrwg5ktobrrnigsoay7hfi">
               <w:r>
                 <w:rPr>
                   <w:rFonts w:ascii="Arial" w:cs="Arial" w:eastAsia="Arial" w:hAnsi="Arial"/>
@@ -13452,7 +13452,7 @@
             <w:pPr>
               <w:spacing w:after="20" w:before="0"/>
             </w:pPr>
-            <w:hyperlink w:history="1" r:id="rIdvqh7aqwp5ea0mffmgulnm">
+            <w:hyperlink w:history="1" r:id="rIdjxk8967ftwaqis8zci9q9">
               <w:r>
                 <w:rPr>
                   <w:rFonts w:ascii="Arial" w:cs="Arial" w:eastAsia="Arial" w:hAnsi="Arial"/>
@@ -13485,7 +13485,7 @@
               <w:spacing w:after="10" w:before="0"/>
               <w:ind w:left="120"/>
             </w:pPr>
-            <w:hyperlink w:history="1" r:id="rIdaa6oh_ac45j0ohpbrpdte">
+            <w:hyperlink w:history="1" r:id="rIdky1g9wteesdywo_l_j6sw">
               <w:r>
                 <w:rPr>
                   <w:rFonts w:ascii="Arial" w:cs="Arial" w:eastAsia="Arial" w:hAnsi="Arial"/>
@@ -13680,7 +13680,7 @@
             <w:pPr>
               <w:spacing w:after="20" w:before="0"/>
             </w:pPr>
-            <w:hyperlink w:history="1" r:id="rIdipq7n-vg3irqgbu5bldw_">
+            <w:hyperlink w:history="1" r:id="rId5nzos_8flmqk3zveyg1t4">
               <w:r>
                 <w:rPr>
                   <w:rFonts w:ascii="Arial" w:cs="Arial" w:eastAsia="Arial" w:hAnsi="Arial"/>
@@ -13713,7 +13713,7 @@
               <w:spacing w:after="10" w:before="0"/>
               <w:ind w:left="120"/>
             </w:pPr>
-            <w:hyperlink w:history="1" r:id="rIdmwrpg68cicser7o5fzenp">
+            <w:hyperlink w:history="1" r:id="rId3r2ceo9cvuwb6j82xn-5o">
               <w:r>
                 <w:rPr>
                   <w:rFonts w:ascii="Arial" w:cs="Arial" w:eastAsia="Arial" w:hAnsi="Arial"/>
@@ -13758,7 +13758,7 @@
             <w:pPr>
               <w:spacing w:after="20" w:before="0"/>
             </w:pPr>
-            <w:hyperlink w:history="1" r:id="rIdje5rk-iojkgxahpmth3if">
+            <w:hyperlink w:history="1" r:id="rIdhbnrteedtpnkp3ywwhfjw">
               <w:r>
                 <w:rPr>
                   <w:rFonts w:ascii="Arial" w:cs="Arial" w:eastAsia="Arial" w:hAnsi="Arial"/>
@@ -13791,7 +13791,7 @@
               <w:spacing w:after="10" w:before="0"/>
               <w:ind w:left="120"/>
             </w:pPr>
-            <w:hyperlink w:history="1" r:id="rIdoccxczlpqkjnydpuig9kp">
+            <w:hyperlink w:history="1" r:id="rIdj7d2sjzmgv8b84s5q3gn4">
               <w:r>
                 <w:rPr>
                   <w:rFonts w:ascii="Arial" w:cs="Arial" w:eastAsia="Arial" w:hAnsi="Arial"/>
@@ -13986,7 +13986,7 @@
             <w:pPr>
               <w:spacing w:after="20" w:before="0"/>
             </w:pPr>
-            <w:hyperlink w:history="1" r:id="rIdslqnv_lxfrx4drazrncwz">
+            <w:hyperlink w:history="1" r:id="rIdshbn41nrakiptu9l3xneu">
               <w:r>
                 <w:rPr>
                   <w:rFonts w:ascii="Arial" w:cs="Arial" w:eastAsia="Arial" w:hAnsi="Arial"/>
@@ -14019,7 +14019,7 @@
               <w:spacing w:after="10" w:before="0"/>
               <w:ind w:left="120"/>
             </w:pPr>
-            <w:hyperlink w:history="1" r:id="rIdu5tfo81bm5pzvfoiv74jo">
+            <w:hyperlink w:history="1" r:id="rIdthqsmde51tb0-aueykcm6">
               <w:r>
                 <w:rPr>
                   <w:rFonts w:ascii="Arial" w:cs="Arial" w:eastAsia="Arial" w:hAnsi="Arial"/>
@@ -14064,7 +14064,7 @@
             <w:pPr>
               <w:spacing w:after="20" w:before="0"/>
             </w:pPr>
-            <w:hyperlink w:history="1" r:id="rId_5k5fxrjcqp1aonpcyggd">
+            <w:hyperlink w:history="1" r:id="rIdb_buewrmc_aiigqwlxhhb">
               <w:r>
                 <w:rPr>
                   <w:rFonts w:ascii="Arial" w:cs="Arial" w:eastAsia="Arial" w:hAnsi="Arial"/>
@@ -14097,7 +14097,7 @@
               <w:spacing w:after="10" w:before="0"/>
               <w:ind w:left="120"/>
             </w:pPr>
-            <w:hyperlink w:history="1" r:id="rIdriloczen0fetfomcb1him">
+            <w:hyperlink w:history="1" r:id="rId6m-apnydyimtdws31nqv2">
               <w:r>
                 <w:rPr>
                   <w:rFonts w:ascii="Arial" w:cs="Arial" w:eastAsia="Arial" w:hAnsi="Arial"/>
@@ -14292,7 +14292,7 @@
             <w:pPr>
               <w:spacing w:after="20" w:before="0"/>
             </w:pPr>
-            <w:hyperlink w:history="1" r:id="rId1ybet7cl0fsw3phqvf_2p">
+            <w:hyperlink w:history="1" r:id="rIde1n_2q6fvxfy2szvlpgim">
               <w:r>
                 <w:rPr>
                   <w:rFonts w:ascii="Arial" w:cs="Arial" w:eastAsia="Arial" w:hAnsi="Arial"/>
@@ -14325,7 +14325,7 @@
               <w:spacing w:after="10" w:before="0"/>
               <w:ind w:left="120"/>
             </w:pPr>
-            <w:hyperlink w:history="1" r:id="rIdtbso80caynuojaadbiubt">
+            <w:hyperlink w:history="1" r:id="rIdxohvw-mejlf4vygdbq0fh">
               <w:r>
                 <w:rPr>
                   <w:rFonts w:ascii="Arial" w:cs="Arial" w:eastAsia="Arial" w:hAnsi="Arial"/>
@@ -14370,7 +14370,7 @@
             <w:pPr>
               <w:spacing w:after="20" w:before="0"/>
             </w:pPr>
-            <w:hyperlink w:history="1" r:id="rId1gz0eibmwq0o8uzkk3r9d">
+            <w:hyperlink w:history="1" r:id="rId6rjljsqiqqyozppboc_3o">
               <w:r>
                 <w:rPr>
                   <w:rFonts w:ascii="Arial" w:cs="Arial" w:eastAsia="Arial" w:hAnsi="Arial"/>
@@ -14403,7 +14403,7 @@
               <w:spacing w:after="10" w:before="0"/>
               <w:ind w:left="120"/>
             </w:pPr>
-            <w:hyperlink w:history="1" r:id="rIddgh9pl3dkqykjvmdhmnek">
+            <w:hyperlink w:history="1" r:id="rIdzbpjdt55mydkzdkucwp7b">
               <w:r>
                 <w:rPr>
                   <w:rFonts w:ascii="Arial" w:cs="Arial" w:eastAsia="Arial" w:hAnsi="Arial"/>
@@ -14598,7 +14598,7 @@
             <w:pPr>
               <w:spacing w:after="20" w:before="0"/>
             </w:pPr>
-            <w:hyperlink w:history="1" r:id="rIdifhzpv4eyqf64qc4k81kc">
+            <w:hyperlink w:history="1" r:id="rIdpj1kkw2ytbda-hgfn9rzi">
               <w:r>
                 <w:rPr>
                   <w:rFonts w:ascii="Arial" w:cs="Arial" w:eastAsia="Arial" w:hAnsi="Arial"/>
@@ -14631,7 +14631,7 @@
               <w:spacing w:after="10" w:before="0"/>
               <w:ind w:left="120"/>
             </w:pPr>
-            <w:hyperlink w:history="1" r:id="rIdgo9vphyqb9a8q0eoikhlb">
+            <w:hyperlink w:history="1" r:id="rId8k4p8zuuyubyep6lf5o6b">
               <w:r>
                 <w:rPr>
                   <w:rFonts w:ascii="Arial" w:cs="Arial" w:eastAsia="Arial" w:hAnsi="Arial"/>
@@ -14676,7 +14676,7 @@
             <w:pPr>
               <w:spacing w:after="20" w:before="0"/>
             </w:pPr>
-            <w:hyperlink w:history="1" r:id="rId_tuwx60vsq3jbd43zgejh">
+            <w:hyperlink w:history="1" r:id="rIdyvfwrm-7uf1c2qvzusq21">
               <w:r>
                 <w:rPr>
                   <w:rFonts w:ascii="Arial" w:cs="Arial" w:eastAsia="Arial" w:hAnsi="Arial"/>
@@ -14709,7 +14709,7 @@
               <w:spacing w:after="10" w:before="0"/>
               <w:ind w:left="120"/>
             </w:pPr>
-            <w:hyperlink w:history="1" r:id="rIdcr5ie5-og2kpjz-p1_zkl">
+            <w:hyperlink w:history="1" r:id="rIdzrinywoajxpj7ie4hxbkc">
               <w:r>
                 <w:rPr>
                   <w:rFonts w:ascii="Arial" w:cs="Arial" w:eastAsia="Arial" w:hAnsi="Arial"/>
@@ -16291,7 +16291,7 @@
             <w:pPr>
               <w:spacing w:after="20" w:before="0"/>
             </w:pPr>
-            <w:hyperlink w:history="1" r:id="rId4vfpxdbou6ibwc-_ismhz">
+            <w:hyperlink w:history="1" r:id="rIdr-notpyjcjbsv6dkde2gh">
               <w:r>
                 <w:rPr>
                   <w:rFonts w:ascii="Arial" w:cs="Arial" w:eastAsia="Arial" w:hAnsi="Arial"/>
@@ -16324,7 +16324,7 @@
               <w:spacing w:after="10" w:before="0"/>
               <w:ind w:left="120"/>
             </w:pPr>
-            <w:hyperlink w:history="1" r:id="rId9w1jvdwbtwx5egpkju5nk">
+            <w:hyperlink w:history="1" r:id="rIdmvyzlktnykykb3twe2qc_">
               <w:r>
                 <w:rPr>
                   <w:rFonts w:ascii="Arial" w:cs="Arial" w:eastAsia="Arial" w:hAnsi="Arial"/>
@@ -16369,7 +16369,7 @@
             <w:pPr>
               <w:spacing w:after="20" w:before="0"/>
             </w:pPr>
-            <w:hyperlink w:history="1" r:id="rIdvv51iv1rj3swvn3x4pyyf">
+            <w:hyperlink w:history="1" r:id="rIdtb0twbq2v0qg33drtafjk">
               <w:r>
                 <w:rPr>
                   <w:rFonts w:ascii="Arial" w:cs="Arial" w:eastAsia="Arial" w:hAnsi="Arial"/>
@@ -16402,7 +16402,7 @@
               <w:spacing w:after="10" w:before="0"/>
               <w:ind w:left="120"/>
             </w:pPr>
-            <w:hyperlink w:history="1" r:id="rIdrefunbl52gmshscjvxnfu">
+            <w:hyperlink w:history="1" r:id="rId1qbehdxfraz_wykxef2io">
               <w:r>
                 <w:rPr>
                   <w:rFonts w:ascii="Arial" w:cs="Arial" w:eastAsia="Arial" w:hAnsi="Arial"/>
@@ -16597,7 +16597,7 @@
             <w:pPr>
               <w:spacing w:after="20" w:before="0"/>
             </w:pPr>
-            <w:hyperlink w:history="1" r:id="rIdeuwqg8zeueuzd6h3pnev6">
+            <w:hyperlink w:history="1" r:id="rIdglsuzbrimpqxwachpujip">
               <w:r>
                 <w:rPr>
                   <w:rFonts w:ascii="Arial" w:cs="Arial" w:eastAsia="Arial" w:hAnsi="Arial"/>
@@ -16630,7 +16630,7 @@
               <w:spacing w:after="10" w:before="0"/>
               <w:ind w:left="120"/>
             </w:pPr>
-            <w:hyperlink w:history="1" r:id="rId7c2owzjrqucndkbrzlypn">
+            <w:hyperlink w:history="1" r:id="rIdvgml0nriguqru5dpxpeqm">
               <w:r>
                 <w:rPr>
                   <w:rFonts w:ascii="Arial" w:cs="Arial" w:eastAsia="Arial" w:hAnsi="Arial"/>
@@ -16675,7 +16675,7 @@
             <w:pPr>
               <w:spacing w:after="20" w:before="0"/>
             </w:pPr>
-            <w:hyperlink w:history="1" r:id="rIddkjmvwnkhxrx4xqmelxhs">
+            <w:hyperlink w:history="1" r:id="rIdqqwab_vf34grrj7p6hjd2">
               <w:r>
                 <w:rPr>
                   <w:rFonts w:ascii="Arial" w:cs="Arial" w:eastAsia="Arial" w:hAnsi="Arial"/>
@@ -16708,7 +16708,7 @@
               <w:spacing w:after="10" w:before="0"/>
               <w:ind w:left="120"/>
             </w:pPr>
-            <w:hyperlink w:history="1" r:id="rIdnjqgbpehmowz-yyleyilg">
+            <w:hyperlink w:history="1" r:id="rIdoip7gptgv7em3yvtwovn1">
               <w:r>
                 <w:rPr>
                   <w:rFonts w:ascii="Arial" w:cs="Arial" w:eastAsia="Arial" w:hAnsi="Arial"/>
@@ -16903,7 +16903,7 @@
             <w:pPr>
               <w:spacing w:after="20" w:before="0"/>
             </w:pPr>
-            <w:hyperlink w:history="1" r:id="rIdejuexoipl5nnneafqmskj">
+            <w:hyperlink w:history="1" r:id="rIdzz2u_30xu-dyqars-ztpz">
               <w:r>
                 <w:rPr>
                   <w:rFonts w:ascii="Arial" w:cs="Arial" w:eastAsia="Arial" w:hAnsi="Arial"/>
@@ -16936,7 +16936,7 @@
               <w:spacing w:after="10" w:before="0"/>
               <w:ind w:left="120"/>
             </w:pPr>
-            <w:hyperlink w:history="1" r:id="rIdoryffkyk1g2hltp1unri_">
+            <w:hyperlink w:history="1" r:id="rIdckuraatqganqyvlebaxy0">
               <w:r>
                 <w:rPr>
                   <w:rFonts w:ascii="Arial" w:cs="Arial" w:eastAsia="Arial" w:hAnsi="Arial"/>
@@ -16981,7 +16981,7 @@
             <w:pPr>
               <w:spacing w:after="20" w:before="0"/>
             </w:pPr>
-            <w:hyperlink w:history="1" r:id="rIddafc-ha0s_ccdy3isnh9w">
+            <w:hyperlink w:history="1" r:id="rIdujeeabdhjdspnsfmmaeln">
               <w:r>
                 <w:rPr>
                   <w:rFonts w:ascii="Arial" w:cs="Arial" w:eastAsia="Arial" w:hAnsi="Arial"/>
@@ -17014,7 +17014,7 @@
               <w:spacing w:after="10" w:before="0"/>
               <w:ind w:left="120"/>
             </w:pPr>
-            <w:hyperlink w:history="1" r:id="rIdldp84mkjya4rogxqzzmde">
+            <w:hyperlink w:history="1" r:id="rIdvqqaf8c3krz_pxcwlv6yz">
               <w:r>
                 <w:rPr>
                   <w:rFonts w:ascii="Arial" w:cs="Arial" w:eastAsia="Arial" w:hAnsi="Arial"/>
@@ -17209,7 +17209,7 @@
             <w:pPr>
               <w:spacing w:after="20" w:before="0"/>
             </w:pPr>
-            <w:hyperlink w:history="1" r:id="rId4fbaeyr6rqfqzxpvoxbcx">
+            <w:hyperlink w:history="1" r:id="rIdgl-mmo5begqgyfh1k63k8">
               <w:r>
                 <w:rPr>
                   <w:rFonts w:ascii="Arial" w:cs="Arial" w:eastAsia="Arial" w:hAnsi="Arial"/>
@@ -17242,7 +17242,7 @@
               <w:spacing w:after="10" w:before="0"/>
               <w:ind w:left="120"/>
             </w:pPr>
-            <w:hyperlink w:history="1" r:id="rIdljivakzpp-06daux3rnf4">
+            <w:hyperlink w:history="1" r:id="rIdhrsqtt96ufn9gpmfizq0i">
               <w:r>
                 <w:rPr>
                   <w:rFonts w:ascii="Arial" w:cs="Arial" w:eastAsia="Arial" w:hAnsi="Arial"/>
@@ -17287,7 +17287,7 @@
             <w:pPr>
               <w:spacing w:after="20" w:before="0"/>
             </w:pPr>
-            <w:hyperlink w:history="1" r:id="rIdrfatzgbw-zm5etlj-an4w">
+            <w:hyperlink w:history="1" r:id="rId5w9abruhaqcmivq-nqrum">
               <w:r>
                 <w:rPr>
                   <w:rFonts w:ascii="Arial" w:cs="Arial" w:eastAsia="Arial" w:hAnsi="Arial"/>
@@ -17320,7 +17320,7 @@
               <w:spacing w:after="10" w:before="0"/>
               <w:ind w:left="120"/>
             </w:pPr>
-            <w:hyperlink w:history="1" r:id="rIddzv3ziv1msp0setvsd04j">
+            <w:hyperlink w:history="1" r:id="rIdacc0_eu-zp0h96w4_cuyp">
               <w:r>
                 <w:rPr>
                   <w:rFonts w:ascii="Arial" w:cs="Arial" w:eastAsia="Arial" w:hAnsi="Arial"/>
@@ -17515,7 +17515,7 @@
             <w:pPr>
               <w:spacing w:after="20" w:before="0"/>
             </w:pPr>
-            <w:hyperlink w:history="1" r:id="rIda_cg5sp_lqhytqjnrqfbw">
+            <w:hyperlink w:history="1" r:id="rIddz0ynqwbcnvmst5zvyi5n">
               <w:r>
                 <w:rPr>
                   <w:rFonts w:ascii="Arial" w:cs="Arial" w:eastAsia="Arial" w:hAnsi="Arial"/>
@@ -17548,7 +17548,7 @@
               <w:spacing w:after="10" w:before="0"/>
               <w:ind w:left="120"/>
             </w:pPr>
-            <w:hyperlink w:history="1" r:id="rId1hylfvkbtlvnt4sgkzywt">
+            <w:hyperlink w:history="1" r:id="rIdg1d9pqiu_a1vzx7t0avpi">
               <w:r>
                 <w:rPr>
                   <w:rFonts w:ascii="Arial" w:cs="Arial" w:eastAsia="Arial" w:hAnsi="Arial"/>
@@ -17593,7 +17593,7 @@
             <w:pPr>
               <w:spacing w:after="20" w:before="0"/>
             </w:pPr>
-            <w:hyperlink w:history="1" r:id="rIdy2x76tsghxlkczmjzoff_">
+            <w:hyperlink w:history="1" r:id="rIdxptb-xzot2ojh36u6-miz">
               <w:r>
                 <w:rPr>
                   <w:rFonts w:ascii="Arial" w:cs="Arial" w:eastAsia="Arial" w:hAnsi="Arial"/>
@@ -17626,7 +17626,7 @@
               <w:spacing w:after="10" w:before="0"/>
               <w:ind w:left="120"/>
             </w:pPr>
-            <w:hyperlink w:history="1" r:id="rIdve-hgpijtyqzjtx0qjlza">
+            <w:hyperlink w:history="1" r:id="rIdzyeez2dbgynp7knte5fth">
               <w:r>
                 <w:rPr>
                   <w:rFonts w:ascii="Arial" w:cs="Arial" w:eastAsia="Arial" w:hAnsi="Arial"/>
@@ -19227,7 +19227,7 @@
             <w:pPr>
               <w:spacing w:after="20" w:before="0"/>
             </w:pPr>
-            <w:hyperlink w:history="1" r:id="rIdw1fkef0obpdi1l6es8kor">
+            <w:hyperlink w:history="1" r:id="rIdxrp692796mxsj8mohx43-">
               <w:r>
                 <w:rPr>
                   <w:rFonts w:ascii="Arial" w:cs="Arial" w:eastAsia="Arial" w:hAnsi="Arial"/>
@@ -19260,7 +19260,7 @@
               <w:spacing w:after="10" w:before="0"/>
               <w:ind w:left="120"/>
             </w:pPr>
-            <w:hyperlink w:history="1" r:id="rIdnvdiuqnqcnkltzkvopowq">
+            <w:hyperlink w:history="1" r:id="rIdogpecbqkjvpxb5xerdsl4">
               <w:r>
                 <w:rPr>
                   <w:rFonts w:ascii="Arial" w:cs="Arial" w:eastAsia="Arial" w:hAnsi="Arial"/>
@@ -19305,7 +19305,7 @@
             <w:pPr>
               <w:spacing w:after="20" w:before="0"/>
             </w:pPr>
-            <w:hyperlink w:history="1" r:id="rIdwyks3bgebrnlvkjrwhsrt">
+            <w:hyperlink w:history="1" r:id="rId-ydljw8mvcu26yz6hf92l">
               <w:r>
                 <w:rPr>
                   <w:rFonts w:ascii="Arial" w:cs="Arial" w:eastAsia="Arial" w:hAnsi="Arial"/>
@@ -19338,7 +19338,7 @@
               <w:spacing w:after="10" w:before="0"/>
               <w:ind w:left="120"/>
             </w:pPr>
-            <w:hyperlink w:history="1" r:id="rIdabckxcnalgzzmowwjzfpm">
+            <w:hyperlink w:history="1" r:id="rIdkbapvmckz9powt_fyzghs">
               <w:r>
                 <w:rPr>
                   <w:rFonts w:ascii="Arial" w:cs="Arial" w:eastAsia="Arial" w:hAnsi="Arial"/>
@@ -19533,7 +19533,7 @@
             <w:pPr>
               <w:spacing w:after="20" w:before="0"/>
             </w:pPr>
-            <w:hyperlink w:history="1" r:id="rIdd3ga79dbp5washjifo2xv">
+            <w:hyperlink w:history="1" r:id="rIdznog7xymvqobpr1z66z2t">
               <w:r>
                 <w:rPr>
                   <w:rFonts w:ascii="Arial" w:cs="Arial" w:eastAsia="Arial" w:hAnsi="Arial"/>
@@ -19566,7 +19566,7 @@
               <w:spacing w:after="10" w:before="0"/>
               <w:ind w:left="120"/>
             </w:pPr>
-            <w:hyperlink w:history="1" r:id="rIdrzriotapd1q9dntv3gzgp">
+            <w:hyperlink w:history="1" r:id="rId3jd2vkakrem-k0lmzzpnr">
               <w:r>
                 <w:rPr>
                   <w:rFonts w:ascii="Arial" w:cs="Arial" w:eastAsia="Arial" w:hAnsi="Arial"/>
@@ -19611,7 +19611,7 @@
             <w:pPr>
               <w:spacing w:after="20" w:before="0"/>
             </w:pPr>
-            <w:hyperlink w:history="1" r:id="rIdiwaa53zzcwk6_6tlvechm">
+            <w:hyperlink w:history="1" r:id="rIdkokessf23rkeusxeajp1n">
               <w:r>
                 <w:rPr>
                   <w:rFonts w:ascii="Arial" w:cs="Arial" w:eastAsia="Arial" w:hAnsi="Arial"/>
@@ -19644,7 +19644,7 @@
               <w:spacing w:after="10" w:before="0"/>
               <w:ind w:left="120"/>
             </w:pPr>
-            <w:hyperlink w:history="1" r:id="rId2jxrw_5buyomxolxajbmc">
+            <w:hyperlink w:history="1" r:id="rIdrrfx_kfzlcr0vyacxoc41">
               <w:r>
                 <w:rPr>
                   <w:rFonts w:ascii="Arial" w:cs="Arial" w:eastAsia="Arial" w:hAnsi="Arial"/>
@@ -19839,7 +19839,7 @@
             <w:pPr>
               <w:spacing w:after="20" w:before="0"/>
             </w:pPr>
-            <w:hyperlink w:history="1" r:id="rIdhfuqxs_-yqoppt_maadmh">
+            <w:hyperlink w:history="1" r:id="rId0zuswrk0488jd2s6dyphf">
               <w:r>
                 <w:rPr>
                   <w:rFonts w:ascii="Arial" w:cs="Arial" w:eastAsia="Arial" w:hAnsi="Arial"/>
@@ -19872,7 +19872,7 @@
               <w:spacing w:after="10" w:before="0"/>
               <w:ind w:left="120"/>
             </w:pPr>
-            <w:hyperlink w:history="1" r:id="rIdvyii0-di-5gxdzrule2zt">
+            <w:hyperlink w:history="1" r:id="rIdat2lnaoj8gk_p87v1ehpf">
               <w:r>
                 <w:rPr>
                   <w:rFonts w:ascii="Arial" w:cs="Arial" w:eastAsia="Arial" w:hAnsi="Arial"/>
@@ -19917,7 +19917,7 @@
             <w:pPr>
               <w:spacing w:after="20" w:before="0"/>
             </w:pPr>
-            <w:hyperlink w:history="1" r:id="rIdb2p4yyk-u6nbfdpofiotc">
+            <w:hyperlink w:history="1" r:id="rIdhc32cjngdilhxj3ybert3">
               <w:r>
                 <w:rPr>
                   <w:rFonts w:ascii="Arial" w:cs="Arial" w:eastAsia="Arial" w:hAnsi="Arial"/>
@@ -19950,7 +19950,7 @@
               <w:spacing w:after="10" w:before="0"/>
               <w:ind w:left="120"/>
             </w:pPr>
-            <w:hyperlink w:history="1" r:id="rId-bmyjz2tui9mxmec4jafb">
+            <w:hyperlink w:history="1" r:id="rId-4dnvhjgovfx5cjur57hx">
               <w:r>
                 <w:rPr>
                   <w:rFonts w:ascii="Arial" w:cs="Arial" w:eastAsia="Arial" w:hAnsi="Arial"/>
@@ -20145,7 +20145,7 @@
             <w:pPr>
               <w:spacing w:after="20" w:before="0"/>
             </w:pPr>
-            <w:hyperlink w:history="1" r:id="rIdff6skm3-sjfmvytrde1mb">
+            <w:hyperlink w:history="1" r:id="rIdjbu1m7k5_mbd1vb_riza5">
               <w:r>
                 <w:rPr>
                   <w:rFonts w:ascii="Arial" w:cs="Arial" w:eastAsia="Arial" w:hAnsi="Arial"/>
@@ -20178,7 +20178,7 @@
               <w:spacing w:after="10" w:before="0"/>
               <w:ind w:left="120"/>
             </w:pPr>
-            <w:hyperlink w:history="1" r:id="rIdxvnh39hpz3s4v0zuzjcyg">
+            <w:hyperlink w:history="1" r:id="rIdhjhxirwriqjt2tncdmfax">
               <w:r>
                 <w:rPr>
                   <w:rFonts w:ascii="Arial" w:cs="Arial" w:eastAsia="Arial" w:hAnsi="Arial"/>
@@ -20223,7 +20223,7 @@
             <w:pPr>
               <w:spacing w:after="20" w:before="0"/>
             </w:pPr>
-            <w:hyperlink w:history="1" r:id="rIdfkw5htbv66zjrbf_z56sw">
+            <w:hyperlink w:history="1" r:id="rIdzbydlga-bc4sr0zdnfmky">
               <w:r>
                 <w:rPr>
                   <w:rFonts w:ascii="Arial" w:cs="Arial" w:eastAsia="Arial" w:hAnsi="Arial"/>
@@ -20256,7 +20256,7 @@
               <w:spacing w:after="10" w:before="0"/>
               <w:ind w:left="120"/>
             </w:pPr>
-            <w:hyperlink w:history="1" r:id="rIddmtchuvnugmchduulkoeb">
+            <w:hyperlink w:history="1" r:id="rId9ku1xvm29tv8v2jw42xbb">
               <w:r>
                 <w:rPr>
                   <w:rFonts w:ascii="Arial" w:cs="Arial" w:eastAsia="Arial" w:hAnsi="Arial"/>
@@ -20451,7 +20451,7 @@
             <w:pPr>
               <w:spacing w:after="20" w:before="0"/>
             </w:pPr>
-            <w:hyperlink w:history="1" r:id="rIdxikx2svqzsbloaw4kl2cp">
+            <w:hyperlink w:history="1" r:id="rIdim73up9n4twmixjxawfff">
               <w:r>
                 <w:rPr>
                   <w:rFonts w:ascii="Arial" w:cs="Arial" w:eastAsia="Arial" w:hAnsi="Arial"/>
@@ -20484,7 +20484,7 @@
               <w:spacing w:after="10" w:before="0"/>
               <w:ind w:left="120"/>
             </w:pPr>
-            <w:hyperlink w:history="1" r:id="rIdnuj82egntbc3qaxwywmpb">
+            <w:hyperlink w:history="1" r:id="rIdsp9jyzp-h7f4t2kcurpi-">
               <w:r>
                 <w:rPr>
                   <w:rFonts w:ascii="Arial" w:cs="Arial" w:eastAsia="Arial" w:hAnsi="Arial"/>
@@ -20529,7 +20529,7 @@
             <w:pPr>
               <w:spacing w:after="20" w:before="0"/>
             </w:pPr>
-            <w:hyperlink w:history="1" r:id="rIdhgbvtgqot2tjcfbxaesjo">
+            <w:hyperlink w:history="1" r:id="rIdulsu7_4jlinfpgowvqxzj">
               <w:r>
                 <w:rPr>
                   <w:rFonts w:ascii="Arial" w:cs="Arial" w:eastAsia="Arial" w:hAnsi="Arial"/>
@@ -20562,7 +20562,7 @@
               <w:spacing w:after="10" w:before="0"/>
               <w:ind w:left="120"/>
             </w:pPr>
-            <w:hyperlink w:history="1" r:id="rIdkg7ggx_ah_tjz_2p3i7aq">
+            <w:hyperlink w:history="1" r:id="rId2j1wigajmcbukzhtfb9_3">
               <w:r>
                 <w:rPr>
                   <w:rFonts w:ascii="Arial" w:cs="Arial" w:eastAsia="Arial" w:hAnsi="Arial"/>

--- a/data/outputs/v2/Physics/SS1.2_Mechanical_Properties_of_Materials/Physics_Mechanical_Properties_of_Materials_CBE_LessonSequence.docx
+++ b/data/outputs/v2/Physics/SS1.2_Mechanical_Properties_of_Materials/Physics_Mechanical_Properties_of_Materials_CBE_LessonSequence.docx
@@ -3278,7 +3278,7 @@
             <w:pPr>
               <w:spacing w:after="20" w:before="0"/>
             </w:pPr>
-            <w:hyperlink w:history="1" r:id="rIdnpm5hyjleomosr6m_can-">
+            <w:hyperlink w:history="1" r:id="rId1knw-auqf8x8rsu9n-dws">
               <w:r>
                 <w:rPr>
                   <w:rFonts w:ascii="Arial" w:cs="Arial" w:eastAsia="Arial" w:hAnsi="Arial"/>
@@ -3311,7 +3311,7 @@
               <w:spacing w:after="10" w:before="0"/>
               <w:ind w:left="120"/>
             </w:pPr>
-            <w:hyperlink w:history="1" r:id="rIdpyirsvthwxcy6tacg0shp">
+            <w:hyperlink w:history="1" r:id="rId1yqtsfi_kjtqvwadrtun3">
               <w:r>
                 <w:rPr>
                   <w:rFonts w:ascii="Arial" w:cs="Arial" w:eastAsia="Arial" w:hAnsi="Arial"/>
@@ -3356,7 +3356,7 @@
             <w:pPr>
               <w:spacing w:after="20" w:before="0"/>
             </w:pPr>
-            <w:hyperlink w:history="1" r:id="rId2nxsu3qbdixnnbwx25-vg">
+            <w:hyperlink w:history="1" r:id="rIdalv74u7bq3eqjvll5-0fj">
               <w:r>
                 <w:rPr>
                   <w:rFonts w:ascii="Arial" w:cs="Arial" w:eastAsia="Arial" w:hAnsi="Arial"/>
@@ -3389,7 +3389,7 @@
               <w:spacing w:after="10" w:before="0"/>
               <w:ind w:left="120"/>
             </w:pPr>
-            <w:hyperlink w:history="1" r:id="rId9liflx6k7jnmkao9ozsfj">
+            <w:hyperlink w:history="1" r:id="rIdymdaawmt0f-czaujpc27v">
               <w:r>
                 <w:rPr>
                   <w:rFonts w:ascii="Arial" w:cs="Arial" w:eastAsia="Arial" w:hAnsi="Arial"/>
@@ -3584,7 +3584,7 @@
             <w:pPr>
               <w:spacing w:after="20" w:before="0"/>
             </w:pPr>
-            <w:hyperlink w:history="1" r:id="rIdpipkanj9wwtjcm5_f1uc6">
+            <w:hyperlink w:history="1" r:id="rIdsc7_dimtpnzrzliir-hsf">
               <w:r>
                 <w:rPr>
                   <w:rFonts w:ascii="Arial" w:cs="Arial" w:eastAsia="Arial" w:hAnsi="Arial"/>
@@ -3617,7 +3617,7 @@
               <w:spacing w:after="10" w:before="0"/>
               <w:ind w:left="120"/>
             </w:pPr>
-            <w:hyperlink w:history="1" r:id="rIdststxmoeno7emridol3eu">
+            <w:hyperlink w:history="1" r:id="rIdkl8iris7j5zfqwynkycwm">
               <w:r>
                 <w:rPr>
                   <w:rFonts w:ascii="Arial" w:cs="Arial" w:eastAsia="Arial" w:hAnsi="Arial"/>
@@ -3662,7 +3662,7 @@
             <w:pPr>
               <w:spacing w:after="20" w:before="0"/>
             </w:pPr>
-            <w:hyperlink w:history="1" r:id="rId-r32blyewaxqbygjfpatm">
+            <w:hyperlink w:history="1" r:id="rId0luxqaajkoj3mlksfvwfc">
               <w:r>
                 <w:rPr>
                   <w:rFonts w:ascii="Arial" w:cs="Arial" w:eastAsia="Arial" w:hAnsi="Arial"/>
@@ -3695,7 +3695,7 @@
               <w:spacing w:after="10" w:before="0"/>
               <w:ind w:left="120"/>
             </w:pPr>
-            <w:hyperlink w:history="1" r:id="rId0qht78illc8sy0dcexusy">
+            <w:hyperlink w:history="1" r:id="rIdf1epivgsdwcughqcdmg7a">
               <w:r>
                 <w:rPr>
                   <w:rFonts w:ascii="Arial" w:cs="Arial" w:eastAsia="Arial" w:hAnsi="Arial"/>
@@ -3890,7 +3890,7 @@
             <w:pPr>
               <w:spacing w:after="20" w:before="0"/>
             </w:pPr>
-            <w:hyperlink w:history="1" r:id="rIdaovz9k9074tm6hkly-hbq">
+            <w:hyperlink w:history="1" r:id="rIdasfhbalozax9t9fvflhyr">
               <w:r>
                 <w:rPr>
                   <w:rFonts w:ascii="Arial" w:cs="Arial" w:eastAsia="Arial" w:hAnsi="Arial"/>
@@ -3923,7 +3923,7 @@
               <w:spacing w:after="10" w:before="0"/>
               <w:ind w:left="120"/>
             </w:pPr>
-            <w:hyperlink w:history="1" r:id="rIdggjt3wplp80lqtq4r1q5-">
+            <w:hyperlink w:history="1" r:id="rIdrqrton_clbsetygcmwjdb">
               <w:r>
                 <w:rPr>
                   <w:rFonts w:ascii="Arial" w:cs="Arial" w:eastAsia="Arial" w:hAnsi="Arial"/>
@@ -3968,7 +3968,7 @@
             <w:pPr>
               <w:spacing w:after="20" w:before="0"/>
             </w:pPr>
-            <w:hyperlink w:history="1" r:id="rIdwdl_dldeajq38asozb3dx">
+            <w:hyperlink w:history="1" r:id="rIdk3s0unwiu3boatt6bi4t2">
               <w:r>
                 <w:rPr>
                   <w:rFonts w:ascii="Arial" w:cs="Arial" w:eastAsia="Arial" w:hAnsi="Arial"/>
@@ -4001,7 +4001,7 @@
               <w:spacing w:after="10" w:before="0"/>
               <w:ind w:left="120"/>
             </w:pPr>
-            <w:hyperlink w:history="1" r:id="rIdrkntjzzp0yapp1xuichb8">
+            <w:hyperlink w:history="1" r:id="rIdc4kzetoikft2_t0ruqlqy">
               <w:r>
                 <w:rPr>
                   <w:rFonts w:ascii="Arial" w:cs="Arial" w:eastAsia="Arial" w:hAnsi="Arial"/>
@@ -4196,7 +4196,7 @@
             <w:pPr>
               <w:spacing w:after="20" w:before="0"/>
             </w:pPr>
-            <w:hyperlink w:history="1" r:id="rIdjtwamtgpejeg2hjmtv_ta">
+            <w:hyperlink w:history="1" r:id="rIdjirluxf-sxcdslhmwlx83">
               <w:r>
                 <w:rPr>
                   <w:rFonts w:ascii="Arial" w:cs="Arial" w:eastAsia="Arial" w:hAnsi="Arial"/>
@@ -4229,7 +4229,7 @@
               <w:spacing w:after="10" w:before="0"/>
               <w:ind w:left="120"/>
             </w:pPr>
-            <w:hyperlink w:history="1" r:id="rId8ihf672mmbskh6mcjwel5">
+            <w:hyperlink w:history="1" r:id="rIdq5jghpvd8ls5mtlgwdbvs">
               <w:r>
                 <w:rPr>
                   <w:rFonts w:ascii="Arial" w:cs="Arial" w:eastAsia="Arial" w:hAnsi="Arial"/>
@@ -4274,7 +4274,7 @@
             <w:pPr>
               <w:spacing w:after="20" w:before="0"/>
             </w:pPr>
-            <w:hyperlink w:history="1" r:id="rId9zng3xx8c8tesgzmrvvkc">
+            <w:hyperlink w:history="1" r:id="rIdh5eetvbvx63fo-xekn3uw">
               <w:r>
                 <w:rPr>
                   <w:rFonts w:ascii="Arial" w:cs="Arial" w:eastAsia="Arial" w:hAnsi="Arial"/>
@@ -4307,7 +4307,7 @@
               <w:spacing w:after="10" w:before="0"/>
               <w:ind w:left="120"/>
             </w:pPr>
-            <w:hyperlink w:history="1" r:id="rIdkal4ajlcxzrrrthppckvh">
+            <w:hyperlink w:history="1" r:id="rIdxjlhcmsq4ojcqkbwta_ad">
               <w:r>
                 <w:rPr>
                   <w:rFonts w:ascii="Arial" w:cs="Arial" w:eastAsia="Arial" w:hAnsi="Arial"/>
@@ -4502,7 +4502,7 @@
             <w:pPr>
               <w:spacing w:after="20" w:before="0"/>
             </w:pPr>
-            <w:hyperlink w:history="1" r:id="rIdrfkrkawqovbfli7f_o3qe">
+            <w:hyperlink w:history="1" r:id="rIdseytc_v-8y8lytfnibogn">
               <w:r>
                 <w:rPr>
                   <w:rFonts w:ascii="Arial" w:cs="Arial" w:eastAsia="Arial" w:hAnsi="Arial"/>
@@ -4535,7 +4535,7 @@
               <w:spacing w:after="10" w:before="0"/>
               <w:ind w:left="120"/>
             </w:pPr>
-            <w:hyperlink w:history="1" r:id="rIdgbr9onor4tcz-yintvatn">
+            <w:hyperlink w:history="1" r:id="rIde6c25_t4akdqcykusxpco">
               <w:r>
                 <w:rPr>
                   <w:rFonts w:ascii="Arial" w:cs="Arial" w:eastAsia="Arial" w:hAnsi="Arial"/>
@@ -4580,7 +4580,7 @@
             <w:pPr>
               <w:spacing w:after="20" w:before="0"/>
             </w:pPr>
-            <w:hyperlink w:history="1" r:id="rIdvtuwirwgaicl9jzxumeve">
+            <w:hyperlink w:history="1" r:id="rId_ahjh9xcdhf1wbvrgrf1f">
               <w:r>
                 <w:rPr>
                   <w:rFonts w:ascii="Arial" w:cs="Arial" w:eastAsia="Arial" w:hAnsi="Arial"/>
@@ -4613,7 +4613,7 @@
               <w:spacing w:after="10" w:before="0"/>
               <w:ind w:left="120"/>
             </w:pPr>
-            <w:hyperlink w:history="1" r:id="rIdx6jjzfrn4_pmtbxiaahn3">
+            <w:hyperlink w:history="1" r:id="rIdlfdpasee-5twos2upgujm">
               <w:r>
                 <w:rPr>
                   <w:rFonts w:ascii="Arial" w:cs="Arial" w:eastAsia="Arial" w:hAnsi="Arial"/>
@@ -6100,7 +6100,7 @@
             <w:pPr>
               <w:spacing w:after="20" w:before="0"/>
             </w:pPr>
-            <w:hyperlink w:history="1" r:id="rIdtucdbwvhukm8dj-nmt86s">
+            <w:hyperlink w:history="1" r:id="rIdlc9jvoq6dwy7b7pyexxtc">
               <w:r>
                 <w:rPr>
                   <w:rFonts w:ascii="Arial" w:cs="Arial" w:eastAsia="Arial" w:hAnsi="Arial"/>
@@ -6133,7 +6133,7 @@
               <w:spacing w:after="10" w:before="0"/>
               <w:ind w:left="120"/>
             </w:pPr>
-            <w:hyperlink w:history="1" r:id="rIdo6db5fpaaqm8plod7jool">
+            <w:hyperlink w:history="1" r:id="rId-pegta37wkvemzrixr95i">
               <w:r>
                 <w:rPr>
                   <w:rFonts w:ascii="Arial" w:cs="Arial" w:eastAsia="Arial" w:hAnsi="Arial"/>
@@ -6178,7 +6178,7 @@
             <w:pPr>
               <w:spacing w:after="20" w:before="0"/>
             </w:pPr>
-            <w:hyperlink w:history="1" r:id="rIdyj6ew7xisrz-keooo2dqj">
+            <w:hyperlink w:history="1" r:id="rIddhfnkfqrush98xxcli8tj">
               <w:r>
                 <w:rPr>
                   <w:rFonts w:ascii="Arial" w:cs="Arial" w:eastAsia="Arial" w:hAnsi="Arial"/>
@@ -6211,7 +6211,7 @@
               <w:spacing w:after="10" w:before="0"/>
               <w:ind w:left="120"/>
             </w:pPr>
-            <w:hyperlink w:history="1" r:id="rIdq1beqfzdsjawe-ififxjg">
+            <w:hyperlink w:history="1" r:id="rIdjujzklb2mhis_zy6tqulo">
               <w:r>
                 <w:rPr>
                   <w:rFonts w:ascii="Arial" w:cs="Arial" w:eastAsia="Arial" w:hAnsi="Arial"/>
@@ -6634,7 +6634,7 @@
             <w:pPr>
               <w:spacing w:after="20" w:before="0"/>
             </w:pPr>
-            <w:hyperlink w:history="1" r:id="rIdnkilysq9pusig-noksvq1">
+            <w:hyperlink w:history="1" r:id="rId_icx6k9yv3zcvbowwo7ke">
               <w:r>
                 <w:rPr>
                   <w:rFonts w:ascii="Arial" w:cs="Arial" w:eastAsia="Arial" w:hAnsi="Arial"/>
@@ -6667,7 +6667,7 @@
               <w:spacing w:after="10" w:before="0"/>
               <w:ind w:left="120"/>
             </w:pPr>
-            <w:hyperlink w:history="1" r:id="rIdhx69mvkun0fspv-am29qr">
+            <w:hyperlink w:history="1" r:id="rIdocwfuedwjz9me22wzz4ik">
               <w:r>
                 <w:rPr>
                   <w:rFonts w:ascii="Arial" w:cs="Arial" w:eastAsia="Arial" w:hAnsi="Arial"/>
@@ -6712,7 +6712,7 @@
             <w:pPr>
               <w:spacing w:after="20" w:before="0"/>
             </w:pPr>
-            <w:hyperlink w:history="1" r:id="rIdh_9xxtctrfj5o3lx0ek6i">
+            <w:hyperlink w:history="1" r:id="rIdzzkstaialhisl6k0x0sek">
               <w:r>
                 <w:rPr>
                   <w:rFonts w:ascii="Arial" w:cs="Arial" w:eastAsia="Arial" w:hAnsi="Arial"/>
@@ -6745,7 +6745,7 @@
               <w:spacing w:after="10" w:before="0"/>
               <w:ind w:left="120"/>
             </w:pPr>
-            <w:hyperlink w:history="1" r:id="rIdv1tr_vc6wluyyiadiounw">
+            <w:hyperlink w:history="1" r:id="rId84hw50mgzugkq5sv9yhur">
               <w:r>
                 <w:rPr>
                   <w:rFonts w:ascii="Arial" w:cs="Arial" w:eastAsia="Arial" w:hAnsi="Arial"/>
@@ -7480,7 +7480,7 @@
             <w:pPr>
               <w:spacing w:after="20" w:before="0"/>
             </w:pPr>
-            <w:hyperlink w:history="1" r:id="rId6eua52zevlqmobg9-xn02">
+            <w:hyperlink w:history="1" r:id="rIdo9rcbqdta0siaffrx_rpu">
               <w:r>
                 <w:rPr>
                   <w:rFonts w:ascii="Arial" w:cs="Arial" w:eastAsia="Arial" w:hAnsi="Arial"/>
@@ -7513,7 +7513,7 @@
               <w:spacing w:after="10" w:before="0"/>
               <w:ind w:left="120"/>
             </w:pPr>
-            <w:hyperlink w:history="1" r:id="rIdwixyyw0tsz1jqbrm_2ms0">
+            <w:hyperlink w:history="1" r:id="rIdicz11ebhvc9l1qp-ui7bd">
               <w:r>
                 <w:rPr>
                   <w:rFonts w:ascii="Arial" w:cs="Arial" w:eastAsia="Arial" w:hAnsi="Arial"/>
@@ -7558,7 +7558,7 @@
             <w:pPr>
               <w:spacing w:after="20" w:before="0"/>
             </w:pPr>
-            <w:hyperlink w:history="1" r:id="rIdecczpasgrwdkxd5v4u_u7">
+            <w:hyperlink w:history="1" r:id="rIdmxwsmvdtnzsz_7wg-ue6g">
               <w:r>
                 <w:rPr>
                   <w:rFonts w:ascii="Arial" w:cs="Arial" w:eastAsia="Arial" w:hAnsi="Arial"/>
@@ -7591,7 +7591,7 @@
               <w:spacing w:after="10" w:before="0"/>
               <w:ind w:left="120"/>
             </w:pPr>
-            <w:hyperlink w:history="1" r:id="rIddttlbta1xlsdydgdrlwna">
+            <w:hyperlink w:history="1" r:id="rIdqd7cvzs0qtl17tn3zsybh">
               <w:r>
                 <w:rPr>
                   <w:rFonts w:ascii="Arial" w:cs="Arial" w:eastAsia="Arial" w:hAnsi="Arial"/>
@@ -8073,7 +8073,7 @@
             <w:pPr>
               <w:spacing w:after="20" w:before="0"/>
             </w:pPr>
-            <w:hyperlink w:history="1" r:id="rIdn6iiidwujphonsxm9zkgw">
+            <w:hyperlink w:history="1" r:id="rIdcsfe82i9k_k7u5ani6zyx">
               <w:r>
                 <w:rPr>
                   <w:rFonts w:ascii="Arial" w:cs="Arial" w:eastAsia="Arial" w:hAnsi="Arial"/>
@@ -8106,7 +8106,7 @@
               <w:spacing w:after="10" w:before="0"/>
               <w:ind w:left="120"/>
             </w:pPr>
-            <w:hyperlink w:history="1" r:id="rId65ntbe3dxraryjvp94hk2">
+            <w:hyperlink w:history="1" r:id="rIdayytvwpftdzgcgmzkqb-f">
               <w:r>
                 <w:rPr>
                   <w:rFonts w:ascii="Arial" w:cs="Arial" w:eastAsia="Arial" w:hAnsi="Arial"/>
@@ -8151,7 +8151,7 @@
             <w:pPr>
               <w:spacing w:after="20" w:before="0"/>
             </w:pPr>
-            <w:hyperlink w:history="1" r:id="rIdz7ipssnph8srbombq-8bc">
+            <w:hyperlink w:history="1" r:id="rIdvj8inb651eq38ma7wnkmb">
               <w:r>
                 <w:rPr>
                   <w:rFonts w:ascii="Arial" w:cs="Arial" w:eastAsia="Arial" w:hAnsi="Arial"/>
@@ -8184,7 +8184,7 @@
               <w:spacing w:after="10" w:before="0"/>
               <w:ind w:left="120"/>
             </w:pPr>
-            <w:hyperlink w:history="1" r:id="rId8sa4nqjezl2w2m45ranqx">
+            <w:hyperlink w:history="1" r:id="rIdrnqehdebifkva1nsi3yri">
               <w:r>
                 <w:rPr>
                   <w:rFonts w:ascii="Arial" w:cs="Arial" w:eastAsia="Arial" w:hAnsi="Arial"/>
@@ -8571,7 +8571,7 @@
             <w:pPr>
               <w:spacing w:after="20" w:before="0"/>
             </w:pPr>
-            <w:hyperlink w:history="1" r:id="rIdyx18luxw-hwhnokxengnu">
+            <w:hyperlink w:history="1" r:id="rId-wamzb3vzuea7xxzi4wz6">
               <w:r>
                 <w:rPr>
                   <w:rFonts w:ascii="Arial" w:cs="Arial" w:eastAsia="Arial" w:hAnsi="Arial"/>
@@ -8604,7 +8604,7 @@
               <w:spacing w:after="10" w:before="0"/>
               <w:ind w:left="120"/>
             </w:pPr>
-            <w:hyperlink w:history="1" r:id="rIdcxekjehuorzbxnwbioskt">
+            <w:hyperlink w:history="1" r:id="rIdaopq25pgmmqz0nivedhkk">
               <w:r>
                 <w:rPr>
                   <w:rFonts w:ascii="Arial" w:cs="Arial" w:eastAsia="Arial" w:hAnsi="Arial"/>
@@ -8649,7 +8649,7 @@
             <w:pPr>
               <w:spacing w:after="20" w:before="0"/>
             </w:pPr>
-            <w:hyperlink w:history="1" r:id="rId9ffgjx4suaj1tyg3csfzr">
+            <w:hyperlink w:history="1" r:id="rIdvglmdtcz6wmyvhhbqynqx">
               <w:r>
                 <w:rPr>
                   <w:rFonts w:ascii="Arial" w:cs="Arial" w:eastAsia="Arial" w:hAnsi="Arial"/>
@@ -8682,7 +8682,7 @@
               <w:spacing w:after="10" w:before="0"/>
               <w:ind w:left="120"/>
             </w:pPr>
-            <w:hyperlink w:history="1" r:id="rId6itd_-tpq4r4ofimae_4n">
+            <w:hyperlink w:history="1" r:id="rIdkm121myazoahf2ocq-1jz">
               <w:r>
                 <w:rPr>
                   <w:rFonts w:ascii="Arial" w:cs="Arial" w:eastAsia="Arial" w:hAnsi="Arial"/>
@@ -10552,7 +10552,7 @@
             <w:pPr>
               <w:spacing w:after="20" w:before="0"/>
             </w:pPr>
-            <w:hyperlink w:history="1" r:id="rIdog5uqobvcvjqoucvbbo-b">
+            <w:hyperlink w:history="1" r:id="rIddpmhxqi5fyfjrjvytwciv">
               <w:r>
                 <w:rPr>
                   <w:rFonts w:ascii="Arial" w:cs="Arial" w:eastAsia="Arial" w:hAnsi="Arial"/>
@@ -10585,7 +10585,7 @@
               <w:spacing w:after="10" w:before="0"/>
               <w:ind w:left="120"/>
             </w:pPr>
-            <w:hyperlink w:history="1" r:id="rId8collmelnucmdf-9sbsip">
+            <w:hyperlink w:history="1" r:id="rIdvd367mdndygbvxu4j50rz">
               <w:r>
                 <w:rPr>
                   <w:rFonts w:ascii="Arial" w:cs="Arial" w:eastAsia="Arial" w:hAnsi="Arial"/>
@@ -10630,7 +10630,7 @@
             <w:pPr>
               <w:spacing w:after="20" w:before="0"/>
             </w:pPr>
-            <w:hyperlink w:history="1" r:id="rId0k-e1uwfgmjlinul-3e6a">
+            <w:hyperlink w:history="1" r:id="rIdqbxyt7zsgd13x4lxe0t82">
               <w:r>
                 <w:rPr>
                   <w:rFonts w:ascii="Arial" w:cs="Arial" w:eastAsia="Arial" w:hAnsi="Arial"/>
@@ -10663,7 +10663,7 @@
               <w:spacing w:after="10" w:before="0"/>
               <w:ind w:left="120"/>
             </w:pPr>
-            <w:hyperlink w:history="1" r:id="rIdc6gmqmkwpvbcwuwde3nv3">
+            <w:hyperlink w:history="1" r:id="rIddwihmztvhypgus_mqh9qz">
               <w:r>
                 <w:rPr>
                   <w:rFonts w:ascii="Arial" w:cs="Arial" w:eastAsia="Arial" w:hAnsi="Arial"/>
@@ -10858,7 +10858,7 @@
             <w:pPr>
               <w:spacing w:after="20" w:before="0"/>
             </w:pPr>
-            <w:hyperlink w:history="1" r:id="rIdwo0mruoneh812t1kmnedp">
+            <w:hyperlink w:history="1" r:id="rIdnyqsanwodyrwknpnfxify">
               <w:r>
                 <w:rPr>
                   <w:rFonts w:ascii="Arial" w:cs="Arial" w:eastAsia="Arial" w:hAnsi="Arial"/>
@@ -10891,7 +10891,7 @@
               <w:spacing w:after="10" w:before="0"/>
               <w:ind w:left="120"/>
             </w:pPr>
-            <w:hyperlink w:history="1" r:id="rIds5bbvqqwpdqjqhbim1qad">
+            <w:hyperlink w:history="1" r:id="rIdttyqv17wo0ueg9ubmfmyq">
               <w:r>
                 <w:rPr>
                   <w:rFonts w:ascii="Arial" w:cs="Arial" w:eastAsia="Arial" w:hAnsi="Arial"/>
@@ -10936,7 +10936,7 @@
             <w:pPr>
               <w:spacing w:after="20" w:before="0"/>
             </w:pPr>
-            <w:hyperlink w:history="1" r:id="rIdvm9ulaupzns9tbiadta1q">
+            <w:hyperlink w:history="1" r:id="rIdqvxlxd62qo6v_z5pmdddh">
               <w:r>
                 <w:rPr>
                   <w:rFonts w:ascii="Arial" w:cs="Arial" w:eastAsia="Arial" w:hAnsi="Arial"/>
@@ -10969,7 +10969,7 @@
               <w:spacing w:after="10" w:before="0"/>
               <w:ind w:left="120"/>
             </w:pPr>
-            <w:hyperlink w:history="1" r:id="rId6nbxmt56eirdcsl5j3f2q">
+            <w:hyperlink w:history="1" r:id="rId38s8l8e56ad_km7n9xxfa">
               <w:r>
                 <w:rPr>
                   <w:rFonts w:ascii="Arial" w:cs="Arial" w:eastAsia="Arial" w:hAnsi="Arial"/>
@@ -11164,7 +11164,7 @@
             <w:pPr>
               <w:spacing w:after="20" w:before="0"/>
             </w:pPr>
-            <w:hyperlink w:history="1" r:id="rIdj8lsvlxu4vmswomt1u9xe">
+            <w:hyperlink w:history="1" r:id="rId6dj0s49mua3rwhfk_okjj">
               <w:r>
                 <w:rPr>
                   <w:rFonts w:ascii="Arial" w:cs="Arial" w:eastAsia="Arial" w:hAnsi="Arial"/>
@@ -11197,7 +11197,7 @@
               <w:spacing w:after="10" w:before="0"/>
               <w:ind w:left="120"/>
             </w:pPr>
-            <w:hyperlink w:history="1" r:id="rIdos-it2nl9kchohcqkjsvl">
+            <w:hyperlink w:history="1" r:id="rId9ezvybt69nm4vjcqyujbq">
               <w:r>
                 <w:rPr>
                   <w:rFonts w:ascii="Arial" w:cs="Arial" w:eastAsia="Arial" w:hAnsi="Arial"/>
@@ -11242,7 +11242,7 @@
             <w:pPr>
               <w:spacing w:after="20" w:before="0"/>
             </w:pPr>
-            <w:hyperlink w:history="1" r:id="rIdsgq8cq4fpcx8j2en9sh0d">
+            <w:hyperlink w:history="1" r:id="rIdsfhlccugqkewookrd_jqy">
               <w:r>
                 <w:rPr>
                   <w:rFonts w:ascii="Arial" w:cs="Arial" w:eastAsia="Arial" w:hAnsi="Arial"/>
@@ -11275,7 +11275,7 @@
               <w:spacing w:after="10" w:before="0"/>
               <w:ind w:left="120"/>
             </w:pPr>
-            <w:hyperlink w:history="1" r:id="rIdes2jkg9bn58ybku63lw1u">
+            <w:hyperlink w:history="1" r:id="rIdzklwkwgdrc7arirlyyezs">
               <w:r>
                 <w:rPr>
                   <w:rFonts w:ascii="Arial" w:cs="Arial" w:eastAsia="Arial" w:hAnsi="Arial"/>
@@ -11470,7 +11470,7 @@
             <w:pPr>
               <w:spacing w:after="20" w:before="0"/>
             </w:pPr>
-            <w:hyperlink w:history="1" r:id="rId2rvjl0npluclbyu32ypqe">
+            <w:hyperlink w:history="1" r:id="rIdiuvmog5qeqi1ecu624as_">
               <w:r>
                 <w:rPr>
                   <w:rFonts w:ascii="Arial" w:cs="Arial" w:eastAsia="Arial" w:hAnsi="Arial"/>
@@ -11503,7 +11503,7 @@
               <w:spacing w:after="10" w:before="0"/>
               <w:ind w:left="120"/>
             </w:pPr>
-            <w:hyperlink w:history="1" r:id="rIdjsu1uzfroyveslq40igzk">
+            <w:hyperlink w:history="1" r:id="rIdeyemu0i0-g63_qhdnfhyy">
               <w:r>
                 <w:rPr>
                   <w:rFonts w:ascii="Arial" w:cs="Arial" w:eastAsia="Arial" w:hAnsi="Arial"/>
@@ -11548,7 +11548,7 @@
             <w:pPr>
               <w:spacing w:after="20" w:before="0"/>
             </w:pPr>
-            <w:hyperlink w:history="1" r:id="rIdtr24twd3qaulgsazklpps">
+            <w:hyperlink w:history="1" r:id="rIdq4yag28wqd9jnj6f9gru9">
               <w:r>
                 <w:rPr>
                   <w:rFonts w:ascii="Arial" w:cs="Arial" w:eastAsia="Arial" w:hAnsi="Arial"/>
@@ -11581,7 +11581,7 @@
               <w:spacing w:after="10" w:before="0"/>
               <w:ind w:left="120"/>
             </w:pPr>
-            <w:hyperlink w:history="1" r:id="rIdwdtyigzvupb-skehtejfm">
+            <w:hyperlink w:history="1" r:id="rIdl_jof6ozqd431m9wovldd">
               <w:r>
                 <w:rPr>
                   <w:rFonts w:ascii="Arial" w:cs="Arial" w:eastAsia="Arial" w:hAnsi="Arial"/>
@@ -11776,7 +11776,7 @@
             <w:pPr>
               <w:spacing w:after="20" w:before="0"/>
             </w:pPr>
-            <w:hyperlink w:history="1" r:id="rId_nqouyfgplxqw93baua7j">
+            <w:hyperlink w:history="1" r:id="rIdqlbexoocorsekk-gxlpih">
               <w:r>
                 <w:rPr>
                   <w:rFonts w:ascii="Arial" w:cs="Arial" w:eastAsia="Arial" w:hAnsi="Arial"/>
@@ -11809,7 +11809,7 @@
               <w:spacing w:after="10" w:before="0"/>
               <w:ind w:left="120"/>
             </w:pPr>
-            <w:hyperlink w:history="1" r:id="rIdxzljrjbnlgf0exilu9hlr">
+            <w:hyperlink w:history="1" r:id="rIdogf5zojssxrzeflvqosqq">
               <w:r>
                 <w:rPr>
                   <w:rFonts w:ascii="Arial" w:cs="Arial" w:eastAsia="Arial" w:hAnsi="Arial"/>
@@ -11854,7 +11854,7 @@
             <w:pPr>
               <w:spacing w:after="20" w:before="0"/>
             </w:pPr>
-            <w:hyperlink w:history="1" r:id="rId5snldescwj_tuhej7hbqy">
+            <w:hyperlink w:history="1" r:id="rIdh3f0xoaovc-rjpxrsrplf">
               <w:r>
                 <w:rPr>
                   <w:rFonts w:ascii="Arial" w:cs="Arial" w:eastAsia="Arial" w:hAnsi="Arial"/>
@@ -11887,7 +11887,7 @@
               <w:spacing w:after="10" w:before="0"/>
               <w:ind w:left="120"/>
             </w:pPr>
-            <w:hyperlink w:history="1" r:id="rIdljxk3h5phps_lpyi4ltt2">
+            <w:hyperlink w:history="1" r:id="rIdoyefyp-9by5a1nnunp_9v">
               <w:r>
                 <w:rPr>
                   <w:rFonts w:ascii="Arial" w:cs="Arial" w:eastAsia="Arial" w:hAnsi="Arial"/>
@@ -13374,7 +13374,7 @@
             <w:pPr>
               <w:spacing w:after="20" w:before="0"/>
             </w:pPr>
-            <w:hyperlink w:history="1" r:id="rIdqmmzrzqoboes3bfkfh4ex">
+            <w:hyperlink w:history="1" r:id="rId1skqt09vramj4tt0cd7ij">
               <w:r>
                 <w:rPr>
                   <w:rFonts w:ascii="Arial" w:cs="Arial" w:eastAsia="Arial" w:hAnsi="Arial"/>
@@ -13407,7 +13407,7 @@
               <w:spacing w:after="10" w:before="0"/>
               <w:ind w:left="120"/>
             </w:pPr>
-            <w:hyperlink w:history="1" r:id="rIdrwg5ktobrrnigsoay7hfi">
+            <w:hyperlink w:history="1" r:id="rIdpw85iydj87olxiajpickz">
               <w:r>
                 <w:rPr>
                   <w:rFonts w:ascii="Arial" w:cs="Arial" w:eastAsia="Arial" w:hAnsi="Arial"/>
@@ -13452,7 +13452,7 @@
             <w:pPr>
               <w:spacing w:after="20" w:before="0"/>
             </w:pPr>
-            <w:hyperlink w:history="1" r:id="rIdjxk8967ftwaqis8zci9q9">
+            <w:hyperlink w:history="1" r:id="rIdufpwc6ndg-i9ai2c7k9en">
               <w:r>
                 <w:rPr>
                   <w:rFonts w:ascii="Arial" w:cs="Arial" w:eastAsia="Arial" w:hAnsi="Arial"/>
@@ -13485,7 +13485,7 @@
               <w:spacing w:after="10" w:before="0"/>
               <w:ind w:left="120"/>
             </w:pPr>
-            <w:hyperlink w:history="1" r:id="rIdky1g9wteesdywo_l_j6sw">
+            <w:hyperlink w:history="1" r:id="rIddkmat5bgkrue2-lvanxxi">
               <w:r>
                 <w:rPr>
                   <w:rFonts w:ascii="Arial" w:cs="Arial" w:eastAsia="Arial" w:hAnsi="Arial"/>
@@ -13680,7 +13680,7 @@
             <w:pPr>
               <w:spacing w:after="20" w:before="0"/>
             </w:pPr>
-            <w:hyperlink w:history="1" r:id="rId5nzos_8flmqk3zveyg1t4">
+            <w:hyperlink w:history="1" r:id="rIdagjw3vya2pupbbndepzhd">
               <w:r>
                 <w:rPr>
                   <w:rFonts w:ascii="Arial" w:cs="Arial" w:eastAsia="Arial" w:hAnsi="Arial"/>
@@ -13713,7 +13713,7 @@
               <w:spacing w:after="10" w:before="0"/>
               <w:ind w:left="120"/>
             </w:pPr>
-            <w:hyperlink w:history="1" r:id="rId3r2ceo9cvuwb6j82xn-5o">
+            <w:hyperlink w:history="1" r:id="rId5a9innm9mq2b6pedgl9as">
               <w:r>
                 <w:rPr>
                   <w:rFonts w:ascii="Arial" w:cs="Arial" w:eastAsia="Arial" w:hAnsi="Arial"/>
@@ -13758,7 +13758,7 @@
             <w:pPr>
               <w:spacing w:after="20" w:before="0"/>
             </w:pPr>
-            <w:hyperlink w:history="1" r:id="rIdhbnrteedtpnkp3ywwhfjw">
+            <w:hyperlink w:history="1" r:id="rIdrvzwu1x-6rrlapdpxexq-">
               <w:r>
                 <w:rPr>
                   <w:rFonts w:ascii="Arial" w:cs="Arial" w:eastAsia="Arial" w:hAnsi="Arial"/>
@@ -13791,7 +13791,7 @@
               <w:spacing w:after="10" w:before="0"/>
               <w:ind w:left="120"/>
             </w:pPr>
-            <w:hyperlink w:history="1" r:id="rIdj7d2sjzmgv8b84s5q3gn4">
+            <w:hyperlink w:history="1" r:id="rIdmk6nqpnekgirx0wjxmk45">
               <w:r>
                 <w:rPr>
                   <w:rFonts w:ascii="Arial" w:cs="Arial" w:eastAsia="Arial" w:hAnsi="Arial"/>
@@ -13986,7 +13986,7 @@
             <w:pPr>
               <w:spacing w:after="20" w:before="0"/>
             </w:pPr>
-            <w:hyperlink w:history="1" r:id="rIdshbn41nrakiptu9l3xneu">
+            <w:hyperlink w:history="1" r:id="rIdl-r8bhxkes_mex-pwh2s2">
               <w:r>
                 <w:rPr>
                   <w:rFonts w:ascii="Arial" w:cs="Arial" w:eastAsia="Arial" w:hAnsi="Arial"/>
@@ -14019,7 +14019,7 @@
               <w:spacing w:after="10" w:before="0"/>
               <w:ind w:left="120"/>
             </w:pPr>
-            <w:hyperlink w:history="1" r:id="rIdthqsmde51tb0-aueykcm6">
+            <w:hyperlink w:history="1" r:id="rIdna6xnzt7oz1jhspoduvmi">
               <w:r>
                 <w:rPr>
                   <w:rFonts w:ascii="Arial" w:cs="Arial" w:eastAsia="Arial" w:hAnsi="Arial"/>
@@ -14064,7 +14064,7 @@
             <w:pPr>
               <w:spacing w:after="20" w:before="0"/>
             </w:pPr>
-            <w:hyperlink w:history="1" r:id="rIdb_buewrmc_aiigqwlxhhb">
+            <w:hyperlink w:history="1" r:id="rId5o8yuh-rhu_02ok_n4dq0">
               <w:r>
                 <w:rPr>
                   <w:rFonts w:ascii="Arial" w:cs="Arial" w:eastAsia="Arial" w:hAnsi="Arial"/>
@@ -14097,7 +14097,7 @@
               <w:spacing w:after="10" w:before="0"/>
               <w:ind w:left="120"/>
             </w:pPr>
-            <w:hyperlink w:history="1" r:id="rId6m-apnydyimtdws31nqv2">
+            <w:hyperlink w:history="1" r:id="rIdkxnxhtvqj_75auzfzvcsa">
               <w:r>
                 <w:rPr>
                   <w:rFonts w:ascii="Arial" w:cs="Arial" w:eastAsia="Arial" w:hAnsi="Arial"/>
@@ -14292,7 +14292,7 @@
             <w:pPr>
               <w:spacing w:after="20" w:before="0"/>
             </w:pPr>
-            <w:hyperlink w:history="1" r:id="rIde1n_2q6fvxfy2szvlpgim">
+            <w:hyperlink w:history="1" r:id="rIdi8rc70t_i7-msfebmu157">
               <w:r>
                 <w:rPr>
                   <w:rFonts w:ascii="Arial" w:cs="Arial" w:eastAsia="Arial" w:hAnsi="Arial"/>
@@ -14325,7 +14325,7 @@
               <w:spacing w:after="10" w:before="0"/>
               <w:ind w:left="120"/>
             </w:pPr>
-            <w:hyperlink w:history="1" r:id="rIdxohvw-mejlf4vygdbq0fh">
+            <w:hyperlink w:history="1" r:id="rId7tvfmm_oikielgeepqwac">
               <w:r>
                 <w:rPr>
                   <w:rFonts w:ascii="Arial" w:cs="Arial" w:eastAsia="Arial" w:hAnsi="Arial"/>
@@ -14370,7 +14370,7 @@
             <w:pPr>
               <w:spacing w:after="20" w:before="0"/>
             </w:pPr>
-            <w:hyperlink w:history="1" r:id="rId6rjljsqiqqyozppboc_3o">
+            <w:hyperlink w:history="1" r:id="rIdksaqckij_jg5n-iaynup0">
               <w:r>
                 <w:rPr>
                   <w:rFonts w:ascii="Arial" w:cs="Arial" w:eastAsia="Arial" w:hAnsi="Arial"/>
@@ -14403,7 +14403,7 @@
               <w:spacing w:after="10" w:before="0"/>
               <w:ind w:left="120"/>
             </w:pPr>
-            <w:hyperlink w:history="1" r:id="rIdzbpjdt55mydkzdkucwp7b">
+            <w:hyperlink w:history="1" r:id="rIdk1vvm_qdveg9f73ozpvqg">
               <w:r>
                 <w:rPr>
                   <w:rFonts w:ascii="Arial" w:cs="Arial" w:eastAsia="Arial" w:hAnsi="Arial"/>
@@ -14598,7 +14598,7 @@
             <w:pPr>
               <w:spacing w:after="20" w:before="0"/>
             </w:pPr>
-            <w:hyperlink w:history="1" r:id="rIdpj1kkw2ytbda-hgfn9rzi">
+            <w:hyperlink w:history="1" r:id="rId7cq7tdw16gui7f5humppl">
               <w:r>
                 <w:rPr>
                   <w:rFonts w:ascii="Arial" w:cs="Arial" w:eastAsia="Arial" w:hAnsi="Arial"/>
@@ -14631,7 +14631,7 @@
               <w:spacing w:after="10" w:before="0"/>
               <w:ind w:left="120"/>
             </w:pPr>
-            <w:hyperlink w:history="1" r:id="rId8k4p8zuuyubyep6lf5o6b">
+            <w:hyperlink w:history="1" r:id="rIdpjuuy5a4xplb4nnsjdqk_">
               <w:r>
                 <w:rPr>
                   <w:rFonts w:ascii="Arial" w:cs="Arial" w:eastAsia="Arial" w:hAnsi="Arial"/>
@@ -14676,7 +14676,7 @@
             <w:pPr>
               <w:spacing w:after="20" w:before="0"/>
             </w:pPr>
-            <w:hyperlink w:history="1" r:id="rIdyvfwrm-7uf1c2qvzusq21">
+            <w:hyperlink w:history="1" r:id="rIdpbe75f-wyxabiwhw2lkjm">
               <w:r>
                 <w:rPr>
                   <w:rFonts w:ascii="Arial" w:cs="Arial" w:eastAsia="Arial" w:hAnsi="Arial"/>
@@ -14709,7 +14709,7 @@
               <w:spacing w:after="10" w:before="0"/>
               <w:ind w:left="120"/>
             </w:pPr>
-            <w:hyperlink w:history="1" r:id="rIdzrinywoajxpj7ie4hxbkc">
+            <w:hyperlink w:history="1" r:id="rIdrsxcj7segpbpguw7mfzam">
               <w:r>
                 <w:rPr>
                   <w:rFonts w:ascii="Arial" w:cs="Arial" w:eastAsia="Arial" w:hAnsi="Arial"/>
@@ -16291,7 +16291,7 @@
             <w:pPr>
               <w:spacing w:after="20" w:before="0"/>
             </w:pPr>
-            <w:hyperlink w:history="1" r:id="rIdr-notpyjcjbsv6dkde2gh">
+            <w:hyperlink w:history="1" r:id="rIdqnfjcogroqdfpdb74varm">
               <w:r>
                 <w:rPr>
                   <w:rFonts w:ascii="Arial" w:cs="Arial" w:eastAsia="Arial" w:hAnsi="Arial"/>
@@ -16324,7 +16324,7 @@
               <w:spacing w:after="10" w:before="0"/>
               <w:ind w:left="120"/>
             </w:pPr>
-            <w:hyperlink w:history="1" r:id="rIdmvyzlktnykykb3twe2qc_">
+            <w:hyperlink w:history="1" r:id="rIdhixhsrpwvjqmw5k44b5sv">
               <w:r>
                 <w:rPr>
                   <w:rFonts w:ascii="Arial" w:cs="Arial" w:eastAsia="Arial" w:hAnsi="Arial"/>
@@ -16369,7 +16369,7 @@
             <w:pPr>
               <w:spacing w:after="20" w:before="0"/>
             </w:pPr>
-            <w:hyperlink w:history="1" r:id="rIdtb0twbq2v0qg33drtafjk">
+            <w:hyperlink w:history="1" r:id="rIdzjkorauuo31_deeflb7md">
               <w:r>
                 <w:rPr>
                   <w:rFonts w:ascii="Arial" w:cs="Arial" w:eastAsia="Arial" w:hAnsi="Arial"/>
@@ -16402,7 +16402,7 @@
               <w:spacing w:after="10" w:before="0"/>
               <w:ind w:left="120"/>
             </w:pPr>
-            <w:hyperlink w:history="1" r:id="rId1qbehdxfraz_wykxef2io">
+            <w:hyperlink w:history="1" r:id="rIdpgylble1uoqgfagzhon3v">
               <w:r>
                 <w:rPr>
                   <w:rFonts w:ascii="Arial" w:cs="Arial" w:eastAsia="Arial" w:hAnsi="Arial"/>
@@ -16597,7 +16597,7 @@
             <w:pPr>
               <w:spacing w:after="20" w:before="0"/>
             </w:pPr>
-            <w:hyperlink w:history="1" r:id="rIdglsuzbrimpqxwachpujip">
+            <w:hyperlink w:history="1" r:id="rId6oddrwsqq9ixaptk4vmzf">
               <w:r>
                 <w:rPr>
                   <w:rFonts w:ascii="Arial" w:cs="Arial" w:eastAsia="Arial" w:hAnsi="Arial"/>
@@ -16630,7 +16630,7 @@
               <w:spacing w:after="10" w:before="0"/>
               <w:ind w:left="120"/>
             </w:pPr>
-            <w:hyperlink w:history="1" r:id="rIdvgml0nriguqru5dpxpeqm">
+            <w:hyperlink w:history="1" r:id="rIdblupq-pzon9fzjalyitve">
               <w:r>
                 <w:rPr>
                   <w:rFonts w:ascii="Arial" w:cs="Arial" w:eastAsia="Arial" w:hAnsi="Arial"/>
@@ -16675,7 +16675,7 @@
             <w:pPr>
               <w:spacing w:after="20" w:before="0"/>
             </w:pPr>
-            <w:hyperlink w:history="1" r:id="rIdqqwab_vf34grrj7p6hjd2">
+            <w:hyperlink w:history="1" r:id="rIdgwbynknyyad1ak_8s6fl8">
               <w:r>
                 <w:rPr>
                   <w:rFonts w:ascii="Arial" w:cs="Arial" w:eastAsia="Arial" w:hAnsi="Arial"/>
@@ -16708,7 +16708,7 @@
               <w:spacing w:after="10" w:before="0"/>
               <w:ind w:left="120"/>
             </w:pPr>
-            <w:hyperlink w:history="1" r:id="rIdoip7gptgv7em3yvtwovn1">
+            <w:hyperlink w:history="1" r:id="rIdtmlo2ci3ybvmm82fiztdj">
               <w:r>
                 <w:rPr>
                   <w:rFonts w:ascii="Arial" w:cs="Arial" w:eastAsia="Arial" w:hAnsi="Arial"/>
@@ -16903,7 +16903,7 @@
             <w:pPr>
               <w:spacing w:after="20" w:before="0"/>
             </w:pPr>
-            <w:hyperlink w:history="1" r:id="rIdzz2u_30xu-dyqars-ztpz">
+            <w:hyperlink w:history="1" r:id="rIdflpmjms-olzmq3zlwj__0">
               <w:r>
                 <w:rPr>
                   <w:rFonts w:ascii="Arial" w:cs="Arial" w:eastAsia="Arial" w:hAnsi="Arial"/>
@@ -16936,7 +16936,7 @@
               <w:spacing w:after="10" w:before="0"/>
               <w:ind w:left="120"/>
             </w:pPr>
-            <w:hyperlink w:history="1" r:id="rIdckuraatqganqyvlebaxy0">
+            <w:hyperlink w:history="1" r:id="rId6gwhzango5gxvjws9dvp2">
               <w:r>
                 <w:rPr>
                   <w:rFonts w:ascii="Arial" w:cs="Arial" w:eastAsia="Arial" w:hAnsi="Arial"/>
@@ -16981,7 +16981,7 @@
             <w:pPr>
               <w:spacing w:after="20" w:before="0"/>
             </w:pPr>
-            <w:hyperlink w:history="1" r:id="rIdujeeabdhjdspnsfmmaeln">
+            <w:hyperlink w:history="1" r:id="rId2em79ttgucbrt8zoklotp">
               <w:r>
                 <w:rPr>
                   <w:rFonts w:ascii="Arial" w:cs="Arial" w:eastAsia="Arial" w:hAnsi="Arial"/>
@@ -17014,7 +17014,7 @@
               <w:spacing w:after="10" w:before="0"/>
               <w:ind w:left="120"/>
             </w:pPr>
-            <w:hyperlink w:history="1" r:id="rIdvqqaf8c3krz_pxcwlv6yz">
+            <w:hyperlink w:history="1" r:id="rId7apeyyeoel0b0fkfkwtnn">
               <w:r>
                 <w:rPr>
                   <w:rFonts w:ascii="Arial" w:cs="Arial" w:eastAsia="Arial" w:hAnsi="Arial"/>
@@ -17209,7 +17209,7 @@
             <w:pPr>
               <w:spacing w:after="20" w:before="0"/>
             </w:pPr>
-            <w:hyperlink w:history="1" r:id="rIdgl-mmo5begqgyfh1k63k8">
+            <w:hyperlink w:history="1" r:id="rId12wzsodfjwv9efhgkctvx">
               <w:r>
                 <w:rPr>
                   <w:rFonts w:ascii="Arial" w:cs="Arial" w:eastAsia="Arial" w:hAnsi="Arial"/>
@@ -17242,7 +17242,7 @@
               <w:spacing w:after="10" w:before="0"/>
               <w:ind w:left="120"/>
             </w:pPr>
-            <w:hyperlink w:history="1" r:id="rIdhrsqtt96ufn9gpmfizq0i">
+            <w:hyperlink w:history="1" r:id="rId_7gq8lqwmihyjhhur_ar0">
               <w:r>
                 <w:rPr>
                   <w:rFonts w:ascii="Arial" w:cs="Arial" w:eastAsia="Arial" w:hAnsi="Arial"/>
@@ -17287,7 +17287,7 @@
             <w:pPr>
               <w:spacing w:after="20" w:before="0"/>
             </w:pPr>
-            <w:hyperlink w:history="1" r:id="rId5w9abruhaqcmivq-nqrum">
+            <w:hyperlink w:history="1" r:id="rIdbziv9kgu_6-v9luuarqvw">
               <w:r>
                 <w:rPr>
                   <w:rFonts w:ascii="Arial" w:cs="Arial" w:eastAsia="Arial" w:hAnsi="Arial"/>
@@ -17320,7 +17320,7 @@
               <w:spacing w:after="10" w:before="0"/>
               <w:ind w:left="120"/>
             </w:pPr>
-            <w:hyperlink w:history="1" r:id="rIdacc0_eu-zp0h96w4_cuyp">
+            <w:hyperlink w:history="1" r:id="rIdo8nogipkfpc8i5xlqujiy">
               <w:r>
                 <w:rPr>
                   <w:rFonts w:ascii="Arial" w:cs="Arial" w:eastAsia="Arial" w:hAnsi="Arial"/>
@@ -17515,7 +17515,7 @@
             <w:pPr>
               <w:spacing w:after="20" w:before="0"/>
             </w:pPr>
-            <w:hyperlink w:history="1" r:id="rIddz0ynqwbcnvmst5zvyi5n">
+            <w:hyperlink w:history="1" r:id="rIdz6jmsvicekjiyq5njlvgf">
               <w:r>
                 <w:rPr>
                   <w:rFonts w:ascii="Arial" w:cs="Arial" w:eastAsia="Arial" w:hAnsi="Arial"/>
@@ -17548,7 +17548,7 @@
               <w:spacing w:after="10" w:before="0"/>
               <w:ind w:left="120"/>
             </w:pPr>
-            <w:hyperlink w:history="1" r:id="rIdg1d9pqiu_a1vzx7t0avpi">
+            <w:hyperlink w:history="1" r:id="rId7lwirrxdf79lnj3pc113s">
               <w:r>
                 <w:rPr>
                   <w:rFonts w:ascii="Arial" w:cs="Arial" w:eastAsia="Arial" w:hAnsi="Arial"/>
@@ -17593,7 +17593,7 @@
             <w:pPr>
               <w:spacing w:after="20" w:before="0"/>
             </w:pPr>
-            <w:hyperlink w:history="1" r:id="rIdxptb-xzot2ojh36u6-miz">
+            <w:hyperlink w:history="1" r:id="rId6idutok703-qc28pqbwto">
               <w:r>
                 <w:rPr>
                   <w:rFonts w:ascii="Arial" w:cs="Arial" w:eastAsia="Arial" w:hAnsi="Arial"/>
@@ -17626,7 +17626,7 @@
               <w:spacing w:after="10" w:before="0"/>
               <w:ind w:left="120"/>
             </w:pPr>
-            <w:hyperlink w:history="1" r:id="rIdzyeez2dbgynp7knte5fth">
+            <w:hyperlink w:history="1" r:id="rIdmn4wulgtgb3suv7cy5iqi">
               <w:r>
                 <w:rPr>
                   <w:rFonts w:ascii="Arial" w:cs="Arial" w:eastAsia="Arial" w:hAnsi="Arial"/>
@@ -19227,7 +19227,7 @@
             <w:pPr>
               <w:spacing w:after="20" w:before="0"/>
             </w:pPr>
-            <w:hyperlink w:history="1" r:id="rIdxrp692796mxsj8mohx43-">
+            <w:hyperlink w:history="1" r:id="rIdrbpbo3r6vrou1kuzy41lz">
               <w:r>
                 <w:rPr>
                   <w:rFonts w:ascii="Arial" w:cs="Arial" w:eastAsia="Arial" w:hAnsi="Arial"/>
@@ -19260,7 +19260,7 @@
               <w:spacing w:after="10" w:before="0"/>
               <w:ind w:left="120"/>
             </w:pPr>
-            <w:hyperlink w:history="1" r:id="rIdogpecbqkjvpxb5xerdsl4">
+            <w:hyperlink w:history="1" r:id="rId-r33rqbr8g3ucof622xec">
               <w:r>
                 <w:rPr>
                   <w:rFonts w:ascii="Arial" w:cs="Arial" w:eastAsia="Arial" w:hAnsi="Arial"/>
@@ -19305,7 +19305,7 @@
             <w:pPr>
               <w:spacing w:after="20" w:before="0"/>
             </w:pPr>
-            <w:hyperlink w:history="1" r:id="rId-ydljw8mvcu26yz6hf92l">
+            <w:hyperlink w:history="1" r:id="rIdkxjqepxzpharf_pa1d9vw">
               <w:r>
                 <w:rPr>
                   <w:rFonts w:ascii="Arial" w:cs="Arial" w:eastAsia="Arial" w:hAnsi="Arial"/>
@@ -19338,7 +19338,7 @@
               <w:spacing w:after="10" w:before="0"/>
               <w:ind w:left="120"/>
             </w:pPr>
-            <w:hyperlink w:history="1" r:id="rIdkbapvmckz9powt_fyzghs">
+            <w:hyperlink w:history="1" r:id="rIdaufpdjzoihpto95xez6pg">
               <w:r>
                 <w:rPr>
                   <w:rFonts w:ascii="Arial" w:cs="Arial" w:eastAsia="Arial" w:hAnsi="Arial"/>
@@ -19533,7 +19533,7 @@
             <w:pPr>
               <w:spacing w:after="20" w:before="0"/>
             </w:pPr>
-            <w:hyperlink w:history="1" r:id="rIdznog7xymvqobpr1z66z2t">
+            <w:hyperlink w:history="1" r:id="rIdothp6e8nm4vugynk6mych">
               <w:r>
                 <w:rPr>
                   <w:rFonts w:ascii="Arial" w:cs="Arial" w:eastAsia="Arial" w:hAnsi="Arial"/>
@@ -19566,7 +19566,7 @@
               <w:spacing w:after="10" w:before="0"/>
               <w:ind w:left="120"/>
             </w:pPr>
-            <w:hyperlink w:history="1" r:id="rId3jd2vkakrem-k0lmzzpnr">
+            <w:hyperlink w:history="1" r:id="rIdnpa0e7s1nnj1jatrkquf4">
               <w:r>
                 <w:rPr>
                   <w:rFonts w:ascii="Arial" w:cs="Arial" w:eastAsia="Arial" w:hAnsi="Arial"/>
@@ -19611,7 +19611,7 @@
             <w:pPr>
               <w:spacing w:after="20" w:before="0"/>
             </w:pPr>
-            <w:hyperlink w:history="1" r:id="rIdkokessf23rkeusxeajp1n">
+            <w:hyperlink w:history="1" r:id="rIdkpo9d88xbb_bekjyfnxbb">
               <w:r>
                 <w:rPr>
                   <w:rFonts w:ascii="Arial" w:cs="Arial" w:eastAsia="Arial" w:hAnsi="Arial"/>
@@ -19644,7 +19644,7 @@
               <w:spacing w:after="10" w:before="0"/>
               <w:ind w:left="120"/>
             </w:pPr>
-            <w:hyperlink w:history="1" r:id="rIdrrfx_kfzlcr0vyacxoc41">
+            <w:hyperlink w:history="1" r:id="rIdi-tmjjkewias0dts6l9a1">
               <w:r>
                 <w:rPr>
                   <w:rFonts w:ascii="Arial" w:cs="Arial" w:eastAsia="Arial" w:hAnsi="Arial"/>
@@ -19839,7 +19839,7 @@
             <w:pPr>
               <w:spacing w:after="20" w:before="0"/>
             </w:pPr>
-            <w:hyperlink w:history="1" r:id="rId0zuswrk0488jd2s6dyphf">
+            <w:hyperlink w:history="1" r:id="rIdaxtvij57yuehapxkwuhel">
               <w:r>
                 <w:rPr>
                   <w:rFonts w:ascii="Arial" w:cs="Arial" w:eastAsia="Arial" w:hAnsi="Arial"/>
@@ -19872,7 +19872,7 @@
               <w:spacing w:after="10" w:before="0"/>
               <w:ind w:left="120"/>
             </w:pPr>
-            <w:hyperlink w:history="1" r:id="rIdat2lnaoj8gk_p87v1ehpf">
+            <w:hyperlink w:history="1" r:id="rIdydtxpguyksankgjdnkei3">
               <w:r>
                 <w:rPr>
                   <w:rFonts w:ascii="Arial" w:cs="Arial" w:eastAsia="Arial" w:hAnsi="Arial"/>
@@ -19917,7 +19917,7 @@
             <w:pPr>
               <w:spacing w:after="20" w:before="0"/>
             </w:pPr>
-            <w:hyperlink w:history="1" r:id="rIdhc32cjngdilhxj3ybert3">
+            <w:hyperlink w:history="1" r:id="rIdxklq8jekpa7qx3izpauxg">
               <w:r>
                 <w:rPr>
                   <w:rFonts w:ascii="Arial" w:cs="Arial" w:eastAsia="Arial" w:hAnsi="Arial"/>
@@ -19950,7 +19950,7 @@
               <w:spacing w:after="10" w:before="0"/>
               <w:ind w:left="120"/>
             </w:pPr>
-            <w:hyperlink w:history="1" r:id="rId-4dnvhjgovfx5cjur57hx">
+            <w:hyperlink w:history="1" r:id="rIdz79-est8qnjut3yep70xq">
               <w:r>
                 <w:rPr>
                   <w:rFonts w:ascii="Arial" w:cs="Arial" w:eastAsia="Arial" w:hAnsi="Arial"/>
@@ -20145,7 +20145,7 @@
             <w:pPr>
               <w:spacing w:after="20" w:before="0"/>
             </w:pPr>
-            <w:hyperlink w:history="1" r:id="rIdjbu1m7k5_mbd1vb_riza5">
+            <w:hyperlink w:history="1" r:id="rIdhoczd9vzcwelpux068njt">
               <w:r>
                 <w:rPr>
                   <w:rFonts w:ascii="Arial" w:cs="Arial" w:eastAsia="Arial" w:hAnsi="Arial"/>
@@ -20178,7 +20178,7 @@
               <w:spacing w:after="10" w:before="0"/>
               <w:ind w:left="120"/>
             </w:pPr>
-            <w:hyperlink w:history="1" r:id="rIdhjhxirwriqjt2tncdmfax">
+            <w:hyperlink w:history="1" r:id="rIdflxaohqcdc6l88wdr74ml">
               <w:r>
                 <w:rPr>
                   <w:rFonts w:ascii="Arial" w:cs="Arial" w:eastAsia="Arial" w:hAnsi="Arial"/>
@@ -20223,7 +20223,7 @@
             <w:pPr>
               <w:spacing w:after="20" w:before="0"/>
             </w:pPr>
-            <w:hyperlink w:history="1" r:id="rIdzbydlga-bc4sr0zdnfmky">
+            <w:hyperlink w:history="1" r:id="rId3hhmhckihgosprn5hkvau">
               <w:r>
                 <w:rPr>
                   <w:rFonts w:ascii="Arial" w:cs="Arial" w:eastAsia="Arial" w:hAnsi="Arial"/>
@@ -20256,7 +20256,7 @@
               <w:spacing w:after="10" w:before="0"/>
               <w:ind w:left="120"/>
             </w:pPr>
-            <w:hyperlink w:history="1" r:id="rId9ku1xvm29tv8v2jw42xbb">
+            <w:hyperlink w:history="1" r:id="rId5pwzkvvwpm0jqhen8zjfl">
               <w:r>
                 <w:rPr>
                   <w:rFonts w:ascii="Arial" w:cs="Arial" w:eastAsia="Arial" w:hAnsi="Arial"/>
@@ -20451,7 +20451,7 @@
             <w:pPr>
               <w:spacing w:after="20" w:before="0"/>
             </w:pPr>
-            <w:hyperlink w:history="1" r:id="rIdim73up9n4twmixjxawfff">
+            <w:hyperlink w:history="1" r:id="rIdlrfgkutb9m3xvacyd_6m6">
               <w:r>
                 <w:rPr>
                   <w:rFonts w:ascii="Arial" w:cs="Arial" w:eastAsia="Arial" w:hAnsi="Arial"/>
@@ -20484,7 +20484,7 @@
               <w:spacing w:after="10" w:before="0"/>
               <w:ind w:left="120"/>
             </w:pPr>
-            <w:hyperlink w:history="1" r:id="rIdsp9jyzp-h7f4t2kcurpi-">
+            <w:hyperlink w:history="1" r:id="rIdp3tinxshupjvu20jdbqla">
               <w:r>
                 <w:rPr>
                   <w:rFonts w:ascii="Arial" w:cs="Arial" w:eastAsia="Arial" w:hAnsi="Arial"/>
@@ -20529,7 +20529,7 @@
             <w:pPr>
               <w:spacing w:after="20" w:before="0"/>
             </w:pPr>
-            <w:hyperlink w:history="1" r:id="rIdulsu7_4jlinfpgowvqxzj">
+            <w:hyperlink w:history="1" r:id="rIdagwjpjr6lkveeky13mven">
               <w:r>
                 <w:rPr>
                   <w:rFonts w:ascii="Arial" w:cs="Arial" w:eastAsia="Arial" w:hAnsi="Arial"/>
@@ -20562,7 +20562,7 @@
               <w:spacing w:after="10" w:before="0"/>
               <w:ind w:left="120"/>
             </w:pPr>
-            <w:hyperlink w:history="1" r:id="rId2j1wigajmcbukzhtfb9_3">
+            <w:hyperlink w:history="1" r:id="rIdnwy6kfzduekcxjp3gelds">
               <w:r>
                 <w:rPr>
                   <w:rFonts w:ascii="Arial" w:cs="Arial" w:eastAsia="Arial" w:hAnsi="Arial"/>

--- a/data/outputs/v2/Physics/SS1.2_Mechanical_Properties_of_Materials/Physics_Mechanical_Properties_of_Materials_CBE_LessonSequence.docx
+++ b/data/outputs/v2/Physics/SS1.2_Mechanical_Properties_of_Materials/Physics_Mechanical_Properties_of_Materials_CBE_LessonSequence.docx
@@ -3278,7 +3278,7 @@
             <w:pPr>
               <w:spacing w:after="20" w:before="0"/>
             </w:pPr>
-            <w:hyperlink w:history="1" r:id="rId1knw-auqf8x8rsu9n-dws">
+            <w:hyperlink w:history="1" r:id="rIdtmbn4zqfubalkmsvavzmq">
               <w:r>
                 <w:rPr>
                   <w:rFonts w:ascii="Arial" w:cs="Arial" w:eastAsia="Arial" w:hAnsi="Arial"/>
@@ -3311,7 +3311,7 @@
               <w:spacing w:after="10" w:before="0"/>
               <w:ind w:left="120"/>
             </w:pPr>
-            <w:hyperlink w:history="1" r:id="rId1yqtsfi_kjtqvwadrtun3">
+            <w:hyperlink w:history="1" r:id="rIdc1rkbceyenkw5bggh32ae">
               <w:r>
                 <w:rPr>
                   <w:rFonts w:ascii="Arial" w:cs="Arial" w:eastAsia="Arial" w:hAnsi="Arial"/>
@@ -3356,7 +3356,7 @@
             <w:pPr>
               <w:spacing w:after="20" w:before="0"/>
             </w:pPr>
-            <w:hyperlink w:history="1" r:id="rIdalv74u7bq3eqjvll5-0fj">
+            <w:hyperlink w:history="1" r:id="rIdjec0hucf4--vv7sj5qbcr">
               <w:r>
                 <w:rPr>
                   <w:rFonts w:ascii="Arial" w:cs="Arial" w:eastAsia="Arial" w:hAnsi="Arial"/>
@@ -3389,7 +3389,7 @@
               <w:spacing w:after="10" w:before="0"/>
               <w:ind w:left="120"/>
             </w:pPr>
-            <w:hyperlink w:history="1" r:id="rIdymdaawmt0f-czaujpc27v">
+            <w:hyperlink w:history="1" r:id="rIdnktvt4dy9dqgdppx1vdjh">
               <w:r>
                 <w:rPr>
                   <w:rFonts w:ascii="Arial" w:cs="Arial" w:eastAsia="Arial" w:hAnsi="Arial"/>
@@ -3584,7 +3584,7 @@
             <w:pPr>
               <w:spacing w:after="20" w:before="0"/>
             </w:pPr>
-            <w:hyperlink w:history="1" r:id="rIdsc7_dimtpnzrzliir-hsf">
+            <w:hyperlink w:history="1" r:id="rId6bnwmrnxigbp7lc59nlin">
               <w:r>
                 <w:rPr>
                   <w:rFonts w:ascii="Arial" w:cs="Arial" w:eastAsia="Arial" w:hAnsi="Arial"/>
@@ -3617,7 +3617,7 @@
               <w:spacing w:after="10" w:before="0"/>
               <w:ind w:left="120"/>
             </w:pPr>
-            <w:hyperlink w:history="1" r:id="rIdkl8iris7j5zfqwynkycwm">
+            <w:hyperlink w:history="1" r:id="rIdsrvkipxe1r7twsdcje1dz">
               <w:r>
                 <w:rPr>
                   <w:rFonts w:ascii="Arial" w:cs="Arial" w:eastAsia="Arial" w:hAnsi="Arial"/>
@@ -3662,7 +3662,7 @@
             <w:pPr>
               <w:spacing w:after="20" w:before="0"/>
             </w:pPr>
-            <w:hyperlink w:history="1" r:id="rId0luxqaajkoj3mlksfvwfc">
+            <w:hyperlink w:history="1" r:id="rId-cjw1eqjs6csogqta0eud">
               <w:r>
                 <w:rPr>
                   <w:rFonts w:ascii="Arial" w:cs="Arial" w:eastAsia="Arial" w:hAnsi="Arial"/>
@@ -3695,7 +3695,7 @@
               <w:spacing w:after="10" w:before="0"/>
               <w:ind w:left="120"/>
             </w:pPr>
-            <w:hyperlink w:history="1" r:id="rIdf1epivgsdwcughqcdmg7a">
+            <w:hyperlink w:history="1" r:id="rIdq2c4nmf3b66paabeqm-s6">
               <w:r>
                 <w:rPr>
                   <w:rFonts w:ascii="Arial" w:cs="Arial" w:eastAsia="Arial" w:hAnsi="Arial"/>
@@ -3890,7 +3890,7 @@
             <w:pPr>
               <w:spacing w:after="20" w:before="0"/>
             </w:pPr>
-            <w:hyperlink w:history="1" r:id="rIdasfhbalozax9t9fvflhyr">
+            <w:hyperlink w:history="1" r:id="rIdkmflz_ttxkh4u-mchwrhi">
               <w:r>
                 <w:rPr>
                   <w:rFonts w:ascii="Arial" w:cs="Arial" w:eastAsia="Arial" w:hAnsi="Arial"/>
@@ -3923,7 +3923,7 @@
               <w:spacing w:after="10" w:before="0"/>
               <w:ind w:left="120"/>
             </w:pPr>
-            <w:hyperlink w:history="1" r:id="rIdrqrton_clbsetygcmwjdb">
+            <w:hyperlink w:history="1" r:id="rIdd3xdemh-xldcshzw8rue7">
               <w:r>
                 <w:rPr>
                   <w:rFonts w:ascii="Arial" w:cs="Arial" w:eastAsia="Arial" w:hAnsi="Arial"/>
@@ -3968,7 +3968,7 @@
             <w:pPr>
               <w:spacing w:after="20" w:before="0"/>
             </w:pPr>
-            <w:hyperlink w:history="1" r:id="rIdk3s0unwiu3boatt6bi4t2">
+            <w:hyperlink w:history="1" r:id="rIda2ansfedsxxqfx9dtegkd">
               <w:r>
                 <w:rPr>
                   <w:rFonts w:ascii="Arial" w:cs="Arial" w:eastAsia="Arial" w:hAnsi="Arial"/>
@@ -4001,7 +4001,7 @@
               <w:spacing w:after="10" w:before="0"/>
               <w:ind w:left="120"/>
             </w:pPr>
-            <w:hyperlink w:history="1" r:id="rIdc4kzetoikft2_t0ruqlqy">
+            <w:hyperlink w:history="1" r:id="rId4j5nwibbk0xbfbdkwluo_">
               <w:r>
                 <w:rPr>
                   <w:rFonts w:ascii="Arial" w:cs="Arial" w:eastAsia="Arial" w:hAnsi="Arial"/>
@@ -4196,7 +4196,7 @@
             <w:pPr>
               <w:spacing w:after="20" w:before="0"/>
             </w:pPr>
-            <w:hyperlink w:history="1" r:id="rIdjirluxf-sxcdslhmwlx83">
+            <w:hyperlink w:history="1" r:id="rIdjy_crubxm5tnishlliy0d">
               <w:r>
                 <w:rPr>
                   <w:rFonts w:ascii="Arial" w:cs="Arial" w:eastAsia="Arial" w:hAnsi="Arial"/>
@@ -4229,7 +4229,7 @@
               <w:spacing w:after="10" w:before="0"/>
               <w:ind w:left="120"/>
             </w:pPr>
-            <w:hyperlink w:history="1" r:id="rIdq5jghpvd8ls5mtlgwdbvs">
+            <w:hyperlink w:history="1" r:id="rIdlg0yacune5u1uaoun9ng5">
               <w:r>
                 <w:rPr>
                   <w:rFonts w:ascii="Arial" w:cs="Arial" w:eastAsia="Arial" w:hAnsi="Arial"/>
@@ -4274,7 +4274,7 @@
             <w:pPr>
               <w:spacing w:after="20" w:before="0"/>
             </w:pPr>
-            <w:hyperlink w:history="1" r:id="rIdh5eetvbvx63fo-xekn3uw">
+            <w:hyperlink w:history="1" r:id="rIdacm0zxtcmcuhpqme7lten">
               <w:r>
                 <w:rPr>
                   <w:rFonts w:ascii="Arial" w:cs="Arial" w:eastAsia="Arial" w:hAnsi="Arial"/>
@@ -4307,7 +4307,7 @@
               <w:spacing w:after="10" w:before="0"/>
               <w:ind w:left="120"/>
             </w:pPr>
-            <w:hyperlink w:history="1" r:id="rIdxjlhcmsq4ojcqkbwta_ad">
+            <w:hyperlink w:history="1" r:id="rIdtwqv2t9i-khds7h6sx3iq">
               <w:r>
                 <w:rPr>
                   <w:rFonts w:ascii="Arial" w:cs="Arial" w:eastAsia="Arial" w:hAnsi="Arial"/>
@@ -4502,7 +4502,7 @@
             <w:pPr>
               <w:spacing w:after="20" w:before="0"/>
             </w:pPr>
-            <w:hyperlink w:history="1" r:id="rIdseytc_v-8y8lytfnibogn">
+            <w:hyperlink w:history="1" r:id="rIdgtjebfadjxqcj5sylhgp_">
               <w:r>
                 <w:rPr>
                   <w:rFonts w:ascii="Arial" w:cs="Arial" w:eastAsia="Arial" w:hAnsi="Arial"/>
@@ -4535,7 +4535,7 @@
               <w:spacing w:after="10" w:before="0"/>
               <w:ind w:left="120"/>
             </w:pPr>
-            <w:hyperlink w:history="1" r:id="rIde6c25_t4akdqcykusxpco">
+            <w:hyperlink w:history="1" r:id="rIdbr87oeohc4aam3ruzfepg">
               <w:r>
                 <w:rPr>
                   <w:rFonts w:ascii="Arial" w:cs="Arial" w:eastAsia="Arial" w:hAnsi="Arial"/>
@@ -4580,7 +4580,7 @@
             <w:pPr>
               <w:spacing w:after="20" w:before="0"/>
             </w:pPr>
-            <w:hyperlink w:history="1" r:id="rId_ahjh9xcdhf1wbvrgrf1f">
+            <w:hyperlink w:history="1" r:id="rIdrxp_wtoax5uef6um0ypot">
               <w:r>
                 <w:rPr>
                   <w:rFonts w:ascii="Arial" w:cs="Arial" w:eastAsia="Arial" w:hAnsi="Arial"/>
@@ -4613,7 +4613,7 @@
               <w:spacing w:after="10" w:before="0"/>
               <w:ind w:left="120"/>
             </w:pPr>
-            <w:hyperlink w:history="1" r:id="rIdlfdpasee-5twos2upgujm">
+            <w:hyperlink w:history="1" r:id="rId21zbidtxsbkmugem0u_xw">
               <w:r>
                 <w:rPr>
                   <w:rFonts w:ascii="Arial" w:cs="Arial" w:eastAsia="Arial" w:hAnsi="Arial"/>
@@ -6100,7 +6100,7 @@
             <w:pPr>
               <w:spacing w:after="20" w:before="0"/>
             </w:pPr>
-            <w:hyperlink w:history="1" r:id="rIdlc9jvoq6dwy7b7pyexxtc">
+            <w:hyperlink w:history="1" r:id="rIdt4kkq2zalh85lz-1dogmg">
               <w:r>
                 <w:rPr>
                   <w:rFonts w:ascii="Arial" w:cs="Arial" w:eastAsia="Arial" w:hAnsi="Arial"/>
@@ -6133,7 +6133,7 @@
               <w:spacing w:after="10" w:before="0"/>
               <w:ind w:left="120"/>
             </w:pPr>
-            <w:hyperlink w:history="1" r:id="rId-pegta37wkvemzrixr95i">
+            <w:hyperlink w:history="1" r:id="rIdilupi_thuci1xjf8f_qnc">
               <w:r>
                 <w:rPr>
                   <w:rFonts w:ascii="Arial" w:cs="Arial" w:eastAsia="Arial" w:hAnsi="Arial"/>
@@ -6178,7 +6178,7 @@
             <w:pPr>
               <w:spacing w:after="20" w:before="0"/>
             </w:pPr>
-            <w:hyperlink w:history="1" r:id="rIddhfnkfqrush98xxcli8tj">
+            <w:hyperlink w:history="1" r:id="rIdw1btkcdanotblc2vnelsf">
               <w:r>
                 <w:rPr>
                   <w:rFonts w:ascii="Arial" w:cs="Arial" w:eastAsia="Arial" w:hAnsi="Arial"/>
@@ -6211,7 +6211,7 @@
               <w:spacing w:after="10" w:before="0"/>
               <w:ind w:left="120"/>
             </w:pPr>
-            <w:hyperlink w:history="1" r:id="rIdjujzklb2mhis_zy6tqulo">
+            <w:hyperlink w:history="1" r:id="rIde4ue3eylupxdwzljaulac">
               <w:r>
                 <w:rPr>
                   <w:rFonts w:ascii="Arial" w:cs="Arial" w:eastAsia="Arial" w:hAnsi="Arial"/>
@@ -6634,7 +6634,7 @@
             <w:pPr>
               <w:spacing w:after="20" w:before="0"/>
             </w:pPr>
-            <w:hyperlink w:history="1" r:id="rId_icx6k9yv3zcvbowwo7ke">
+            <w:hyperlink w:history="1" r:id="rIdnl36bg53i8tv7pwvlapa1">
               <w:r>
                 <w:rPr>
                   <w:rFonts w:ascii="Arial" w:cs="Arial" w:eastAsia="Arial" w:hAnsi="Arial"/>
@@ -6667,7 +6667,7 @@
               <w:spacing w:after="10" w:before="0"/>
               <w:ind w:left="120"/>
             </w:pPr>
-            <w:hyperlink w:history="1" r:id="rIdocwfuedwjz9me22wzz4ik">
+            <w:hyperlink w:history="1" r:id="rIdhvt6t-lwx0bgiskhmoggl">
               <w:r>
                 <w:rPr>
                   <w:rFonts w:ascii="Arial" w:cs="Arial" w:eastAsia="Arial" w:hAnsi="Arial"/>
@@ -6712,7 +6712,7 @@
             <w:pPr>
               <w:spacing w:after="20" w:before="0"/>
             </w:pPr>
-            <w:hyperlink w:history="1" r:id="rIdzzkstaialhisl6k0x0sek">
+            <w:hyperlink w:history="1" r:id="rIdpkmwf1tgflfg_hza7ya6p">
               <w:r>
                 <w:rPr>
                   <w:rFonts w:ascii="Arial" w:cs="Arial" w:eastAsia="Arial" w:hAnsi="Arial"/>
@@ -6745,7 +6745,7 @@
               <w:spacing w:after="10" w:before="0"/>
               <w:ind w:left="120"/>
             </w:pPr>
-            <w:hyperlink w:history="1" r:id="rId84hw50mgzugkq5sv9yhur">
+            <w:hyperlink w:history="1" r:id="rId7ptvfs9sjinwvb87roqd3">
               <w:r>
                 <w:rPr>
                   <w:rFonts w:ascii="Arial" w:cs="Arial" w:eastAsia="Arial" w:hAnsi="Arial"/>
@@ -7480,7 +7480,7 @@
             <w:pPr>
               <w:spacing w:after="20" w:before="0"/>
             </w:pPr>
-            <w:hyperlink w:history="1" r:id="rIdo9rcbqdta0siaffrx_rpu">
+            <w:hyperlink w:history="1" r:id="rIdrvvkkvsjukdxcuqare9qv">
               <w:r>
                 <w:rPr>
                   <w:rFonts w:ascii="Arial" w:cs="Arial" w:eastAsia="Arial" w:hAnsi="Arial"/>
@@ -7513,7 +7513,7 @@
               <w:spacing w:after="10" w:before="0"/>
               <w:ind w:left="120"/>
             </w:pPr>
-            <w:hyperlink w:history="1" r:id="rIdicz11ebhvc9l1qp-ui7bd">
+            <w:hyperlink w:history="1" r:id="rIdutttf1ygw7glochfux1pk">
               <w:r>
                 <w:rPr>
                   <w:rFonts w:ascii="Arial" w:cs="Arial" w:eastAsia="Arial" w:hAnsi="Arial"/>
@@ -7558,7 +7558,7 @@
             <w:pPr>
               <w:spacing w:after="20" w:before="0"/>
             </w:pPr>
-            <w:hyperlink w:history="1" r:id="rIdmxwsmvdtnzsz_7wg-ue6g">
+            <w:hyperlink w:history="1" r:id="rIdvksleuhwbbsbpec64wbei">
               <w:r>
                 <w:rPr>
                   <w:rFonts w:ascii="Arial" w:cs="Arial" w:eastAsia="Arial" w:hAnsi="Arial"/>
@@ -7591,7 +7591,7 @@
               <w:spacing w:after="10" w:before="0"/>
               <w:ind w:left="120"/>
             </w:pPr>
-            <w:hyperlink w:history="1" r:id="rIdqd7cvzs0qtl17tn3zsybh">
+            <w:hyperlink w:history="1" r:id="rId9xqt2q2_unaem_oikdaef">
               <w:r>
                 <w:rPr>
                   <w:rFonts w:ascii="Arial" w:cs="Arial" w:eastAsia="Arial" w:hAnsi="Arial"/>
@@ -8073,7 +8073,7 @@
             <w:pPr>
               <w:spacing w:after="20" w:before="0"/>
             </w:pPr>
-            <w:hyperlink w:history="1" r:id="rIdcsfe82i9k_k7u5ani6zyx">
+            <w:hyperlink w:history="1" r:id="rIdgxfztg0nvwmmjwwfvckfu">
               <w:r>
                 <w:rPr>
                   <w:rFonts w:ascii="Arial" w:cs="Arial" w:eastAsia="Arial" w:hAnsi="Arial"/>
@@ -8106,7 +8106,7 @@
               <w:spacing w:after="10" w:before="0"/>
               <w:ind w:left="120"/>
             </w:pPr>
-            <w:hyperlink w:history="1" r:id="rIdayytvwpftdzgcgmzkqb-f">
+            <w:hyperlink w:history="1" r:id="rIdnoeeruxk4klpquudokw2r">
               <w:r>
                 <w:rPr>
                   <w:rFonts w:ascii="Arial" w:cs="Arial" w:eastAsia="Arial" w:hAnsi="Arial"/>
@@ -8151,7 +8151,7 @@
             <w:pPr>
               <w:spacing w:after="20" w:before="0"/>
             </w:pPr>
-            <w:hyperlink w:history="1" r:id="rIdvj8inb651eq38ma7wnkmb">
+            <w:hyperlink w:history="1" r:id="rId7rsrcyxen_wl9nfjq3mhz">
               <w:r>
                 <w:rPr>
                   <w:rFonts w:ascii="Arial" w:cs="Arial" w:eastAsia="Arial" w:hAnsi="Arial"/>
@@ -8184,7 +8184,7 @@
               <w:spacing w:after="10" w:before="0"/>
               <w:ind w:left="120"/>
             </w:pPr>
-            <w:hyperlink w:history="1" r:id="rIdrnqehdebifkva1nsi3yri">
+            <w:hyperlink w:history="1" r:id="rId-f3-x5hjasx7wdagflzqb">
               <w:r>
                 <w:rPr>
                   <w:rFonts w:ascii="Arial" w:cs="Arial" w:eastAsia="Arial" w:hAnsi="Arial"/>
@@ -8571,7 +8571,7 @@
             <w:pPr>
               <w:spacing w:after="20" w:before="0"/>
             </w:pPr>
-            <w:hyperlink w:history="1" r:id="rId-wamzb3vzuea7xxzi4wz6">
+            <w:hyperlink w:history="1" r:id="rIdkhjdxxnlx3edaoa-op1gj">
               <w:r>
                 <w:rPr>
                   <w:rFonts w:ascii="Arial" w:cs="Arial" w:eastAsia="Arial" w:hAnsi="Arial"/>
@@ -8604,7 +8604,7 @@
               <w:spacing w:after="10" w:before="0"/>
               <w:ind w:left="120"/>
             </w:pPr>
-            <w:hyperlink w:history="1" r:id="rIdaopq25pgmmqz0nivedhkk">
+            <w:hyperlink w:history="1" r:id="rIdlkfh1z89gcygqxhvkstvi">
               <w:r>
                 <w:rPr>
                   <w:rFonts w:ascii="Arial" w:cs="Arial" w:eastAsia="Arial" w:hAnsi="Arial"/>
@@ -8649,7 +8649,7 @@
             <w:pPr>
               <w:spacing w:after="20" w:before="0"/>
             </w:pPr>
-            <w:hyperlink w:history="1" r:id="rIdvglmdtcz6wmyvhhbqynqx">
+            <w:hyperlink w:history="1" r:id="rIdjvswiw5vq_l8hp28y6kmo">
               <w:r>
                 <w:rPr>
                   <w:rFonts w:ascii="Arial" w:cs="Arial" w:eastAsia="Arial" w:hAnsi="Arial"/>
@@ -8682,7 +8682,7 @@
               <w:spacing w:after="10" w:before="0"/>
               <w:ind w:left="120"/>
             </w:pPr>
-            <w:hyperlink w:history="1" r:id="rIdkm121myazoahf2ocq-1jz">
+            <w:hyperlink w:history="1" r:id="rId--vidol-kypwkyxhlb7l4">
               <w:r>
                 <w:rPr>
                   <w:rFonts w:ascii="Arial" w:cs="Arial" w:eastAsia="Arial" w:hAnsi="Arial"/>
@@ -10552,7 +10552,7 @@
             <w:pPr>
               <w:spacing w:after="20" w:before="0"/>
             </w:pPr>
-            <w:hyperlink w:history="1" r:id="rIddpmhxqi5fyfjrjvytwciv">
+            <w:hyperlink w:history="1" r:id="rId3t7wzztbg5vtqlnkha0dk">
               <w:r>
                 <w:rPr>
                   <w:rFonts w:ascii="Arial" w:cs="Arial" w:eastAsia="Arial" w:hAnsi="Arial"/>
@@ -10585,7 +10585,7 @@
               <w:spacing w:after="10" w:before="0"/>
               <w:ind w:left="120"/>
             </w:pPr>
-            <w:hyperlink w:history="1" r:id="rIdvd367mdndygbvxu4j50rz">
+            <w:hyperlink w:history="1" r:id="rIdk4ydr2vyqvbvapenecvdy">
               <w:r>
                 <w:rPr>
                   <w:rFonts w:ascii="Arial" w:cs="Arial" w:eastAsia="Arial" w:hAnsi="Arial"/>
@@ -10630,7 +10630,7 @@
             <w:pPr>
               <w:spacing w:after="20" w:before="0"/>
             </w:pPr>
-            <w:hyperlink w:history="1" r:id="rIdqbxyt7zsgd13x4lxe0t82">
+            <w:hyperlink w:history="1" r:id="rIdaav3hsbrewnq_g1ayisbs">
               <w:r>
                 <w:rPr>
                   <w:rFonts w:ascii="Arial" w:cs="Arial" w:eastAsia="Arial" w:hAnsi="Arial"/>
@@ -10663,7 +10663,7 @@
               <w:spacing w:after="10" w:before="0"/>
               <w:ind w:left="120"/>
             </w:pPr>
-            <w:hyperlink w:history="1" r:id="rIddwihmztvhypgus_mqh9qz">
+            <w:hyperlink w:history="1" r:id="rIdr9xnofmtarur3to3dvw1q">
               <w:r>
                 <w:rPr>
                   <w:rFonts w:ascii="Arial" w:cs="Arial" w:eastAsia="Arial" w:hAnsi="Arial"/>
@@ -10858,7 +10858,7 @@
             <w:pPr>
               <w:spacing w:after="20" w:before="0"/>
             </w:pPr>
-            <w:hyperlink w:history="1" r:id="rIdnyqsanwodyrwknpnfxify">
+            <w:hyperlink w:history="1" r:id="rIdfdizt7uf8nnjrpfyjvuru">
               <w:r>
                 <w:rPr>
                   <w:rFonts w:ascii="Arial" w:cs="Arial" w:eastAsia="Arial" w:hAnsi="Arial"/>
@@ -10891,7 +10891,7 @@
               <w:spacing w:after="10" w:before="0"/>
               <w:ind w:left="120"/>
             </w:pPr>
-            <w:hyperlink w:history="1" r:id="rIdttyqv17wo0ueg9ubmfmyq">
+            <w:hyperlink w:history="1" r:id="rIdrhl96h9_yhep0byxrvhdd">
               <w:r>
                 <w:rPr>
                   <w:rFonts w:ascii="Arial" w:cs="Arial" w:eastAsia="Arial" w:hAnsi="Arial"/>
@@ -10936,7 +10936,7 @@
             <w:pPr>
               <w:spacing w:after="20" w:before="0"/>
             </w:pPr>
-            <w:hyperlink w:history="1" r:id="rIdqvxlxd62qo6v_z5pmdddh">
+            <w:hyperlink w:history="1" r:id="rId3b66qctr1bcf-bfksvpcl">
               <w:r>
                 <w:rPr>
                   <w:rFonts w:ascii="Arial" w:cs="Arial" w:eastAsia="Arial" w:hAnsi="Arial"/>
@@ -10969,7 +10969,7 @@
               <w:spacing w:after="10" w:before="0"/>
               <w:ind w:left="120"/>
             </w:pPr>
-            <w:hyperlink w:history="1" r:id="rId38s8l8e56ad_km7n9xxfa">
+            <w:hyperlink w:history="1" r:id="rIdpu9mybqlirv1jxn-zb7d2">
               <w:r>
                 <w:rPr>
                   <w:rFonts w:ascii="Arial" w:cs="Arial" w:eastAsia="Arial" w:hAnsi="Arial"/>
@@ -11164,7 +11164,7 @@
             <w:pPr>
               <w:spacing w:after="20" w:before="0"/>
             </w:pPr>
-            <w:hyperlink w:history="1" r:id="rId6dj0s49mua3rwhfk_okjj">
+            <w:hyperlink w:history="1" r:id="rIdgpoidukictd5g4lax2s-a">
               <w:r>
                 <w:rPr>
                   <w:rFonts w:ascii="Arial" w:cs="Arial" w:eastAsia="Arial" w:hAnsi="Arial"/>
@@ -11197,7 +11197,7 @@
               <w:spacing w:after="10" w:before="0"/>
               <w:ind w:left="120"/>
             </w:pPr>
-            <w:hyperlink w:history="1" r:id="rId9ezvybt69nm4vjcqyujbq">
+            <w:hyperlink w:history="1" r:id="rIday2vep3exm2zmzuksdpzv">
               <w:r>
                 <w:rPr>
                   <w:rFonts w:ascii="Arial" w:cs="Arial" w:eastAsia="Arial" w:hAnsi="Arial"/>
@@ -11242,7 +11242,7 @@
             <w:pPr>
               <w:spacing w:after="20" w:before="0"/>
             </w:pPr>
-            <w:hyperlink w:history="1" r:id="rIdsfhlccugqkewookrd_jqy">
+            <w:hyperlink w:history="1" r:id="rIdxvwhqvikjpgbaonot7slb">
               <w:r>
                 <w:rPr>
                   <w:rFonts w:ascii="Arial" w:cs="Arial" w:eastAsia="Arial" w:hAnsi="Arial"/>
@@ -11275,7 +11275,7 @@
               <w:spacing w:after="10" w:before="0"/>
               <w:ind w:left="120"/>
             </w:pPr>
-            <w:hyperlink w:history="1" r:id="rIdzklwkwgdrc7arirlyyezs">
+            <w:hyperlink w:history="1" r:id="rIdxzxjwfxdvf_dt02kyg2gw">
               <w:r>
                 <w:rPr>
                   <w:rFonts w:ascii="Arial" w:cs="Arial" w:eastAsia="Arial" w:hAnsi="Arial"/>
@@ -11470,7 +11470,7 @@
             <w:pPr>
               <w:spacing w:after="20" w:before="0"/>
             </w:pPr>
-            <w:hyperlink w:history="1" r:id="rIdiuvmog5qeqi1ecu624as_">
+            <w:hyperlink w:history="1" r:id="rId_qrypqmj4nl9nfw4qp7ec">
               <w:r>
                 <w:rPr>
                   <w:rFonts w:ascii="Arial" w:cs="Arial" w:eastAsia="Arial" w:hAnsi="Arial"/>
@@ -11503,7 +11503,7 @@
               <w:spacing w:after="10" w:before="0"/>
               <w:ind w:left="120"/>
             </w:pPr>
-            <w:hyperlink w:history="1" r:id="rIdeyemu0i0-g63_qhdnfhyy">
+            <w:hyperlink w:history="1" r:id="rIdrr9fswevfgzycktld_nyl">
               <w:r>
                 <w:rPr>
                   <w:rFonts w:ascii="Arial" w:cs="Arial" w:eastAsia="Arial" w:hAnsi="Arial"/>
@@ -11548,7 +11548,7 @@
             <w:pPr>
               <w:spacing w:after="20" w:before="0"/>
             </w:pPr>
-            <w:hyperlink w:history="1" r:id="rIdq4yag28wqd9jnj6f9gru9">
+            <w:hyperlink w:history="1" r:id="rIdlvuntx_8tbjsgyi7exc3y">
               <w:r>
                 <w:rPr>
                   <w:rFonts w:ascii="Arial" w:cs="Arial" w:eastAsia="Arial" w:hAnsi="Arial"/>
@@ -11581,7 +11581,7 @@
               <w:spacing w:after="10" w:before="0"/>
               <w:ind w:left="120"/>
             </w:pPr>
-            <w:hyperlink w:history="1" r:id="rIdl_jof6ozqd431m9wovldd">
+            <w:hyperlink w:history="1" r:id="rIdavwraps-mxo3i-yqgcr-2">
               <w:r>
                 <w:rPr>
                   <w:rFonts w:ascii="Arial" w:cs="Arial" w:eastAsia="Arial" w:hAnsi="Arial"/>
@@ -11776,7 +11776,7 @@
             <w:pPr>
               <w:spacing w:after="20" w:before="0"/>
             </w:pPr>
-            <w:hyperlink w:history="1" r:id="rIdqlbexoocorsekk-gxlpih">
+            <w:hyperlink w:history="1" r:id="rIdfbx2lvhalfa_ew-fh5td-">
               <w:r>
                 <w:rPr>
                   <w:rFonts w:ascii="Arial" w:cs="Arial" w:eastAsia="Arial" w:hAnsi="Arial"/>
@@ -11809,7 +11809,7 @@
               <w:spacing w:after="10" w:before="0"/>
               <w:ind w:left="120"/>
             </w:pPr>
-            <w:hyperlink w:history="1" r:id="rIdogf5zojssxrzeflvqosqq">
+            <w:hyperlink w:history="1" r:id="rIdxxxchxzzbvsaxowunnza5">
               <w:r>
                 <w:rPr>
                   <w:rFonts w:ascii="Arial" w:cs="Arial" w:eastAsia="Arial" w:hAnsi="Arial"/>
@@ -11854,7 +11854,7 @@
             <w:pPr>
               <w:spacing w:after="20" w:before="0"/>
             </w:pPr>
-            <w:hyperlink w:history="1" r:id="rIdh3f0xoaovc-rjpxrsrplf">
+            <w:hyperlink w:history="1" r:id="rIdvjnwcnx42asgrq58j0zyc">
               <w:r>
                 <w:rPr>
                   <w:rFonts w:ascii="Arial" w:cs="Arial" w:eastAsia="Arial" w:hAnsi="Arial"/>
@@ -11887,7 +11887,7 @@
               <w:spacing w:after="10" w:before="0"/>
               <w:ind w:left="120"/>
             </w:pPr>
-            <w:hyperlink w:history="1" r:id="rIdoyefyp-9by5a1nnunp_9v">
+            <w:hyperlink w:history="1" r:id="rIdlgukzosqiz5n9nuc_obai">
               <w:r>
                 <w:rPr>
                   <w:rFonts w:ascii="Arial" w:cs="Arial" w:eastAsia="Arial" w:hAnsi="Arial"/>
@@ -13374,7 +13374,7 @@
             <w:pPr>
               <w:spacing w:after="20" w:before="0"/>
             </w:pPr>
-            <w:hyperlink w:history="1" r:id="rId1skqt09vramj4tt0cd7ij">
+            <w:hyperlink w:history="1" r:id="rId9nximsmt80ydt-a6okuyb">
               <w:r>
                 <w:rPr>
                   <w:rFonts w:ascii="Arial" w:cs="Arial" w:eastAsia="Arial" w:hAnsi="Arial"/>
@@ -13407,7 +13407,7 @@
               <w:spacing w:after="10" w:before="0"/>
               <w:ind w:left="120"/>
             </w:pPr>
-            <w:hyperlink w:history="1" r:id="rIdpw85iydj87olxiajpickz">
+            <w:hyperlink w:history="1" r:id="rId5dqc-cy7ixwfy_zojbra4">
               <w:r>
                 <w:rPr>
                   <w:rFonts w:ascii="Arial" w:cs="Arial" w:eastAsia="Arial" w:hAnsi="Arial"/>
@@ -13452,7 +13452,7 @@
             <w:pPr>
               <w:spacing w:after="20" w:before="0"/>
             </w:pPr>
-            <w:hyperlink w:history="1" r:id="rIdufpwc6ndg-i9ai2c7k9en">
+            <w:hyperlink w:history="1" r:id="rIdzqrhs9qhfrlslne3wspih">
               <w:r>
                 <w:rPr>
                   <w:rFonts w:ascii="Arial" w:cs="Arial" w:eastAsia="Arial" w:hAnsi="Arial"/>
@@ -13485,7 +13485,7 @@
               <w:spacing w:after="10" w:before="0"/>
               <w:ind w:left="120"/>
             </w:pPr>
-            <w:hyperlink w:history="1" r:id="rIddkmat5bgkrue2-lvanxxi">
+            <w:hyperlink w:history="1" r:id="rIdgznrk5enyiikoayvkmkxm">
               <w:r>
                 <w:rPr>
                   <w:rFonts w:ascii="Arial" w:cs="Arial" w:eastAsia="Arial" w:hAnsi="Arial"/>
@@ -13680,7 +13680,7 @@
             <w:pPr>
               <w:spacing w:after="20" w:before="0"/>
             </w:pPr>
-            <w:hyperlink w:history="1" r:id="rIdagjw3vya2pupbbndepzhd">
+            <w:hyperlink w:history="1" r:id="rIdcmmyvcgpvbdntwpolburn">
               <w:r>
                 <w:rPr>
                   <w:rFonts w:ascii="Arial" w:cs="Arial" w:eastAsia="Arial" w:hAnsi="Arial"/>
@@ -13713,7 +13713,7 @@
               <w:spacing w:after="10" w:before="0"/>
               <w:ind w:left="120"/>
             </w:pPr>
-            <w:hyperlink w:history="1" r:id="rId5a9innm9mq2b6pedgl9as">
+            <w:hyperlink w:history="1" r:id="rIdopekju_bxakbgsn_rync_">
               <w:r>
                 <w:rPr>
                   <w:rFonts w:ascii="Arial" w:cs="Arial" w:eastAsia="Arial" w:hAnsi="Arial"/>
@@ -13758,7 +13758,7 @@
             <w:pPr>
               <w:spacing w:after="20" w:before="0"/>
             </w:pPr>
-            <w:hyperlink w:history="1" r:id="rIdrvzwu1x-6rrlapdpxexq-">
+            <w:hyperlink w:history="1" r:id="rIdvly1en4n5aw5hmnwz8p5g">
               <w:r>
                 <w:rPr>
                   <w:rFonts w:ascii="Arial" w:cs="Arial" w:eastAsia="Arial" w:hAnsi="Arial"/>
@@ -13791,7 +13791,7 @@
               <w:spacing w:after="10" w:before="0"/>
               <w:ind w:left="120"/>
             </w:pPr>
-            <w:hyperlink w:history="1" r:id="rIdmk6nqpnekgirx0wjxmk45">
+            <w:hyperlink w:history="1" r:id="rIdbcnu8qzc_7bym7isrq6gw">
               <w:r>
                 <w:rPr>
                   <w:rFonts w:ascii="Arial" w:cs="Arial" w:eastAsia="Arial" w:hAnsi="Arial"/>
@@ -13986,7 +13986,7 @@
             <w:pPr>
               <w:spacing w:after="20" w:before="0"/>
             </w:pPr>
-            <w:hyperlink w:history="1" r:id="rIdl-r8bhxkes_mex-pwh2s2">
+            <w:hyperlink w:history="1" r:id="rIdubhmphnohwxrg4tyw80kx">
               <w:r>
                 <w:rPr>
                   <w:rFonts w:ascii="Arial" w:cs="Arial" w:eastAsia="Arial" w:hAnsi="Arial"/>
@@ -14019,7 +14019,7 @@
               <w:spacing w:after="10" w:before="0"/>
               <w:ind w:left="120"/>
             </w:pPr>
-            <w:hyperlink w:history="1" r:id="rIdna6xnzt7oz1jhspoduvmi">
+            <w:hyperlink w:history="1" r:id="rIdhuybe-jn5ys-6u92g7ozx">
               <w:r>
                 <w:rPr>
                   <w:rFonts w:ascii="Arial" w:cs="Arial" w:eastAsia="Arial" w:hAnsi="Arial"/>
@@ -14064,7 +14064,7 @@
             <w:pPr>
               <w:spacing w:after="20" w:before="0"/>
             </w:pPr>
-            <w:hyperlink w:history="1" r:id="rId5o8yuh-rhu_02ok_n4dq0">
+            <w:hyperlink w:history="1" r:id="rIdtpzdxugr8di_0qh_hdglw">
               <w:r>
                 <w:rPr>
                   <w:rFonts w:ascii="Arial" w:cs="Arial" w:eastAsia="Arial" w:hAnsi="Arial"/>
@@ -14097,7 +14097,7 @@
               <w:spacing w:after="10" w:before="0"/>
               <w:ind w:left="120"/>
             </w:pPr>
-            <w:hyperlink w:history="1" r:id="rIdkxnxhtvqj_75auzfzvcsa">
+            <w:hyperlink w:history="1" r:id="rIdu1vlp8zqx-xbuuou_nc_6">
               <w:r>
                 <w:rPr>
                   <w:rFonts w:ascii="Arial" w:cs="Arial" w:eastAsia="Arial" w:hAnsi="Arial"/>
@@ -14292,7 +14292,7 @@
             <w:pPr>
               <w:spacing w:after="20" w:before="0"/>
             </w:pPr>
-            <w:hyperlink w:history="1" r:id="rIdi8rc70t_i7-msfebmu157">
+            <w:hyperlink w:history="1" r:id="rId516_pf7yft9-cezvqcbbx">
               <w:r>
                 <w:rPr>
                   <w:rFonts w:ascii="Arial" w:cs="Arial" w:eastAsia="Arial" w:hAnsi="Arial"/>
@@ -14325,7 +14325,7 @@
               <w:spacing w:after="10" w:before="0"/>
               <w:ind w:left="120"/>
             </w:pPr>
-            <w:hyperlink w:history="1" r:id="rId7tvfmm_oikielgeepqwac">
+            <w:hyperlink w:history="1" r:id="rIdbzox5xo7ulpv4z51cufqr">
               <w:r>
                 <w:rPr>
                   <w:rFonts w:ascii="Arial" w:cs="Arial" w:eastAsia="Arial" w:hAnsi="Arial"/>
@@ -14370,7 +14370,7 @@
             <w:pPr>
               <w:spacing w:after="20" w:before="0"/>
             </w:pPr>
-            <w:hyperlink w:history="1" r:id="rIdksaqckij_jg5n-iaynup0">
+            <w:hyperlink w:history="1" r:id="rIdcvowrqidra_cnxsmt5cln">
               <w:r>
                 <w:rPr>
                   <w:rFonts w:ascii="Arial" w:cs="Arial" w:eastAsia="Arial" w:hAnsi="Arial"/>
@@ -14403,7 +14403,7 @@
               <w:spacing w:after="10" w:before="0"/>
               <w:ind w:left="120"/>
             </w:pPr>
-            <w:hyperlink w:history="1" r:id="rIdk1vvm_qdveg9f73ozpvqg">
+            <w:hyperlink w:history="1" r:id="rIdsb21gaa5lo19ysa1a-ast">
               <w:r>
                 <w:rPr>
                   <w:rFonts w:ascii="Arial" w:cs="Arial" w:eastAsia="Arial" w:hAnsi="Arial"/>
@@ -14598,7 +14598,7 @@
             <w:pPr>
               <w:spacing w:after="20" w:before="0"/>
             </w:pPr>
-            <w:hyperlink w:history="1" r:id="rId7cq7tdw16gui7f5humppl">
+            <w:hyperlink w:history="1" r:id="rId_mqpdciedsaadekxtr5ey">
               <w:r>
                 <w:rPr>
                   <w:rFonts w:ascii="Arial" w:cs="Arial" w:eastAsia="Arial" w:hAnsi="Arial"/>
@@ -14631,7 +14631,7 @@
               <w:spacing w:after="10" w:before="0"/>
               <w:ind w:left="120"/>
             </w:pPr>
-            <w:hyperlink w:history="1" r:id="rIdpjuuy5a4xplb4nnsjdqk_">
+            <w:hyperlink w:history="1" r:id="rId8xvcokev8inwnyzl2bc2x">
               <w:r>
                 <w:rPr>
                   <w:rFonts w:ascii="Arial" w:cs="Arial" w:eastAsia="Arial" w:hAnsi="Arial"/>
@@ -14676,7 +14676,7 @@
             <w:pPr>
               <w:spacing w:after="20" w:before="0"/>
             </w:pPr>
-            <w:hyperlink w:history="1" r:id="rIdpbe75f-wyxabiwhw2lkjm">
+            <w:hyperlink w:history="1" r:id="rIdhijwe5ecoec1vqugwd7ij">
               <w:r>
                 <w:rPr>
                   <w:rFonts w:ascii="Arial" w:cs="Arial" w:eastAsia="Arial" w:hAnsi="Arial"/>
@@ -14709,7 +14709,7 @@
               <w:spacing w:after="10" w:before="0"/>
               <w:ind w:left="120"/>
             </w:pPr>
-            <w:hyperlink w:history="1" r:id="rIdrsxcj7segpbpguw7mfzam">
+            <w:hyperlink w:history="1" r:id="rIdj5hcesfp7txbrmfk2xyau">
               <w:r>
                 <w:rPr>
                   <w:rFonts w:ascii="Arial" w:cs="Arial" w:eastAsia="Arial" w:hAnsi="Arial"/>
@@ -16291,7 +16291,7 @@
             <w:pPr>
               <w:spacing w:after="20" w:before="0"/>
             </w:pPr>
-            <w:hyperlink w:history="1" r:id="rIdqnfjcogroqdfpdb74varm">
+            <w:hyperlink w:history="1" r:id="rIdnjs5dn3gsfc0q7l39t8nm">
               <w:r>
                 <w:rPr>
                   <w:rFonts w:ascii="Arial" w:cs="Arial" w:eastAsia="Arial" w:hAnsi="Arial"/>
@@ -16324,7 +16324,7 @@
               <w:spacing w:after="10" w:before="0"/>
               <w:ind w:left="120"/>
             </w:pPr>
-            <w:hyperlink w:history="1" r:id="rIdhixhsrpwvjqmw5k44b5sv">
+            <w:hyperlink w:history="1" r:id="rIdkmndut4sc2djttzezexkm">
               <w:r>
                 <w:rPr>
                   <w:rFonts w:ascii="Arial" w:cs="Arial" w:eastAsia="Arial" w:hAnsi="Arial"/>
@@ -16369,7 +16369,7 @@
             <w:pPr>
               <w:spacing w:after="20" w:before="0"/>
             </w:pPr>
-            <w:hyperlink w:history="1" r:id="rIdzjkorauuo31_deeflb7md">
+            <w:hyperlink w:history="1" r:id="rIdouf_kgzhxvpqu4ej24roy">
               <w:r>
                 <w:rPr>
                   <w:rFonts w:ascii="Arial" w:cs="Arial" w:eastAsia="Arial" w:hAnsi="Arial"/>
@@ -16402,7 +16402,7 @@
               <w:spacing w:after="10" w:before="0"/>
               <w:ind w:left="120"/>
             </w:pPr>
-            <w:hyperlink w:history="1" r:id="rIdpgylble1uoqgfagzhon3v">
+            <w:hyperlink w:history="1" r:id="rIdcxd814clz7hfbor4xpxiq">
               <w:r>
                 <w:rPr>
                   <w:rFonts w:ascii="Arial" w:cs="Arial" w:eastAsia="Arial" w:hAnsi="Arial"/>
@@ -16597,7 +16597,7 @@
             <w:pPr>
               <w:spacing w:after="20" w:before="0"/>
             </w:pPr>
-            <w:hyperlink w:history="1" r:id="rId6oddrwsqq9ixaptk4vmzf">
+            <w:hyperlink w:history="1" r:id="rId2uefserixba4garlh6f2j">
               <w:r>
                 <w:rPr>
                   <w:rFonts w:ascii="Arial" w:cs="Arial" w:eastAsia="Arial" w:hAnsi="Arial"/>
@@ -16630,7 +16630,7 @@
               <w:spacing w:after="10" w:before="0"/>
               <w:ind w:left="120"/>
             </w:pPr>
-            <w:hyperlink w:history="1" r:id="rIdblupq-pzon9fzjalyitve">
+            <w:hyperlink w:history="1" r:id="rIde3h1h5lxd_mjoe9qyhoov">
               <w:r>
                 <w:rPr>
                   <w:rFonts w:ascii="Arial" w:cs="Arial" w:eastAsia="Arial" w:hAnsi="Arial"/>
@@ -16675,7 +16675,7 @@
             <w:pPr>
               <w:spacing w:after="20" w:before="0"/>
             </w:pPr>
-            <w:hyperlink w:history="1" r:id="rIdgwbynknyyad1ak_8s6fl8">
+            <w:hyperlink w:history="1" r:id="rIdjjzigy46h3ho7dplmoupd">
               <w:r>
                 <w:rPr>
                   <w:rFonts w:ascii="Arial" w:cs="Arial" w:eastAsia="Arial" w:hAnsi="Arial"/>
@@ -16708,7 +16708,7 @@
               <w:spacing w:after="10" w:before="0"/>
               <w:ind w:left="120"/>
             </w:pPr>
-            <w:hyperlink w:history="1" r:id="rIdtmlo2ci3ybvmm82fiztdj">
+            <w:hyperlink w:history="1" r:id="rIda_ns9q5oyj0hclq9ww1pj">
               <w:r>
                 <w:rPr>
                   <w:rFonts w:ascii="Arial" w:cs="Arial" w:eastAsia="Arial" w:hAnsi="Arial"/>
@@ -16903,7 +16903,7 @@
             <w:pPr>
               <w:spacing w:after="20" w:before="0"/>
             </w:pPr>
-            <w:hyperlink w:history="1" r:id="rIdflpmjms-olzmq3zlwj__0">
+            <w:hyperlink w:history="1" r:id="rIdekv2su9fa-ituwl_awd5t">
               <w:r>
                 <w:rPr>
                   <w:rFonts w:ascii="Arial" w:cs="Arial" w:eastAsia="Arial" w:hAnsi="Arial"/>
@@ -16936,7 +16936,7 @@
               <w:spacing w:after="10" w:before="0"/>
               <w:ind w:left="120"/>
             </w:pPr>
-            <w:hyperlink w:history="1" r:id="rId6gwhzango5gxvjws9dvp2">
+            <w:hyperlink w:history="1" r:id="rIdcikyrmatu5ahfx_mjti0x">
               <w:r>
                 <w:rPr>
                   <w:rFonts w:ascii="Arial" w:cs="Arial" w:eastAsia="Arial" w:hAnsi="Arial"/>
@@ -16981,7 +16981,7 @@
             <w:pPr>
               <w:spacing w:after="20" w:before="0"/>
             </w:pPr>
-            <w:hyperlink w:history="1" r:id="rId2em79ttgucbrt8zoklotp">
+            <w:hyperlink w:history="1" r:id="rIdmycubktvi7zp5nd6aheep">
               <w:r>
                 <w:rPr>
                   <w:rFonts w:ascii="Arial" w:cs="Arial" w:eastAsia="Arial" w:hAnsi="Arial"/>
@@ -17014,7 +17014,7 @@
               <w:spacing w:after="10" w:before="0"/>
               <w:ind w:left="120"/>
             </w:pPr>
-            <w:hyperlink w:history="1" r:id="rId7apeyyeoel0b0fkfkwtnn">
+            <w:hyperlink w:history="1" r:id="rId5depcedfpeyu_j8lipmgj">
               <w:r>
                 <w:rPr>
                   <w:rFonts w:ascii="Arial" w:cs="Arial" w:eastAsia="Arial" w:hAnsi="Arial"/>
@@ -17209,7 +17209,7 @@
             <w:pPr>
               <w:spacing w:after="20" w:before="0"/>
             </w:pPr>
-            <w:hyperlink w:history="1" r:id="rId12wzsodfjwv9efhgkctvx">
+            <w:hyperlink w:history="1" r:id="rIdwmyqmxxboygpsqghfd_md">
               <w:r>
                 <w:rPr>
                   <w:rFonts w:ascii="Arial" w:cs="Arial" w:eastAsia="Arial" w:hAnsi="Arial"/>
@@ -17242,7 +17242,7 @@
               <w:spacing w:after="10" w:before="0"/>
               <w:ind w:left="120"/>
             </w:pPr>
-            <w:hyperlink w:history="1" r:id="rId_7gq8lqwmihyjhhur_ar0">
+            <w:hyperlink w:history="1" r:id="rIdiwrr9eacg0bobhljpg7l5">
               <w:r>
                 <w:rPr>
                   <w:rFonts w:ascii="Arial" w:cs="Arial" w:eastAsia="Arial" w:hAnsi="Arial"/>
@@ -17287,7 +17287,7 @@
             <w:pPr>
               <w:spacing w:after="20" w:before="0"/>
             </w:pPr>
-            <w:hyperlink w:history="1" r:id="rIdbziv9kgu_6-v9luuarqvw">
+            <w:hyperlink w:history="1" r:id="rIduh4pvgubve-atqdbkjp3x">
               <w:r>
                 <w:rPr>
                   <w:rFonts w:ascii="Arial" w:cs="Arial" w:eastAsia="Arial" w:hAnsi="Arial"/>
@@ -17320,7 +17320,7 @@
               <w:spacing w:after="10" w:before="0"/>
               <w:ind w:left="120"/>
             </w:pPr>
-            <w:hyperlink w:history="1" r:id="rIdo8nogipkfpc8i5xlqujiy">
+            <w:hyperlink w:history="1" r:id="rIdcpm1xrdytyrijensdjrgy">
               <w:r>
                 <w:rPr>
                   <w:rFonts w:ascii="Arial" w:cs="Arial" w:eastAsia="Arial" w:hAnsi="Arial"/>
@@ -17515,7 +17515,7 @@
             <w:pPr>
               <w:spacing w:after="20" w:before="0"/>
             </w:pPr>
-            <w:hyperlink w:history="1" r:id="rIdz6jmsvicekjiyq5njlvgf">
+            <w:hyperlink w:history="1" r:id="rId1wozmyknoedi47yrtyijq">
               <w:r>
                 <w:rPr>
                   <w:rFonts w:ascii="Arial" w:cs="Arial" w:eastAsia="Arial" w:hAnsi="Arial"/>
@@ -17548,7 +17548,7 @@
               <w:spacing w:after="10" w:before="0"/>
               <w:ind w:left="120"/>
             </w:pPr>
-            <w:hyperlink w:history="1" r:id="rId7lwirrxdf79lnj3pc113s">
+            <w:hyperlink w:history="1" r:id="rIdbo0nioc9nhsbnfxzqesv9">
               <w:r>
                 <w:rPr>
                   <w:rFonts w:ascii="Arial" w:cs="Arial" w:eastAsia="Arial" w:hAnsi="Arial"/>
@@ -17593,7 +17593,7 @@
             <w:pPr>
               <w:spacing w:after="20" w:before="0"/>
             </w:pPr>
-            <w:hyperlink w:history="1" r:id="rId6idutok703-qc28pqbwto">
+            <w:hyperlink w:history="1" r:id="rIdth92zosqohqg4cyyraal9">
               <w:r>
                 <w:rPr>
                   <w:rFonts w:ascii="Arial" w:cs="Arial" w:eastAsia="Arial" w:hAnsi="Arial"/>
@@ -17626,7 +17626,7 @@
               <w:spacing w:after="10" w:before="0"/>
               <w:ind w:left="120"/>
             </w:pPr>
-            <w:hyperlink w:history="1" r:id="rIdmn4wulgtgb3suv7cy5iqi">
+            <w:hyperlink w:history="1" r:id="rIdzyc_jzn7co0if-mhjxzvl">
               <w:r>
                 <w:rPr>
                   <w:rFonts w:ascii="Arial" w:cs="Arial" w:eastAsia="Arial" w:hAnsi="Arial"/>
@@ -19227,7 +19227,7 @@
             <w:pPr>
               <w:spacing w:after="20" w:before="0"/>
             </w:pPr>
-            <w:hyperlink w:history="1" r:id="rIdrbpbo3r6vrou1kuzy41lz">
+            <w:hyperlink w:history="1" r:id="rIdf86r6pfclkcsez1w9w3om">
               <w:r>
                 <w:rPr>
                   <w:rFonts w:ascii="Arial" w:cs="Arial" w:eastAsia="Arial" w:hAnsi="Arial"/>
@@ -19260,7 +19260,7 @@
               <w:spacing w:after="10" w:before="0"/>
               <w:ind w:left="120"/>
             </w:pPr>
-            <w:hyperlink w:history="1" r:id="rId-r33rqbr8g3ucof622xec">
+            <w:hyperlink w:history="1" r:id="rIdlwn4bfowlvvdr3imidlk7">
               <w:r>
                 <w:rPr>
                   <w:rFonts w:ascii="Arial" w:cs="Arial" w:eastAsia="Arial" w:hAnsi="Arial"/>
@@ -19305,7 +19305,7 @@
             <w:pPr>
               <w:spacing w:after="20" w:before="0"/>
             </w:pPr>
-            <w:hyperlink w:history="1" r:id="rIdkxjqepxzpharf_pa1d9vw">
+            <w:hyperlink w:history="1" r:id="rIdkk57xndit9yos2llj0gkj">
               <w:r>
                 <w:rPr>
                   <w:rFonts w:ascii="Arial" w:cs="Arial" w:eastAsia="Arial" w:hAnsi="Arial"/>
@@ -19338,7 +19338,7 @@
               <w:spacing w:after="10" w:before="0"/>
               <w:ind w:left="120"/>
             </w:pPr>
-            <w:hyperlink w:history="1" r:id="rIdaufpdjzoihpto95xez6pg">
+            <w:hyperlink w:history="1" r:id="rIdzvrd_tdtpralz3bhezd-o">
               <w:r>
                 <w:rPr>
                   <w:rFonts w:ascii="Arial" w:cs="Arial" w:eastAsia="Arial" w:hAnsi="Arial"/>
@@ -19533,7 +19533,7 @@
             <w:pPr>
               <w:spacing w:after="20" w:before="0"/>
             </w:pPr>
-            <w:hyperlink w:history="1" r:id="rIdothp6e8nm4vugynk6mych">
+            <w:hyperlink w:history="1" r:id="rIdiyny61a0mcsb1lvlofqhk">
               <w:r>
                 <w:rPr>
                   <w:rFonts w:ascii="Arial" w:cs="Arial" w:eastAsia="Arial" w:hAnsi="Arial"/>
@@ -19566,7 +19566,7 @@
               <w:spacing w:after="10" w:before="0"/>
               <w:ind w:left="120"/>
             </w:pPr>
-            <w:hyperlink w:history="1" r:id="rIdnpa0e7s1nnj1jatrkquf4">
+            <w:hyperlink w:history="1" r:id="rIdh9djbsutiy7-5dbxe5jb-">
               <w:r>
                 <w:rPr>
                   <w:rFonts w:ascii="Arial" w:cs="Arial" w:eastAsia="Arial" w:hAnsi="Arial"/>
@@ -19611,7 +19611,7 @@
             <w:pPr>
               <w:spacing w:after="20" w:before="0"/>
             </w:pPr>
-            <w:hyperlink w:history="1" r:id="rIdkpo9d88xbb_bekjyfnxbb">
+            <w:hyperlink w:history="1" r:id="rIdzxr2fliltkxm8xc93ntap">
               <w:r>
                 <w:rPr>
                   <w:rFonts w:ascii="Arial" w:cs="Arial" w:eastAsia="Arial" w:hAnsi="Arial"/>
@@ -19644,7 +19644,7 @@
               <w:spacing w:after="10" w:before="0"/>
               <w:ind w:left="120"/>
             </w:pPr>
-            <w:hyperlink w:history="1" r:id="rIdi-tmjjkewias0dts6l9a1">
+            <w:hyperlink w:history="1" r:id="rId6ajsl64zcglaknwii0-5p">
               <w:r>
                 <w:rPr>
                   <w:rFonts w:ascii="Arial" w:cs="Arial" w:eastAsia="Arial" w:hAnsi="Arial"/>
@@ -19839,7 +19839,7 @@
             <w:pPr>
               <w:spacing w:after="20" w:before="0"/>
             </w:pPr>
-            <w:hyperlink w:history="1" r:id="rIdaxtvij57yuehapxkwuhel">
+            <w:hyperlink w:history="1" r:id="rIdy5fsfcgnr1eqhvjcna3he">
               <w:r>
                 <w:rPr>
                   <w:rFonts w:ascii="Arial" w:cs="Arial" w:eastAsia="Arial" w:hAnsi="Arial"/>
@@ -19872,7 +19872,7 @@
               <w:spacing w:after="10" w:before="0"/>
               <w:ind w:left="120"/>
             </w:pPr>
-            <w:hyperlink w:history="1" r:id="rIdydtxpguyksankgjdnkei3">
+            <w:hyperlink w:history="1" r:id="rIdt4zx4oi2g492ovupa90wm">
               <w:r>
                 <w:rPr>
                   <w:rFonts w:ascii="Arial" w:cs="Arial" w:eastAsia="Arial" w:hAnsi="Arial"/>
@@ -19917,7 +19917,7 @@
             <w:pPr>
               <w:spacing w:after="20" w:before="0"/>
             </w:pPr>
-            <w:hyperlink w:history="1" r:id="rIdxklq8jekpa7qx3izpauxg">
+            <w:hyperlink w:history="1" r:id="rIdxqskcxfnoqn7mshxrhock">
               <w:r>
                 <w:rPr>
                   <w:rFonts w:ascii="Arial" w:cs="Arial" w:eastAsia="Arial" w:hAnsi="Arial"/>
@@ -19950,7 +19950,7 @@
               <w:spacing w:after="10" w:before="0"/>
               <w:ind w:left="120"/>
             </w:pPr>
-            <w:hyperlink w:history="1" r:id="rIdz79-est8qnjut3yep70xq">
+            <w:hyperlink w:history="1" r:id="rIdbsb-3k0nchx3qa52oi0lv">
               <w:r>
                 <w:rPr>
                   <w:rFonts w:ascii="Arial" w:cs="Arial" w:eastAsia="Arial" w:hAnsi="Arial"/>
@@ -20145,7 +20145,7 @@
             <w:pPr>
               <w:spacing w:after="20" w:before="0"/>
             </w:pPr>
-            <w:hyperlink w:history="1" r:id="rIdhoczd9vzcwelpux068njt">
+            <w:hyperlink w:history="1" r:id="rIdyj5fkmjjip41lbnmm6dep">
               <w:r>
                 <w:rPr>
                   <w:rFonts w:ascii="Arial" w:cs="Arial" w:eastAsia="Arial" w:hAnsi="Arial"/>
@@ -20178,7 +20178,7 @@
               <w:spacing w:after="10" w:before="0"/>
               <w:ind w:left="120"/>
             </w:pPr>
-            <w:hyperlink w:history="1" r:id="rIdflxaohqcdc6l88wdr74ml">
+            <w:hyperlink w:history="1" r:id="rIdfqgc-peqsfqqzv56s2weg">
               <w:r>
                 <w:rPr>
                   <w:rFonts w:ascii="Arial" w:cs="Arial" w:eastAsia="Arial" w:hAnsi="Arial"/>
@@ -20223,7 +20223,7 @@
             <w:pPr>
               <w:spacing w:after="20" w:before="0"/>
             </w:pPr>
-            <w:hyperlink w:history="1" r:id="rId3hhmhckihgosprn5hkvau">
+            <w:hyperlink w:history="1" r:id="rIdev--oujadurwja1uzsh7m">
               <w:r>
                 <w:rPr>
                   <w:rFonts w:ascii="Arial" w:cs="Arial" w:eastAsia="Arial" w:hAnsi="Arial"/>
@@ -20256,7 +20256,7 @@
               <w:spacing w:after="10" w:before="0"/>
               <w:ind w:left="120"/>
             </w:pPr>
-            <w:hyperlink w:history="1" r:id="rId5pwzkvvwpm0jqhen8zjfl">
+            <w:hyperlink w:history="1" r:id="rIdb76br_qwhrwqozem_iu-m">
               <w:r>
                 <w:rPr>
                   <w:rFonts w:ascii="Arial" w:cs="Arial" w:eastAsia="Arial" w:hAnsi="Arial"/>
@@ -20451,7 +20451,7 @@
             <w:pPr>
               <w:spacing w:after="20" w:before="0"/>
             </w:pPr>
-            <w:hyperlink w:history="1" r:id="rIdlrfgkutb9m3xvacyd_6m6">
+            <w:hyperlink w:history="1" r:id="rIdmzjqsbxfmcnpfce0orufa">
               <w:r>
                 <w:rPr>
                   <w:rFonts w:ascii="Arial" w:cs="Arial" w:eastAsia="Arial" w:hAnsi="Arial"/>
@@ -20484,7 +20484,7 @@
               <w:spacing w:after="10" w:before="0"/>
               <w:ind w:left="120"/>
             </w:pPr>
-            <w:hyperlink w:history="1" r:id="rIdp3tinxshupjvu20jdbqla">
+            <w:hyperlink w:history="1" r:id="rIdxef22nfkjte4bgya7xg_k">
               <w:r>
                 <w:rPr>
                   <w:rFonts w:ascii="Arial" w:cs="Arial" w:eastAsia="Arial" w:hAnsi="Arial"/>
@@ -20529,7 +20529,7 @@
             <w:pPr>
               <w:spacing w:after="20" w:before="0"/>
             </w:pPr>
-            <w:hyperlink w:history="1" r:id="rIdagwjpjr6lkveeky13mven">
+            <w:hyperlink w:history="1" r:id="rIdwqkva7nfl-poyhapoc4qq">
               <w:r>
                 <w:rPr>
                   <w:rFonts w:ascii="Arial" w:cs="Arial" w:eastAsia="Arial" w:hAnsi="Arial"/>
@@ -20562,7 +20562,7 @@
               <w:spacing w:after="10" w:before="0"/>
               <w:ind w:left="120"/>
             </w:pPr>
-            <w:hyperlink w:history="1" r:id="rIdnwy6kfzduekcxjp3gelds">
+            <w:hyperlink w:history="1" r:id="rIdxp3-yrmyg_ufa-p8yu0uy">
               <w:r>
                 <w:rPr>
                   <w:rFonts w:ascii="Arial" w:cs="Arial" w:eastAsia="Arial" w:hAnsi="Arial"/>

--- a/data/outputs/v2/Physics/SS1.2_Mechanical_Properties_of_Materials/Physics_Mechanical_Properties_of_Materials_CBE_LessonSequence.docx
+++ b/data/outputs/v2/Physics/SS1.2_Mechanical_Properties_of_Materials/Physics_Mechanical_Properties_of_Materials_CBE_LessonSequence.docx
@@ -3278,7 +3278,7 @@
             <w:pPr>
               <w:spacing w:after="20" w:before="0"/>
             </w:pPr>
-            <w:hyperlink w:history="1" r:id="rIdtmbn4zqfubalkmsvavzmq">
+            <w:hyperlink w:history="1" r:id="rId-jpzwgbczlapqxxncwuf5">
               <w:r>
                 <w:rPr>
                   <w:rFonts w:ascii="Arial" w:cs="Arial" w:eastAsia="Arial" w:hAnsi="Arial"/>
@@ -3311,7 +3311,7 @@
               <w:spacing w:after="10" w:before="0"/>
               <w:ind w:left="120"/>
             </w:pPr>
-            <w:hyperlink w:history="1" r:id="rIdc1rkbceyenkw5bggh32ae">
+            <w:hyperlink w:history="1" r:id="rIdvd0yrhgoovgibeed6twun">
               <w:r>
                 <w:rPr>
                   <w:rFonts w:ascii="Arial" w:cs="Arial" w:eastAsia="Arial" w:hAnsi="Arial"/>
@@ -3356,7 +3356,7 @@
             <w:pPr>
               <w:spacing w:after="20" w:before="0"/>
             </w:pPr>
-            <w:hyperlink w:history="1" r:id="rIdjec0hucf4--vv7sj5qbcr">
+            <w:hyperlink w:history="1" r:id="rId3sbyh7dotpts1fby4x0mz">
               <w:r>
                 <w:rPr>
                   <w:rFonts w:ascii="Arial" w:cs="Arial" w:eastAsia="Arial" w:hAnsi="Arial"/>
@@ -3389,7 +3389,7 @@
               <w:spacing w:after="10" w:before="0"/>
               <w:ind w:left="120"/>
             </w:pPr>
-            <w:hyperlink w:history="1" r:id="rIdnktvt4dy9dqgdppx1vdjh">
+            <w:hyperlink w:history="1" r:id="rIdhacu8fjwbiudj-oiesqe3">
               <w:r>
                 <w:rPr>
                   <w:rFonts w:ascii="Arial" w:cs="Arial" w:eastAsia="Arial" w:hAnsi="Arial"/>
@@ -3584,7 +3584,7 @@
             <w:pPr>
               <w:spacing w:after="20" w:before="0"/>
             </w:pPr>
-            <w:hyperlink w:history="1" r:id="rId6bnwmrnxigbp7lc59nlin">
+            <w:hyperlink w:history="1" r:id="rIdihblrvfhwrwrjmoxpstcr">
               <w:r>
                 <w:rPr>
                   <w:rFonts w:ascii="Arial" w:cs="Arial" w:eastAsia="Arial" w:hAnsi="Arial"/>
@@ -3617,7 +3617,7 @@
               <w:spacing w:after="10" w:before="0"/>
               <w:ind w:left="120"/>
             </w:pPr>
-            <w:hyperlink w:history="1" r:id="rIdsrvkipxe1r7twsdcje1dz">
+            <w:hyperlink w:history="1" r:id="rIdbaaebnnvkgf1bnf7qjvyl">
               <w:r>
                 <w:rPr>
                   <w:rFonts w:ascii="Arial" w:cs="Arial" w:eastAsia="Arial" w:hAnsi="Arial"/>
@@ -3662,7 +3662,7 @@
             <w:pPr>
               <w:spacing w:after="20" w:before="0"/>
             </w:pPr>
-            <w:hyperlink w:history="1" r:id="rId-cjw1eqjs6csogqta0eud">
+            <w:hyperlink w:history="1" r:id="rIddzy6kqvkt6xuewrvwlihb">
               <w:r>
                 <w:rPr>
                   <w:rFonts w:ascii="Arial" w:cs="Arial" w:eastAsia="Arial" w:hAnsi="Arial"/>
@@ -3695,7 +3695,7 @@
               <w:spacing w:after="10" w:before="0"/>
               <w:ind w:left="120"/>
             </w:pPr>
-            <w:hyperlink w:history="1" r:id="rIdq2c4nmf3b66paabeqm-s6">
+            <w:hyperlink w:history="1" r:id="rIdvj-azdh6j3dlykhvzd2rm">
               <w:r>
                 <w:rPr>
                   <w:rFonts w:ascii="Arial" w:cs="Arial" w:eastAsia="Arial" w:hAnsi="Arial"/>
@@ -3890,7 +3890,7 @@
             <w:pPr>
               <w:spacing w:after="20" w:before="0"/>
             </w:pPr>
-            <w:hyperlink w:history="1" r:id="rIdkmflz_ttxkh4u-mchwrhi">
+            <w:hyperlink w:history="1" r:id="rIdbpje4m2duclhnobf0cvdd">
               <w:r>
                 <w:rPr>
                   <w:rFonts w:ascii="Arial" w:cs="Arial" w:eastAsia="Arial" w:hAnsi="Arial"/>
@@ -3923,7 +3923,7 @@
               <w:spacing w:after="10" w:before="0"/>
               <w:ind w:left="120"/>
             </w:pPr>
-            <w:hyperlink w:history="1" r:id="rIdd3xdemh-xldcshzw8rue7">
+            <w:hyperlink w:history="1" r:id="rIdb8amj7cg5tk_g_qm6ja1z">
               <w:r>
                 <w:rPr>
                   <w:rFonts w:ascii="Arial" w:cs="Arial" w:eastAsia="Arial" w:hAnsi="Arial"/>
@@ -3968,7 +3968,7 @@
             <w:pPr>
               <w:spacing w:after="20" w:before="0"/>
             </w:pPr>
-            <w:hyperlink w:history="1" r:id="rIda2ansfedsxxqfx9dtegkd">
+            <w:hyperlink w:history="1" r:id="rIdf46qzred4htc6vovsf5mu">
               <w:r>
                 <w:rPr>
                   <w:rFonts w:ascii="Arial" w:cs="Arial" w:eastAsia="Arial" w:hAnsi="Arial"/>
@@ -4001,7 +4001,7 @@
               <w:spacing w:after="10" w:before="0"/>
               <w:ind w:left="120"/>
             </w:pPr>
-            <w:hyperlink w:history="1" r:id="rId4j5nwibbk0xbfbdkwluo_">
+            <w:hyperlink w:history="1" r:id="rIdjwd5tbfzoh_2ogoygax5f">
               <w:r>
                 <w:rPr>
                   <w:rFonts w:ascii="Arial" w:cs="Arial" w:eastAsia="Arial" w:hAnsi="Arial"/>
@@ -4196,7 +4196,7 @@
             <w:pPr>
               <w:spacing w:after="20" w:before="0"/>
             </w:pPr>
-            <w:hyperlink w:history="1" r:id="rIdjy_crubxm5tnishlliy0d">
+            <w:hyperlink w:history="1" r:id="rIdm9qeolhuie6zngunahf1l">
               <w:r>
                 <w:rPr>
                   <w:rFonts w:ascii="Arial" w:cs="Arial" w:eastAsia="Arial" w:hAnsi="Arial"/>
@@ -4229,7 +4229,7 @@
               <w:spacing w:after="10" w:before="0"/>
               <w:ind w:left="120"/>
             </w:pPr>
-            <w:hyperlink w:history="1" r:id="rIdlg0yacune5u1uaoun9ng5">
+            <w:hyperlink w:history="1" r:id="rIdtv27pufhmyw1kumhdx_1h">
               <w:r>
                 <w:rPr>
                   <w:rFonts w:ascii="Arial" w:cs="Arial" w:eastAsia="Arial" w:hAnsi="Arial"/>
@@ -4274,7 +4274,7 @@
             <w:pPr>
               <w:spacing w:after="20" w:before="0"/>
             </w:pPr>
-            <w:hyperlink w:history="1" r:id="rIdacm0zxtcmcuhpqme7lten">
+            <w:hyperlink w:history="1" r:id="rIdr08wqbnuw4bkj---30r6-">
               <w:r>
                 <w:rPr>
                   <w:rFonts w:ascii="Arial" w:cs="Arial" w:eastAsia="Arial" w:hAnsi="Arial"/>
@@ -4307,7 +4307,7 @@
               <w:spacing w:after="10" w:before="0"/>
               <w:ind w:left="120"/>
             </w:pPr>
-            <w:hyperlink w:history="1" r:id="rIdtwqv2t9i-khds7h6sx3iq">
+            <w:hyperlink w:history="1" r:id="rIdfte38yiz9ludvovlbwoap">
               <w:r>
                 <w:rPr>
                   <w:rFonts w:ascii="Arial" w:cs="Arial" w:eastAsia="Arial" w:hAnsi="Arial"/>
@@ -4502,7 +4502,7 @@
             <w:pPr>
               <w:spacing w:after="20" w:before="0"/>
             </w:pPr>
-            <w:hyperlink w:history="1" r:id="rIdgtjebfadjxqcj5sylhgp_">
+            <w:hyperlink w:history="1" r:id="rIdrsag_3rlr1gkhhorrmn_u">
               <w:r>
                 <w:rPr>
                   <w:rFonts w:ascii="Arial" w:cs="Arial" w:eastAsia="Arial" w:hAnsi="Arial"/>
@@ -4535,7 +4535,7 @@
               <w:spacing w:after="10" w:before="0"/>
               <w:ind w:left="120"/>
             </w:pPr>
-            <w:hyperlink w:history="1" r:id="rIdbr87oeohc4aam3ruzfepg">
+            <w:hyperlink w:history="1" r:id="rId4x825xsfl4y1f-clwew-e">
               <w:r>
                 <w:rPr>
                   <w:rFonts w:ascii="Arial" w:cs="Arial" w:eastAsia="Arial" w:hAnsi="Arial"/>
@@ -4580,7 +4580,7 @@
             <w:pPr>
               <w:spacing w:after="20" w:before="0"/>
             </w:pPr>
-            <w:hyperlink w:history="1" r:id="rIdrxp_wtoax5uef6um0ypot">
+            <w:hyperlink w:history="1" r:id="rIdnmktvnomyzvu6ha8creak">
               <w:r>
                 <w:rPr>
                   <w:rFonts w:ascii="Arial" w:cs="Arial" w:eastAsia="Arial" w:hAnsi="Arial"/>
@@ -4613,7 +4613,7 @@
               <w:spacing w:after="10" w:before="0"/>
               <w:ind w:left="120"/>
             </w:pPr>
-            <w:hyperlink w:history="1" r:id="rId21zbidtxsbkmugem0u_xw">
+            <w:hyperlink w:history="1" r:id="rIdo3lvrdfvytl0se683mrrb">
               <w:r>
                 <w:rPr>
                   <w:rFonts w:ascii="Arial" w:cs="Arial" w:eastAsia="Arial" w:hAnsi="Arial"/>
@@ -6100,7 +6100,7 @@
             <w:pPr>
               <w:spacing w:after="20" w:before="0"/>
             </w:pPr>
-            <w:hyperlink w:history="1" r:id="rIdt4kkq2zalh85lz-1dogmg">
+            <w:hyperlink w:history="1" r:id="rIdlwh7-5mz8f7hdvrrxsj1u">
               <w:r>
                 <w:rPr>
                   <w:rFonts w:ascii="Arial" w:cs="Arial" w:eastAsia="Arial" w:hAnsi="Arial"/>
@@ -6133,7 +6133,7 @@
               <w:spacing w:after="10" w:before="0"/>
               <w:ind w:left="120"/>
             </w:pPr>
-            <w:hyperlink w:history="1" r:id="rIdilupi_thuci1xjf8f_qnc">
+            <w:hyperlink w:history="1" r:id="rIdwpumh_-yq9d1s9vjhs21m">
               <w:r>
                 <w:rPr>
                   <w:rFonts w:ascii="Arial" w:cs="Arial" w:eastAsia="Arial" w:hAnsi="Arial"/>
@@ -6178,7 +6178,7 @@
             <w:pPr>
               <w:spacing w:after="20" w:before="0"/>
             </w:pPr>
-            <w:hyperlink w:history="1" r:id="rIdw1btkcdanotblc2vnelsf">
+            <w:hyperlink w:history="1" r:id="rId2lgi2vcyq9dkzwrnxpg3j">
               <w:r>
                 <w:rPr>
                   <w:rFonts w:ascii="Arial" w:cs="Arial" w:eastAsia="Arial" w:hAnsi="Arial"/>
@@ -6211,7 +6211,7 @@
               <w:spacing w:after="10" w:before="0"/>
               <w:ind w:left="120"/>
             </w:pPr>
-            <w:hyperlink w:history="1" r:id="rIde4ue3eylupxdwzljaulac">
+            <w:hyperlink w:history="1" r:id="rIdbcm4cino1vmqa9vx3p8hv">
               <w:r>
                 <w:rPr>
                   <w:rFonts w:ascii="Arial" w:cs="Arial" w:eastAsia="Arial" w:hAnsi="Arial"/>
@@ -6634,7 +6634,7 @@
             <w:pPr>
               <w:spacing w:after="20" w:before="0"/>
             </w:pPr>
-            <w:hyperlink w:history="1" r:id="rIdnl36bg53i8tv7pwvlapa1">
+            <w:hyperlink w:history="1" r:id="rIdpj_r91zblaojf2oxs-hnq">
               <w:r>
                 <w:rPr>
                   <w:rFonts w:ascii="Arial" w:cs="Arial" w:eastAsia="Arial" w:hAnsi="Arial"/>
@@ -6667,7 +6667,7 @@
               <w:spacing w:after="10" w:before="0"/>
               <w:ind w:left="120"/>
             </w:pPr>
-            <w:hyperlink w:history="1" r:id="rIdhvt6t-lwx0bgiskhmoggl">
+            <w:hyperlink w:history="1" r:id="rIdfbudlzmoi_98vblfytiis">
               <w:r>
                 <w:rPr>
                   <w:rFonts w:ascii="Arial" w:cs="Arial" w:eastAsia="Arial" w:hAnsi="Arial"/>
@@ -6712,7 +6712,7 @@
             <w:pPr>
               <w:spacing w:after="20" w:before="0"/>
             </w:pPr>
-            <w:hyperlink w:history="1" r:id="rIdpkmwf1tgflfg_hza7ya6p">
+            <w:hyperlink w:history="1" r:id="rIdlsr24eap4set2ysurop9n">
               <w:r>
                 <w:rPr>
                   <w:rFonts w:ascii="Arial" w:cs="Arial" w:eastAsia="Arial" w:hAnsi="Arial"/>
@@ -6745,7 +6745,7 @@
               <w:spacing w:after="10" w:before="0"/>
               <w:ind w:left="120"/>
             </w:pPr>
-            <w:hyperlink w:history="1" r:id="rId7ptvfs9sjinwvb87roqd3">
+            <w:hyperlink w:history="1" r:id="rIdqxv3-img5a9g2aj6sydxe">
               <w:r>
                 <w:rPr>
                   <w:rFonts w:ascii="Arial" w:cs="Arial" w:eastAsia="Arial" w:hAnsi="Arial"/>
@@ -7480,7 +7480,7 @@
             <w:pPr>
               <w:spacing w:after="20" w:before="0"/>
             </w:pPr>
-            <w:hyperlink w:history="1" r:id="rIdrvvkkvsjukdxcuqare9qv">
+            <w:hyperlink w:history="1" r:id="rId9p8gjwoiuczblugfe_4p2">
               <w:r>
                 <w:rPr>
                   <w:rFonts w:ascii="Arial" w:cs="Arial" w:eastAsia="Arial" w:hAnsi="Arial"/>
@@ -7513,7 +7513,7 @@
               <w:spacing w:after="10" w:before="0"/>
               <w:ind w:left="120"/>
             </w:pPr>
-            <w:hyperlink w:history="1" r:id="rIdutttf1ygw7glochfux1pk">
+            <w:hyperlink w:history="1" r:id="rIdzu0l6eron55j4tinxinn9">
               <w:r>
                 <w:rPr>
                   <w:rFonts w:ascii="Arial" w:cs="Arial" w:eastAsia="Arial" w:hAnsi="Arial"/>
@@ -7558,7 +7558,7 @@
             <w:pPr>
               <w:spacing w:after="20" w:before="0"/>
             </w:pPr>
-            <w:hyperlink w:history="1" r:id="rIdvksleuhwbbsbpec64wbei">
+            <w:hyperlink w:history="1" r:id="rIdbvnzszxvg_6clxw7ijjrd">
               <w:r>
                 <w:rPr>
                   <w:rFonts w:ascii="Arial" w:cs="Arial" w:eastAsia="Arial" w:hAnsi="Arial"/>
@@ -7591,7 +7591,7 @@
               <w:spacing w:after="10" w:before="0"/>
               <w:ind w:left="120"/>
             </w:pPr>
-            <w:hyperlink w:history="1" r:id="rId9xqt2q2_unaem_oikdaef">
+            <w:hyperlink w:history="1" r:id="rIdd4lyyz7ardz6jdjr33hem">
               <w:r>
                 <w:rPr>
                   <w:rFonts w:ascii="Arial" w:cs="Arial" w:eastAsia="Arial" w:hAnsi="Arial"/>
@@ -8073,7 +8073,7 @@
             <w:pPr>
               <w:spacing w:after="20" w:before="0"/>
             </w:pPr>
-            <w:hyperlink w:history="1" r:id="rIdgxfztg0nvwmmjwwfvckfu">
+            <w:hyperlink w:history="1" r:id="rIdh-qgzvkui9grjecj2mhyo">
               <w:r>
                 <w:rPr>
                   <w:rFonts w:ascii="Arial" w:cs="Arial" w:eastAsia="Arial" w:hAnsi="Arial"/>
@@ -8106,7 +8106,7 @@
               <w:spacing w:after="10" w:before="0"/>
               <w:ind w:left="120"/>
             </w:pPr>
-            <w:hyperlink w:history="1" r:id="rIdnoeeruxk4klpquudokw2r">
+            <w:hyperlink w:history="1" r:id="rIdezgphi_mvg9blatydi-jq">
               <w:r>
                 <w:rPr>
                   <w:rFonts w:ascii="Arial" w:cs="Arial" w:eastAsia="Arial" w:hAnsi="Arial"/>
@@ -8151,7 +8151,7 @@
             <w:pPr>
               <w:spacing w:after="20" w:before="0"/>
             </w:pPr>
-            <w:hyperlink w:history="1" r:id="rId7rsrcyxen_wl9nfjq3mhz">
+            <w:hyperlink w:history="1" r:id="rIdtlfbugwf1g2zgyebq8rxp">
               <w:r>
                 <w:rPr>
                   <w:rFonts w:ascii="Arial" w:cs="Arial" w:eastAsia="Arial" w:hAnsi="Arial"/>
@@ -8184,7 +8184,7 @@
               <w:spacing w:after="10" w:before="0"/>
               <w:ind w:left="120"/>
             </w:pPr>
-            <w:hyperlink w:history="1" r:id="rId-f3-x5hjasx7wdagflzqb">
+            <w:hyperlink w:history="1" r:id="rIdtehddhsn17tntkq5atxb-">
               <w:r>
                 <w:rPr>
                   <w:rFonts w:ascii="Arial" w:cs="Arial" w:eastAsia="Arial" w:hAnsi="Arial"/>
@@ -8571,7 +8571,7 @@
             <w:pPr>
               <w:spacing w:after="20" w:before="0"/>
             </w:pPr>
-            <w:hyperlink w:history="1" r:id="rIdkhjdxxnlx3edaoa-op1gj">
+            <w:hyperlink w:history="1" r:id="rIdbybg9qwehwttta39ybgmq">
               <w:r>
                 <w:rPr>
                   <w:rFonts w:ascii="Arial" w:cs="Arial" w:eastAsia="Arial" w:hAnsi="Arial"/>
@@ -8604,7 +8604,7 @@
               <w:spacing w:after="10" w:before="0"/>
               <w:ind w:left="120"/>
             </w:pPr>
-            <w:hyperlink w:history="1" r:id="rIdlkfh1z89gcygqxhvkstvi">
+            <w:hyperlink w:history="1" r:id="rIdfcciv2gye5gn38fu7suxe">
               <w:r>
                 <w:rPr>
                   <w:rFonts w:ascii="Arial" w:cs="Arial" w:eastAsia="Arial" w:hAnsi="Arial"/>
@@ -8649,7 +8649,7 @@
             <w:pPr>
               <w:spacing w:after="20" w:before="0"/>
             </w:pPr>
-            <w:hyperlink w:history="1" r:id="rIdjvswiw5vq_l8hp28y6kmo">
+            <w:hyperlink w:history="1" r:id="rIdldd2k8k1zmk5ujtt-jfqz">
               <w:r>
                 <w:rPr>
                   <w:rFonts w:ascii="Arial" w:cs="Arial" w:eastAsia="Arial" w:hAnsi="Arial"/>
@@ -8682,7 +8682,7 @@
               <w:spacing w:after="10" w:before="0"/>
               <w:ind w:left="120"/>
             </w:pPr>
-            <w:hyperlink w:history="1" r:id="rId--vidol-kypwkyxhlb7l4">
+            <w:hyperlink w:history="1" r:id="rIdktvnvolbubm37fifx-lrr">
               <w:r>
                 <w:rPr>
                   <w:rFonts w:ascii="Arial" w:cs="Arial" w:eastAsia="Arial" w:hAnsi="Arial"/>
@@ -10552,7 +10552,7 @@
             <w:pPr>
               <w:spacing w:after="20" w:before="0"/>
             </w:pPr>
-            <w:hyperlink w:history="1" r:id="rId3t7wzztbg5vtqlnkha0dk">
+            <w:hyperlink w:history="1" r:id="rIduusc5scwc0ihroua7l8ad">
               <w:r>
                 <w:rPr>
                   <w:rFonts w:ascii="Arial" w:cs="Arial" w:eastAsia="Arial" w:hAnsi="Arial"/>
@@ -10585,7 +10585,7 @@
               <w:spacing w:after="10" w:before="0"/>
               <w:ind w:left="120"/>
             </w:pPr>
-            <w:hyperlink w:history="1" r:id="rIdk4ydr2vyqvbvapenecvdy">
+            <w:hyperlink w:history="1" r:id="rId5c-qaxnpsf8c0mf5sqjlu">
               <w:r>
                 <w:rPr>
                   <w:rFonts w:ascii="Arial" w:cs="Arial" w:eastAsia="Arial" w:hAnsi="Arial"/>
@@ -10630,7 +10630,7 @@
             <w:pPr>
               <w:spacing w:after="20" w:before="0"/>
             </w:pPr>
-            <w:hyperlink w:history="1" r:id="rIdaav3hsbrewnq_g1ayisbs">
+            <w:hyperlink w:history="1" r:id="rIdd2llbj2gfzcvcxhvf3ksq">
               <w:r>
                 <w:rPr>
                   <w:rFonts w:ascii="Arial" w:cs="Arial" w:eastAsia="Arial" w:hAnsi="Arial"/>
@@ -10663,7 +10663,7 @@
               <w:spacing w:after="10" w:before="0"/>
               <w:ind w:left="120"/>
             </w:pPr>
-            <w:hyperlink w:history="1" r:id="rIdr9xnofmtarur3to3dvw1q">
+            <w:hyperlink w:history="1" r:id="rIdvwlqdqdbyxbdfy4hejjvd">
               <w:r>
                 <w:rPr>
                   <w:rFonts w:ascii="Arial" w:cs="Arial" w:eastAsia="Arial" w:hAnsi="Arial"/>
@@ -10858,7 +10858,7 @@
             <w:pPr>
               <w:spacing w:after="20" w:before="0"/>
             </w:pPr>
-            <w:hyperlink w:history="1" r:id="rIdfdizt7uf8nnjrpfyjvuru">
+            <w:hyperlink w:history="1" r:id="rIdwmaairbgq2oobmruwskie">
               <w:r>
                 <w:rPr>
                   <w:rFonts w:ascii="Arial" w:cs="Arial" w:eastAsia="Arial" w:hAnsi="Arial"/>
@@ -10891,7 +10891,7 @@
               <w:spacing w:after="10" w:before="0"/>
               <w:ind w:left="120"/>
             </w:pPr>
-            <w:hyperlink w:history="1" r:id="rIdrhl96h9_yhep0byxrvhdd">
+            <w:hyperlink w:history="1" r:id="rIdj6tccgg0rw0q8aruzmpen">
               <w:r>
                 <w:rPr>
                   <w:rFonts w:ascii="Arial" w:cs="Arial" w:eastAsia="Arial" w:hAnsi="Arial"/>
@@ -10936,7 +10936,7 @@
             <w:pPr>
               <w:spacing w:after="20" w:before="0"/>
             </w:pPr>
-            <w:hyperlink w:history="1" r:id="rId3b66qctr1bcf-bfksvpcl">
+            <w:hyperlink w:history="1" r:id="rIdmrgcbjqul7kz4-f1cjj_8">
               <w:r>
                 <w:rPr>
                   <w:rFonts w:ascii="Arial" w:cs="Arial" w:eastAsia="Arial" w:hAnsi="Arial"/>
@@ -10969,7 +10969,7 @@
               <w:spacing w:after="10" w:before="0"/>
               <w:ind w:left="120"/>
             </w:pPr>
-            <w:hyperlink w:history="1" r:id="rIdpu9mybqlirv1jxn-zb7d2">
+            <w:hyperlink w:history="1" r:id="rIdwu29v2yhb1o-9wqfdpbcq">
               <w:r>
                 <w:rPr>
                   <w:rFonts w:ascii="Arial" w:cs="Arial" w:eastAsia="Arial" w:hAnsi="Arial"/>
@@ -11164,7 +11164,7 @@
             <w:pPr>
               <w:spacing w:after="20" w:before="0"/>
             </w:pPr>
-            <w:hyperlink w:history="1" r:id="rIdgpoidukictd5g4lax2s-a">
+            <w:hyperlink w:history="1" r:id="rIdmpgngmpubairaoxmue_7-">
               <w:r>
                 <w:rPr>
                   <w:rFonts w:ascii="Arial" w:cs="Arial" w:eastAsia="Arial" w:hAnsi="Arial"/>
@@ -11197,7 +11197,7 @@
               <w:spacing w:after="10" w:before="0"/>
               <w:ind w:left="120"/>
             </w:pPr>
-            <w:hyperlink w:history="1" r:id="rIday2vep3exm2zmzuksdpzv">
+            <w:hyperlink w:history="1" r:id="rIdhrzr7iw-o_eyi0dj_ctd3">
               <w:r>
                 <w:rPr>
                   <w:rFonts w:ascii="Arial" w:cs="Arial" w:eastAsia="Arial" w:hAnsi="Arial"/>
@@ -11242,7 +11242,7 @@
             <w:pPr>
               <w:spacing w:after="20" w:before="0"/>
             </w:pPr>
-            <w:hyperlink w:history="1" r:id="rIdxvwhqvikjpgbaonot7slb">
+            <w:hyperlink w:history="1" r:id="rIdb2el4q4u2i_vss1lr3xyp">
               <w:r>
                 <w:rPr>
                   <w:rFonts w:ascii="Arial" w:cs="Arial" w:eastAsia="Arial" w:hAnsi="Arial"/>
@@ -11275,7 +11275,7 @@
               <w:spacing w:after="10" w:before="0"/>
               <w:ind w:left="120"/>
             </w:pPr>
-            <w:hyperlink w:history="1" r:id="rIdxzxjwfxdvf_dt02kyg2gw">
+            <w:hyperlink w:history="1" r:id="rIdifbgspqumy_mhcwj5bimv">
               <w:r>
                 <w:rPr>
                   <w:rFonts w:ascii="Arial" w:cs="Arial" w:eastAsia="Arial" w:hAnsi="Arial"/>
@@ -11470,7 +11470,7 @@
             <w:pPr>
               <w:spacing w:after="20" w:before="0"/>
             </w:pPr>
-            <w:hyperlink w:history="1" r:id="rId_qrypqmj4nl9nfw4qp7ec">
+            <w:hyperlink w:history="1" r:id="rIdds7wxa0j0ffucd1fkbm-h">
               <w:r>
                 <w:rPr>
                   <w:rFonts w:ascii="Arial" w:cs="Arial" w:eastAsia="Arial" w:hAnsi="Arial"/>
@@ -11503,7 +11503,7 @@
               <w:spacing w:after="10" w:before="0"/>
               <w:ind w:left="120"/>
             </w:pPr>
-            <w:hyperlink w:history="1" r:id="rIdrr9fswevfgzycktld_nyl">
+            <w:hyperlink w:history="1" r:id="rIdllbwyuns62mft4umofu93">
               <w:r>
                 <w:rPr>
                   <w:rFonts w:ascii="Arial" w:cs="Arial" w:eastAsia="Arial" w:hAnsi="Arial"/>
@@ -11548,7 +11548,7 @@
             <w:pPr>
               <w:spacing w:after="20" w:before="0"/>
             </w:pPr>
-            <w:hyperlink w:history="1" r:id="rIdlvuntx_8tbjsgyi7exc3y">
+            <w:hyperlink w:history="1" r:id="rIdrlbozlu2kfuae84mflovz">
               <w:r>
                 <w:rPr>
                   <w:rFonts w:ascii="Arial" w:cs="Arial" w:eastAsia="Arial" w:hAnsi="Arial"/>
@@ -11581,7 +11581,7 @@
               <w:spacing w:after="10" w:before="0"/>
               <w:ind w:left="120"/>
             </w:pPr>
-            <w:hyperlink w:history="1" r:id="rIdavwraps-mxo3i-yqgcr-2">
+            <w:hyperlink w:history="1" r:id="rIdjesydrkwrvu4detgh8bgz">
               <w:r>
                 <w:rPr>
                   <w:rFonts w:ascii="Arial" w:cs="Arial" w:eastAsia="Arial" w:hAnsi="Arial"/>
@@ -11776,7 +11776,7 @@
             <w:pPr>
               <w:spacing w:after="20" w:before="0"/>
             </w:pPr>
-            <w:hyperlink w:history="1" r:id="rIdfbx2lvhalfa_ew-fh5td-">
+            <w:hyperlink w:history="1" r:id="rIdaeiejtcz_oyphnunm_3v2">
               <w:r>
                 <w:rPr>
                   <w:rFonts w:ascii="Arial" w:cs="Arial" w:eastAsia="Arial" w:hAnsi="Arial"/>
@@ -11809,7 +11809,7 @@
               <w:spacing w:after="10" w:before="0"/>
               <w:ind w:left="120"/>
             </w:pPr>
-            <w:hyperlink w:history="1" r:id="rIdxxxchxzzbvsaxowunnza5">
+            <w:hyperlink w:history="1" r:id="rId3z-gotdqdb496lchl47it">
               <w:r>
                 <w:rPr>
                   <w:rFonts w:ascii="Arial" w:cs="Arial" w:eastAsia="Arial" w:hAnsi="Arial"/>
@@ -11854,7 +11854,7 @@
             <w:pPr>
               <w:spacing w:after="20" w:before="0"/>
             </w:pPr>
-            <w:hyperlink w:history="1" r:id="rIdvjnwcnx42asgrq58j0zyc">
+            <w:hyperlink w:history="1" r:id="rIdyhra5m7dhnixzwyhlln0r">
               <w:r>
                 <w:rPr>
                   <w:rFonts w:ascii="Arial" w:cs="Arial" w:eastAsia="Arial" w:hAnsi="Arial"/>
@@ -11887,7 +11887,7 @@
               <w:spacing w:after="10" w:before="0"/>
               <w:ind w:left="120"/>
             </w:pPr>
-            <w:hyperlink w:history="1" r:id="rIdlgukzosqiz5n9nuc_obai">
+            <w:hyperlink w:history="1" r:id="rIdbjd_pcwh9qlqbyecax-cr">
               <w:r>
                 <w:rPr>
                   <w:rFonts w:ascii="Arial" w:cs="Arial" w:eastAsia="Arial" w:hAnsi="Arial"/>
@@ -13374,7 +13374,7 @@
             <w:pPr>
               <w:spacing w:after="20" w:before="0"/>
             </w:pPr>
-            <w:hyperlink w:history="1" r:id="rId9nximsmt80ydt-a6okuyb">
+            <w:hyperlink w:history="1" r:id="rIdkafktle8laamq4lbpzhqw">
               <w:r>
                 <w:rPr>
                   <w:rFonts w:ascii="Arial" w:cs="Arial" w:eastAsia="Arial" w:hAnsi="Arial"/>
@@ -13407,7 +13407,7 @@
               <w:spacing w:after="10" w:before="0"/>
               <w:ind w:left="120"/>
             </w:pPr>
-            <w:hyperlink w:history="1" r:id="rId5dqc-cy7ixwfy_zojbra4">
+            <w:hyperlink w:history="1" r:id="rIdjlxod6l5nv5bss3t_gtws">
               <w:r>
                 <w:rPr>
                   <w:rFonts w:ascii="Arial" w:cs="Arial" w:eastAsia="Arial" w:hAnsi="Arial"/>
@@ -13452,7 +13452,7 @@
             <w:pPr>
               <w:spacing w:after="20" w:before="0"/>
             </w:pPr>
-            <w:hyperlink w:history="1" r:id="rIdzqrhs9qhfrlslne3wspih">
+            <w:hyperlink w:history="1" r:id="rId0087wdtb_vulky8aveyot">
               <w:r>
                 <w:rPr>
                   <w:rFonts w:ascii="Arial" w:cs="Arial" w:eastAsia="Arial" w:hAnsi="Arial"/>
@@ -13485,7 +13485,7 @@
               <w:spacing w:after="10" w:before="0"/>
               <w:ind w:left="120"/>
             </w:pPr>
-            <w:hyperlink w:history="1" r:id="rIdgznrk5enyiikoayvkmkxm">
+            <w:hyperlink w:history="1" r:id="rIdl3kmuaxvdzj0hcj3hsgep">
               <w:r>
                 <w:rPr>
                   <w:rFonts w:ascii="Arial" w:cs="Arial" w:eastAsia="Arial" w:hAnsi="Arial"/>
@@ -13680,7 +13680,7 @@
             <w:pPr>
               <w:spacing w:after="20" w:before="0"/>
             </w:pPr>
-            <w:hyperlink w:history="1" r:id="rIdcmmyvcgpvbdntwpolburn">
+            <w:hyperlink w:history="1" r:id="rIdsmpc41ggpsjgh9phekwwv">
               <w:r>
                 <w:rPr>
                   <w:rFonts w:ascii="Arial" w:cs="Arial" w:eastAsia="Arial" w:hAnsi="Arial"/>
@@ -13713,7 +13713,7 @@
               <w:spacing w:after="10" w:before="0"/>
               <w:ind w:left="120"/>
             </w:pPr>
-            <w:hyperlink w:history="1" r:id="rIdopekju_bxakbgsn_rync_">
+            <w:hyperlink w:history="1" r:id="rId_yg3ppnklubfzk_mf7fof">
               <w:r>
                 <w:rPr>
                   <w:rFonts w:ascii="Arial" w:cs="Arial" w:eastAsia="Arial" w:hAnsi="Arial"/>
@@ -13758,7 +13758,7 @@
             <w:pPr>
               <w:spacing w:after="20" w:before="0"/>
             </w:pPr>
-            <w:hyperlink w:history="1" r:id="rIdvly1en4n5aw5hmnwz8p5g">
+            <w:hyperlink w:history="1" r:id="rId8yyhcpb_heng8msogo0rx">
               <w:r>
                 <w:rPr>
                   <w:rFonts w:ascii="Arial" w:cs="Arial" w:eastAsia="Arial" w:hAnsi="Arial"/>
@@ -13791,7 +13791,7 @@
               <w:spacing w:after="10" w:before="0"/>
               <w:ind w:left="120"/>
             </w:pPr>
-            <w:hyperlink w:history="1" r:id="rIdbcnu8qzc_7bym7isrq6gw">
+            <w:hyperlink w:history="1" r:id="rIdhcqyscxytch01c8pirznl">
               <w:r>
                 <w:rPr>
                   <w:rFonts w:ascii="Arial" w:cs="Arial" w:eastAsia="Arial" w:hAnsi="Arial"/>
@@ -13986,7 +13986,7 @@
             <w:pPr>
               <w:spacing w:after="20" w:before="0"/>
             </w:pPr>
-            <w:hyperlink w:history="1" r:id="rIdubhmphnohwxrg4tyw80kx">
+            <w:hyperlink w:history="1" r:id="rIdrigs4r7ytlcvy3_lyhymo">
               <w:r>
                 <w:rPr>
                   <w:rFonts w:ascii="Arial" w:cs="Arial" w:eastAsia="Arial" w:hAnsi="Arial"/>
@@ -14019,7 +14019,7 @@
               <w:spacing w:after="10" w:before="0"/>
               <w:ind w:left="120"/>
             </w:pPr>
-            <w:hyperlink w:history="1" r:id="rIdhuybe-jn5ys-6u92g7ozx">
+            <w:hyperlink w:history="1" r:id="rIdgv8avaeb3sa4iznyescy1">
               <w:r>
                 <w:rPr>
                   <w:rFonts w:ascii="Arial" w:cs="Arial" w:eastAsia="Arial" w:hAnsi="Arial"/>
@@ -14064,7 +14064,7 @@
             <w:pPr>
               <w:spacing w:after="20" w:before="0"/>
             </w:pPr>
-            <w:hyperlink w:history="1" r:id="rIdtpzdxugr8di_0qh_hdglw">
+            <w:hyperlink w:history="1" r:id="rIddnddrulfoxcqxwaaclrvm">
               <w:r>
                 <w:rPr>
                   <w:rFonts w:ascii="Arial" w:cs="Arial" w:eastAsia="Arial" w:hAnsi="Arial"/>
@@ -14097,7 +14097,7 @@
               <w:spacing w:after="10" w:before="0"/>
               <w:ind w:left="120"/>
             </w:pPr>
-            <w:hyperlink w:history="1" r:id="rIdu1vlp8zqx-xbuuou_nc_6">
+            <w:hyperlink w:history="1" r:id="rIdlpydlxm1ke23dmm-xx4j1">
               <w:r>
                 <w:rPr>
                   <w:rFonts w:ascii="Arial" w:cs="Arial" w:eastAsia="Arial" w:hAnsi="Arial"/>
@@ -14292,7 +14292,7 @@
             <w:pPr>
               <w:spacing w:after="20" w:before="0"/>
             </w:pPr>
-            <w:hyperlink w:history="1" r:id="rId516_pf7yft9-cezvqcbbx">
+            <w:hyperlink w:history="1" r:id="rId7qd8hw1zs9bohsavycmge">
               <w:r>
                 <w:rPr>
                   <w:rFonts w:ascii="Arial" w:cs="Arial" w:eastAsia="Arial" w:hAnsi="Arial"/>
@@ -14325,7 +14325,7 @@
               <w:spacing w:after="10" w:before="0"/>
               <w:ind w:left="120"/>
             </w:pPr>
-            <w:hyperlink w:history="1" r:id="rIdbzox5xo7ulpv4z51cufqr">
+            <w:hyperlink w:history="1" r:id="rIdu7apa8ggj_lcd_ylbcbcp">
               <w:r>
                 <w:rPr>
                   <w:rFonts w:ascii="Arial" w:cs="Arial" w:eastAsia="Arial" w:hAnsi="Arial"/>
@@ -14370,7 +14370,7 @@
             <w:pPr>
               <w:spacing w:after="20" w:before="0"/>
             </w:pPr>
-            <w:hyperlink w:history="1" r:id="rIdcvowrqidra_cnxsmt5cln">
+            <w:hyperlink w:history="1" r:id="rId5ugj9tnnscpairrquffkj">
               <w:r>
                 <w:rPr>
                   <w:rFonts w:ascii="Arial" w:cs="Arial" w:eastAsia="Arial" w:hAnsi="Arial"/>
@@ -14403,7 +14403,7 @@
               <w:spacing w:after="10" w:before="0"/>
               <w:ind w:left="120"/>
             </w:pPr>
-            <w:hyperlink w:history="1" r:id="rIdsb21gaa5lo19ysa1a-ast">
+            <w:hyperlink w:history="1" r:id="rIdpzshuu_vmvmx4u2x29pj6">
               <w:r>
                 <w:rPr>
                   <w:rFonts w:ascii="Arial" w:cs="Arial" w:eastAsia="Arial" w:hAnsi="Arial"/>
@@ -14598,7 +14598,7 @@
             <w:pPr>
               <w:spacing w:after="20" w:before="0"/>
             </w:pPr>
-            <w:hyperlink w:history="1" r:id="rId_mqpdciedsaadekxtr5ey">
+            <w:hyperlink w:history="1" r:id="rId45epglr4u-4o0fy6ufwpy">
               <w:r>
                 <w:rPr>
                   <w:rFonts w:ascii="Arial" w:cs="Arial" w:eastAsia="Arial" w:hAnsi="Arial"/>
@@ -14631,7 +14631,7 @@
               <w:spacing w:after="10" w:before="0"/>
               <w:ind w:left="120"/>
             </w:pPr>
-            <w:hyperlink w:history="1" r:id="rId8xvcokev8inwnyzl2bc2x">
+            <w:hyperlink w:history="1" r:id="rIdiznfniq5siorlqwgmq4vz">
               <w:r>
                 <w:rPr>
                   <w:rFonts w:ascii="Arial" w:cs="Arial" w:eastAsia="Arial" w:hAnsi="Arial"/>
@@ -14676,7 +14676,7 @@
             <w:pPr>
               <w:spacing w:after="20" w:before="0"/>
             </w:pPr>
-            <w:hyperlink w:history="1" r:id="rIdhijwe5ecoec1vqugwd7ij">
+            <w:hyperlink w:history="1" r:id="rIddp7ykivi1ofk1dgtakzdo">
               <w:r>
                 <w:rPr>
                   <w:rFonts w:ascii="Arial" w:cs="Arial" w:eastAsia="Arial" w:hAnsi="Arial"/>
@@ -14709,7 +14709,7 @@
               <w:spacing w:after="10" w:before="0"/>
               <w:ind w:left="120"/>
             </w:pPr>
-            <w:hyperlink w:history="1" r:id="rIdj5hcesfp7txbrmfk2xyau">
+            <w:hyperlink w:history="1" r:id="rIdbc4d_6s_emibqrm5f1cfg">
               <w:r>
                 <w:rPr>
                   <w:rFonts w:ascii="Arial" w:cs="Arial" w:eastAsia="Arial" w:hAnsi="Arial"/>
@@ -16291,7 +16291,7 @@
             <w:pPr>
               <w:spacing w:after="20" w:before="0"/>
             </w:pPr>
-            <w:hyperlink w:history="1" r:id="rIdnjs5dn3gsfc0q7l39t8nm">
+            <w:hyperlink w:history="1" r:id="rIdkudcliqw80ly3q2awpu6e">
               <w:r>
                 <w:rPr>
                   <w:rFonts w:ascii="Arial" w:cs="Arial" w:eastAsia="Arial" w:hAnsi="Arial"/>
@@ -16324,7 +16324,7 @@
               <w:spacing w:after="10" w:before="0"/>
               <w:ind w:left="120"/>
             </w:pPr>
-            <w:hyperlink w:history="1" r:id="rIdkmndut4sc2djttzezexkm">
+            <w:hyperlink w:history="1" r:id="rId2otc4vplhwfdhapnlwzbu">
               <w:r>
                 <w:rPr>
                   <w:rFonts w:ascii="Arial" w:cs="Arial" w:eastAsia="Arial" w:hAnsi="Arial"/>
@@ -16369,7 +16369,7 @@
             <w:pPr>
               <w:spacing w:after="20" w:before="0"/>
             </w:pPr>
-            <w:hyperlink w:history="1" r:id="rIdouf_kgzhxvpqu4ej24roy">
+            <w:hyperlink w:history="1" r:id="rId_znireea117e0atu1n5ed">
               <w:r>
                 <w:rPr>
                   <w:rFonts w:ascii="Arial" w:cs="Arial" w:eastAsia="Arial" w:hAnsi="Arial"/>
@@ -16402,7 +16402,7 @@
               <w:spacing w:after="10" w:before="0"/>
               <w:ind w:left="120"/>
             </w:pPr>
-            <w:hyperlink w:history="1" r:id="rIdcxd814clz7hfbor4xpxiq">
+            <w:hyperlink w:history="1" r:id="rIdn7luz9mn43bo1a7y3m_ti">
               <w:r>
                 <w:rPr>
                   <w:rFonts w:ascii="Arial" w:cs="Arial" w:eastAsia="Arial" w:hAnsi="Arial"/>
@@ -16597,7 +16597,7 @@
             <w:pPr>
               <w:spacing w:after="20" w:before="0"/>
             </w:pPr>
-            <w:hyperlink w:history="1" r:id="rId2uefserixba4garlh6f2j">
+            <w:hyperlink w:history="1" r:id="rIdrwf4-a9eaglkaqx2qjllc">
               <w:r>
                 <w:rPr>
                   <w:rFonts w:ascii="Arial" w:cs="Arial" w:eastAsia="Arial" w:hAnsi="Arial"/>
@@ -16630,7 +16630,7 @@
               <w:spacing w:after="10" w:before="0"/>
               <w:ind w:left="120"/>
             </w:pPr>
-            <w:hyperlink w:history="1" r:id="rIde3h1h5lxd_mjoe9qyhoov">
+            <w:hyperlink w:history="1" r:id="rIdkg42t4hcnhd3kj7cuxw70">
               <w:r>
                 <w:rPr>
                   <w:rFonts w:ascii="Arial" w:cs="Arial" w:eastAsia="Arial" w:hAnsi="Arial"/>
@@ -16675,7 +16675,7 @@
             <w:pPr>
               <w:spacing w:after="20" w:before="0"/>
             </w:pPr>
-            <w:hyperlink w:history="1" r:id="rIdjjzigy46h3ho7dplmoupd">
+            <w:hyperlink w:history="1" r:id="rIdcg29um11ztswxbqkr4u4g">
               <w:r>
                 <w:rPr>
                   <w:rFonts w:ascii="Arial" w:cs="Arial" w:eastAsia="Arial" w:hAnsi="Arial"/>
@@ -16708,7 +16708,7 @@
               <w:spacing w:after="10" w:before="0"/>
               <w:ind w:left="120"/>
             </w:pPr>
-            <w:hyperlink w:history="1" r:id="rIda_ns9q5oyj0hclq9ww1pj">
+            <w:hyperlink w:history="1" r:id="rIddljo79_oxvavigux3yiak">
               <w:r>
                 <w:rPr>
                   <w:rFonts w:ascii="Arial" w:cs="Arial" w:eastAsia="Arial" w:hAnsi="Arial"/>
@@ -16903,7 +16903,7 @@
             <w:pPr>
               <w:spacing w:after="20" w:before="0"/>
             </w:pPr>
-            <w:hyperlink w:history="1" r:id="rIdekv2su9fa-ituwl_awd5t">
+            <w:hyperlink w:history="1" r:id="rIdffnk8xx9aux7vun209s3v">
               <w:r>
                 <w:rPr>
                   <w:rFonts w:ascii="Arial" w:cs="Arial" w:eastAsia="Arial" w:hAnsi="Arial"/>
@@ -16936,7 +16936,7 @@
               <w:spacing w:after="10" w:before="0"/>
               <w:ind w:left="120"/>
             </w:pPr>
-            <w:hyperlink w:history="1" r:id="rIdcikyrmatu5ahfx_mjti0x">
+            <w:hyperlink w:history="1" r:id="rIdsapzvqb8txxzvkgcgkx7l">
               <w:r>
                 <w:rPr>
                   <w:rFonts w:ascii="Arial" w:cs="Arial" w:eastAsia="Arial" w:hAnsi="Arial"/>
@@ -16981,7 +16981,7 @@
             <w:pPr>
               <w:spacing w:after="20" w:before="0"/>
             </w:pPr>
-            <w:hyperlink w:history="1" r:id="rIdmycubktvi7zp5nd6aheep">
+            <w:hyperlink w:history="1" r:id="rIdllvbowc87pxwstmzjqxx8">
               <w:r>
                 <w:rPr>
                   <w:rFonts w:ascii="Arial" w:cs="Arial" w:eastAsia="Arial" w:hAnsi="Arial"/>
@@ -17014,7 +17014,7 @@
               <w:spacing w:after="10" w:before="0"/>
               <w:ind w:left="120"/>
             </w:pPr>
-            <w:hyperlink w:history="1" r:id="rId5depcedfpeyu_j8lipmgj">
+            <w:hyperlink w:history="1" r:id="rId6uroyrcioczzpcb5f-czn">
               <w:r>
                 <w:rPr>
                   <w:rFonts w:ascii="Arial" w:cs="Arial" w:eastAsia="Arial" w:hAnsi="Arial"/>
@@ -17209,7 +17209,7 @@
             <w:pPr>
               <w:spacing w:after="20" w:before="0"/>
             </w:pPr>
-            <w:hyperlink w:history="1" r:id="rIdwmyqmxxboygpsqghfd_md">
+            <w:hyperlink w:history="1" r:id="rId_z0_ror5pzsqwbret99et">
               <w:r>
                 <w:rPr>
                   <w:rFonts w:ascii="Arial" w:cs="Arial" w:eastAsia="Arial" w:hAnsi="Arial"/>
@@ -17242,7 +17242,7 @@
               <w:spacing w:after="10" w:before="0"/>
               <w:ind w:left="120"/>
             </w:pPr>
-            <w:hyperlink w:history="1" r:id="rIdiwrr9eacg0bobhljpg7l5">
+            <w:hyperlink w:history="1" r:id="rIdxaxruklrgba5ael4o4-9u">
               <w:r>
                 <w:rPr>
                   <w:rFonts w:ascii="Arial" w:cs="Arial" w:eastAsia="Arial" w:hAnsi="Arial"/>
@@ -17287,7 +17287,7 @@
             <w:pPr>
               <w:spacing w:after="20" w:before="0"/>
             </w:pPr>
-            <w:hyperlink w:history="1" r:id="rIduh4pvgubve-atqdbkjp3x">
+            <w:hyperlink w:history="1" r:id="rIdl3s3o18nz1pcmyv8zws0i">
               <w:r>
                 <w:rPr>
                   <w:rFonts w:ascii="Arial" w:cs="Arial" w:eastAsia="Arial" w:hAnsi="Arial"/>
@@ -17320,7 +17320,7 @@
               <w:spacing w:after="10" w:before="0"/>
               <w:ind w:left="120"/>
             </w:pPr>
-            <w:hyperlink w:history="1" r:id="rIdcpm1xrdytyrijensdjrgy">
+            <w:hyperlink w:history="1" r:id="rId1yjb0onu56g1-mph92dgk">
               <w:r>
                 <w:rPr>
                   <w:rFonts w:ascii="Arial" w:cs="Arial" w:eastAsia="Arial" w:hAnsi="Arial"/>
@@ -17515,7 +17515,7 @@
             <w:pPr>
               <w:spacing w:after="20" w:before="0"/>
             </w:pPr>
-            <w:hyperlink w:history="1" r:id="rId1wozmyknoedi47yrtyijq">
+            <w:hyperlink w:history="1" r:id="rId4ysi6w_rwtpehncq1hfhf">
               <w:r>
                 <w:rPr>
                   <w:rFonts w:ascii="Arial" w:cs="Arial" w:eastAsia="Arial" w:hAnsi="Arial"/>
@@ -17548,7 +17548,7 @@
               <w:spacing w:after="10" w:before="0"/>
               <w:ind w:left="120"/>
             </w:pPr>
-            <w:hyperlink w:history="1" r:id="rIdbo0nioc9nhsbnfxzqesv9">
+            <w:hyperlink w:history="1" r:id="rId65kqts-2uyyzdubym1gi0">
               <w:r>
                 <w:rPr>
                   <w:rFonts w:ascii="Arial" w:cs="Arial" w:eastAsia="Arial" w:hAnsi="Arial"/>
@@ -17593,7 +17593,7 @@
             <w:pPr>
               <w:spacing w:after="20" w:before="0"/>
             </w:pPr>
-            <w:hyperlink w:history="1" r:id="rIdth92zosqohqg4cyyraal9">
+            <w:hyperlink w:history="1" r:id="rIdwa6oesdaivv84ntuxsy2n">
               <w:r>
                 <w:rPr>
                   <w:rFonts w:ascii="Arial" w:cs="Arial" w:eastAsia="Arial" w:hAnsi="Arial"/>
@@ -17626,7 +17626,7 @@
               <w:spacing w:after="10" w:before="0"/>
               <w:ind w:left="120"/>
             </w:pPr>
-            <w:hyperlink w:history="1" r:id="rIdzyc_jzn7co0if-mhjxzvl">
+            <w:hyperlink w:history="1" r:id="rIddh_pfvoieiokbncwwhlzq">
               <w:r>
                 <w:rPr>
                   <w:rFonts w:ascii="Arial" w:cs="Arial" w:eastAsia="Arial" w:hAnsi="Arial"/>
@@ -19227,7 +19227,7 @@
             <w:pPr>
               <w:spacing w:after="20" w:before="0"/>
             </w:pPr>
-            <w:hyperlink w:history="1" r:id="rIdf86r6pfclkcsez1w9w3om">
+            <w:hyperlink w:history="1" r:id="rIdnii0valz6mbmr4488hhzt">
               <w:r>
                 <w:rPr>
                   <w:rFonts w:ascii="Arial" w:cs="Arial" w:eastAsia="Arial" w:hAnsi="Arial"/>
@@ -19260,7 +19260,7 @@
               <w:spacing w:after="10" w:before="0"/>
               <w:ind w:left="120"/>
             </w:pPr>
-            <w:hyperlink w:history="1" r:id="rIdlwn4bfowlvvdr3imidlk7">
+            <w:hyperlink w:history="1" r:id="rIdb-wyzzpgwhjqv168jnxih">
               <w:r>
                 <w:rPr>
                   <w:rFonts w:ascii="Arial" w:cs="Arial" w:eastAsia="Arial" w:hAnsi="Arial"/>
@@ -19305,7 +19305,7 @@
             <w:pPr>
               <w:spacing w:after="20" w:before="0"/>
             </w:pPr>
-            <w:hyperlink w:history="1" r:id="rIdkk57xndit9yos2llj0gkj">
+            <w:hyperlink w:history="1" r:id="rIdau_bhtrexhe709pjuwu5-">
               <w:r>
                 <w:rPr>
                   <w:rFonts w:ascii="Arial" w:cs="Arial" w:eastAsia="Arial" w:hAnsi="Arial"/>
@@ -19338,7 +19338,7 @@
               <w:spacing w:after="10" w:before="0"/>
               <w:ind w:left="120"/>
             </w:pPr>
-            <w:hyperlink w:history="1" r:id="rIdzvrd_tdtpralz3bhezd-o">
+            <w:hyperlink w:history="1" r:id="rIdls07jr_posq9i1xlydq0y">
               <w:r>
                 <w:rPr>
                   <w:rFonts w:ascii="Arial" w:cs="Arial" w:eastAsia="Arial" w:hAnsi="Arial"/>
@@ -19533,7 +19533,7 @@
             <w:pPr>
               <w:spacing w:after="20" w:before="0"/>
             </w:pPr>
-            <w:hyperlink w:history="1" r:id="rIdiyny61a0mcsb1lvlofqhk">
+            <w:hyperlink w:history="1" r:id="rIdngvmyhypv6dsgiggffd0z">
               <w:r>
                 <w:rPr>
                   <w:rFonts w:ascii="Arial" w:cs="Arial" w:eastAsia="Arial" w:hAnsi="Arial"/>
@@ -19566,7 +19566,7 @@
               <w:spacing w:after="10" w:before="0"/>
               <w:ind w:left="120"/>
             </w:pPr>
-            <w:hyperlink w:history="1" r:id="rIdh9djbsutiy7-5dbxe5jb-">
+            <w:hyperlink w:history="1" r:id="rId8vs-io38r6ogaui97fbe5">
               <w:r>
                 <w:rPr>
                   <w:rFonts w:ascii="Arial" w:cs="Arial" w:eastAsia="Arial" w:hAnsi="Arial"/>
@@ -19611,7 +19611,7 @@
             <w:pPr>
               <w:spacing w:after="20" w:before="0"/>
             </w:pPr>
-            <w:hyperlink w:history="1" r:id="rIdzxr2fliltkxm8xc93ntap">
+            <w:hyperlink w:history="1" r:id="rIdtqkejl10uhgtnzyhypp_u">
               <w:r>
                 <w:rPr>
                   <w:rFonts w:ascii="Arial" w:cs="Arial" w:eastAsia="Arial" w:hAnsi="Arial"/>
@@ -19644,7 +19644,7 @@
               <w:spacing w:after="10" w:before="0"/>
               <w:ind w:left="120"/>
             </w:pPr>
-            <w:hyperlink w:history="1" r:id="rId6ajsl64zcglaknwii0-5p">
+            <w:hyperlink w:history="1" r:id="rId9xu9044rlagfew20ef9js">
               <w:r>
                 <w:rPr>
                   <w:rFonts w:ascii="Arial" w:cs="Arial" w:eastAsia="Arial" w:hAnsi="Arial"/>
@@ -19839,7 +19839,7 @@
             <w:pPr>
               <w:spacing w:after="20" w:before="0"/>
             </w:pPr>
-            <w:hyperlink w:history="1" r:id="rIdy5fsfcgnr1eqhvjcna3he">
+            <w:hyperlink w:history="1" r:id="rIdwd8xvre3uvergyrmzgizw">
               <w:r>
                 <w:rPr>
                   <w:rFonts w:ascii="Arial" w:cs="Arial" w:eastAsia="Arial" w:hAnsi="Arial"/>
@@ -19872,7 +19872,7 @@
               <w:spacing w:after="10" w:before="0"/>
               <w:ind w:left="120"/>
             </w:pPr>
-            <w:hyperlink w:history="1" r:id="rIdt4zx4oi2g492ovupa90wm">
+            <w:hyperlink w:history="1" r:id="rIdpf0jzce_nscpdzmucmh9c">
               <w:r>
                 <w:rPr>
                   <w:rFonts w:ascii="Arial" w:cs="Arial" w:eastAsia="Arial" w:hAnsi="Arial"/>
@@ -19917,7 +19917,7 @@
             <w:pPr>
               <w:spacing w:after="20" w:before="0"/>
             </w:pPr>
-            <w:hyperlink w:history="1" r:id="rIdxqskcxfnoqn7mshxrhock">
+            <w:hyperlink w:history="1" r:id="rIdwjtifx93a9hwaxl7aylnm">
               <w:r>
                 <w:rPr>
                   <w:rFonts w:ascii="Arial" w:cs="Arial" w:eastAsia="Arial" w:hAnsi="Arial"/>
@@ -19950,7 +19950,7 @@
               <w:spacing w:after="10" w:before="0"/>
               <w:ind w:left="120"/>
             </w:pPr>
-            <w:hyperlink w:history="1" r:id="rIdbsb-3k0nchx3qa52oi0lv">
+            <w:hyperlink w:history="1" r:id="rIdotkhi1j7ajtjuflma7jyl">
               <w:r>
                 <w:rPr>
                   <w:rFonts w:ascii="Arial" w:cs="Arial" w:eastAsia="Arial" w:hAnsi="Arial"/>
@@ -20145,7 +20145,7 @@
             <w:pPr>
               <w:spacing w:after="20" w:before="0"/>
             </w:pPr>
-            <w:hyperlink w:history="1" r:id="rIdyj5fkmjjip41lbnmm6dep">
+            <w:hyperlink w:history="1" r:id="rIddrnf2e4cnxrta6hs6scz-">
               <w:r>
                 <w:rPr>
                   <w:rFonts w:ascii="Arial" w:cs="Arial" w:eastAsia="Arial" w:hAnsi="Arial"/>
@@ -20178,7 +20178,7 @@
               <w:spacing w:after="10" w:before="0"/>
               <w:ind w:left="120"/>
             </w:pPr>
-            <w:hyperlink w:history="1" r:id="rIdfqgc-peqsfqqzv56s2weg">
+            <w:hyperlink w:history="1" r:id="rId7dicn_xkk0j-zhbunoise">
               <w:r>
                 <w:rPr>
                   <w:rFonts w:ascii="Arial" w:cs="Arial" w:eastAsia="Arial" w:hAnsi="Arial"/>
@@ -20223,7 +20223,7 @@
             <w:pPr>
               <w:spacing w:after="20" w:before="0"/>
             </w:pPr>
-            <w:hyperlink w:history="1" r:id="rIdev--oujadurwja1uzsh7m">
+            <w:hyperlink w:history="1" r:id="rId6lad38dllvdhyejy7lacd">
               <w:r>
                 <w:rPr>
                   <w:rFonts w:ascii="Arial" w:cs="Arial" w:eastAsia="Arial" w:hAnsi="Arial"/>
@@ -20256,7 +20256,7 @@
               <w:spacing w:after="10" w:before="0"/>
               <w:ind w:left="120"/>
             </w:pPr>
-            <w:hyperlink w:history="1" r:id="rIdb76br_qwhrwqozem_iu-m">
+            <w:hyperlink w:history="1" r:id="rId2r8nx7duq8v0zxi1dpv2j">
               <w:r>
                 <w:rPr>
                   <w:rFonts w:ascii="Arial" w:cs="Arial" w:eastAsia="Arial" w:hAnsi="Arial"/>
@@ -20451,7 +20451,7 @@
             <w:pPr>
               <w:spacing w:after="20" w:before="0"/>
             </w:pPr>
-            <w:hyperlink w:history="1" r:id="rIdmzjqsbxfmcnpfce0orufa">
+            <w:hyperlink w:history="1" r:id="rId91j7w7nbtje5mjgtlukey">
               <w:r>
                 <w:rPr>
                   <w:rFonts w:ascii="Arial" w:cs="Arial" w:eastAsia="Arial" w:hAnsi="Arial"/>
@@ -20484,7 +20484,7 @@
               <w:spacing w:after="10" w:before="0"/>
               <w:ind w:left="120"/>
             </w:pPr>
-            <w:hyperlink w:history="1" r:id="rIdxef22nfkjte4bgya7xg_k">
+            <w:hyperlink w:history="1" r:id="rIdl1zhi5muqabywevr4let0">
               <w:r>
                 <w:rPr>
                   <w:rFonts w:ascii="Arial" w:cs="Arial" w:eastAsia="Arial" w:hAnsi="Arial"/>
@@ -20529,7 +20529,7 @@
             <w:pPr>
               <w:spacing w:after="20" w:before="0"/>
             </w:pPr>
-            <w:hyperlink w:history="1" r:id="rIdwqkva7nfl-poyhapoc4qq">
+            <w:hyperlink w:history="1" r:id="rIdukyopbsoygthiqw9sypxc">
               <w:r>
                 <w:rPr>
                   <w:rFonts w:ascii="Arial" w:cs="Arial" w:eastAsia="Arial" w:hAnsi="Arial"/>
@@ -20562,7 +20562,7 @@
               <w:spacing w:after="10" w:before="0"/>
               <w:ind w:left="120"/>
             </w:pPr>
-            <w:hyperlink w:history="1" r:id="rIdxp3-yrmyg_ufa-p8yu0uy">
+            <w:hyperlink w:history="1" r:id="rIdmas6oqqlcevmkghyvnrw8">
               <w:r>
                 <w:rPr>
                   <w:rFonts w:ascii="Arial" w:cs="Arial" w:eastAsia="Arial" w:hAnsi="Arial"/>

--- a/data/outputs/v2/Physics/SS1.2_Mechanical_Properties_of_Materials/Physics_Mechanical_Properties_of_Materials_CBE_LessonSequence.docx
+++ b/data/outputs/v2/Physics/SS1.2_Mechanical_Properties_of_Materials/Physics_Mechanical_Properties_of_Materials_CBE_LessonSequence.docx
@@ -3278,7 +3278,7 @@
             <w:pPr>
               <w:spacing w:after="20" w:before="0"/>
             </w:pPr>
-            <w:hyperlink w:history="1" r:id="rId-jpzwgbczlapqxxncwuf5">
+            <w:hyperlink w:history="1" r:id="rIdgcsh38xevu3q5cp3uhnnv">
               <w:r>
                 <w:rPr>
                   <w:rFonts w:ascii="Arial" w:cs="Arial" w:eastAsia="Arial" w:hAnsi="Arial"/>
@@ -3311,7 +3311,7 @@
               <w:spacing w:after="10" w:before="0"/>
               <w:ind w:left="120"/>
             </w:pPr>
-            <w:hyperlink w:history="1" r:id="rIdvd0yrhgoovgibeed6twun">
+            <w:hyperlink w:history="1" r:id="rIdkutgqym0ab1lh6u9va61v">
               <w:r>
                 <w:rPr>
                   <w:rFonts w:ascii="Arial" w:cs="Arial" w:eastAsia="Arial" w:hAnsi="Arial"/>
@@ -3356,7 +3356,7 @@
             <w:pPr>
               <w:spacing w:after="20" w:before="0"/>
             </w:pPr>
-            <w:hyperlink w:history="1" r:id="rId3sbyh7dotpts1fby4x0mz">
+            <w:hyperlink w:history="1" r:id="rIdufg0um5n0bdud7abtooij">
               <w:r>
                 <w:rPr>
                   <w:rFonts w:ascii="Arial" w:cs="Arial" w:eastAsia="Arial" w:hAnsi="Arial"/>
@@ -3389,7 +3389,7 @@
               <w:spacing w:after="10" w:before="0"/>
               <w:ind w:left="120"/>
             </w:pPr>
-            <w:hyperlink w:history="1" r:id="rIdhacu8fjwbiudj-oiesqe3">
+            <w:hyperlink w:history="1" r:id="rIdiqigt1e4qutxbtuowubw3">
               <w:r>
                 <w:rPr>
                   <w:rFonts w:ascii="Arial" w:cs="Arial" w:eastAsia="Arial" w:hAnsi="Arial"/>
@@ -3584,7 +3584,7 @@
             <w:pPr>
               <w:spacing w:after="20" w:before="0"/>
             </w:pPr>
-            <w:hyperlink w:history="1" r:id="rIdihblrvfhwrwrjmoxpstcr">
+            <w:hyperlink w:history="1" r:id="rId5ipymmabe4pzzazw_i42l">
               <w:r>
                 <w:rPr>
                   <w:rFonts w:ascii="Arial" w:cs="Arial" w:eastAsia="Arial" w:hAnsi="Arial"/>
@@ -3617,7 +3617,7 @@
               <w:spacing w:after="10" w:before="0"/>
               <w:ind w:left="120"/>
             </w:pPr>
-            <w:hyperlink w:history="1" r:id="rIdbaaebnnvkgf1bnf7qjvyl">
+            <w:hyperlink w:history="1" r:id="rIdcoifqr3ooos0qrkdwlsai">
               <w:r>
                 <w:rPr>
                   <w:rFonts w:ascii="Arial" w:cs="Arial" w:eastAsia="Arial" w:hAnsi="Arial"/>
@@ -3662,7 +3662,7 @@
             <w:pPr>
               <w:spacing w:after="20" w:before="0"/>
             </w:pPr>
-            <w:hyperlink w:history="1" r:id="rIddzy6kqvkt6xuewrvwlihb">
+            <w:hyperlink w:history="1" r:id="rIdxwxymayvxgdhxsgl_d4uy">
               <w:r>
                 <w:rPr>
                   <w:rFonts w:ascii="Arial" w:cs="Arial" w:eastAsia="Arial" w:hAnsi="Arial"/>
@@ -3695,7 +3695,7 @@
               <w:spacing w:after="10" w:before="0"/>
               <w:ind w:left="120"/>
             </w:pPr>
-            <w:hyperlink w:history="1" r:id="rIdvj-azdh6j3dlykhvzd2rm">
+            <w:hyperlink w:history="1" r:id="rIdgprxsaa_lryocb2defllw">
               <w:r>
                 <w:rPr>
                   <w:rFonts w:ascii="Arial" w:cs="Arial" w:eastAsia="Arial" w:hAnsi="Arial"/>
@@ -3890,7 +3890,7 @@
             <w:pPr>
               <w:spacing w:after="20" w:before="0"/>
             </w:pPr>
-            <w:hyperlink w:history="1" r:id="rIdbpje4m2duclhnobf0cvdd">
+            <w:hyperlink w:history="1" r:id="rIdxpvzluqhfzmpk4bdfcvtl">
               <w:r>
                 <w:rPr>
                   <w:rFonts w:ascii="Arial" w:cs="Arial" w:eastAsia="Arial" w:hAnsi="Arial"/>
@@ -3923,7 +3923,7 @@
               <w:spacing w:after="10" w:before="0"/>
               <w:ind w:left="120"/>
             </w:pPr>
-            <w:hyperlink w:history="1" r:id="rIdb8amj7cg5tk_g_qm6ja1z">
+            <w:hyperlink w:history="1" r:id="rIdhy3jgsiyxmzs98md1xheb">
               <w:r>
                 <w:rPr>
                   <w:rFonts w:ascii="Arial" w:cs="Arial" w:eastAsia="Arial" w:hAnsi="Arial"/>
@@ -3968,7 +3968,7 @@
             <w:pPr>
               <w:spacing w:after="20" w:before="0"/>
             </w:pPr>
-            <w:hyperlink w:history="1" r:id="rIdf46qzred4htc6vovsf5mu">
+            <w:hyperlink w:history="1" r:id="rIdpmu9m1r9lrtgal7hw53yn">
               <w:r>
                 <w:rPr>
                   <w:rFonts w:ascii="Arial" w:cs="Arial" w:eastAsia="Arial" w:hAnsi="Arial"/>
@@ -4001,7 +4001,7 @@
               <w:spacing w:after="10" w:before="0"/>
               <w:ind w:left="120"/>
             </w:pPr>
-            <w:hyperlink w:history="1" r:id="rIdjwd5tbfzoh_2ogoygax5f">
+            <w:hyperlink w:history="1" r:id="rId9blcwgls_j6xx8pmvh7qu">
               <w:r>
                 <w:rPr>
                   <w:rFonts w:ascii="Arial" w:cs="Arial" w:eastAsia="Arial" w:hAnsi="Arial"/>
@@ -4196,7 +4196,7 @@
             <w:pPr>
               <w:spacing w:after="20" w:before="0"/>
             </w:pPr>
-            <w:hyperlink w:history="1" r:id="rIdm9qeolhuie6zngunahf1l">
+            <w:hyperlink w:history="1" r:id="rIde1coilwqjc5j_xcehtyjt">
               <w:r>
                 <w:rPr>
                   <w:rFonts w:ascii="Arial" w:cs="Arial" w:eastAsia="Arial" w:hAnsi="Arial"/>
@@ -4229,7 +4229,7 @@
               <w:spacing w:after="10" w:before="0"/>
               <w:ind w:left="120"/>
             </w:pPr>
-            <w:hyperlink w:history="1" r:id="rIdtv27pufhmyw1kumhdx_1h">
+            <w:hyperlink w:history="1" r:id="rIdxypshfchxdddnjzsomaok">
               <w:r>
                 <w:rPr>
                   <w:rFonts w:ascii="Arial" w:cs="Arial" w:eastAsia="Arial" w:hAnsi="Arial"/>
@@ -4274,7 +4274,7 @@
             <w:pPr>
               <w:spacing w:after="20" w:before="0"/>
             </w:pPr>
-            <w:hyperlink w:history="1" r:id="rIdr08wqbnuw4bkj---30r6-">
+            <w:hyperlink w:history="1" r:id="rIdsi64f9-yxtjldwwvx_jqk">
               <w:r>
                 <w:rPr>
                   <w:rFonts w:ascii="Arial" w:cs="Arial" w:eastAsia="Arial" w:hAnsi="Arial"/>
@@ -4307,7 +4307,7 @@
               <w:spacing w:after="10" w:before="0"/>
               <w:ind w:left="120"/>
             </w:pPr>
-            <w:hyperlink w:history="1" r:id="rIdfte38yiz9ludvovlbwoap">
+            <w:hyperlink w:history="1" r:id="rIdru9cdqbuoz1-c_6garj1h">
               <w:r>
                 <w:rPr>
                   <w:rFonts w:ascii="Arial" w:cs="Arial" w:eastAsia="Arial" w:hAnsi="Arial"/>
@@ -4502,7 +4502,7 @@
             <w:pPr>
               <w:spacing w:after="20" w:before="0"/>
             </w:pPr>
-            <w:hyperlink w:history="1" r:id="rIdrsag_3rlr1gkhhorrmn_u">
+            <w:hyperlink w:history="1" r:id="rId5snt6vskno5c5f8g9w_i2">
               <w:r>
                 <w:rPr>
                   <w:rFonts w:ascii="Arial" w:cs="Arial" w:eastAsia="Arial" w:hAnsi="Arial"/>
@@ -4535,7 +4535,7 @@
               <w:spacing w:after="10" w:before="0"/>
               <w:ind w:left="120"/>
             </w:pPr>
-            <w:hyperlink w:history="1" r:id="rId4x825xsfl4y1f-clwew-e">
+            <w:hyperlink w:history="1" r:id="rIdjplflifgge_silkwui7z0">
               <w:r>
                 <w:rPr>
                   <w:rFonts w:ascii="Arial" w:cs="Arial" w:eastAsia="Arial" w:hAnsi="Arial"/>
@@ -4580,7 +4580,7 @@
             <w:pPr>
               <w:spacing w:after="20" w:before="0"/>
             </w:pPr>
-            <w:hyperlink w:history="1" r:id="rIdnmktvnomyzvu6ha8creak">
+            <w:hyperlink w:history="1" r:id="rIdwpjtcqdstyyni0mtxx0fe">
               <w:r>
                 <w:rPr>
                   <w:rFonts w:ascii="Arial" w:cs="Arial" w:eastAsia="Arial" w:hAnsi="Arial"/>
@@ -4613,7 +4613,7 @@
               <w:spacing w:after="10" w:before="0"/>
               <w:ind w:left="120"/>
             </w:pPr>
-            <w:hyperlink w:history="1" r:id="rIdo3lvrdfvytl0se683mrrb">
+            <w:hyperlink w:history="1" r:id="rId-mjzunljhuncuw87guz7m">
               <w:r>
                 <w:rPr>
                   <w:rFonts w:ascii="Arial" w:cs="Arial" w:eastAsia="Arial" w:hAnsi="Arial"/>
@@ -6100,7 +6100,7 @@
             <w:pPr>
               <w:spacing w:after="20" w:before="0"/>
             </w:pPr>
-            <w:hyperlink w:history="1" r:id="rIdlwh7-5mz8f7hdvrrxsj1u">
+            <w:hyperlink w:history="1" r:id="rIdbagenxi0lyslrfqebhyrh">
               <w:r>
                 <w:rPr>
                   <w:rFonts w:ascii="Arial" w:cs="Arial" w:eastAsia="Arial" w:hAnsi="Arial"/>
@@ -6133,7 +6133,7 @@
               <w:spacing w:after="10" w:before="0"/>
               <w:ind w:left="120"/>
             </w:pPr>
-            <w:hyperlink w:history="1" r:id="rIdwpumh_-yq9d1s9vjhs21m">
+            <w:hyperlink w:history="1" r:id="rIdvynfvm6rmy_awqr8oyevw">
               <w:r>
                 <w:rPr>
                   <w:rFonts w:ascii="Arial" w:cs="Arial" w:eastAsia="Arial" w:hAnsi="Arial"/>
@@ -6178,7 +6178,7 @@
             <w:pPr>
               <w:spacing w:after="20" w:before="0"/>
             </w:pPr>
-            <w:hyperlink w:history="1" r:id="rId2lgi2vcyq9dkzwrnxpg3j">
+            <w:hyperlink w:history="1" r:id="rIdlrzmwkxm85z8e9ynwdof6">
               <w:r>
                 <w:rPr>
                   <w:rFonts w:ascii="Arial" w:cs="Arial" w:eastAsia="Arial" w:hAnsi="Arial"/>
@@ -6211,7 +6211,7 @@
               <w:spacing w:after="10" w:before="0"/>
               <w:ind w:left="120"/>
             </w:pPr>
-            <w:hyperlink w:history="1" r:id="rIdbcm4cino1vmqa9vx3p8hv">
+            <w:hyperlink w:history="1" r:id="rId_umgf4ddibfalnbnltels">
               <w:r>
                 <w:rPr>
                   <w:rFonts w:ascii="Arial" w:cs="Arial" w:eastAsia="Arial" w:hAnsi="Arial"/>
@@ -6634,7 +6634,7 @@
             <w:pPr>
               <w:spacing w:after="20" w:before="0"/>
             </w:pPr>
-            <w:hyperlink w:history="1" r:id="rIdpj_r91zblaojf2oxs-hnq">
+            <w:hyperlink w:history="1" r:id="rIdm4fkexnbxhfaj_fbm5lm3">
               <w:r>
                 <w:rPr>
                   <w:rFonts w:ascii="Arial" w:cs="Arial" w:eastAsia="Arial" w:hAnsi="Arial"/>
@@ -6667,7 +6667,7 @@
               <w:spacing w:after="10" w:before="0"/>
               <w:ind w:left="120"/>
             </w:pPr>
-            <w:hyperlink w:history="1" r:id="rIdfbudlzmoi_98vblfytiis">
+            <w:hyperlink w:history="1" r:id="rIdlyghsbi9kr8fcnmeajqk5">
               <w:r>
                 <w:rPr>
                   <w:rFonts w:ascii="Arial" w:cs="Arial" w:eastAsia="Arial" w:hAnsi="Arial"/>
@@ -6712,7 +6712,7 @@
             <w:pPr>
               <w:spacing w:after="20" w:before="0"/>
             </w:pPr>
-            <w:hyperlink w:history="1" r:id="rIdlsr24eap4set2ysurop9n">
+            <w:hyperlink w:history="1" r:id="rIdelou9cs_0r-d7mqq9j5gy">
               <w:r>
                 <w:rPr>
                   <w:rFonts w:ascii="Arial" w:cs="Arial" w:eastAsia="Arial" w:hAnsi="Arial"/>
@@ -6745,7 +6745,7 @@
               <w:spacing w:after="10" w:before="0"/>
               <w:ind w:left="120"/>
             </w:pPr>
-            <w:hyperlink w:history="1" r:id="rIdqxv3-img5a9g2aj6sydxe">
+            <w:hyperlink w:history="1" r:id="rId_o8ymxib_-hffzeywajnn">
               <w:r>
                 <w:rPr>
                   <w:rFonts w:ascii="Arial" w:cs="Arial" w:eastAsia="Arial" w:hAnsi="Arial"/>
@@ -7480,7 +7480,7 @@
             <w:pPr>
               <w:spacing w:after="20" w:before="0"/>
             </w:pPr>
-            <w:hyperlink w:history="1" r:id="rId9p8gjwoiuczblugfe_4p2">
+            <w:hyperlink w:history="1" r:id="rIdjd3dpncglmn_b0stcmzyo">
               <w:r>
                 <w:rPr>
                   <w:rFonts w:ascii="Arial" w:cs="Arial" w:eastAsia="Arial" w:hAnsi="Arial"/>
@@ -7513,7 +7513,7 @@
               <w:spacing w:after="10" w:before="0"/>
               <w:ind w:left="120"/>
             </w:pPr>
-            <w:hyperlink w:history="1" r:id="rIdzu0l6eron55j4tinxinn9">
+            <w:hyperlink w:history="1" r:id="rIdmc1tx60xggyy9lf9ilbvp">
               <w:r>
                 <w:rPr>
                   <w:rFonts w:ascii="Arial" w:cs="Arial" w:eastAsia="Arial" w:hAnsi="Arial"/>
@@ -7558,7 +7558,7 @@
             <w:pPr>
               <w:spacing w:after="20" w:before="0"/>
             </w:pPr>
-            <w:hyperlink w:history="1" r:id="rIdbvnzszxvg_6clxw7ijjrd">
+            <w:hyperlink w:history="1" r:id="rId-a_rav4mxbhp9j_dcmf_a">
               <w:r>
                 <w:rPr>
                   <w:rFonts w:ascii="Arial" w:cs="Arial" w:eastAsia="Arial" w:hAnsi="Arial"/>
@@ -7591,7 +7591,7 @@
               <w:spacing w:after="10" w:before="0"/>
               <w:ind w:left="120"/>
             </w:pPr>
-            <w:hyperlink w:history="1" r:id="rIdd4lyyz7ardz6jdjr33hem">
+            <w:hyperlink w:history="1" r:id="rIdbevw5enousso9irnste2j">
               <w:r>
                 <w:rPr>
                   <w:rFonts w:ascii="Arial" w:cs="Arial" w:eastAsia="Arial" w:hAnsi="Arial"/>
@@ -8073,7 +8073,7 @@
             <w:pPr>
               <w:spacing w:after="20" w:before="0"/>
             </w:pPr>
-            <w:hyperlink w:history="1" r:id="rIdh-qgzvkui9grjecj2mhyo">
+            <w:hyperlink w:history="1" r:id="rId3xvmwegy-luoh4x66hjzt">
               <w:r>
                 <w:rPr>
                   <w:rFonts w:ascii="Arial" w:cs="Arial" w:eastAsia="Arial" w:hAnsi="Arial"/>
@@ -8106,7 +8106,7 @@
               <w:spacing w:after="10" w:before="0"/>
               <w:ind w:left="120"/>
             </w:pPr>
-            <w:hyperlink w:history="1" r:id="rIdezgphi_mvg9blatydi-jq">
+            <w:hyperlink w:history="1" r:id="rId0zpsykwzm5wb54shouawe">
               <w:r>
                 <w:rPr>
                   <w:rFonts w:ascii="Arial" w:cs="Arial" w:eastAsia="Arial" w:hAnsi="Arial"/>
@@ -8151,7 +8151,7 @@
             <w:pPr>
               <w:spacing w:after="20" w:before="0"/>
             </w:pPr>
-            <w:hyperlink w:history="1" r:id="rIdtlfbugwf1g2zgyebq8rxp">
+            <w:hyperlink w:history="1" r:id="rIda0rr62knmwn-umjdmvxoe">
               <w:r>
                 <w:rPr>
                   <w:rFonts w:ascii="Arial" w:cs="Arial" w:eastAsia="Arial" w:hAnsi="Arial"/>
@@ -8184,7 +8184,7 @@
               <w:spacing w:after="10" w:before="0"/>
               <w:ind w:left="120"/>
             </w:pPr>
-            <w:hyperlink w:history="1" r:id="rIdtehddhsn17tntkq5atxb-">
+            <w:hyperlink w:history="1" r:id="rIdutcnl6cpcjmvd2ljhqoio">
               <w:r>
                 <w:rPr>
                   <w:rFonts w:ascii="Arial" w:cs="Arial" w:eastAsia="Arial" w:hAnsi="Arial"/>
@@ -8571,7 +8571,7 @@
             <w:pPr>
               <w:spacing w:after="20" w:before="0"/>
             </w:pPr>
-            <w:hyperlink w:history="1" r:id="rIdbybg9qwehwttta39ybgmq">
+            <w:hyperlink w:history="1" r:id="rIdsgl-nrbe3pa6frs959thh">
               <w:r>
                 <w:rPr>
                   <w:rFonts w:ascii="Arial" w:cs="Arial" w:eastAsia="Arial" w:hAnsi="Arial"/>
@@ -8604,7 +8604,7 @@
               <w:spacing w:after="10" w:before="0"/>
               <w:ind w:left="120"/>
             </w:pPr>
-            <w:hyperlink w:history="1" r:id="rIdfcciv2gye5gn38fu7suxe">
+            <w:hyperlink w:history="1" r:id="rIdp3erotk_wnuijh7sqgkk4">
               <w:r>
                 <w:rPr>
                   <w:rFonts w:ascii="Arial" w:cs="Arial" w:eastAsia="Arial" w:hAnsi="Arial"/>
@@ -8649,7 +8649,7 @@
             <w:pPr>
               <w:spacing w:after="20" w:before="0"/>
             </w:pPr>
-            <w:hyperlink w:history="1" r:id="rIdldd2k8k1zmk5ujtt-jfqz">
+            <w:hyperlink w:history="1" r:id="rIdngkzjymppiczh-x2y9ikb">
               <w:r>
                 <w:rPr>
                   <w:rFonts w:ascii="Arial" w:cs="Arial" w:eastAsia="Arial" w:hAnsi="Arial"/>
@@ -8682,7 +8682,7 @@
               <w:spacing w:after="10" w:before="0"/>
               <w:ind w:left="120"/>
             </w:pPr>
-            <w:hyperlink w:history="1" r:id="rIdktvnvolbubm37fifx-lrr">
+            <w:hyperlink w:history="1" r:id="rIdv0vp-bvt-tf9jcuzuaym7">
               <w:r>
                 <w:rPr>
                   <w:rFonts w:ascii="Arial" w:cs="Arial" w:eastAsia="Arial" w:hAnsi="Arial"/>
@@ -10552,7 +10552,7 @@
             <w:pPr>
               <w:spacing w:after="20" w:before="0"/>
             </w:pPr>
-            <w:hyperlink w:history="1" r:id="rIduusc5scwc0ihroua7l8ad">
+            <w:hyperlink w:history="1" r:id="rIdtjnrdvuwqrnmubv22k2cu">
               <w:r>
                 <w:rPr>
                   <w:rFonts w:ascii="Arial" w:cs="Arial" w:eastAsia="Arial" w:hAnsi="Arial"/>
@@ -10585,7 +10585,7 @@
               <w:spacing w:after="10" w:before="0"/>
               <w:ind w:left="120"/>
             </w:pPr>
-            <w:hyperlink w:history="1" r:id="rId5c-qaxnpsf8c0mf5sqjlu">
+            <w:hyperlink w:history="1" r:id="rId8nliimyqtozqwphlyinz8">
               <w:r>
                 <w:rPr>
                   <w:rFonts w:ascii="Arial" w:cs="Arial" w:eastAsia="Arial" w:hAnsi="Arial"/>
@@ -10630,7 +10630,7 @@
             <w:pPr>
               <w:spacing w:after="20" w:before="0"/>
             </w:pPr>
-            <w:hyperlink w:history="1" r:id="rIdd2llbj2gfzcvcxhvf3ksq">
+            <w:hyperlink w:history="1" r:id="rIdz4rx0eucod5tds11bf5vn">
               <w:r>
                 <w:rPr>
                   <w:rFonts w:ascii="Arial" w:cs="Arial" w:eastAsia="Arial" w:hAnsi="Arial"/>
@@ -10663,7 +10663,7 @@
               <w:spacing w:after="10" w:before="0"/>
               <w:ind w:left="120"/>
             </w:pPr>
-            <w:hyperlink w:history="1" r:id="rIdvwlqdqdbyxbdfy4hejjvd">
+            <w:hyperlink w:history="1" r:id="rIdtzul_qldg-xqqhe2rxdtq">
               <w:r>
                 <w:rPr>
                   <w:rFonts w:ascii="Arial" w:cs="Arial" w:eastAsia="Arial" w:hAnsi="Arial"/>
@@ -10858,7 +10858,7 @@
             <w:pPr>
               <w:spacing w:after="20" w:before="0"/>
             </w:pPr>
-            <w:hyperlink w:history="1" r:id="rIdwmaairbgq2oobmruwskie">
+            <w:hyperlink w:history="1" r:id="rIdwqd2vavpq5fmhennq-ai9">
               <w:r>
                 <w:rPr>
                   <w:rFonts w:ascii="Arial" w:cs="Arial" w:eastAsia="Arial" w:hAnsi="Arial"/>
@@ -10891,7 +10891,7 @@
               <w:spacing w:after="10" w:before="0"/>
               <w:ind w:left="120"/>
             </w:pPr>
-            <w:hyperlink w:history="1" r:id="rIdj6tccgg0rw0q8aruzmpen">
+            <w:hyperlink w:history="1" r:id="rIdwqyiokzidwwdpvy4mbhnc">
               <w:r>
                 <w:rPr>
                   <w:rFonts w:ascii="Arial" w:cs="Arial" w:eastAsia="Arial" w:hAnsi="Arial"/>
@@ -10936,7 +10936,7 @@
             <w:pPr>
               <w:spacing w:after="20" w:before="0"/>
             </w:pPr>
-            <w:hyperlink w:history="1" r:id="rIdmrgcbjqul7kz4-f1cjj_8">
+            <w:hyperlink w:history="1" r:id="rId0cvjzo5cks4dqq0es2xx7">
               <w:r>
                 <w:rPr>
                   <w:rFonts w:ascii="Arial" w:cs="Arial" w:eastAsia="Arial" w:hAnsi="Arial"/>
@@ -10969,7 +10969,7 @@
               <w:spacing w:after="10" w:before="0"/>
               <w:ind w:left="120"/>
             </w:pPr>
-            <w:hyperlink w:history="1" r:id="rIdwu29v2yhb1o-9wqfdpbcq">
+            <w:hyperlink w:history="1" r:id="rIdlgk6tzmsgkgy4ko8jod4w">
               <w:r>
                 <w:rPr>
                   <w:rFonts w:ascii="Arial" w:cs="Arial" w:eastAsia="Arial" w:hAnsi="Arial"/>
@@ -11164,7 +11164,7 @@
             <w:pPr>
               <w:spacing w:after="20" w:before="0"/>
             </w:pPr>
-            <w:hyperlink w:history="1" r:id="rIdmpgngmpubairaoxmue_7-">
+            <w:hyperlink w:history="1" r:id="rId06pyctkotplo1h282xhcv">
               <w:r>
                 <w:rPr>
                   <w:rFonts w:ascii="Arial" w:cs="Arial" w:eastAsia="Arial" w:hAnsi="Arial"/>
@@ -11197,7 +11197,7 @@
               <w:spacing w:after="10" w:before="0"/>
               <w:ind w:left="120"/>
             </w:pPr>
-            <w:hyperlink w:history="1" r:id="rIdhrzr7iw-o_eyi0dj_ctd3">
+            <w:hyperlink w:history="1" r:id="rId8gygrnt70yr_tziwchzos">
               <w:r>
                 <w:rPr>
                   <w:rFonts w:ascii="Arial" w:cs="Arial" w:eastAsia="Arial" w:hAnsi="Arial"/>
@@ -11242,7 +11242,7 @@
             <w:pPr>
               <w:spacing w:after="20" w:before="0"/>
             </w:pPr>
-            <w:hyperlink w:history="1" r:id="rIdb2el4q4u2i_vss1lr3xyp">
+            <w:hyperlink w:history="1" r:id="rIdqcccitm61eoj0n8sviaxx">
               <w:r>
                 <w:rPr>
                   <w:rFonts w:ascii="Arial" w:cs="Arial" w:eastAsia="Arial" w:hAnsi="Arial"/>
@@ -11275,7 +11275,7 @@
               <w:spacing w:after="10" w:before="0"/>
               <w:ind w:left="120"/>
             </w:pPr>
-            <w:hyperlink w:history="1" r:id="rIdifbgspqumy_mhcwj5bimv">
+            <w:hyperlink w:history="1" r:id="rIdarbjrmals3f6oiuousyby">
               <w:r>
                 <w:rPr>
                   <w:rFonts w:ascii="Arial" w:cs="Arial" w:eastAsia="Arial" w:hAnsi="Arial"/>
@@ -11470,7 +11470,7 @@
             <w:pPr>
               <w:spacing w:after="20" w:before="0"/>
             </w:pPr>
-            <w:hyperlink w:history="1" r:id="rIdds7wxa0j0ffucd1fkbm-h">
+            <w:hyperlink w:history="1" r:id="rIdy4dh8ivaccsi-7tgjuukr">
               <w:r>
                 <w:rPr>
                   <w:rFonts w:ascii="Arial" w:cs="Arial" w:eastAsia="Arial" w:hAnsi="Arial"/>
@@ -11503,7 +11503,7 @@
               <w:spacing w:after="10" w:before="0"/>
               <w:ind w:left="120"/>
             </w:pPr>
-            <w:hyperlink w:history="1" r:id="rIdllbwyuns62mft4umofu93">
+            <w:hyperlink w:history="1" r:id="rId7cidtyfkq6xd9gqlnrwdx">
               <w:r>
                 <w:rPr>
                   <w:rFonts w:ascii="Arial" w:cs="Arial" w:eastAsia="Arial" w:hAnsi="Arial"/>
@@ -11548,7 +11548,7 @@
             <w:pPr>
               <w:spacing w:after="20" w:before="0"/>
             </w:pPr>
-            <w:hyperlink w:history="1" r:id="rIdrlbozlu2kfuae84mflovz">
+            <w:hyperlink w:history="1" r:id="rId45uee2dh41_fvlwk3xngj">
               <w:r>
                 <w:rPr>
                   <w:rFonts w:ascii="Arial" w:cs="Arial" w:eastAsia="Arial" w:hAnsi="Arial"/>
@@ -11581,7 +11581,7 @@
               <w:spacing w:after="10" w:before="0"/>
               <w:ind w:left="120"/>
             </w:pPr>
-            <w:hyperlink w:history="1" r:id="rIdjesydrkwrvu4detgh8bgz">
+            <w:hyperlink w:history="1" r:id="rIdmaxstuirudhwbt7zd1ttp">
               <w:r>
                 <w:rPr>
                   <w:rFonts w:ascii="Arial" w:cs="Arial" w:eastAsia="Arial" w:hAnsi="Arial"/>
@@ -11776,7 +11776,7 @@
             <w:pPr>
               <w:spacing w:after="20" w:before="0"/>
             </w:pPr>
-            <w:hyperlink w:history="1" r:id="rIdaeiejtcz_oyphnunm_3v2">
+            <w:hyperlink w:history="1" r:id="rIdj4xukee_vdr4b6lxa4im2">
               <w:r>
                 <w:rPr>
                   <w:rFonts w:ascii="Arial" w:cs="Arial" w:eastAsia="Arial" w:hAnsi="Arial"/>
@@ -11809,7 +11809,7 @@
               <w:spacing w:after="10" w:before="0"/>
               <w:ind w:left="120"/>
             </w:pPr>
-            <w:hyperlink w:history="1" r:id="rId3z-gotdqdb496lchl47it">
+            <w:hyperlink w:history="1" r:id="rIdvu_xoitixdpxo9ioq-wxm">
               <w:r>
                 <w:rPr>
                   <w:rFonts w:ascii="Arial" w:cs="Arial" w:eastAsia="Arial" w:hAnsi="Arial"/>
@@ -11854,7 +11854,7 @@
             <w:pPr>
               <w:spacing w:after="20" w:before="0"/>
             </w:pPr>
-            <w:hyperlink w:history="1" r:id="rIdyhra5m7dhnixzwyhlln0r">
+            <w:hyperlink w:history="1" r:id="rIdpop4u1ogaet7kl2je55lr">
               <w:r>
                 <w:rPr>
                   <w:rFonts w:ascii="Arial" w:cs="Arial" w:eastAsia="Arial" w:hAnsi="Arial"/>
@@ -11887,7 +11887,7 @@
               <w:spacing w:after="10" w:before="0"/>
               <w:ind w:left="120"/>
             </w:pPr>
-            <w:hyperlink w:history="1" r:id="rIdbjd_pcwh9qlqbyecax-cr">
+            <w:hyperlink w:history="1" r:id="rIdfkjejix4j07ig8jqppmae">
               <w:r>
                 <w:rPr>
                   <w:rFonts w:ascii="Arial" w:cs="Arial" w:eastAsia="Arial" w:hAnsi="Arial"/>
@@ -13374,7 +13374,7 @@
             <w:pPr>
               <w:spacing w:after="20" w:before="0"/>
             </w:pPr>
-            <w:hyperlink w:history="1" r:id="rIdkafktle8laamq4lbpzhqw">
+            <w:hyperlink w:history="1" r:id="rIdcmerle0bifnfwzez8iptb">
               <w:r>
                 <w:rPr>
                   <w:rFonts w:ascii="Arial" w:cs="Arial" w:eastAsia="Arial" w:hAnsi="Arial"/>
@@ -13407,7 +13407,7 @@
               <w:spacing w:after="10" w:before="0"/>
               <w:ind w:left="120"/>
             </w:pPr>
-            <w:hyperlink w:history="1" r:id="rIdjlxod6l5nv5bss3t_gtws">
+            <w:hyperlink w:history="1" r:id="rIdfveblvejvy_tvmas3ewv8">
               <w:r>
                 <w:rPr>
                   <w:rFonts w:ascii="Arial" w:cs="Arial" w:eastAsia="Arial" w:hAnsi="Arial"/>
@@ -13452,7 +13452,7 @@
             <w:pPr>
               <w:spacing w:after="20" w:before="0"/>
             </w:pPr>
-            <w:hyperlink w:history="1" r:id="rId0087wdtb_vulky8aveyot">
+            <w:hyperlink w:history="1" r:id="rId__-t9baukpwafchz8aqt6">
               <w:r>
                 <w:rPr>
                   <w:rFonts w:ascii="Arial" w:cs="Arial" w:eastAsia="Arial" w:hAnsi="Arial"/>
@@ -13485,7 +13485,7 @@
               <w:spacing w:after="10" w:before="0"/>
               <w:ind w:left="120"/>
             </w:pPr>
-            <w:hyperlink w:history="1" r:id="rIdl3kmuaxvdzj0hcj3hsgep">
+            <w:hyperlink w:history="1" r:id="rIdzlstrj4lcly2s2dkaq2dm">
               <w:r>
                 <w:rPr>
                   <w:rFonts w:ascii="Arial" w:cs="Arial" w:eastAsia="Arial" w:hAnsi="Arial"/>
@@ -13680,7 +13680,7 @@
             <w:pPr>
               <w:spacing w:after="20" w:before="0"/>
             </w:pPr>
-            <w:hyperlink w:history="1" r:id="rIdsmpc41ggpsjgh9phekwwv">
+            <w:hyperlink w:history="1" r:id="rId-kfeqhi4zkpnodwxhhxgb">
               <w:r>
                 <w:rPr>
                   <w:rFonts w:ascii="Arial" w:cs="Arial" w:eastAsia="Arial" w:hAnsi="Arial"/>
@@ -13713,7 +13713,7 @@
               <w:spacing w:after="10" w:before="0"/>
               <w:ind w:left="120"/>
             </w:pPr>
-            <w:hyperlink w:history="1" r:id="rId_yg3ppnklubfzk_mf7fof">
+            <w:hyperlink w:history="1" r:id="rIdcgok_mllfbm-plec6h5hr">
               <w:r>
                 <w:rPr>
                   <w:rFonts w:ascii="Arial" w:cs="Arial" w:eastAsia="Arial" w:hAnsi="Arial"/>
@@ -13758,7 +13758,7 @@
             <w:pPr>
               <w:spacing w:after="20" w:before="0"/>
             </w:pPr>
-            <w:hyperlink w:history="1" r:id="rId8yyhcpb_heng8msogo0rx">
+            <w:hyperlink w:history="1" r:id="rIdllqv1uzovu05-ij2utj24">
               <w:r>
                 <w:rPr>
                   <w:rFonts w:ascii="Arial" w:cs="Arial" w:eastAsia="Arial" w:hAnsi="Arial"/>
@@ -13791,7 +13791,7 @@
               <w:spacing w:after="10" w:before="0"/>
               <w:ind w:left="120"/>
             </w:pPr>
-            <w:hyperlink w:history="1" r:id="rIdhcqyscxytch01c8pirznl">
+            <w:hyperlink w:history="1" r:id="rIdxfzpszhknkmr5gbdyvdvt">
               <w:r>
                 <w:rPr>
                   <w:rFonts w:ascii="Arial" w:cs="Arial" w:eastAsia="Arial" w:hAnsi="Arial"/>
@@ -13986,7 +13986,7 @@
             <w:pPr>
               <w:spacing w:after="20" w:before="0"/>
             </w:pPr>
-            <w:hyperlink w:history="1" r:id="rIdrigs4r7ytlcvy3_lyhymo">
+            <w:hyperlink w:history="1" r:id="rId1qtze5dgicpmrzljkq5us">
               <w:r>
                 <w:rPr>
                   <w:rFonts w:ascii="Arial" w:cs="Arial" w:eastAsia="Arial" w:hAnsi="Arial"/>
@@ -14019,7 +14019,7 @@
               <w:spacing w:after="10" w:before="0"/>
               <w:ind w:left="120"/>
             </w:pPr>
-            <w:hyperlink w:history="1" r:id="rIdgv8avaeb3sa4iznyescy1">
+            <w:hyperlink w:history="1" r:id="rIdfrpsbt2t8fhnsmkdurc7z">
               <w:r>
                 <w:rPr>
                   <w:rFonts w:ascii="Arial" w:cs="Arial" w:eastAsia="Arial" w:hAnsi="Arial"/>
@@ -14064,7 +14064,7 @@
             <w:pPr>
               <w:spacing w:after="20" w:before="0"/>
             </w:pPr>
-            <w:hyperlink w:history="1" r:id="rIddnddrulfoxcqxwaaclrvm">
+            <w:hyperlink w:history="1" r:id="rIdbwblwqldlyaxiyctlqedz">
               <w:r>
                 <w:rPr>
                   <w:rFonts w:ascii="Arial" w:cs="Arial" w:eastAsia="Arial" w:hAnsi="Arial"/>
@@ -14097,7 +14097,7 @@
               <w:spacing w:after="10" w:before="0"/>
               <w:ind w:left="120"/>
             </w:pPr>
-            <w:hyperlink w:history="1" r:id="rIdlpydlxm1ke23dmm-xx4j1">
+            <w:hyperlink w:history="1" r:id="rIdybpwtca7df_hxe9u4_ewj">
               <w:r>
                 <w:rPr>
                   <w:rFonts w:ascii="Arial" w:cs="Arial" w:eastAsia="Arial" w:hAnsi="Arial"/>
@@ -14292,7 +14292,7 @@
             <w:pPr>
               <w:spacing w:after="20" w:before="0"/>
             </w:pPr>
-            <w:hyperlink w:history="1" r:id="rId7qd8hw1zs9bohsavycmge">
+            <w:hyperlink w:history="1" r:id="rId0qkoyogvmlgwueq3zvws7">
               <w:r>
                 <w:rPr>
                   <w:rFonts w:ascii="Arial" w:cs="Arial" w:eastAsia="Arial" w:hAnsi="Arial"/>
@@ -14325,7 +14325,7 @@
               <w:spacing w:after="10" w:before="0"/>
               <w:ind w:left="120"/>
             </w:pPr>
-            <w:hyperlink w:history="1" r:id="rIdu7apa8ggj_lcd_ylbcbcp">
+            <w:hyperlink w:history="1" r:id="rIdh5abrlrmn8wocpphhpahp">
               <w:r>
                 <w:rPr>
                   <w:rFonts w:ascii="Arial" w:cs="Arial" w:eastAsia="Arial" w:hAnsi="Arial"/>
@@ -14370,7 +14370,7 @@
             <w:pPr>
               <w:spacing w:after="20" w:before="0"/>
             </w:pPr>
-            <w:hyperlink w:history="1" r:id="rId5ugj9tnnscpairrquffkj">
+            <w:hyperlink w:history="1" r:id="rIdqz02ameb7qzxx08rthcat">
               <w:r>
                 <w:rPr>
                   <w:rFonts w:ascii="Arial" w:cs="Arial" w:eastAsia="Arial" w:hAnsi="Arial"/>
@@ -14403,7 +14403,7 @@
               <w:spacing w:after="10" w:before="0"/>
               <w:ind w:left="120"/>
             </w:pPr>
-            <w:hyperlink w:history="1" r:id="rIdpzshuu_vmvmx4u2x29pj6">
+            <w:hyperlink w:history="1" r:id="rIdzd5je8r3vytcs2xy3hac8">
               <w:r>
                 <w:rPr>
                   <w:rFonts w:ascii="Arial" w:cs="Arial" w:eastAsia="Arial" w:hAnsi="Arial"/>
@@ -14598,7 +14598,7 @@
             <w:pPr>
               <w:spacing w:after="20" w:before="0"/>
             </w:pPr>
-            <w:hyperlink w:history="1" r:id="rId45epglr4u-4o0fy6ufwpy">
+            <w:hyperlink w:history="1" r:id="rIdec9a4em5by9th2tgjuhhd">
               <w:r>
                 <w:rPr>
                   <w:rFonts w:ascii="Arial" w:cs="Arial" w:eastAsia="Arial" w:hAnsi="Arial"/>
@@ -14631,7 +14631,7 @@
               <w:spacing w:after="10" w:before="0"/>
               <w:ind w:left="120"/>
             </w:pPr>
-            <w:hyperlink w:history="1" r:id="rIdiznfniq5siorlqwgmq4vz">
+            <w:hyperlink w:history="1" r:id="rId4pi_6vjvmzkfbrgmaeiuu">
               <w:r>
                 <w:rPr>
                   <w:rFonts w:ascii="Arial" w:cs="Arial" w:eastAsia="Arial" w:hAnsi="Arial"/>
@@ -14676,7 +14676,7 @@
             <w:pPr>
               <w:spacing w:after="20" w:before="0"/>
             </w:pPr>
-            <w:hyperlink w:history="1" r:id="rIddp7ykivi1ofk1dgtakzdo">
+            <w:hyperlink w:history="1" r:id="rIdidyeiezlyul09k6dca_ek">
               <w:r>
                 <w:rPr>
                   <w:rFonts w:ascii="Arial" w:cs="Arial" w:eastAsia="Arial" w:hAnsi="Arial"/>
@@ -14709,7 +14709,7 @@
               <w:spacing w:after="10" w:before="0"/>
               <w:ind w:left="120"/>
             </w:pPr>
-            <w:hyperlink w:history="1" r:id="rIdbc4d_6s_emibqrm5f1cfg">
+            <w:hyperlink w:history="1" r:id="rIdyrm9f5druu6pcyvz_f8ni">
               <w:r>
                 <w:rPr>
                   <w:rFonts w:ascii="Arial" w:cs="Arial" w:eastAsia="Arial" w:hAnsi="Arial"/>
@@ -16291,7 +16291,7 @@
             <w:pPr>
               <w:spacing w:after="20" w:before="0"/>
             </w:pPr>
-            <w:hyperlink w:history="1" r:id="rIdkudcliqw80ly3q2awpu6e">
+            <w:hyperlink w:history="1" r:id="rIdbesxhqdu7c2zt0lwdxerk">
               <w:r>
                 <w:rPr>
                   <w:rFonts w:ascii="Arial" w:cs="Arial" w:eastAsia="Arial" w:hAnsi="Arial"/>
@@ -16324,7 +16324,7 @@
               <w:spacing w:after="10" w:before="0"/>
               <w:ind w:left="120"/>
             </w:pPr>
-            <w:hyperlink w:history="1" r:id="rId2otc4vplhwfdhapnlwzbu">
+            <w:hyperlink w:history="1" r:id="rId8ozqwgr9nyykpcwfycteu">
               <w:r>
                 <w:rPr>
                   <w:rFonts w:ascii="Arial" w:cs="Arial" w:eastAsia="Arial" w:hAnsi="Arial"/>
@@ -16369,7 +16369,7 @@
             <w:pPr>
               <w:spacing w:after="20" w:before="0"/>
             </w:pPr>
-            <w:hyperlink w:history="1" r:id="rId_znireea117e0atu1n5ed">
+            <w:hyperlink w:history="1" r:id="rIdsrea9gi5g8pzi9v-e6njk">
               <w:r>
                 <w:rPr>
                   <w:rFonts w:ascii="Arial" w:cs="Arial" w:eastAsia="Arial" w:hAnsi="Arial"/>
@@ -16402,7 +16402,7 @@
               <w:spacing w:after="10" w:before="0"/>
               <w:ind w:left="120"/>
             </w:pPr>
-            <w:hyperlink w:history="1" r:id="rIdn7luz9mn43bo1a7y3m_ti">
+            <w:hyperlink w:history="1" r:id="rIdrnejqkj4gje_itbccnexk">
               <w:r>
                 <w:rPr>
                   <w:rFonts w:ascii="Arial" w:cs="Arial" w:eastAsia="Arial" w:hAnsi="Arial"/>
@@ -16597,7 +16597,7 @@
             <w:pPr>
               <w:spacing w:after="20" w:before="0"/>
             </w:pPr>
-            <w:hyperlink w:history="1" r:id="rIdrwf4-a9eaglkaqx2qjllc">
+            <w:hyperlink w:history="1" r:id="rIdeiv6osr-8tkpel0ub9tdo">
               <w:r>
                 <w:rPr>
                   <w:rFonts w:ascii="Arial" w:cs="Arial" w:eastAsia="Arial" w:hAnsi="Arial"/>
@@ -16630,7 +16630,7 @@
               <w:spacing w:after="10" w:before="0"/>
               <w:ind w:left="120"/>
             </w:pPr>
-            <w:hyperlink w:history="1" r:id="rIdkg42t4hcnhd3kj7cuxw70">
+            <w:hyperlink w:history="1" r:id="rIdab2bevycgolhjmjuqhlxy">
               <w:r>
                 <w:rPr>
                   <w:rFonts w:ascii="Arial" w:cs="Arial" w:eastAsia="Arial" w:hAnsi="Arial"/>
@@ -16675,7 +16675,7 @@
             <w:pPr>
               <w:spacing w:after="20" w:before="0"/>
             </w:pPr>
-            <w:hyperlink w:history="1" r:id="rIdcg29um11ztswxbqkr4u4g">
+            <w:hyperlink w:history="1" r:id="rIdajilhqif41iarc7jd9dwl">
               <w:r>
                 <w:rPr>
                   <w:rFonts w:ascii="Arial" w:cs="Arial" w:eastAsia="Arial" w:hAnsi="Arial"/>
@@ -16708,7 +16708,7 @@
               <w:spacing w:after="10" w:before="0"/>
               <w:ind w:left="120"/>
             </w:pPr>
-            <w:hyperlink w:history="1" r:id="rIddljo79_oxvavigux3yiak">
+            <w:hyperlink w:history="1" r:id="rIdeegs8aig7nfy1ykj0onb7">
               <w:r>
                 <w:rPr>
                   <w:rFonts w:ascii="Arial" w:cs="Arial" w:eastAsia="Arial" w:hAnsi="Arial"/>
@@ -16903,7 +16903,7 @@
             <w:pPr>
               <w:spacing w:after="20" w:before="0"/>
             </w:pPr>
-            <w:hyperlink w:history="1" r:id="rIdffnk8xx9aux7vun209s3v">
+            <w:hyperlink w:history="1" r:id="rId6aocklkbx9cy3mymjh6gr">
               <w:r>
                 <w:rPr>
                   <w:rFonts w:ascii="Arial" w:cs="Arial" w:eastAsia="Arial" w:hAnsi="Arial"/>
@@ -16936,7 +16936,7 @@
               <w:spacing w:after="10" w:before="0"/>
               <w:ind w:left="120"/>
             </w:pPr>
-            <w:hyperlink w:history="1" r:id="rIdsapzvqb8txxzvkgcgkx7l">
+            <w:hyperlink w:history="1" r:id="rIdyo60gn2hx2o-fpcvhrdoa">
               <w:r>
                 <w:rPr>
                   <w:rFonts w:ascii="Arial" w:cs="Arial" w:eastAsia="Arial" w:hAnsi="Arial"/>
@@ -16981,7 +16981,7 @@
             <w:pPr>
               <w:spacing w:after="20" w:before="0"/>
             </w:pPr>
-            <w:hyperlink w:history="1" r:id="rIdllvbowc87pxwstmzjqxx8">
+            <w:hyperlink w:history="1" r:id="rIde_j-3y3bmpkyweahlic3s">
               <w:r>
                 <w:rPr>
                   <w:rFonts w:ascii="Arial" w:cs="Arial" w:eastAsia="Arial" w:hAnsi="Arial"/>
@@ -17014,7 +17014,7 @@
               <w:spacing w:after="10" w:before="0"/>
               <w:ind w:left="120"/>
             </w:pPr>
-            <w:hyperlink w:history="1" r:id="rId6uroyrcioczzpcb5f-czn">
+            <w:hyperlink w:history="1" r:id="rIddt3zi3mx6gdpiuioqxrps">
               <w:r>
                 <w:rPr>
                   <w:rFonts w:ascii="Arial" w:cs="Arial" w:eastAsia="Arial" w:hAnsi="Arial"/>
@@ -17209,7 +17209,7 @@
             <w:pPr>
               <w:spacing w:after="20" w:before="0"/>
             </w:pPr>
-            <w:hyperlink w:history="1" r:id="rId_z0_ror5pzsqwbret99et">
+            <w:hyperlink w:history="1" r:id="rIdt7qg-q6e3uqae-9q6oge0">
               <w:r>
                 <w:rPr>
                   <w:rFonts w:ascii="Arial" w:cs="Arial" w:eastAsia="Arial" w:hAnsi="Arial"/>
@@ -17242,7 +17242,7 @@
               <w:spacing w:after="10" w:before="0"/>
               <w:ind w:left="120"/>
             </w:pPr>
-            <w:hyperlink w:history="1" r:id="rIdxaxruklrgba5ael4o4-9u">
+            <w:hyperlink w:history="1" r:id="rIdfwgx7wg61psohj4u82hgq">
               <w:r>
                 <w:rPr>
                   <w:rFonts w:ascii="Arial" w:cs="Arial" w:eastAsia="Arial" w:hAnsi="Arial"/>
@@ -17287,7 +17287,7 @@
             <w:pPr>
               <w:spacing w:after="20" w:before="0"/>
             </w:pPr>
-            <w:hyperlink w:history="1" r:id="rIdl3s3o18nz1pcmyv8zws0i">
+            <w:hyperlink w:history="1" r:id="rId6ddxigl_ixgxmvgqpon2y">
               <w:r>
                 <w:rPr>
                   <w:rFonts w:ascii="Arial" w:cs="Arial" w:eastAsia="Arial" w:hAnsi="Arial"/>
@@ -17320,7 +17320,7 @@
               <w:spacing w:after="10" w:before="0"/>
               <w:ind w:left="120"/>
             </w:pPr>
-            <w:hyperlink w:history="1" r:id="rId1yjb0onu56g1-mph92dgk">
+            <w:hyperlink w:history="1" r:id="rIdmaipgv0i3n6t1hecrjtoz">
               <w:r>
                 <w:rPr>
                   <w:rFonts w:ascii="Arial" w:cs="Arial" w:eastAsia="Arial" w:hAnsi="Arial"/>
@@ -17515,7 +17515,7 @@
             <w:pPr>
               <w:spacing w:after="20" w:before="0"/>
             </w:pPr>
-            <w:hyperlink w:history="1" r:id="rId4ysi6w_rwtpehncq1hfhf">
+            <w:hyperlink w:history="1" r:id="rIdjalhupialy2kbu6mlzncx">
               <w:r>
                 <w:rPr>
                   <w:rFonts w:ascii="Arial" w:cs="Arial" w:eastAsia="Arial" w:hAnsi="Arial"/>
@@ -17548,7 +17548,7 @@
               <w:spacing w:after="10" w:before="0"/>
               <w:ind w:left="120"/>
             </w:pPr>
-            <w:hyperlink w:history="1" r:id="rId65kqts-2uyyzdubym1gi0">
+            <w:hyperlink w:history="1" r:id="rIdq9goe9_702l8wqd1o-qba">
               <w:r>
                 <w:rPr>
                   <w:rFonts w:ascii="Arial" w:cs="Arial" w:eastAsia="Arial" w:hAnsi="Arial"/>
@@ -17593,7 +17593,7 @@
             <w:pPr>
               <w:spacing w:after="20" w:before="0"/>
             </w:pPr>
-            <w:hyperlink w:history="1" r:id="rIdwa6oesdaivv84ntuxsy2n">
+            <w:hyperlink w:history="1" r:id="rIdy_h8awi82e5qknd4wun12">
               <w:r>
                 <w:rPr>
                   <w:rFonts w:ascii="Arial" w:cs="Arial" w:eastAsia="Arial" w:hAnsi="Arial"/>
@@ -17626,7 +17626,7 @@
               <w:spacing w:after="10" w:before="0"/>
               <w:ind w:left="120"/>
             </w:pPr>
-            <w:hyperlink w:history="1" r:id="rIddh_pfvoieiokbncwwhlzq">
+            <w:hyperlink w:history="1" r:id="rIdwpdc9k23acvb4fmgn3m-z">
               <w:r>
                 <w:rPr>
                   <w:rFonts w:ascii="Arial" w:cs="Arial" w:eastAsia="Arial" w:hAnsi="Arial"/>
@@ -19227,7 +19227,7 @@
             <w:pPr>
               <w:spacing w:after="20" w:before="0"/>
             </w:pPr>
-            <w:hyperlink w:history="1" r:id="rIdnii0valz6mbmr4488hhzt">
+            <w:hyperlink w:history="1" r:id="rIdpxnz4sr91yl_k4-k9me6y">
               <w:r>
                 <w:rPr>
                   <w:rFonts w:ascii="Arial" w:cs="Arial" w:eastAsia="Arial" w:hAnsi="Arial"/>
@@ -19260,7 +19260,7 @@
               <w:spacing w:after="10" w:before="0"/>
               <w:ind w:left="120"/>
             </w:pPr>
-            <w:hyperlink w:history="1" r:id="rIdb-wyzzpgwhjqv168jnxih">
+            <w:hyperlink w:history="1" r:id="rIdwdqt_va6tt40uhyv8lfcg">
               <w:r>
                 <w:rPr>
                   <w:rFonts w:ascii="Arial" w:cs="Arial" w:eastAsia="Arial" w:hAnsi="Arial"/>
@@ -19305,7 +19305,7 @@
             <w:pPr>
               <w:spacing w:after="20" w:before="0"/>
             </w:pPr>
-            <w:hyperlink w:history="1" r:id="rIdau_bhtrexhe709pjuwu5-">
+            <w:hyperlink w:history="1" r:id="rIdfpxhhah56wn5m6utn2kw_">
               <w:r>
                 <w:rPr>
                   <w:rFonts w:ascii="Arial" w:cs="Arial" w:eastAsia="Arial" w:hAnsi="Arial"/>
@@ -19338,7 +19338,7 @@
               <w:spacing w:after="10" w:before="0"/>
               <w:ind w:left="120"/>
             </w:pPr>
-            <w:hyperlink w:history="1" r:id="rIdls07jr_posq9i1xlydq0y">
+            <w:hyperlink w:history="1" r:id="rIdlu4xmmbwqacipkfmhktzr">
               <w:r>
                 <w:rPr>
                   <w:rFonts w:ascii="Arial" w:cs="Arial" w:eastAsia="Arial" w:hAnsi="Arial"/>
@@ -19533,7 +19533,7 @@
             <w:pPr>
               <w:spacing w:after="20" w:before="0"/>
             </w:pPr>
-            <w:hyperlink w:history="1" r:id="rIdngvmyhypv6dsgiggffd0z">
+            <w:hyperlink w:history="1" r:id="rIdwdzh0_ncfilvs6gtybkjy">
               <w:r>
                 <w:rPr>
                   <w:rFonts w:ascii="Arial" w:cs="Arial" w:eastAsia="Arial" w:hAnsi="Arial"/>
@@ -19566,7 +19566,7 @@
               <w:spacing w:after="10" w:before="0"/>
               <w:ind w:left="120"/>
             </w:pPr>
-            <w:hyperlink w:history="1" r:id="rId8vs-io38r6ogaui97fbe5">
+            <w:hyperlink w:history="1" r:id="rId7qkbdocug6jmcfmtlfrfn">
               <w:r>
                 <w:rPr>
                   <w:rFonts w:ascii="Arial" w:cs="Arial" w:eastAsia="Arial" w:hAnsi="Arial"/>
@@ -19611,7 +19611,7 @@
             <w:pPr>
               <w:spacing w:after="20" w:before="0"/>
             </w:pPr>
-            <w:hyperlink w:history="1" r:id="rIdtqkejl10uhgtnzyhypp_u">
+            <w:hyperlink w:history="1" r:id="rIdc1uayda9mpfl8gwoesagt">
               <w:r>
                 <w:rPr>
                   <w:rFonts w:ascii="Arial" w:cs="Arial" w:eastAsia="Arial" w:hAnsi="Arial"/>
@@ -19644,7 +19644,7 @@
               <w:spacing w:after="10" w:before="0"/>
               <w:ind w:left="120"/>
             </w:pPr>
-            <w:hyperlink w:history="1" r:id="rId9xu9044rlagfew20ef9js">
+            <w:hyperlink w:history="1" r:id="rIdyuczdmu9yss71eojvak8p">
               <w:r>
                 <w:rPr>
                   <w:rFonts w:ascii="Arial" w:cs="Arial" w:eastAsia="Arial" w:hAnsi="Arial"/>
@@ -19839,7 +19839,7 @@
             <w:pPr>
               <w:spacing w:after="20" w:before="0"/>
             </w:pPr>
-            <w:hyperlink w:history="1" r:id="rIdwd8xvre3uvergyrmzgizw">
+            <w:hyperlink w:history="1" r:id="rIdhxuchfhuoomwrfwefih2d">
               <w:r>
                 <w:rPr>
                   <w:rFonts w:ascii="Arial" w:cs="Arial" w:eastAsia="Arial" w:hAnsi="Arial"/>
@@ -19872,7 +19872,7 @@
               <w:spacing w:after="10" w:before="0"/>
               <w:ind w:left="120"/>
             </w:pPr>
-            <w:hyperlink w:history="1" r:id="rIdpf0jzce_nscpdzmucmh9c">
+            <w:hyperlink w:history="1" r:id="rIdfqhmpb6bqbfeg0-3pbskj">
               <w:r>
                 <w:rPr>
                   <w:rFonts w:ascii="Arial" w:cs="Arial" w:eastAsia="Arial" w:hAnsi="Arial"/>
@@ -19917,7 +19917,7 @@
             <w:pPr>
               <w:spacing w:after="20" w:before="0"/>
             </w:pPr>
-            <w:hyperlink w:history="1" r:id="rIdwjtifx93a9hwaxl7aylnm">
+            <w:hyperlink w:history="1" r:id="rId-ksqtpngjz3is6ss8kl1d">
               <w:r>
                 <w:rPr>
                   <w:rFonts w:ascii="Arial" w:cs="Arial" w:eastAsia="Arial" w:hAnsi="Arial"/>
@@ -19950,7 +19950,7 @@
               <w:spacing w:after="10" w:before="0"/>
               <w:ind w:left="120"/>
             </w:pPr>
-            <w:hyperlink w:history="1" r:id="rIdotkhi1j7ajtjuflma7jyl">
+            <w:hyperlink w:history="1" r:id="rIdgmsc_cbdtjxke1cq6cdkb">
               <w:r>
                 <w:rPr>
                   <w:rFonts w:ascii="Arial" w:cs="Arial" w:eastAsia="Arial" w:hAnsi="Arial"/>
@@ -20145,7 +20145,7 @@
             <w:pPr>
               <w:spacing w:after="20" w:before="0"/>
             </w:pPr>
-            <w:hyperlink w:history="1" r:id="rIddrnf2e4cnxrta6hs6scz-">
+            <w:hyperlink w:history="1" r:id="rIdppuszfkjhtdshaddvdho9">
               <w:r>
                 <w:rPr>
                   <w:rFonts w:ascii="Arial" w:cs="Arial" w:eastAsia="Arial" w:hAnsi="Arial"/>
@@ -20178,7 +20178,7 @@
               <w:spacing w:after="10" w:before="0"/>
               <w:ind w:left="120"/>
             </w:pPr>
-            <w:hyperlink w:history="1" r:id="rId7dicn_xkk0j-zhbunoise">
+            <w:hyperlink w:history="1" r:id="rIdnuytbiica7sbr2kwfaiqa">
               <w:r>
                 <w:rPr>
                   <w:rFonts w:ascii="Arial" w:cs="Arial" w:eastAsia="Arial" w:hAnsi="Arial"/>
@@ -20223,7 +20223,7 @@
             <w:pPr>
               <w:spacing w:after="20" w:before="0"/>
             </w:pPr>
-            <w:hyperlink w:history="1" r:id="rId6lad38dllvdhyejy7lacd">
+            <w:hyperlink w:history="1" r:id="rIdf5bh_k5irw7pxdmpwgoww">
               <w:r>
                 <w:rPr>
                   <w:rFonts w:ascii="Arial" w:cs="Arial" w:eastAsia="Arial" w:hAnsi="Arial"/>
@@ -20256,7 +20256,7 @@
               <w:spacing w:after="10" w:before="0"/>
               <w:ind w:left="120"/>
             </w:pPr>
-            <w:hyperlink w:history="1" r:id="rId2r8nx7duq8v0zxi1dpv2j">
+            <w:hyperlink w:history="1" r:id="rIdt69wxjhqbzzblvxfylerj">
               <w:r>
                 <w:rPr>
                   <w:rFonts w:ascii="Arial" w:cs="Arial" w:eastAsia="Arial" w:hAnsi="Arial"/>
@@ -20451,7 +20451,7 @@
             <w:pPr>
               <w:spacing w:after="20" w:before="0"/>
             </w:pPr>
-            <w:hyperlink w:history="1" r:id="rId91j7w7nbtje5mjgtlukey">
+            <w:hyperlink w:history="1" r:id="rId6iq3lvl95a8lokyb7_xqg">
               <w:r>
                 <w:rPr>
                   <w:rFonts w:ascii="Arial" w:cs="Arial" w:eastAsia="Arial" w:hAnsi="Arial"/>
@@ -20484,7 +20484,7 @@
               <w:spacing w:after="10" w:before="0"/>
               <w:ind w:left="120"/>
             </w:pPr>
-            <w:hyperlink w:history="1" r:id="rIdl1zhi5muqabywevr4let0">
+            <w:hyperlink w:history="1" r:id="rId8kvunmpz_utry6ymmu2m9">
               <w:r>
                 <w:rPr>
                   <w:rFonts w:ascii="Arial" w:cs="Arial" w:eastAsia="Arial" w:hAnsi="Arial"/>
@@ -20529,7 +20529,7 @@
             <w:pPr>
               <w:spacing w:after="20" w:before="0"/>
             </w:pPr>
-            <w:hyperlink w:history="1" r:id="rIdukyopbsoygthiqw9sypxc">
+            <w:hyperlink w:history="1" r:id="rId_cqdlnx43c-__dcpvjxs-">
               <w:r>
                 <w:rPr>
                   <w:rFonts w:ascii="Arial" w:cs="Arial" w:eastAsia="Arial" w:hAnsi="Arial"/>
@@ -20562,7 +20562,7 @@
               <w:spacing w:after="10" w:before="0"/>
               <w:ind w:left="120"/>
             </w:pPr>
-            <w:hyperlink w:history="1" r:id="rIdmas6oqqlcevmkghyvnrw8">
+            <w:hyperlink w:history="1" r:id="rIdaedf8kromhyagsmydygw0">
               <w:r>
                 <w:rPr>
                   <w:rFonts w:ascii="Arial" w:cs="Arial" w:eastAsia="Arial" w:hAnsi="Arial"/>
